--- a/document/2026ALTIS 운용 매뉴얼.docx
+++ b/document/2026ALTIS 운용 매뉴얼.docx
@@ -4,6 +4,7 @@
   <w:body>
     <w:p>
       <w:pPr>
+        <w:spacing w:after="80"/>
         <w:rPr>
           <w:b/>
           <w:bCs/>
@@ -13,6 +14,7 @@
       </w:pPr>
       <w:r>
         <w:rPr>
+          <w:rFonts w:ascii="Malgun Gothic" w:hAnsi="Malgun Gothic" w:eastAsia="Malgun Gothic"/>
           <w:b/>
           <w:bCs/>
           <w:sz w:val="40"/>
@@ -23,6 +25,7 @@
     </w:p>
     <w:p>
       <w:pPr>
+        <w:spacing w:after="80"/>
         <w:rPr>
           <w:rFonts w:hint="eastAsia"/>
           <w:b/>
@@ -31,7 +34,7 @@
       </w:pPr>
       <w:r>
         <w:rPr>
-          <w:rFonts w:hint="eastAsia"/>
+          <w:rFonts w:hint="eastAsia" w:ascii="Malgun Gothic" w:hAnsi="Malgun Gothic" w:eastAsia="Malgun Gothic"/>
           <w:b/>
           <w:bCs/>
         </w:rPr>
@@ -42,6 +45,7 @@
       <w:tblPr>
         <w:tblStyle w:val="aa"/>
         <w:tblW w:w="10201" w:type="dxa"/>
+        <w:tblLayout w:type="fixed"/>
         <w:tblLook w:val="04A0" w:firstRow="1" w:lastRow="0" w:firstColumn="1" w:lastColumn="0" w:noHBand="0" w:noVBand="1"/>
       </w:tblPr>
       <w:tblGrid>
@@ -53,71 +57,119 @@
       <w:tr>
         <w:tc>
           <w:tcPr>
-            <w:tcW w:w="1394" w:type="dxa"/>
-          </w:tcPr>
-          <w:p>
-            <w:pPr>
+            <w:tcW w:w="624" w:type="dxa"/>
+            <w:vAlign w:val="center"/>
+            <w:tcMar>
+              <w:top w:w="90" w:type="dxa"/>
+              <w:start w:w="90" w:type="dxa"/>
+              <w:bottom w:w="90" w:type="dxa"/>
+              <w:end w:w="90" w:type="dxa"/>
+            </w:tcMar>
+            <w:shd w:fill="D9EAF7"/>
+          </w:tcPr>
+          <w:p>
+            <w:pPr>
+              <w:spacing w:after="0" w:line="252" w:lineRule="auto"/>
+              <w:jc w:val="center"/>
               <w:rPr>
                 <w:rFonts w:hint="eastAsia"/>
               </w:rPr>
             </w:pPr>
             <w:r>
               <w:rPr>
+                <w:rFonts w:hint="eastAsia" w:ascii="Malgun Gothic" w:hAnsi="Malgun Gothic" w:eastAsia="Malgun Gothic"/>
+                <w:b/>
+                <w:sz w:val="18"/>
+              </w:rPr>
+              <w:t>순서</w:t>
+            </w:r>
+          </w:p>
+        </w:tc>
+        <w:tc>
+          <w:tcPr>
+            <w:tcW w:w="1361" w:type="dxa"/>
+            <w:vAlign w:val="center"/>
+            <w:tcMar>
+              <w:top w:w="90" w:type="dxa"/>
+              <w:start w:w="90" w:type="dxa"/>
+              <w:bottom w:w="90" w:type="dxa"/>
+              <w:end w:w="90" w:type="dxa"/>
+            </w:tcMar>
+            <w:shd w:fill="D9EAF7"/>
+          </w:tcPr>
+          <w:p>
+            <w:pPr>
+              <w:spacing w:after="0" w:line="252" w:lineRule="auto"/>
+              <w:jc w:val="center"/>
+              <w:rPr>
                 <w:rFonts w:hint="eastAsia"/>
               </w:rPr>
-              <w:t>순서</w:t>
-            </w:r>
-          </w:p>
-        </w:tc>
-        <w:tc>
-          <w:tcPr>
-            <w:tcW w:w="1654" w:type="dxa"/>
-          </w:tcPr>
-          <w:p>
-            <w:pPr>
+            </w:pPr>
+            <w:r>
+              <w:rPr>
+                <w:rFonts w:hint="eastAsia" w:ascii="Malgun Gothic" w:hAnsi="Malgun Gothic" w:eastAsia="Malgun Gothic"/>
+                <w:b/>
+                <w:sz w:val="18"/>
+              </w:rPr>
+              <w:t>명령</w:t>
+            </w:r>
+          </w:p>
+        </w:tc>
+        <w:tc>
+          <w:tcPr>
+            <w:tcW w:w="3118" w:type="dxa"/>
+            <w:vAlign w:val="center"/>
+            <w:tcMar>
+              <w:top w:w="90" w:type="dxa"/>
+              <w:start w:w="90" w:type="dxa"/>
+              <w:bottom w:w="90" w:type="dxa"/>
+              <w:end w:w="90" w:type="dxa"/>
+            </w:tcMar>
+            <w:shd w:fill="D9EAF7"/>
+          </w:tcPr>
+          <w:p>
+            <w:pPr>
+              <w:spacing w:after="0" w:line="252" w:lineRule="auto"/>
+              <w:jc w:val="center"/>
               <w:rPr>
                 <w:rFonts w:hint="eastAsia"/>
               </w:rPr>
             </w:pPr>
             <w:r>
               <w:rPr>
+                <w:rFonts w:hint="eastAsia" w:ascii="Malgun Gothic" w:hAnsi="Malgun Gothic" w:eastAsia="Malgun Gothic"/>
+                <w:b/>
+                <w:sz w:val="18"/>
+              </w:rPr>
+              <w:t>응답</w:t>
+            </w:r>
+          </w:p>
+        </w:tc>
+        <w:tc>
+          <w:tcPr>
+            <w:tcW w:w="4422" w:type="dxa"/>
+            <w:vAlign w:val="center"/>
+            <w:tcMar>
+              <w:top w:w="90" w:type="dxa"/>
+              <w:start w:w="90" w:type="dxa"/>
+              <w:bottom w:w="90" w:type="dxa"/>
+              <w:end w:w="90" w:type="dxa"/>
+            </w:tcMar>
+            <w:shd w:fill="D9EAF7"/>
+          </w:tcPr>
+          <w:p>
+            <w:pPr>
+              <w:spacing w:after="0" w:line="252" w:lineRule="auto"/>
+              <w:jc w:val="center"/>
+              <w:rPr>
                 <w:rFonts w:hint="eastAsia"/>
               </w:rPr>
-              <w:t>명령</w:t>
-            </w:r>
-          </w:p>
-        </w:tc>
-        <w:tc>
-          <w:tcPr>
-            <w:tcW w:w="3122" w:type="dxa"/>
-          </w:tcPr>
-          <w:p>
-            <w:pPr>
-              <w:rPr>
-                <w:rFonts w:hint="eastAsia"/>
-              </w:rPr>
-            </w:pPr>
-            <w:r>
-              <w:rPr>
-                <w:rFonts w:hint="eastAsia"/>
-              </w:rPr>
-              <w:t>응답</w:t>
-            </w:r>
-          </w:p>
-        </w:tc>
-        <w:tc>
-          <w:tcPr>
-            <w:tcW w:w="4031" w:type="dxa"/>
-          </w:tcPr>
-          <w:p>
-            <w:pPr>
-              <w:rPr>
-                <w:rFonts w:hint="eastAsia"/>
-              </w:rPr>
-            </w:pPr>
-            <w:r>
-              <w:rPr>
-                <w:rFonts w:hint="eastAsia"/>
+            </w:pPr>
+            <w:r>
+              <w:rPr>
+                <w:rFonts w:hint="eastAsia" w:ascii="Malgun Gothic" w:hAnsi="Malgun Gothic" w:eastAsia="Malgun Gothic"/>
+                <w:b/>
+                <w:sz w:val="18"/>
               </w:rPr>
               <w:t>비고</w:t>
             </w:r>
@@ -127,130 +179,218 @@
       <w:tr>
         <w:tc>
           <w:tcPr>
-            <w:tcW w:w="1394" w:type="dxa"/>
-          </w:tcPr>
-          <w:p>
-            <w:pPr>
+            <w:tcW w:w="624" w:type="dxa"/>
+            <w:vAlign w:val="center"/>
+            <w:tcMar>
+              <w:top w:w="90" w:type="dxa"/>
+              <w:start w:w="90" w:type="dxa"/>
+              <w:bottom w:w="90" w:type="dxa"/>
+              <w:end w:w="90" w:type="dxa"/>
+            </w:tcMar>
+          </w:tcPr>
+          <w:p>
+            <w:pPr>
+              <w:spacing w:after="0" w:line="252" w:lineRule="auto"/>
               <w:rPr>
                 <w:rFonts w:hint="eastAsia"/>
               </w:rPr>
             </w:pPr>
             <w:r>
+              <w:rPr>
+                <w:rFonts w:ascii="Malgun Gothic" w:hAnsi="Malgun Gothic" w:eastAsia="Malgun Gothic"/>
+                <w:sz w:val="18"/>
+              </w:rPr>
               <w:t>1</w:t>
             </w:r>
           </w:p>
         </w:tc>
         <w:tc>
           <w:tcPr>
-            <w:tcW w:w="1654" w:type="dxa"/>
-          </w:tcPr>
-          <w:p>
-            <w:pPr>
+            <w:tcW w:w="1361" w:type="dxa"/>
+            <w:vAlign w:val="center"/>
+            <w:tcMar>
+              <w:top w:w="90" w:type="dxa"/>
+              <w:start w:w="90" w:type="dxa"/>
+              <w:bottom w:w="90" w:type="dxa"/>
+              <w:end w:w="90" w:type="dxa"/>
+            </w:tcMar>
+          </w:tcPr>
+          <w:p>
+            <w:pPr>
+              <w:spacing w:after="0" w:line="252" w:lineRule="auto"/>
               <w:rPr>
                 <w:rFonts w:hint="eastAsia"/>
               </w:rPr>
             </w:pPr>
             <w:r>
               <w:rPr>
+                <w:rFonts w:hint="eastAsia" w:ascii="Malgun Gothic" w:hAnsi="Malgun Gothic" w:eastAsia="Malgun Gothic"/>
+                <w:sz w:val="18"/>
+              </w:rPr>
+              <w:t>REBOOT</w:t>
+            </w:r>
+          </w:p>
+        </w:tc>
+        <w:tc>
+          <w:tcPr>
+            <w:tcW w:w="3118" w:type="dxa"/>
+            <w:vAlign w:val="center"/>
+            <w:tcMar>
+              <w:top w:w="90" w:type="dxa"/>
+              <w:start w:w="90" w:type="dxa"/>
+              <w:bottom w:w="90" w:type="dxa"/>
+              <w:end w:w="90" w:type="dxa"/>
+            </w:tcMar>
+          </w:tcPr>
+          <w:p>
+            <w:pPr>
+              <w:spacing w:after="0" w:line="252" w:lineRule="auto"/>
+              <w:rPr>
                 <w:rFonts w:hint="eastAsia"/>
               </w:rPr>
-              <w:t>REBOOT</w:t>
-            </w:r>
-          </w:p>
-        </w:tc>
-        <w:tc>
-          <w:tcPr>
-            <w:tcW w:w="3122" w:type="dxa"/>
-          </w:tcPr>
-          <w:p>
-            <w:pPr>
+            </w:pPr>
+            <w:r>
+              <w:rPr>
+                <w:rFonts w:ascii="Malgun Gothic" w:hAnsi="Malgun Gothic" w:eastAsia="Malgun Gothic"/>
+                <w:sz w:val="18"/>
+              </w:rPr>
+              <w:t>IMU+BARO OK &gt;&gt;&gt; 1-AXIS READY</w:t>
+            </w:r>
+          </w:p>
+        </w:tc>
+        <w:tc>
+          <w:tcPr>
+            <w:tcW w:w="4422" w:type="dxa"/>
+            <w:vAlign w:val="center"/>
+            <w:tcMar>
+              <w:top w:w="90" w:type="dxa"/>
+              <w:start w:w="90" w:type="dxa"/>
+              <w:bottom w:w="90" w:type="dxa"/>
+              <w:end w:w="90" w:type="dxa"/>
+            </w:tcMar>
+          </w:tcPr>
+          <w:p>
+            <w:pPr>
+              <w:spacing w:after="0" w:line="252" w:lineRule="auto"/>
               <w:rPr>
                 <w:rFonts w:hint="eastAsia"/>
               </w:rPr>
             </w:pPr>
             <w:r>
-              <w:t>IMU+BARO OK &gt;&gt;&gt; 1-AXIS READY</w:t>
-            </w:r>
-          </w:p>
-        </w:tc>
-        <w:tc>
-          <w:tcPr>
-            <w:tcW w:w="4031" w:type="dxa"/>
-          </w:tcPr>
-          <w:p>
-            <w:pPr>
-              <w:rPr>
-                <w:rFonts w:hint="eastAsia"/>
-              </w:rPr>
-            </w:pPr>
-            <w:proofErr w:type="spellStart"/>
-            <w:r>
-              <w:rPr>
-                <w:rFonts w:hint="eastAsia"/>
+              <w:rPr>
+                <w:rFonts w:hint="eastAsia" w:ascii="Malgun Gothic" w:hAnsi="Malgun Gothic" w:eastAsia="Malgun Gothic"/>
+                <w:sz w:val="18"/>
               </w:rPr>
               <w:t>부팅시</w:t>
             </w:r>
-            <w:proofErr w:type="spellEnd"/>
           </w:p>
         </w:tc>
       </w:tr>
       <w:tr>
         <w:tc>
           <w:tcPr>
-            <w:tcW w:w="1394" w:type="dxa"/>
-          </w:tcPr>
-          <w:p>
-            <w:pPr>
+            <w:tcW w:w="624" w:type="dxa"/>
+            <w:vAlign w:val="center"/>
+            <w:tcMar>
+              <w:top w:w="90" w:type="dxa"/>
+              <w:start w:w="90" w:type="dxa"/>
+              <w:bottom w:w="90" w:type="dxa"/>
+              <w:end w:w="90" w:type="dxa"/>
+            </w:tcMar>
+          </w:tcPr>
+          <w:p>
+            <w:pPr>
+              <w:spacing w:after="0" w:line="252" w:lineRule="auto"/>
               <w:rPr>
                 <w:rFonts w:hint="eastAsia"/>
               </w:rPr>
             </w:pPr>
             <w:r>
+              <w:rPr>
+                <w:rFonts w:ascii="Malgun Gothic" w:hAnsi="Malgun Gothic" w:eastAsia="Malgun Gothic"/>
+                <w:sz w:val="18"/>
+              </w:rPr>
               <w:t>2</w:t>
             </w:r>
           </w:p>
         </w:tc>
         <w:tc>
           <w:tcPr>
-            <w:tcW w:w="1654" w:type="dxa"/>
-          </w:tcPr>
-          <w:p>
-            <w:pPr>
+            <w:tcW w:w="1361" w:type="dxa"/>
+            <w:vAlign w:val="center"/>
+            <w:tcMar>
+              <w:top w:w="90" w:type="dxa"/>
+              <w:start w:w="90" w:type="dxa"/>
+              <w:bottom w:w="90" w:type="dxa"/>
+              <w:end w:w="90" w:type="dxa"/>
+            </w:tcMar>
+          </w:tcPr>
+          <w:p>
+            <w:pPr>
+              <w:spacing w:after="0" w:line="252" w:lineRule="auto"/>
               <w:rPr>
                 <w:rFonts w:hint="eastAsia"/>
               </w:rPr>
             </w:pPr>
             <w:r>
+              <w:rPr>
+                <w:rFonts w:ascii="Malgun Gothic" w:hAnsi="Malgun Gothic" w:eastAsia="Malgun Gothic"/>
+                <w:sz w:val="18"/>
+              </w:rPr>
               <w:t>ERASE</w:t>
             </w:r>
           </w:p>
         </w:tc>
         <w:tc>
           <w:tcPr>
-            <w:tcW w:w="3122" w:type="dxa"/>
-          </w:tcPr>
-          <w:p>
-            <w:pPr>
+            <w:tcW w:w="3118" w:type="dxa"/>
+            <w:vAlign w:val="center"/>
+            <w:tcMar>
+              <w:top w:w="90" w:type="dxa"/>
+              <w:start w:w="90" w:type="dxa"/>
+              <w:bottom w:w="90" w:type="dxa"/>
+              <w:end w:w="90" w:type="dxa"/>
+            </w:tcMar>
+          </w:tcPr>
+          <w:p>
+            <w:pPr>
+              <w:spacing w:after="0" w:line="252" w:lineRule="auto"/>
               <w:rPr>
                 <w:rFonts w:hint="eastAsia"/>
               </w:rPr>
             </w:pPr>
             <w:r>
+              <w:rPr>
+                <w:rFonts w:ascii="Malgun Gothic" w:hAnsi="Malgun Gothic" w:eastAsia="Malgun Gothic"/>
+                <w:sz w:val="18"/>
+              </w:rPr>
               <w:t>ERASING FLASH... → DONE. + beep</w:t>
             </w:r>
           </w:p>
         </w:tc>
         <w:tc>
           <w:tcPr>
-            <w:tcW w:w="4031" w:type="dxa"/>
-          </w:tcPr>
-          <w:p>
-            <w:pPr>
+            <w:tcW w:w="4422" w:type="dxa"/>
+            <w:vAlign w:val="center"/>
+            <w:tcMar>
+              <w:top w:w="90" w:type="dxa"/>
+              <w:start w:w="90" w:type="dxa"/>
+              <w:bottom w:w="90" w:type="dxa"/>
+              <w:end w:w="90" w:type="dxa"/>
+            </w:tcMar>
+          </w:tcPr>
+          <w:p>
+            <w:pPr>
+              <w:spacing w:after="0" w:line="252" w:lineRule="auto"/>
               <w:rPr>
                 <w:rFonts w:hint="eastAsia"/>
               </w:rPr>
             </w:pPr>
             <w:r>
+              <w:rPr>
+                <w:rFonts w:ascii="Malgun Gothic" w:hAnsi="Malgun Gothic" w:eastAsia="Malgun Gothic"/>
+                <w:sz w:val="18"/>
+              </w:rPr>
               <w:t>이전 데이터 삭제 (3분 소요)</w:t>
             </w:r>
           </w:p>
@@ -259,79 +399,161 @@
       <w:tr>
         <w:tc>
           <w:tcPr>
-            <w:tcW w:w="1394" w:type="dxa"/>
-          </w:tcPr>
-          <w:p>
-            <w:pPr>
+            <w:tcW w:w="624" w:type="dxa"/>
+            <w:vAlign w:val="center"/>
+            <w:tcMar>
+              <w:top w:w="90" w:type="dxa"/>
+              <w:start w:w="90" w:type="dxa"/>
+              <w:bottom w:w="90" w:type="dxa"/>
+              <w:end w:w="90" w:type="dxa"/>
+            </w:tcMar>
+          </w:tcPr>
+          <w:p>
+            <w:pPr>
+              <w:spacing w:after="0" w:line="252" w:lineRule="auto"/>
               <w:rPr>
                 <w:rFonts w:hint="eastAsia"/>
               </w:rPr>
             </w:pPr>
             <w:r>
               <w:rPr>
+                <w:rFonts w:hint="eastAsia" w:ascii="Malgun Gothic" w:hAnsi="Malgun Gothic" w:eastAsia="Malgun Gothic"/>
+                <w:sz w:val="18"/>
+              </w:rPr>
+              <w:t>3</w:t>
+            </w:r>
+          </w:p>
+        </w:tc>
+        <w:tc>
+          <w:tcPr>
+            <w:tcW w:w="1361" w:type="dxa"/>
+            <w:vAlign w:val="center"/>
+            <w:tcMar>
+              <w:top w:w="90" w:type="dxa"/>
+              <w:start w:w="90" w:type="dxa"/>
+              <w:bottom w:w="90" w:type="dxa"/>
+              <w:end w:w="90" w:type="dxa"/>
+            </w:tcMar>
+          </w:tcPr>
+          <w:p>
+            <w:pPr>
+              <w:spacing w:after="0" w:line="252" w:lineRule="auto"/>
+              <w:rPr>
                 <w:rFonts w:hint="eastAsia"/>
               </w:rPr>
-              <w:t>3</w:t>
-            </w:r>
-          </w:p>
-        </w:tc>
-        <w:tc>
-          <w:tcPr>
-            <w:tcW w:w="1654" w:type="dxa"/>
-          </w:tcPr>
-          <w:p>
-            <w:pPr>
-              <w:rPr>
-                <w:rFonts w:hint="eastAsia"/>
-              </w:rPr>
-            </w:pPr>
-            <w:r>
+            </w:pPr>
+            <w:r>
+              <w:rPr>
+                <w:rFonts w:ascii="Malgun Gothic" w:hAnsi="Malgun Gothic" w:eastAsia="Malgun Gothic"/>
+                <w:sz w:val="18"/>
+              </w:rPr>
               <w:t>CALIBRATE</w:t>
             </w:r>
           </w:p>
         </w:tc>
         <w:tc>
           <w:tcPr>
-            <w:tcW w:w="3122" w:type="dxa"/>
-          </w:tcPr>
-          <w:p>
-            <w:pPr>
-              <w:rPr>
-                <w:rFonts w:hint="eastAsia"/>
-              </w:rPr>
-            </w:pPr>
-            <w:r>
-              <w:t>CALIBRATING IMU+BMP... → CALIBRATION DONE. + beep</w:t>
-            </w:r>
-          </w:p>
-        </w:tc>
-        <w:tc>
-          <w:tcPr>
-            <w:tcW w:w="4031" w:type="dxa"/>
-          </w:tcPr>
-          <w:p>
-            <w:pPr>
-              <w:rPr>
-                <w:rFonts w:hint="eastAsia"/>
-              </w:rPr>
-            </w:pPr>
-            <w:r>
-              <w:t xml:space="preserve">흔들림 없이 </w:t>
-            </w:r>
-            <w:r>
-              <w:rPr>
-                <w:rFonts w:hint="eastAsia"/>
-              </w:rPr>
-              <w:t xml:space="preserve">수직상태 </w:t>
-            </w:r>
-            <w:r>
-              <w:t>대기. 실패 시 자동 재시도</w:t>
-            </w:r>
-            <w:r>
-              <w:rPr>
-                <w:rFonts w:hint="eastAsia"/>
-              </w:rPr>
-              <w:t xml:space="preserve"> 또는 재시도 필요</w:t>
+            <w:tcW w:w="3118" w:type="dxa"/>
+            <w:vAlign w:val="center"/>
+            <w:tcMar>
+              <w:top w:w="90" w:type="dxa"/>
+              <w:start w:w="90" w:type="dxa"/>
+              <w:bottom w:w="90" w:type="dxa"/>
+              <w:end w:w="90" w:type="dxa"/>
+            </w:tcMar>
+          </w:tcPr>
+          <w:p>
+            <w:pPr>
+              <w:spacing w:after="0" w:line="252" w:lineRule="auto"/>
+              <w:jc w:val="left"/>
+            </w:pPr>
+            <w:r>
+              <w:rPr>
+                <w:rFonts w:ascii="Malgun Gothic" w:hAnsi="Malgun Gothic" w:eastAsia="Malgun Gothic"/>
+                <w:sz w:val="18"/>
+              </w:rPr>
+            </w:r>
+            <w:r>
+              <w:rPr>
+                <w:rFonts w:ascii="Malgun Gothic" w:hAnsi="Malgun Gothic" w:eastAsia="Malgun Gothic"/>
+                <w:b w:val="0"/>
+                <w:sz w:val="18"/>
+              </w:rPr>
+              <w:t>CALIBRATING IMU+BMP...</w:t>
+            </w:r>
+            <w:r>
+              <w:rPr>
+                <w:rFonts w:ascii="Malgun Gothic" w:hAnsi="Malgun Gothic" w:eastAsia="Malgun Gothic"/>
+                <w:sz w:val="18"/>
+              </w:rPr>
+              <w:br/>
+            </w:r>
+            <w:r>
+              <w:rPr>
+                <w:rFonts w:ascii="Malgun Gothic" w:hAnsi="Malgun Gothic" w:eastAsia="Malgun Gothic"/>
+                <w:b w:val="0"/>
+                <w:sz w:val="18"/>
+              </w:rPr>
+              <w:t>→ CALIBRATION DONE. + beep</w:t>
+            </w:r>
+            <w:r>
+              <w:rPr>
+                <w:rFonts w:ascii="Malgun Gothic" w:hAnsi="Malgun Gothic" w:eastAsia="Malgun Gothic"/>
+                <w:sz w:val="18"/>
+              </w:rPr>
+              <w:br/>
+            </w:r>
+            <w:del w:id="100" w:author="Claude" w:date="2026-05-23T00:00:00Z">
+              <w:r>
+                <w:rPr>
+                  <w:rFonts w:ascii="Malgun Gothic" w:hAnsi="Malgun Gothic" w:eastAsia="Malgun Gothic"/>
+                  <w:b w:val="0"/>
+                  <w:sz w:val="18"/>
+                </w:rPr>
+                <w:delText>실패: IMU calib unstable...</w:delText>
+              </w:r>
+            </w:del>
+            <w:ins w:id="101" w:author="Claude" w:date="2026-05-23T00:00:00Z">
+              <w:r>
+                <w:rPr>
+                  <w:rFonts w:ascii="Malgun Gothic" w:hAnsi="Malgun Gothic" w:eastAsia="Malgun Gothic"/>
+                  <w:b w:val="0"/>
+                  <w:sz w:val="18"/>
+                </w:rPr>
+                <w:t xml:space="preserve">실패: IMU NOISY - RETRYING... 또는 BARO UNSTABLE - RETRYING... + beep×3</w:t>
+              </w:r>
+            </w:ins>
+          </w:p>
+        </w:tc>
+        <w:tc>
+          <w:tcPr>
+            <w:tcW w:w="4422" w:type="dxa"/>
+            <w:vAlign w:val="center"/>
+            <w:tcMar>
+              <w:top w:w="90" w:type="dxa"/>
+              <w:start w:w="90" w:type="dxa"/>
+              <w:bottom w:w="90" w:type="dxa"/>
+              <w:end w:w="90" w:type="dxa"/>
+            </w:tcMar>
+          </w:tcPr>
+          <w:p>
+            <w:pPr>
+              <w:spacing w:after="0" w:line="252" w:lineRule="auto"/>
+              <w:jc w:val="left"/>
+            </w:pPr>
+            <w:r>
+              <w:rPr>
+                <w:rFonts w:ascii="Malgun Gothic" w:hAnsi="Malgun Gothic" w:eastAsia="Malgun Gothic"/>
+                <w:sz w:val="18"/>
+              </w:rPr>
+            </w:r>
+            <w:r>
+              <w:rPr>
+                <w:rFonts w:ascii="Malgun Gothic" w:hAnsi="Malgun Gothic" w:eastAsia="Malgun Gothic"/>
+                <w:b w:val="0"/>
+                <w:sz w:val="18"/>
+              </w:rPr>
+              <w:t>로켓 수직·정지 상태 유지. IMU 표준편차 검사로 흔들림 감지 시 실패 후 재시도.</w:t>
             </w:r>
           </w:p>
         </w:tc>
@@ -339,67 +561,176 @@
       <w:tr>
         <w:tc>
           <w:tcPr>
-            <w:tcW w:w="1394" w:type="dxa"/>
-          </w:tcPr>
-          <w:p>
-            <w:pPr>
+            <w:tcW w:w="624" w:type="dxa"/>
+            <w:vAlign w:val="center"/>
+            <w:tcMar>
+              <w:top w:w="90" w:type="dxa"/>
+              <w:start w:w="90" w:type="dxa"/>
+              <w:bottom w:w="90" w:type="dxa"/>
+              <w:end w:w="90" w:type="dxa"/>
+            </w:tcMar>
+          </w:tcPr>
+          <w:p>
+            <w:pPr>
+              <w:spacing w:after="0" w:line="252" w:lineRule="auto"/>
               <w:rPr>
                 <w:rFonts w:hint="eastAsia"/>
               </w:rPr>
             </w:pPr>
             <w:r>
               <w:rPr>
+                <w:rFonts w:hint="eastAsia" w:ascii="Malgun Gothic" w:hAnsi="Malgun Gothic" w:eastAsia="Malgun Gothic"/>
+                <w:sz w:val="18"/>
+              </w:rPr>
+              <w:t>4</w:t>
+            </w:r>
+          </w:p>
+        </w:tc>
+        <w:tc>
+          <w:tcPr>
+            <w:tcW w:w="1361" w:type="dxa"/>
+            <w:vAlign w:val="center"/>
+            <w:tcMar>
+              <w:top w:w="90" w:type="dxa"/>
+              <w:start w:w="90" w:type="dxa"/>
+              <w:bottom w:w="90" w:type="dxa"/>
+              <w:end w:w="90" w:type="dxa"/>
+            </w:tcMar>
+          </w:tcPr>
+          <w:p>
+            <w:pPr>
+              <w:spacing w:after="0" w:line="252" w:lineRule="auto"/>
+              <w:rPr>
                 <w:rFonts w:hint="eastAsia"/>
               </w:rPr>
-              <w:t>4</w:t>
-            </w:r>
-          </w:p>
-        </w:tc>
-        <w:tc>
-          <w:tcPr>
-            <w:tcW w:w="1654" w:type="dxa"/>
-          </w:tcPr>
-          <w:p>
-            <w:pPr>
-              <w:rPr>
-                <w:rFonts w:hint="eastAsia"/>
-              </w:rPr>
-            </w:pPr>
-            <w:r>
+            </w:pPr>
+            <w:r>
+              <w:rPr>
+                <w:rFonts w:ascii="Malgun Gothic" w:hAnsi="Malgun Gothic" w:eastAsia="Malgun Gothic"/>
+                <w:sz w:val="18"/>
+              </w:rPr>
               <w:t>START</w:t>
             </w:r>
           </w:p>
         </w:tc>
         <w:tc>
           <w:tcPr>
-            <w:tcW w:w="3122" w:type="dxa"/>
-          </w:tcPr>
-          <w:p>
-            <w:pPr>
-              <w:rPr>
-                <w:rFonts w:hint="eastAsia"/>
-              </w:rPr>
-            </w:pPr>
-            <w:r>
-              <w:t>STARTING... KF READY FLIGHT ACTIVE + beep</w:t>
-            </w:r>
-          </w:p>
-        </w:tc>
-        <w:tc>
-          <w:tcPr>
-            <w:tcW w:w="4031" w:type="dxa"/>
-          </w:tcPr>
-          <w:p>
-            <w:pPr>
-              <w:rPr>
-                <w:rFonts w:hint="eastAsia"/>
-              </w:rPr>
-            </w:pPr>
-            <w:r>
-              <w:rPr>
-                <w:rFonts w:hint="eastAsia"/>
-              </w:rPr>
-              <w:t>캘리브레이션 이후 발사 각도 거치 후 start 실행 (그 이후 자동적으로 발사 감지 비행)</w:t>
+            <w:tcW w:w="3118" w:type="dxa"/>
+            <w:vAlign w:val="center"/>
+            <w:tcMar>
+              <w:top w:w="90" w:type="dxa"/>
+              <w:start w:w="90" w:type="dxa"/>
+              <w:bottom w:w="90" w:type="dxa"/>
+              <w:end w:w="90" w:type="dxa"/>
+            </w:tcMar>
+          </w:tcPr>
+          <w:p>
+            <w:pPr>
+              <w:spacing w:after="0" w:line="252" w:lineRule="auto"/>
+              <w:jc w:val="left"/>
+            </w:pPr>
+            <w:r>
+              <w:rPr>
+                <w:rFonts w:ascii="Malgun Gothic" w:hAnsi="Malgun Gothic" w:eastAsia="Malgun Gothic"/>
+                <w:sz w:val="18"/>
+              </w:rPr>
+            </w:r>
+            <w:r>
+              <w:rPr>
+                <w:rFonts w:ascii="Malgun Gothic" w:hAnsi="Malgun Gothic" w:eastAsia="Malgun Gothic"/>
+                <w:b w:val="0"/>
+                <w:sz w:val="18"/>
+              </w:rPr>
+              <w:t>STARTING...</w:t>
+            </w:r>
+            <w:r>
+              <w:rPr>
+                <w:rFonts w:ascii="Malgun Gothic" w:hAnsi="Malgun Gothic" w:eastAsia="Malgun Gothic"/>
+                <w:sz w:val="18"/>
+              </w:rPr>
+              <w:br/>
+            </w:r>
+            <w:r>
+              <w:rPr>
+                <w:rFonts w:ascii="Malgun Gothic" w:hAnsi="Malgun Gothic" w:eastAsia="Malgun Gothic"/>
+                <w:b w:val="0"/>
+                <w:sz w:val="18"/>
+              </w:rPr>
+              <w:t>KF READY</w:t>
+            </w:r>
+            <w:r>
+              <w:rPr>
+                <w:rFonts w:ascii="Malgun Gothic" w:hAnsi="Malgun Gothic" w:eastAsia="Malgun Gothic"/>
+                <w:sz w:val="18"/>
+              </w:rPr>
+              <w:br/>
+            </w:r>
+            <w:r>
+              <w:rPr>
+                <w:rFonts w:ascii="Malgun Gothic" w:hAnsi="Malgun Gothic" w:eastAsia="Malgun Gothic"/>
+                <w:b w:val="0"/>
+                <w:sz w:val="18"/>
+              </w:rPr>
+              <w:t>FLIGHT ACTIVE + beep</w:t>
+            </w:r>
+            <w:r>
+              <w:rPr>
+                <w:rFonts w:ascii="Malgun Gothic" w:hAnsi="Malgun Gothic" w:eastAsia="Malgun Gothic"/>
+                <w:sz w:val="18"/>
+              </w:rPr>
+              <w:br/>
+            </w:r>
+            <w:del w:id="102" w:author="Claude" w:date="2026-05-23T00:00:00Z">
+              <w:r>
+                <w:rPr>
+                  <w:rFonts w:ascii="Malgun Gothic" w:hAnsi="Malgun Gothic" w:eastAsia="Malgun Gothic"/>
+                  <w:b w:val="0"/>
+                  <w:sz w:val="18"/>
+                </w:rPr>
+                <w:delText xml:space="preserve">실패: KF align fail... → KF ALIGN RETRY</w:delText>
+              </w:r>
+            </w:del>
+            <w:ins w:id="103" w:author="Claude" w:date="2026-05-23T00:00:00Z">
+              <w:r>
+                <w:rPr>
+                  <w:rFonts w:ascii="Malgun Gothic" w:hAnsi="Malgun Gothic" w:eastAsia="Malgun Gothic"/>
+                  <w:b w:val="0"/>
+                  <w:sz w:val="18"/>
+                </w:rPr>
+                <w:t xml:space="preserve">실패: KF ALIGN RETRY + beep×3 (0.5s 후 자동 재시도, REBOOT로 중단 가능)</w:t>
+              </w:r>
+            </w:ins>
+          </w:p>
+        </w:tc>
+        <w:tc>
+          <w:tcPr>
+            <w:tcW w:w="4422" w:type="dxa"/>
+            <w:vAlign w:val="center"/>
+            <w:tcMar>
+              <w:top w:w="90" w:type="dxa"/>
+              <w:start w:w="90" w:type="dxa"/>
+              <w:bottom w:w="90" w:type="dxa"/>
+              <w:end w:w="90" w:type="dxa"/>
+            </w:tcMar>
+          </w:tcPr>
+          <w:p>
+            <w:pPr>
+              <w:spacing w:after="0" w:line="252" w:lineRule="auto"/>
+              <w:jc w:val="left"/>
+            </w:pPr>
+            <w:r>
+              <w:rPr>
+                <w:rFonts w:ascii="Malgun Gothic" w:hAnsi="Malgun Gothic" w:eastAsia="Malgun Gothic"/>
+                <w:sz w:val="18"/>
+              </w:rPr>
+            </w:r>
+            <w:r>
+              <w:rPr>
+                <w:rFonts w:ascii="Malgun Gothic" w:hAnsi="Malgun Gothic" w:eastAsia="Malgun Gothic"/>
+                <w:b w:val="0"/>
+                <w:sz w:val="18"/>
+              </w:rPr>
+              <w:t>발사각 거치 후 실행. START 시 IMU 400샘플(약 1초) 평균으로 초기 자세 정렬. 실패하면 0.5초 후 자동 재시도.</w:t>
             </w:r>
           </w:p>
         </w:tc>
@@ -407,93 +738,247 @@
       <w:tr>
         <w:tc>
           <w:tcPr>
-            <w:tcW w:w="1394" w:type="dxa"/>
-          </w:tcPr>
-          <w:p>
-            <w:pPr>
+            <w:tcW w:w="624" w:type="dxa"/>
+            <w:vAlign w:val="center"/>
+            <w:tcMar>
+              <w:top w:w="90" w:type="dxa"/>
+              <w:start w:w="90" w:type="dxa"/>
+              <w:bottom w:w="90" w:type="dxa"/>
+              <w:end w:w="90" w:type="dxa"/>
+            </w:tcMar>
+          </w:tcPr>
+          <w:p>
+            <w:pPr>
+              <w:spacing w:after="0" w:line="252" w:lineRule="auto"/>
               <w:rPr>
                 <w:rFonts w:hint="eastAsia"/>
               </w:rPr>
             </w:pPr>
             <w:r>
               <w:rPr>
+                <w:rFonts w:hint="eastAsia" w:ascii="Malgun Gothic" w:hAnsi="Malgun Gothic" w:eastAsia="Malgun Gothic"/>
+                <w:sz w:val="18"/>
+              </w:rPr>
+              <w:t>5</w:t>
+            </w:r>
+          </w:p>
+        </w:tc>
+        <w:tc>
+          <w:tcPr>
+            <w:tcW w:w="1361" w:type="dxa"/>
+            <w:vAlign w:val="center"/>
+            <w:tcMar>
+              <w:top w:w="90" w:type="dxa"/>
+              <w:start w:w="90" w:type="dxa"/>
+              <w:bottom w:w="90" w:type="dxa"/>
+              <w:end w:w="90" w:type="dxa"/>
+            </w:tcMar>
+          </w:tcPr>
+          <w:p>
+            <w:pPr>
+              <w:spacing w:after="0" w:line="252" w:lineRule="auto"/>
+              <w:rPr>
                 <w:rFonts w:hint="eastAsia"/>
               </w:rPr>
-              <w:t>5</w:t>
-            </w:r>
-          </w:p>
-        </w:tc>
-        <w:tc>
-          <w:tcPr>
-            <w:tcW w:w="1654" w:type="dxa"/>
-          </w:tcPr>
-          <w:p>
-            <w:pPr>
+            </w:pPr>
+            <w:r>
+              <w:rPr>
+                <w:rFonts w:ascii="Malgun Gothic" w:hAnsi="Malgun Gothic" w:eastAsia="Malgun Gothic"/>
+                <w:sz w:val="18"/>
+              </w:rPr>
+              <w:t>STOP</w:t>
+            </w:r>
+          </w:p>
+        </w:tc>
+        <w:tc>
+          <w:tcPr>
+            <w:tcW w:w="3118" w:type="dxa"/>
+            <w:vAlign w:val="center"/>
+            <w:tcMar>
+              <w:top w:w="90" w:type="dxa"/>
+              <w:start w:w="90" w:type="dxa"/>
+              <w:bottom w:w="90" w:type="dxa"/>
+              <w:end w:w="90" w:type="dxa"/>
+            </w:tcMar>
+          </w:tcPr>
+          <w:p>
+            <w:pPr>
+              <w:spacing w:after="0" w:line="252" w:lineRule="auto"/>
               <w:rPr>
                 <w:rFonts w:hint="eastAsia"/>
               </w:rPr>
             </w:pPr>
             <w:r>
-              <w:t>STOP</w:t>
-            </w:r>
-          </w:p>
-        </w:tc>
-        <w:tc>
-          <w:tcPr>
-            <w:tcW w:w="3122" w:type="dxa"/>
-          </w:tcPr>
-          <w:p>
-            <w:pPr>
+              <w:rPr>
+                <w:rFonts w:ascii="Malgun Gothic" w:hAnsi="Malgun Gothic" w:eastAsia="Malgun Gothic"/>
+                <w:sz w:val="18"/>
+              </w:rPr>
+              <w:t>STOPPED. + beep×2</w:t>
+            </w:r>
+          </w:p>
+        </w:tc>
+        <w:tc>
+          <w:tcPr>
+            <w:tcW w:w="4422" w:type="dxa"/>
+            <w:vAlign w:val="center"/>
+            <w:tcMar>
+              <w:top w:w="90" w:type="dxa"/>
+              <w:start w:w="90" w:type="dxa"/>
+              <w:bottom w:w="90" w:type="dxa"/>
+              <w:end w:w="90" w:type="dxa"/>
+            </w:tcMar>
+          </w:tcPr>
+          <w:p>
+            <w:pPr>
+              <w:spacing w:after="0" w:line="252" w:lineRule="auto"/>
               <w:rPr>
                 <w:rFonts w:hint="eastAsia"/>
               </w:rPr>
             </w:pPr>
             <w:r>
-              <w:t>STOPPED. + beep×2</w:t>
-            </w:r>
-          </w:p>
-        </w:tc>
-        <w:tc>
-          <w:tcPr>
-            <w:tcW w:w="4031" w:type="dxa"/>
-          </w:tcPr>
-          <w:p>
-            <w:pPr>
-              <w:rPr>
+              <w:rPr>
+                <w:rFonts w:hint="eastAsia" w:ascii="Malgun Gothic" w:hAnsi="Malgun Gothic" w:eastAsia="Malgun Gothic"/>
+                <w:sz w:val="18"/>
+              </w:rPr>
+              <w:t>비행 끝나고 수거하자마자 해야 데이터 수집 정지함</w:t>
+            </w:r>
+          </w:p>
+        </w:tc>
+      </w:tr>
+      <w:tr>
+        <w:trPr>
+          <w:ins w:id="200" w:author="Claude" w:date="2026-05-23T00:00:00Z"/>
+        </w:trPr>
+        <w:tc>
+          <w:tcPr>
+            <w:tcW w:w="624" w:type="dxa"/>
+            <w:vAlign w:val="center"/>
+            <w:tcMar>
+              <w:top w:w="90" w:type="dxa"/>
+              <w:start w:w="90" w:type="dxa"/>
+              <w:bottom w:w="90" w:type="dxa"/>
+              <w:end w:w="90" w:type="dxa"/>
+            </w:tcMar>
+          </w:tcPr>
+          <w:p>
+            <w:pPr>
+              <w:spacing w:after="0" w:line="252" w:lineRule="auto"/>
+              <w:rPr>
+                <w:ins w:id="201" w:author="Claude" w:date="2026-05-23T00:00:00Z"/>
                 <w:rFonts w:hint="eastAsia"/>
               </w:rPr>
             </w:pPr>
-            <w:r>
-              <w:rPr>
+            <w:ins w:id="202" w:author="Claude" w:date="2026-05-23T00:00:00Z">
+              <w:r>
+                <w:rPr>
+                  <w:rFonts w:ascii="Malgun Gothic" w:hAnsi="Malgun Gothic" w:eastAsia="Malgun Gothic"/>
+                  <w:sz w:val="18"/>
+                </w:rPr>
+                <w:t>6</w:t>
+              </w:r>
+            </w:ins>
+          </w:p>
+        </w:tc>
+        <w:tc>
+          <w:tcPr>
+            <w:tcW w:w="1361" w:type="dxa"/>
+            <w:vAlign w:val="center"/>
+            <w:tcMar>
+              <w:top w:w="90" w:type="dxa"/>
+              <w:start w:w="90" w:type="dxa"/>
+              <w:bottom w:w="90" w:type="dxa"/>
+              <w:end w:w="90" w:type="dxa"/>
+            </w:tcMar>
+          </w:tcPr>
+          <w:p>
+            <w:pPr>
+              <w:spacing w:after="0" w:line="252" w:lineRule="auto"/>
+              <w:rPr>
+                <w:ins w:id="203" w:author="Claude" w:date="2026-05-23T00:00:00Z"/>
                 <w:rFonts w:hint="eastAsia"/>
               </w:rPr>
-              <w:t>비행</w:t>
-            </w:r>
-            <w:r>
-              <w:rPr>
+            </w:pPr>
+            <w:ins w:id="204" w:author="Claude" w:date="2026-05-23T00:00:00Z">
+              <w:r>
+                <w:rPr>
+                  <w:rFonts w:ascii="Malgun Gothic" w:hAnsi="Malgun Gothic" w:eastAsia="Malgun Gothic"/>
+                  <w:sz w:val="18"/>
+                </w:rPr>
+                <w:t>PARSE</w:t>
+              </w:r>
+            </w:ins>
+          </w:p>
+        </w:tc>
+        <w:tc>
+          <w:tcPr>
+            <w:tcW w:w="3118" w:type="dxa"/>
+            <w:vAlign w:val="center"/>
+            <w:tcMar>
+              <w:top w:w="90" w:type="dxa"/>
+              <w:start w:w="90" w:type="dxa"/>
+              <w:bottom w:w="90" w:type="dxa"/>
+              <w:end w:w="90" w:type="dxa"/>
+            </w:tcMar>
+          </w:tcPr>
+          <w:p>
+            <w:pPr>
+              <w:spacing w:after="0" w:line="252" w:lineRule="auto"/>
+              <w:rPr>
+                <w:ins w:id="205" w:author="Claude" w:date="2026-05-23T00:00:00Z"/>
                 <w:rFonts w:hint="eastAsia"/>
               </w:rPr>
-              <w:t xml:space="preserve"> </w:t>
-            </w:r>
-            <w:r>
-              <w:rPr>
+            </w:pPr>
+            <w:ins w:id="206" w:author="Claude" w:date="2026-05-23T00:00:00Z">
+              <w:r>
+                <w:rPr>
+                  <w:rFonts w:ascii="Malgun Gothic" w:hAnsi="Malgun Gothic" w:eastAsia="Malgun Gothic"/>
+                  <w:sz w:val="18"/>
+                </w:rPr>
+                <w:t xml:space="preserve">DUMP START → (raw binary) → DUMP DONE</w:t>
+              </w:r>
+            </w:ins>
+          </w:p>
+        </w:tc>
+        <w:tc>
+          <w:tcPr>
+            <w:tcW w:w="4422" w:type="dxa"/>
+            <w:vAlign w:val="center"/>
+            <w:tcMar>
+              <w:top w:w="90" w:type="dxa"/>
+              <w:start w:w="90" w:type="dxa"/>
+              <w:bottom w:w="90" w:type="dxa"/>
+              <w:end w:w="90" w:type="dxa"/>
+            </w:tcMar>
+          </w:tcPr>
+          <w:p>
+            <w:pPr>
+              <w:spacing w:after="0" w:line="252" w:lineRule="auto"/>
+              <w:rPr>
+                <w:ins w:id="207" w:author="Claude" w:date="2026-05-23T00:00:00Z"/>
                 <w:rFonts w:hint="eastAsia"/>
               </w:rPr>
-              <w:t>끝나고 수거</w:t>
-            </w:r>
-            <w:r>
-              <w:rPr>
-                <w:rFonts w:hint="eastAsia"/>
-              </w:rPr>
-              <w:t>하자마자 해야 데이터 수집 정지함</w:t>
-            </w:r>
+            </w:pPr>
+            <w:ins w:id="208" w:author="Claude" w:date="2026-05-23T00:00:00Z">
+              <w:r>
+                <w:rPr>
+                  <w:rFonts w:ascii="Malgun Gothic" w:hAnsi="Malgun Gothic" w:eastAsia="Malgun Gothic"/>
+                  <w:sz w:val="18"/>
+                </w:rPr>
+                <w:t>플래시에 저장된 비행 데이터를 시리얼로 덤프. 모든 상태(비행 전/중/STOP 후)에서 동작하며 진행 중에는 로깅을 일시 정지함.</w:t>
+              </w:r>
+            </w:ins>
           </w:p>
         </w:tc>
       </w:tr>
     </w:tbl>
-    <w:p/>
     <w:p>
       <w:pPr>
+        <w:spacing w:after="80"/>
+      </w:pPr>
+    </w:p>
+    <w:p>
+      <w:pPr>
+        <w:spacing w:after="80"/>
         <w:rPr>
           <w:b/>
           <w:bCs/>
@@ -501,7 +986,7 @@
       </w:pPr>
       <w:r>
         <w:rPr>
-          <w:rFonts w:hint="eastAsia"/>
+          <w:rFonts w:hint="eastAsia" w:ascii="Malgun Gothic" w:hAnsi="Malgun Gothic" w:eastAsia="Malgun Gothic"/>
           <w:b/>
           <w:bCs/>
         </w:rPr>
@@ -512,6 +997,7 @@
       <w:tblPr>
         <w:tblStyle w:val="aa"/>
         <w:tblW w:w="10201" w:type="dxa"/>
+        <w:tblLayout w:type="fixed"/>
         <w:tblLook w:val="04A0" w:firstRow="1" w:lastRow="0" w:firstColumn="1" w:lastColumn="0" w:noHBand="0" w:noVBand="1"/>
       </w:tblPr>
       <w:tblGrid>
@@ -522,50 +1008,89 @@
       <w:tr>
         <w:tc>
           <w:tcPr>
-            <w:tcW w:w="2258" w:type="dxa"/>
-          </w:tcPr>
-          <w:p>
-            <w:pPr>
+            <w:tcW w:w="3175" w:type="dxa"/>
+            <w:vAlign w:val="center"/>
+            <w:tcMar>
+              <w:top w:w="90" w:type="dxa"/>
+              <w:start w:w="90" w:type="dxa"/>
+              <w:bottom w:w="90" w:type="dxa"/>
+              <w:end w:w="90" w:type="dxa"/>
+            </w:tcMar>
+            <w:shd w:fill="D9EAF7"/>
+          </w:tcPr>
+          <w:p>
+            <w:pPr>
+              <w:spacing w:after="0" w:line="252" w:lineRule="auto"/>
+              <w:jc w:val="center"/>
               <w:rPr>
                 <w:rFonts w:hint="eastAsia"/>
               </w:rPr>
             </w:pPr>
             <w:r>
+              <w:rPr>
+                <w:rFonts w:ascii="Malgun Gothic" w:hAnsi="Malgun Gothic" w:eastAsia="Malgun Gothic"/>
+                <w:b/>
+                <w:sz w:val="18"/>
+              </w:rPr>
               <w:t>상황</w:t>
             </w:r>
           </w:p>
         </w:tc>
         <w:tc>
           <w:tcPr>
-            <w:tcW w:w="1706" w:type="dxa"/>
-          </w:tcPr>
-          <w:p>
-            <w:pPr>
+            <w:tcW w:w="1814" w:type="dxa"/>
+            <w:vAlign w:val="center"/>
+            <w:tcMar>
+              <w:top w:w="90" w:type="dxa"/>
+              <w:start w:w="90" w:type="dxa"/>
+              <w:bottom w:w="90" w:type="dxa"/>
+              <w:end w:w="90" w:type="dxa"/>
+            </w:tcMar>
+            <w:shd w:fill="D9EAF7"/>
+          </w:tcPr>
+          <w:p>
+            <w:pPr>
+              <w:spacing w:after="0" w:line="252" w:lineRule="auto"/>
+              <w:jc w:val="center"/>
               <w:rPr>
                 <w:rFonts w:hint="eastAsia"/>
               </w:rPr>
             </w:pPr>
             <w:r>
               <w:rPr>
+                <w:rFonts w:hint="eastAsia" w:ascii="Malgun Gothic" w:hAnsi="Malgun Gothic" w:eastAsia="Malgun Gothic"/>
+                <w:b/>
+                <w:sz w:val="18"/>
+              </w:rPr>
+              <w:t>명령</w:t>
+            </w:r>
+          </w:p>
+        </w:tc>
+        <w:tc>
+          <w:tcPr>
+            <w:tcW w:w="4479" w:type="dxa"/>
+            <w:vAlign w:val="center"/>
+            <w:tcMar>
+              <w:top w:w="90" w:type="dxa"/>
+              <w:start w:w="90" w:type="dxa"/>
+              <w:bottom w:w="90" w:type="dxa"/>
+              <w:end w:w="90" w:type="dxa"/>
+            </w:tcMar>
+            <w:shd w:fill="D9EAF7"/>
+          </w:tcPr>
+          <w:p>
+            <w:pPr>
+              <w:spacing w:after="0" w:line="252" w:lineRule="auto"/>
+              <w:jc w:val="center"/>
+              <w:rPr>
                 <w:rFonts w:hint="eastAsia"/>
               </w:rPr>
-              <w:t>명령</w:t>
-            </w:r>
-          </w:p>
-        </w:tc>
-        <w:tc>
-          <w:tcPr>
-            <w:tcW w:w="6237" w:type="dxa"/>
-          </w:tcPr>
-          <w:p>
-            <w:pPr>
-              <w:rPr>
-                <w:rFonts w:hint="eastAsia"/>
-              </w:rPr>
-            </w:pPr>
-            <w:r>
-              <w:rPr>
-                <w:rFonts w:hint="eastAsia"/>
+            </w:pPr>
+            <w:r>
+              <w:rPr>
+                <w:rFonts w:hint="eastAsia" w:ascii="Malgun Gothic" w:hAnsi="Malgun Gothic" w:eastAsia="Malgun Gothic"/>
+                <w:b/>
+                <w:sz w:val="18"/>
               </w:rPr>
               <w:t>응답</w:t>
             </w:r>
@@ -575,59 +1100,81 @@
       <w:tr>
         <w:tc>
           <w:tcPr>
-            <w:tcW w:w="2258" w:type="dxa"/>
-          </w:tcPr>
-          <w:p>
-            <w:pPr>
+            <w:tcW w:w="3175" w:type="dxa"/>
+            <w:vAlign w:val="center"/>
+            <w:tcMar>
+              <w:top w:w="90" w:type="dxa"/>
+              <w:start w:w="90" w:type="dxa"/>
+              <w:bottom w:w="90" w:type="dxa"/>
+              <w:end w:w="90" w:type="dxa"/>
+            </w:tcMar>
+          </w:tcPr>
+          <w:p>
+            <w:pPr>
+              <w:spacing w:after="0" w:line="252" w:lineRule="auto"/>
               <w:rPr>
                 <w:rFonts w:hint="eastAsia"/>
               </w:rPr>
             </w:pPr>
-            <w:proofErr w:type="spellStart"/>
-            <w:r>
+            <w:r>
+              <w:rPr>
+                <w:rFonts w:hint="eastAsia" w:ascii="Malgun Gothic" w:hAnsi="Malgun Gothic" w:eastAsia="Malgun Gothic"/>
+                <w:sz w:val="18"/>
+              </w:rPr>
+              <w:t>에비오닉스 재부팅 필요시 (문제시)</w:t>
+            </w:r>
+          </w:p>
+        </w:tc>
+        <w:tc>
+          <w:tcPr>
+            <w:tcW w:w="1814" w:type="dxa"/>
+            <w:vAlign w:val="center"/>
+            <w:tcMar>
+              <w:top w:w="90" w:type="dxa"/>
+              <w:start w:w="90" w:type="dxa"/>
+              <w:bottom w:w="90" w:type="dxa"/>
+              <w:end w:w="90" w:type="dxa"/>
+            </w:tcMar>
+          </w:tcPr>
+          <w:p>
+            <w:pPr>
+              <w:spacing w:after="0" w:line="252" w:lineRule="auto"/>
               <w:rPr>
                 <w:rFonts w:hint="eastAsia"/>
               </w:rPr>
-              <w:t>에비오닉스</w:t>
-            </w:r>
-            <w:proofErr w:type="spellEnd"/>
-            <w:r>
+            </w:pPr>
+            <w:r>
+              <w:rPr>
+                <w:rFonts w:hint="eastAsia" w:ascii="Malgun Gothic" w:hAnsi="Malgun Gothic" w:eastAsia="Malgun Gothic"/>
+                <w:sz w:val="18"/>
+              </w:rPr>
+              <w:t>REBOOT</w:t>
+            </w:r>
+          </w:p>
+        </w:tc>
+        <w:tc>
+          <w:tcPr>
+            <w:tcW w:w="4479" w:type="dxa"/>
+            <w:vAlign w:val="center"/>
+            <w:tcMar>
+              <w:top w:w="90" w:type="dxa"/>
+              <w:start w:w="90" w:type="dxa"/>
+              <w:bottom w:w="90" w:type="dxa"/>
+              <w:end w:w="90" w:type="dxa"/>
+            </w:tcMar>
+          </w:tcPr>
+          <w:p>
+            <w:pPr>
+              <w:spacing w:after="0" w:line="252" w:lineRule="auto"/>
               <w:rPr>
                 <w:rFonts w:hint="eastAsia"/>
               </w:rPr>
-              <w:t xml:space="preserve"> 재부팅 필요시 (문제시)</w:t>
-            </w:r>
-          </w:p>
-        </w:tc>
-        <w:tc>
-          <w:tcPr>
-            <w:tcW w:w="1706" w:type="dxa"/>
-          </w:tcPr>
-          <w:p>
-            <w:pPr>
-              <w:rPr>
-                <w:rFonts w:hint="eastAsia"/>
-              </w:rPr>
-            </w:pPr>
-            <w:r>
-              <w:rPr>
-                <w:rFonts w:hint="eastAsia"/>
-              </w:rPr>
-              <w:t>REBOOT</w:t>
-            </w:r>
-          </w:p>
-        </w:tc>
-        <w:tc>
-          <w:tcPr>
-            <w:tcW w:w="6237" w:type="dxa"/>
-          </w:tcPr>
-          <w:p>
-            <w:pPr>
-              <w:rPr>
-                <w:rFonts w:hint="eastAsia"/>
-              </w:rPr>
-            </w:pPr>
-            <w:r>
+            </w:pPr>
+            <w:r>
+              <w:rPr>
+                <w:rFonts w:ascii="Malgun Gothic" w:hAnsi="Malgun Gothic" w:eastAsia="Malgun Gothic"/>
+                <w:sz w:val="18"/>
+              </w:rPr>
               <w:t>IMU+BARO OK &gt;&gt;&gt; 1-AXIS READY</w:t>
             </w:r>
           </w:p>
@@ -636,51 +1183,84 @@
       <w:tr>
         <w:tc>
           <w:tcPr>
-            <w:tcW w:w="2258" w:type="dxa"/>
+            <w:tcW w:w="3175" w:type="dxa"/>
+            <w:vAlign w:val="center"/>
+            <w:tcMar>
+              <w:top w:w="90" w:type="dxa"/>
+              <w:start w:w="90" w:type="dxa"/>
+              <w:bottom w:w="90" w:type="dxa"/>
+              <w:end w:w="90" w:type="dxa"/>
+            </w:tcMar>
           </w:tcPr>
           <w:p>
             <w:pPr>
               <w:tabs>
                 <w:tab w:val="center" w:pos="1021"/>
               </w:tabs>
+              <w:spacing w:after="0" w:line="252" w:lineRule="auto"/>
               <w:rPr>
                 <w:rFonts w:hint="eastAsia"/>
               </w:rPr>
             </w:pPr>
             <w:r>
               <w:rPr>
+                <w:rFonts w:hint="eastAsia" w:ascii="Malgun Gothic" w:hAnsi="Malgun Gothic" w:eastAsia="Malgun Gothic"/>
+                <w:sz w:val="18"/>
+              </w:rPr>
+              <w:t>사출 장치 테스트</w:t>
+            </w:r>
+          </w:p>
+        </w:tc>
+        <w:tc>
+          <w:tcPr>
+            <w:tcW w:w="1814" w:type="dxa"/>
+            <w:vAlign w:val="center"/>
+            <w:tcMar>
+              <w:top w:w="90" w:type="dxa"/>
+              <w:start w:w="90" w:type="dxa"/>
+              <w:bottom w:w="90" w:type="dxa"/>
+              <w:end w:w="90" w:type="dxa"/>
+            </w:tcMar>
+          </w:tcPr>
+          <w:p>
+            <w:pPr>
+              <w:spacing w:after="0" w:line="252" w:lineRule="auto"/>
+              <w:rPr>
                 <w:rFonts w:hint="eastAsia"/>
               </w:rPr>
-              <w:t>사출 장치 테스트</w:t>
-            </w:r>
-          </w:p>
-        </w:tc>
-        <w:tc>
-          <w:tcPr>
-            <w:tcW w:w="1706" w:type="dxa"/>
-          </w:tcPr>
-          <w:p>
-            <w:pPr>
+            </w:pPr>
+            <w:r>
+              <w:rPr>
+                <w:rFonts w:ascii="Malgun Gothic" w:hAnsi="Malgun Gothic" w:eastAsia="Malgun Gothic"/>
+                <w:sz w:val="18"/>
+              </w:rPr>
+              <w:t>TEST SERVO</w:t>
+            </w:r>
+          </w:p>
+        </w:tc>
+        <w:tc>
+          <w:tcPr>
+            <w:tcW w:w="4479" w:type="dxa"/>
+            <w:vAlign w:val="center"/>
+            <w:tcMar>
+              <w:top w:w="90" w:type="dxa"/>
+              <w:start w:w="90" w:type="dxa"/>
+              <w:bottom w:w="90" w:type="dxa"/>
+              <w:end w:w="90" w:type="dxa"/>
+            </w:tcMar>
+          </w:tcPr>
+          <w:p>
+            <w:pPr>
+              <w:spacing w:after="0" w:line="252" w:lineRule="auto"/>
               <w:rPr>
                 <w:rFonts w:hint="eastAsia"/>
               </w:rPr>
             </w:pPr>
             <w:r>
-              <w:t>TEST SERVO</w:t>
-            </w:r>
-          </w:p>
-        </w:tc>
-        <w:tc>
-          <w:tcPr>
-            <w:tcW w:w="6237" w:type="dxa"/>
-          </w:tcPr>
-          <w:p>
-            <w:pPr>
-              <w:rPr>
-                <w:rFonts w:hint="eastAsia"/>
-              </w:rPr>
-            </w:pPr>
-            <w:r>
+              <w:rPr>
+                <w:rFonts w:ascii="Malgun Gothic" w:hAnsi="Malgun Gothic" w:eastAsia="Malgun Gothic"/>
+                <w:sz w:val="18"/>
+              </w:rPr>
               <w:t>SERVO: IDLE -&gt; DEPLOY -&gt; IDLE SERVO OK + beep×2</w:t>
             </w:r>
           </w:p>
@@ -689,48 +1269,81 @@
       <w:tr>
         <w:tc>
           <w:tcPr>
-            <w:tcW w:w="2258" w:type="dxa"/>
-          </w:tcPr>
-          <w:p>
-            <w:pPr>
+            <w:tcW w:w="3175" w:type="dxa"/>
+            <w:vAlign w:val="center"/>
+            <w:tcMar>
+              <w:top w:w="90" w:type="dxa"/>
+              <w:start w:w="90" w:type="dxa"/>
+              <w:bottom w:w="90" w:type="dxa"/>
+              <w:end w:w="90" w:type="dxa"/>
+            </w:tcMar>
+          </w:tcPr>
+          <w:p>
+            <w:pPr>
+              <w:spacing w:after="0" w:line="252" w:lineRule="auto"/>
               <w:rPr>
                 <w:rFonts w:hint="eastAsia"/>
               </w:rPr>
             </w:pPr>
             <w:r>
               <w:rPr>
+                <w:rFonts w:hint="eastAsia" w:ascii="Malgun Gothic" w:hAnsi="Malgun Gothic" w:eastAsia="Malgun Gothic"/>
+                <w:sz w:val="18"/>
+              </w:rPr>
+              <w:t>2단부 점화 테스트</w:t>
+            </w:r>
+          </w:p>
+        </w:tc>
+        <w:tc>
+          <w:tcPr>
+            <w:tcW w:w="1814" w:type="dxa"/>
+            <w:vAlign w:val="center"/>
+            <w:tcMar>
+              <w:top w:w="90" w:type="dxa"/>
+              <w:start w:w="90" w:type="dxa"/>
+              <w:bottom w:w="90" w:type="dxa"/>
+              <w:end w:w="90" w:type="dxa"/>
+            </w:tcMar>
+          </w:tcPr>
+          <w:p>
+            <w:pPr>
+              <w:spacing w:after="0" w:line="252" w:lineRule="auto"/>
+              <w:rPr>
                 <w:rFonts w:hint="eastAsia"/>
               </w:rPr>
-              <w:t>2단부 점화 테스트</w:t>
-            </w:r>
-          </w:p>
-        </w:tc>
-        <w:tc>
-          <w:tcPr>
-            <w:tcW w:w="1706" w:type="dxa"/>
-          </w:tcPr>
-          <w:p>
-            <w:pPr>
+            </w:pPr>
+            <w:r>
+              <w:rPr>
+                <w:rFonts w:ascii="Malgun Gothic" w:hAnsi="Malgun Gothic" w:eastAsia="Malgun Gothic"/>
+                <w:sz w:val="18"/>
+              </w:rPr>
+              <w:t>TEST PYRO1</w:t>
+            </w:r>
+          </w:p>
+        </w:tc>
+        <w:tc>
+          <w:tcPr>
+            <w:tcW w:w="4479" w:type="dxa"/>
+            <w:vAlign w:val="center"/>
+            <w:tcMar>
+              <w:top w:w="90" w:type="dxa"/>
+              <w:start w:w="90" w:type="dxa"/>
+              <w:bottom w:w="90" w:type="dxa"/>
+              <w:end w:w="90" w:type="dxa"/>
+            </w:tcMar>
+          </w:tcPr>
+          <w:p>
+            <w:pPr>
+              <w:spacing w:after="0" w:line="252" w:lineRule="auto"/>
               <w:rPr>
                 <w:rFonts w:hint="eastAsia"/>
               </w:rPr>
             </w:pPr>
             <w:r>
-              <w:t>TEST PYRO1</w:t>
-            </w:r>
-          </w:p>
-        </w:tc>
-        <w:tc>
-          <w:tcPr>
-            <w:tcW w:w="6237" w:type="dxa"/>
-          </w:tcPr>
-          <w:p>
-            <w:pPr>
-              <w:rPr>
-                <w:rFonts w:hint="eastAsia"/>
-              </w:rPr>
-            </w:pPr>
-            <w:r>
+              <w:rPr>
+                <w:rFonts w:ascii="Malgun Gothic" w:hAnsi="Malgun Gothic" w:eastAsia="Malgun Gothic"/>
+                <w:sz w:val="18"/>
+              </w:rPr>
               <w:t>PYRO1: 100ms pulse (beep×3 후 1초 대기) PYRO1 DONE</w:t>
             </w:r>
           </w:p>
@@ -739,57 +1352,84 @@
       <w:tr>
         <w:tc>
           <w:tcPr>
-            <w:tcW w:w="2258" w:type="dxa"/>
+            <w:tcW w:w="3175" w:type="dxa"/>
+            <w:vAlign w:val="center"/>
+            <w:tcMar>
+              <w:top w:w="90" w:type="dxa"/>
+              <w:start w:w="90" w:type="dxa"/>
+              <w:bottom w:w="90" w:type="dxa"/>
+              <w:end w:w="90" w:type="dxa"/>
+            </w:tcMar>
           </w:tcPr>
           <w:p>
             <w:pPr>
               <w:tabs>
                 <w:tab w:val="center" w:pos="1021"/>
               </w:tabs>
+              <w:spacing w:after="0" w:line="252" w:lineRule="auto"/>
               <w:rPr>
                 <w:rFonts w:hint="eastAsia"/>
               </w:rPr>
             </w:pPr>
             <w:r>
               <w:rPr>
+                <w:rFonts w:hint="eastAsia" w:ascii="Malgun Gothic" w:hAnsi="Malgun Gothic" w:eastAsia="Malgun Gothic"/>
+                <w:sz w:val="18"/>
+              </w:rPr>
+              <w:t>형상변화 테스트</w:t>
+            </w:r>
+          </w:p>
+        </w:tc>
+        <w:tc>
+          <w:tcPr>
+            <w:tcW w:w="1814" w:type="dxa"/>
+            <w:vAlign w:val="center"/>
+            <w:tcMar>
+              <w:top w:w="90" w:type="dxa"/>
+              <w:start w:w="90" w:type="dxa"/>
+              <w:bottom w:w="90" w:type="dxa"/>
+              <w:end w:w="90" w:type="dxa"/>
+            </w:tcMar>
+          </w:tcPr>
+          <w:p>
+            <w:pPr>
+              <w:spacing w:after="0" w:line="252" w:lineRule="auto"/>
+              <w:rPr>
                 <w:rFonts w:hint="eastAsia"/>
               </w:rPr>
-              <w:t>형상변화</w:t>
-            </w:r>
-            <w:r>
+            </w:pPr>
+            <w:r>
+              <w:rPr>
+                <w:rFonts w:ascii="Malgun Gothic" w:hAnsi="Malgun Gothic" w:eastAsia="Malgun Gothic"/>
+                <w:sz w:val="18"/>
+              </w:rPr>
+              <w:t>TEST PYRO2</w:t>
+            </w:r>
+          </w:p>
+        </w:tc>
+        <w:tc>
+          <w:tcPr>
+            <w:tcW w:w="4479" w:type="dxa"/>
+            <w:vAlign w:val="center"/>
+            <w:tcMar>
+              <w:top w:w="90" w:type="dxa"/>
+              <w:start w:w="90" w:type="dxa"/>
+              <w:bottom w:w="90" w:type="dxa"/>
+              <w:end w:w="90" w:type="dxa"/>
+            </w:tcMar>
+          </w:tcPr>
+          <w:p>
+            <w:pPr>
+              <w:spacing w:after="0" w:line="252" w:lineRule="auto"/>
               <w:rPr>
                 <w:rFonts w:hint="eastAsia"/>
               </w:rPr>
-              <w:t xml:space="preserve"> 테스트</w:t>
-            </w:r>
-          </w:p>
-        </w:tc>
-        <w:tc>
-          <w:tcPr>
-            <w:tcW w:w="1706" w:type="dxa"/>
-          </w:tcPr>
-          <w:p>
-            <w:pPr>
-              <w:rPr>
-                <w:rFonts w:hint="eastAsia"/>
-              </w:rPr>
-            </w:pPr>
-            <w:r>
-              <w:t>TEST PYRO2</w:t>
-            </w:r>
-          </w:p>
-        </w:tc>
-        <w:tc>
-          <w:tcPr>
-            <w:tcW w:w="6237" w:type="dxa"/>
-          </w:tcPr>
-          <w:p>
-            <w:pPr>
-              <w:rPr>
-                <w:rFonts w:hint="eastAsia"/>
-              </w:rPr>
-            </w:pPr>
-            <w:r>
+            </w:pPr>
+            <w:r>
+              <w:rPr>
+                <w:rFonts w:ascii="Malgun Gothic" w:hAnsi="Malgun Gothic" w:eastAsia="Malgun Gothic"/>
+                <w:sz w:val="18"/>
+              </w:rPr>
               <w:t>PYRO2: 100ms pulse (beep×3 후 1초 대기) PYRO2 DONE</w:t>
             </w:r>
           </w:p>
@@ -798,14 +1438,2530 @@
     </w:tbl>
     <w:p>
       <w:pPr>
+        <w:spacing w:after="80"/>
         <w:rPr>
           <w:rFonts w:hint="eastAsia"/>
         </w:rPr>
       </w:pPr>
     </w:p>
+    <w:p>
+      <w:pPr>
+        <w:spacing w:before="200" w:after="80"/>
+      </w:pPr>
+      <w:r>
+        <w:rPr>
+          <w:rFonts w:ascii="Malgun Gothic" w:hAnsi="Malgun Gothic" w:eastAsia="Malgun Gothic"/>
+          <w:b/>
+          <w:sz w:val="24"/>
+        </w:rPr>
+        <w:t>운용 체크</w:t>
+      </w:r>
+    </w:p>
+    <w:tbl>
+      <w:tblPr>
+        <w:tblStyle w:val="aa"/>
+        <w:tblW w:type="auto" w:w="0"/>
+        <w:tblLayout w:type="fixed"/>
+        <w:tblLook w:firstColumn="1" w:firstRow="1" w:lastColumn="0" w:lastRow="0" w:noHBand="0" w:noVBand="1" w:val="04A0"/>
+      </w:tblPr>
+      <w:tblGrid>
+        <w:gridCol w:w="3289"/>
+        <w:gridCol w:w="3289"/>
+        <w:gridCol w:w="3289"/>
+      </w:tblGrid>
+      <w:tr>
+        <w:tc>
+          <w:tcPr>
+            <w:tcW w:type="dxa" w:w="1757"/>
+            <w:vAlign w:val="center"/>
+            <w:tcMar>
+              <w:top w:w="90" w:type="dxa"/>
+              <w:start w:w="90" w:type="dxa"/>
+              <w:bottom w:w="90" w:type="dxa"/>
+              <w:end w:w="90" w:type="dxa"/>
+            </w:tcMar>
+            <w:shd w:fill="D9EAF7"/>
+          </w:tcPr>
+          <w:p>
+            <w:pPr>
+              <w:spacing w:after="0" w:line="252" w:lineRule="auto"/>
+              <w:jc w:val="center"/>
+            </w:pPr>
+            <w:r>
+              <w:rPr>
+                <w:rFonts w:ascii="Malgun Gothic" w:hAnsi="Malgun Gothic" w:eastAsia="Malgun Gothic"/>
+                <w:b/>
+                <w:sz w:val="18"/>
+              </w:rPr>
+              <w:t>구분</w:t>
+            </w:r>
+          </w:p>
+        </w:tc>
+        <w:tc>
+          <w:tcPr>
+            <w:tcW w:type="dxa" w:w="4025"/>
+            <w:vAlign w:val="center"/>
+            <w:tcMar>
+              <w:top w:w="90" w:type="dxa"/>
+              <w:start w:w="90" w:type="dxa"/>
+              <w:bottom w:w="90" w:type="dxa"/>
+              <w:end w:w="90" w:type="dxa"/>
+            </w:tcMar>
+            <w:shd w:fill="D9EAF7"/>
+          </w:tcPr>
+          <w:p>
+            <w:pPr>
+              <w:spacing w:after="0" w:line="252" w:lineRule="auto"/>
+              <w:jc w:val="center"/>
+            </w:pPr>
+            <w:r>
+              <w:rPr>
+                <w:rFonts w:ascii="Malgun Gothic" w:hAnsi="Malgun Gothic" w:eastAsia="Malgun Gothic"/>
+                <w:b/>
+                <w:sz w:val="18"/>
+              </w:rPr>
+              <w:t>확인 기준</w:t>
+            </w:r>
+          </w:p>
+        </w:tc>
+        <w:tc>
+          <w:tcPr>
+            <w:tcW w:type="dxa" w:w="3628"/>
+            <w:vAlign w:val="center"/>
+            <w:tcMar>
+              <w:top w:w="90" w:type="dxa"/>
+              <w:start w:w="90" w:type="dxa"/>
+              <w:bottom w:w="90" w:type="dxa"/>
+              <w:end w:w="90" w:type="dxa"/>
+            </w:tcMar>
+            <w:shd w:fill="D9EAF7"/>
+          </w:tcPr>
+          <w:p>
+            <w:pPr>
+              <w:spacing w:after="0" w:line="252" w:lineRule="auto"/>
+              <w:jc w:val="center"/>
+            </w:pPr>
+            <w:r>
+              <w:rPr>
+                <w:rFonts w:ascii="Malgun Gothic" w:hAnsi="Malgun Gothic" w:eastAsia="Malgun Gothic"/>
+                <w:b/>
+                <w:sz w:val="18"/>
+              </w:rPr>
+              <w:t>조치</w:t>
+            </w:r>
+          </w:p>
+        </w:tc>
+      </w:tr>
+      <w:tr>
+        <w:tc>
+          <w:tcPr>
+            <w:tcW w:type="dxa" w:w="1757"/>
+            <w:vAlign w:val="center"/>
+            <w:tcMar>
+              <w:top w:w="90" w:type="dxa"/>
+              <w:start w:w="90" w:type="dxa"/>
+              <w:bottom w:w="90" w:type="dxa"/>
+              <w:end w:w="90" w:type="dxa"/>
+            </w:tcMar>
+          </w:tcPr>
+          <w:p>
+            <w:pPr>
+              <w:spacing w:after="0" w:line="252" w:lineRule="auto"/>
+              <w:jc w:val="left"/>
+            </w:pPr>
+            <w:r>
+              <w:rPr>
+                <w:rFonts w:ascii="Malgun Gothic" w:hAnsi="Malgun Gothic" w:eastAsia="Malgun Gothic"/>
+                <w:sz w:val="18"/>
+              </w:rPr>
+            </w:r>
+            <w:r>
+              <w:rPr>
+                <w:rFonts w:ascii="Malgun Gothic" w:hAnsi="Malgun Gothic" w:eastAsia="Malgun Gothic"/>
+                <w:b w:val="0"/>
+                <w:sz w:val="18"/>
+              </w:rPr>
+              <w:t>CALIBRATE</w:t>
+            </w:r>
+          </w:p>
+        </w:tc>
+        <w:tc>
+          <w:tcPr>
+            <w:tcW w:type="dxa" w:w="4025"/>
+            <w:vAlign w:val="center"/>
+            <w:tcMar>
+              <w:top w:w="90" w:type="dxa"/>
+              <w:start w:w="90" w:type="dxa"/>
+              <w:bottom w:w="90" w:type="dxa"/>
+              <w:end w:w="90" w:type="dxa"/>
+            </w:tcMar>
+          </w:tcPr>
+          <w:p>
+            <w:pPr>
+              <w:spacing w:after="0" w:line="252" w:lineRule="auto"/>
+              <w:jc w:val="left"/>
+            </w:pPr>
+            <w:r>
+              <w:rPr>
+                <w:rFonts w:ascii="Malgun Gothic" w:hAnsi="Malgun Gothic" w:eastAsia="Malgun Gothic"/>
+                <w:sz w:val="18"/>
+              </w:rPr>
+            </w:r>
+            <w:r>
+              <w:rPr>
+                <w:rFonts w:ascii="Malgun Gothic" w:hAnsi="Malgun Gothic" w:eastAsia="Malgun Gothic"/>
+                <w:b w:val="0"/>
+                <w:sz w:val="18"/>
+              </w:rPr>
+              <w:t>로켓을 수직으로 세우고 흔들림이 없는 상태에서 수행</w:t>
+            </w:r>
+          </w:p>
+        </w:tc>
+        <w:tc>
+          <w:tcPr>
+            <w:tcW w:type="dxa" w:w="3628"/>
+            <w:vAlign w:val="center"/>
+            <w:tcMar>
+              <w:top w:w="90" w:type="dxa"/>
+              <w:start w:w="90" w:type="dxa"/>
+              <w:bottom w:w="90" w:type="dxa"/>
+              <w:end w:w="90" w:type="dxa"/>
+            </w:tcMar>
+          </w:tcPr>
+          <w:p>
+            <w:pPr>
+              <w:spacing w:after="0" w:line="252" w:lineRule="auto"/>
+              <w:jc w:val="left"/>
+            </w:pPr>
+            <w:r>
+              <w:rPr>
+                <w:rFonts w:ascii="Malgun Gothic" w:hAnsi="Malgun Gothic" w:eastAsia="Malgun Gothic"/>
+                <w:sz w:val="18"/>
+              </w:rPr>
+            </w:r>
+            <w:r>
+              <w:rPr>
+                <w:rFonts w:ascii="Malgun Gothic" w:hAnsi="Malgun Gothic" w:eastAsia="Malgun Gothic"/>
+                <w:b w:val="0"/>
+                <w:sz w:val="18"/>
+              </w:rPr>
+              <w:t>실패 메시지 또는 beep 발생 시 진동·지지 상태 확인 후 다시 CALIBRATE</w:t>
+            </w:r>
+          </w:p>
+        </w:tc>
+      </w:tr>
+      <w:tr>
+        <w:tc>
+          <w:tcPr>
+            <w:tcW w:type="dxa" w:w="1757"/>
+            <w:vAlign w:val="center"/>
+            <w:tcMar>
+              <w:top w:w="90" w:type="dxa"/>
+              <w:start w:w="90" w:type="dxa"/>
+              <w:bottom w:w="90" w:type="dxa"/>
+              <w:end w:w="90" w:type="dxa"/>
+            </w:tcMar>
+          </w:tcPr>
+          <w:p>
+            <w:pPr>
+              <w:spacing w:after="0" w:line="252" w:lineRule="auto"/>
+              <w:jc w:val="left"/>
+            </w:pPr>
+            <w:r>
+              <w:rPr>
+                <w:rFonts w:ascii="Malgun Gothic" w:hAnsi="Malgun Gothic" w:eastAsia="Malgun Gothic"/>
+                <w:sz w:val="18"/>
+              </w:rPr>
+            </w:r>
+            <w:r>
+              <w:rPr>
+                <w:rFonts w:ascii="Malgun Gothic" w:hAnsi="Malgun Gothic" w:eastAsia="Malgun Gothic"/>
+                <w:b w:val="0"/>
+                <w:sz w:val="18"/>
+              </w:rPr>
+              <w:t>START / KF 정렬</w:t>
+            </w:r>
+          </w:p>
+        </w:tc>
+        <w:tc>
+          <w:tcPr>
+            <w:tcW w:type="dxa" w:w="4025"/>
+            <w:vAlign w:val="center"/>
+            <w:tcMar>
+              <w:top w:w="90" w:type="dxa"/>
+              <w:start w:w="90" w:type="dxa"/>
+              <w:bottom w:w="90" w:type="dxa"/>
+              <w:end w:w="90" w:type="dxa"/>
+            </w:tcMar>
+          </w:tcPr>
+          <w:p>
+            <w:pPr>
+              <w:spacing w:after="0" w:line="252" w:lineRule="auto"/>
+              <w:jc w:val="left"/>
+            </w:pPr>
+            <w:r>
+              <w:rPr>
+                <w:rFonts w:ascii="Malgun Gothic" w:hAnsi="Malgun Gothic" w:eastAsia="Malgun Gothic"/>
+                <w:sz w:val="18"/>
+              </w:rPr>
+            </w:r>
+            <w:r>
+              <w:rPr>
+                <w:rFonts w:ascii="Malgun Gothic" w:hAnsi="Malgun Gothic" w:eastAsia="Malgun Gothic"/>
+                <w:b w:val="0"/>
+                <w:sz w:val="18"/>
+              </w:rPr>
+              <w:t>IMU 평균 샘플 400개 이상, 평균 가속도 norm 0.5g~1.5g</w:t>
+            </w:r>
+          </w:p>
+        </w:tc>
+        <w:tc>
+          <w:tcPr>
+            <w:tcW w:type="dxa" w:w="3628"/>
+            <w:vAlign w:val="center"/>
+            <w:tcMar>
+              <w:top w:w="90" w:type="dxa"/>
+              <w:start w:w="90" w:type="dxa"/>
+              <w:bottom w:w="90" w:type="dxa"/>
+              <w:end w:w="90" w:type="dxa"/>
+            </w:tcMar>
+          </w:tcPr>
+          <w:p>
+            <w:pPr>
+              <w:spacing w:after="0" w:line="252" w:lineRule="auto"/>
+              <w:jc w:val="left"/>
+            </w:pPr>
+            <w:r>
+              <w:rPr>
+                <w:rFonts w:ascii="Malgun Gothic" w:hAnsi="Malgun Gothic" w:eastAsia="Malgun Gothic"/>
+                <w:sz w:val="18"/>
+              </w:rPr>
+            </w:r>
+            <w:r>
+              <w:rPr>
+                <w:rFonts w:ascii="Malgun Gothic" w:hAnsi="Malgun Gothic" w:eastAsia="Malgun Gothic"/>
+                <w:b w:val="0"/>
+                <w:sz w:val="18"/>
+              </w:rPr>
+              <w:t xml:space="preserve">KF align </w:t>
+            </w:r>
+            <w:del w:id="110" w:author="Claude" w:date="2026-05-23T00:00:00Z">
+              <w:r>
+                <w:rPr>
+                  <w:rFonts w:ascii="Malgun Gothic" w:hAnsi="Malgun Gothic" w:eastAsia="Malgun Gothic"/>
+                  <w:sz w:val="18"/>
+                </w:rPr>
+                <w:delText>fail</w:delText>
+              </w:r>
+            </w:del>
+            <w:ins w:id="111" w:author="Claude" w:date="2026-05-23T00:00:00Z">
+              <w:r>
+                <w:rPr>
+                  <w:rFonts w:ascii="Malgun Gothic" w:hAnsi="Malgun Gothic" w:eastAsia="Malgun Gothic"/>
+                  <w:sz w:val="18"/>
+                </w:rPr>
+                <w:t>retry</w:t>
+              </w:r>
+            </w:ins>
+            <w:r>
+              <w:rPr>
+                <w:rFonts w:ascii="Malgun Gothic" w:hAnsi="Malgun Gothic" w:eastAsia="Malgun Gothic"/>
+                <w:sz w:val="18"/>
+              </w:rPr>
+              <w:t xml:space="preserve"> 발생 시 기체 고정 상태를 확인. 펌웨어가 자동 재시도하며 필요 시 REBOOT 가능</w:t>
+            </w:r>
+          </w:p>
+        </w:tc>
+      </w:tr>
+      <w:tr>
+        <w:tc>
+          <w:tcPr>
+            <w:tcW w:type="dxa" w:w="1757"/>
+            <w:vAlign w:val="center"/>
+            <w:tcMar>
+              <w:top w:w="90" w:type="dxa"/>
+              <w:start w:w="90" w:type="dxa"/>
+              <w:bottom w:w="90" w:type="dxa"/>
+              <w:end w:w="90" w:type="dxa"/>
+            </w:tcMar>
+          </w:tcPr>
+          <w:p>
+            <w:pPr>
+              <w:spacing w:after="0" w:line="252" w:lineRule="auto"/>
+              <w:jc w:val="left"/>
+            </w:pPr>
+            <w:r>
+              <w:rPr>
+                <w:rFonts w:ascii="Malgun Gothic" w:hAnsi="Malgun Gothic" w:eastAsia="Malgun Gothic"/>
+                <w:sz w:val="18"/>
+              </w:rPr>
+            </w:r>
+            <w:r>
+              <w:rPr>
+                <w:rFonts w:ascii="Malgun Gothic" w:hAnsi="Malgun Gothic" w:eastAsia="Malgun Gothic"/>
+                <w:b w:val="0"/>
+                <w:sz w:val="18"/>
+              </w:rPr>
+              <w:t>비행 종료</w:t>
+            </w:r>
+          </w:p>
+        </w:tc>
+        <w:tc>
+          <w:tcPr>
+            <w:tcW w:type="dxa" w:w="4025"/>
+            <w:vAlign w:val="center"/>
+            <w:tcMar>
+              <w:top w:w="90" w:type="dxa"/>
+              <w:start w:w="90" w:type="dxa"/>
+              <w:bottom w:w="90" w:type="dxa"/>
+              <w:end w:w="90" w:type="dxa"/>
+            </w:tcMar>
+          </w:tcPr>
+          <w:p>
+            <w:pPr>
+              <w:spacing w:after="0" w:line="252" w:lineRule="auto"/>
+              <w:jc w:val="left"/>
+            </w:pPr>
+            <w:r>
+              <w:rPr>
+                <w:rFonts w:ascii="Malgun Gothic" w:hAnsi="Malgun Gothic" w:eastAsia="Malgun Gothic"/>
+                <w:sz w:val="18"/>
+              </w:rPr>
+            </w:r>
+            <w:r>
+              <w:rPr>
+                <w:rFonts w:ascii="Malgun Gothic" w:hAnsi="Malgun Gothic" w:eastAsia="Malgun Gothic"/>
+                <w:b w:val="0"/>
+                <w:sz w:val="18"/>
+              </w:rPr>
+              <w:t>수거 직후 STOP 명령으로 로깅 종료</w:t>
+            </w:r>
+          </w:p>
+        </w:tc>
+        <w:tc>
+          <w:tcPr>
+            <w:tcW w:type="dxa" w:w="3628"/>
+            <w:vAlign w:val="center"/>
+            <w:tcMar>
+              <w:top w:w="90" w:type="dxa"/>
+              <w:start w:w="90" w:type="dxa"/>
+              <w:bottom w:w="90" w:type="dxa"/>
+              <w:end w:w="90" w:type="dxa"/>
+            </w:tcMar>
+          </w:tcPr>
+          <w:p>
+            <w:pPr>
+              <w:spacing w:after="0" w:line="252" w:lineRule="auto"/>
+              <w:jc w:val="left"/>
+            </w:pPr>
+            <w:r>
+              <w:rPr>
+                <w:rFonts w:ascii="Malgun Gothic" w:hAnsi="Malgun Gothic" w:eastAsia="Malgun Gothic"/>
+                <w:sz w:val="18"/>
+              </w:rPr>
+            </w:r>
+            <w:r>
+              <w:rPr>
+                <w:rFonts w:ascii="Malgun Gothic" w:hAnsi="Malgun Gothic" w:eastAsia="Malgun Gothic"/>
+                <w:b w:val="0"/>
+                <w:sz w:val="18"/>
+              </w:rPr>
+              <w:t>STOP 이후 데이터 다운로드·전원 차단 순서 진행</w:t>
+            </w:r>
+          </w:p>
+        </w:tc>
+      </w:tr>
+    </w:tbl>
+    <w:p>
+      <w:pPr>
+        <w:spacing w:before="200" w:after="80"/>
+      </w:pPr>
+      <w:r>
+        <w:rPr>
+          <w:rFonts w:ascii="Malgun Gothic" w:hAnsi="Malgun Gothic" w:eastAsia="Malgun Gothic"/>
+          <w:b/>
+          <w:sz w:val="24"/>
+        </w:rPr>
+        <w:t>자동 판단 기준</w:t>
+      </w:r>
+    </w:p>
+    <w:tbl>
+      <w:tblPr>
+        <w:tblStyle w:val="aa"/>
+        <w:tblW w:type="auto" w:w="0"/>
+        <w:tblLayout w:type="fixed"/>
+        <w:tblLook w:firstColumn="1" w:firstRow="1" w:lastColumn="0" w:lastRow="0" w:noHBand="0" w:noVBand="1" w:val="04A0"/>
+      </w:tblPr>
+      <w:tblGrid>
+        <w:gridCol w:w="3289"/>
+        <w:gridCol w:w="3289"/>
+        <w:gridCol w:w="3289"/>
+      </w:tblGrid>
+      <w:tr>
+        <w:tc>
+          <w:tcPr>
+            <w:tcW w:type="dxa" w:w="2381"/>
+            <w:vAlign w:val="center"/>
+            <w:tcMar>
+              <w:top w:w="90" w:type="dxa"/>
+              <w:start w:w="90" w:type="dxa"/>
+              <w:bottom w:w="90" w:type="dxa"/>
+              <w:end w:w="90" w:type="dxa"/>
+            </w:tcMar>
+            <w:shd w:fill="D9EAF7"/>
+          </w:tcPr>
+          <w:p>
+            <w:pPr>
+              <w:spacing w:after="0" w:line="252" w:lineRule="auto"/>
+              <w:jc w:val="center"/>
+            </w:pPr>
+            <w:r>
+              <w:rPr>
+                <w:rFonts w:ascii="Malgun Gothic" w:hAnsi="Malgun Gothic" w:eastAsia="Malgun Gothic"/>
+                <w:b/>
+                <w:sz w:val="18"/>
+              </w:rPr>
+              <w:t>항목</w:t>
+            </w:r>
+          </w:p>
+        </w:tc>
+        <w:tc>
+          <w:tcPr>
+            <w:tcW w:type="dxa" w:w="3798"/>
+            <w:vAlign w:val="center"/>
+            <w:tcMar>
+              <w:top w:w="90" w:type="dxa"/>
+              <w:start w:w="90" w:type="dxa"/>
+              <w:bottom w:w="90" w:type="dxa"/>
+              <w:end w:w="90" w:type="dxa"/>
+            </w:tcMar>
+            <w:shd w:fill="D9EAF7"/>
+          </w:tcPr>
+          <w:p>
+            <w:pPr>
+              <w:spacing w:after="0" w:line="252" w:lineRule="auto"/>
+              <w:jc w:val="center"/>
+            </w:pPr>
+            <w:r>
+              <w:rPr>
+                <w:rFonts w:ascii="Malgun Gothic" w:hAnsi="Malgun Gothic" w:eastAsia="Malgun Gothic"/>
+                <w:b/>
+                <w:sz w:val="18"/>
+              </w:rPr>
+              <w:t>펌웨어 기준</w:t>
+            </w:r>
+          </w:p>
+        </w:tc>
+        <w:tc>
+          <w:tcPr>
+            <w:tcW w:type="dxa" w:w="3231"/>
+            <w:vAlign w:val="center"/>
+            <w:tcMar>
+              <w:top w:w="90" w:type="dxa"/>
+              <w:start w:w="90" w:type="dxa"/>
+              <w:bottom w:w="90" w:type="dxa"/>
+              <w:end w:w="90" w:type="dxa"/>
+            </w:tcMar>
+            <w:shd w:fill="D9EAF7"/>
+          </w:tcPr>
+          <w:p>
+            <w:pPr>
+              <w:spacing w:after="0" w:line="252" w:lineRule="auto"/>
+              <w:jc w:val="center"/>
+            </w:pPr>
+            <w:r>
+              <w:rPr>
+                <w:rFonts w:ascii="Malgun Gothic" w:hAnsi="Malgun Gothic" w:eastAsia="Malgun Gothic"/>
+                <w:b/>
+                <w:sz w:val="18"/>
+              </w:rPr>
+              <w:t>운용 의미</w:t>
+            </w:r>
+          </w:p>
+        </w:tc>
+      </w:tr>
+      <w:tr>
+        <w:tc>
+          <w:tcPr>
+            <w:tcW w:type="dxa" w:w="2381"/>
+            <w:vAlign w:val="center"/>
+            <w:tcMar>
+              <w:top w:w="90" w:type="dxa"/>
+              <w:start w:w="90" w:type="dxa"/>
+              <w:bottom w:w="90" w:type="dxa"/>
+              <w:end w:w="90" w:type="dxa"/>
+            </w:tcMar>
+          </w:tcPr>
+          <w:p>
+            <w:pPr>
+              <w:spacing w:after="0" w:line="252" w:lineRule="auto"/>
+              <w:jc w:val="left"/>
+            </w:pPr>
+            <w:r>
+              <w:rPr>
+                <w:rFonts w:ascii="Malgun Gothic" w:hAnsi="Malgun Gothic" w:eastAsia="Malgun Gothic"/>
+                <w:sz w:val="18"/>
+              </w:rPr>
+            </w:r>
+            <w:r>
+              <w:rPr>
+                <w:rFonts w:ascii="Malgun Gothic" w:hAnsi="Malgun Gothic" w:eastAsia="Malgun Gothic"/>
+                <w:b w:val="0"/>
+                <w:sz w:val="18"/>
+              </w:rPr>
+              <w:t>IMU 캘리브레이션 안정성</w:t>
+            </w:r>
+          </w:p>
+        </w:tc>
+        <w:tc>
+          <w:tcPr>
+            <w:tcW w:type="dxa" w:w="3798"/>
+            <w:vAlign w:val="center"/>
+            <w:tcMar>
+              <w:top w:w="90" w:type="dxa"/>
+              <w:start w:w="90" w:type="dxa"/>
+              <w:bottom w:w="90" w:type="dxa"/>
+              <w:end w:w="90" w:type="dxa"/>
+            </w:tcMar>
+          </w:tcPr>
+          <w:p>
+            <w:pPr>
+              <w:spacing w:after="0" w:line="252" w:lineRule="auto"/>
+              <w:jc w:val="left"/>
+            </w:pPr>
+            <w:r>
+              <w:rPr>
+                <w:rFonts w:ascii="Malgun Gothic" w:hAnsi="Malgun Gothic" w:eastAsia="Malgun Gothic"/>
+                <w:sz w:val="18"/>
+              </w:rPr>
+            </w:r>
+            <w:r>
+              <w:rPr>
+                <w:rFonts w:ascii="Malgun Gothic" w:hAnsi="Malgun Gothic" w:eastAsia="Malgun Gothic"/>
+                <w:b w:val="0"/>
+                <w:sz w:val="18"/>
+              </w:rPr>
+              <w:t>자이로/가속도 raw 표준편차가 기준 초과 시 실패</w:t>
+            </w:r>
+          </w:p>
+        </w:tc>
+        <w:tc>
+          <w:tcPr>
+            <w:tcW w:type="dxa" w:w="3231"/>
+            <w:vAlign w:val="center"/>
+            <w:tcMar>
+              <w:top w:w="90" w:type="dxa"/>
+              <w:start w:w="90" w:type="dxa"/>
+              <w:bottom w:w="90" w:type="dxa"/>
+              <w:end w:w="90" w:type="dxa"/>
+            </w:tcMar>
+          </w:tcPr>
+          <w:p>
+            <w:pPr>
+              <w:spacing w:after="0" w:line="252" w:lineRule="auto"/>
+              <w:jc w:val="left"/>
+            </w:pPr>
+            <w:r>
+              <w:rPr>
+                <w:rFonts w:ascii="Malgun Gothic" w:hAnsi="Malgun Gothic" w:eastAsia="Malgun Gothic"/>
+                <w:sz w:val="18"/>
+              </w:rPr>
+            </w:r>
+            <w:r>
+              <w:rPr>
+                <w:rFonts w:ascii="Malgun Gothic" w:hAnsi="Malgun Gothic" w:eastAsia="Malgun Gothic"/>
+                <w:b w:val="0"/>
+                <w:sz w:val="18"/>
+              </w:rPr>
+              <w:t>캘리브레이션 중 움직이면 bias를 저장하지 않음</w:t>
+            </w:r>
+          </w:p>
+        </w:tc>
+      </w:tr>
+      <w:tr>
+        <w:tc>
+          <w:tcPr>
+            <w:tcW w:type="dxa" w:w="2381"/>
+            <w:vAlign w:val="center"/>
+            <w:tcMar>
+              <w:top w:w="90" w:type="dxa"/>
+              <w:start w:w="90" w:type="dxa"/>
+              <w:bottom w:w="90" w:type="dxa"/>
+              <w:end w:w="90" w:type="dxa"/>
+            </w:tcMar>
+          </w:tcPr>
+          <w:p>
+            <w:pPr>
+              <w:spacing w:after="0" w:line="252" w:lineRule="auto"/>
+              <w:jc w:val="left"/>
+            </w:pPr>
+            <w:r>
+              <w:rPr>
+                <w:rFonts w:ascii="Malgun Gothic" w:hAnsi="Malgun Gothic" w:eastAsia="Malgun Gothic"/>
+                <w:sz w:val="18"/>
+              </w:rPr>
+            </w:r>
+            <w:r>
+              <w:rPr>
+                <w:rFonts w:ascii="Malgun Gothic" w:hAnsi="Malgun Gothic" w:eastAsia="Malgun Gothic"/>
+                <w:b w:val="0"/>
+                <w:sz w:val="18"/>
+              </w:rPr>
+              <w:t>초기 자세 정렬</w:t>
+            </w:r>
+          </w:p>
+        </w:tc>
+        <w:tc>
+          <w:tcPr>
+            <w:tcW w:type="dxa" w:w="3798"/>
+            <w:vAlign w:val="center"/>
+            <w:tcMar>
+              <w:top w:w="90" w:type="dxa"/>
+              <w:start w:w="90" w:type="dxa"/>
+              <w:bottom w:w="90" w:type="dxa"/>
+              <w:end w:w="90" w:type="dxa"/>
+            </w:tcMar>
+          </w:tcPr>
+          <w:p>
+            <w:pPr>
+              <w:spacing w:after="0" w:line="252" w:lineRule="auto"/>
+              <w:jc w:val="left"/>
+            </w:pPr>
+            <w:r>
+              <w:rPr>
+                <w:rFonts w:ascii="Malgun Gothic" w:hAnsi="Malgun Gothic" w:eastAsia="Malgun Gothic"/>
+                <w:sz w:val="18"/>
+              </w:rPr>
+            </w:r>
+            <w:r>
+              <w:rPr>
+                <w:rFonts w:ascii="Malgun Gothic" w:hAnsi="Malgun Gothic" w:eastAsia="Malgun Gothic"/>
+                <w:b w:val="0"/>
+                <w:sz w:val="18"/>
+              </w:rPr>
+              <w:t>400개 IMU 샘플 평균. 평균 가속도 norm 0.5g~1.5g 필요</w:t>
+            </w:r>
+          </w:p>
+        </w:tc>
+        <w:tc>
+          <w:tcPr>
+            <w:tcW w:type="dxa" w:w="3231"/>
+            <w:vAlign w:val="center"/>
+            <w:tcMar>
+              <w:top w:w="90" w:type="dxa"/>
+              <w:start w:w="90" w:type="dxa"/>
+              <w:bottom w:w="90" w:type="dxa"/>
+              <w:end w:w="90" w:type="dxa"/>
+            </w:tcMar>
+          </w:tcPr>
+          <w:p>
+            <w:pPr>
+              <w:spacing w:after="0" w:line="252" w:lineRule="auto"/>
+              <w:jc w:val="left"/>
+            </w:pPr>
+            <w:r>
+              <w:rPr>
+                <w:rFonts w:ascii="Malgun Gothic" w:hAnsi="Malgun Gothic" w:eastAsia="Malgun Gothic"/>
+                <w:sz w:val="18"/>
+              </w:rPr>
+            </w:r>
+            <w:r>
+              <w:rPr>
+                <w:rFonts w:ascii="Malgun Gothic" w:hAnsi="Malgun Gothic" w:eastAsia="Malgun Gothic"/>
+                <w:b w:val="0"/>
+                <w:sz w:val="18"/>
+              </w:rPr>
+              <w:t>비정상 자세·충격·센서 이상 상태에서 START 진입 방지</w:t>
+            </w:r>
+          </w:p>
+        </w:tc>
+      </w:tr>
+      <w:tr>
+        <w:tc>
+          <w:tcPr>
+            <w:tcW w:type="dxa" w:w="2381"/>
+            <w:vAlign w:val="center"/>
+            <w:tcMar>
+              <w:top w:w="90" w:type="dxa"/>
+              <w:start w:w="90" w:type="dxa"/>
+              <w:bottom w:w="90" w:type="dxa"/>
+              <w:end w:w="90" w:type="dxa"/>
+            </w:tcMar>
+          </w:tcPr>
+          <w:p>
+            <w:pPr>
+              <w:spacing w:after="0" w:line="252" w:lineRule="auto"/>
+              <w:jc w:val="left"/>
+            </w:pPr>
+            <w:r>
+              <w:rPr>
+                <w:rFonts w:ascii="Malgun Gothic" w:hAnsi="Malgun Gothic" w:eastAsia="Malgun Gothic"/>
+                <w:sz w:val="18"/>
+              </w:rPr>
+            </w:r>
+            <w:r>
+              <w:rPr>
+                <w:rFonts w:ascii="Malgun Gothic" w:hAnsi="Malgun Gothic" w:eastAsia="Malgun Gothic"/>
+                <w:b w:val="0"/>
+                <w:sz w:val="18"/>
+              </w:rPr>
+              <w:t>단분리 인지</w:t>
+            </w:r>
+          </w:p>
+        </w:tc>
+        <w:tc>
+          <w:tcPr>
+            <w:tcW w:type="dxa" w:w="3798"/>
+            <w:vAlign w:val="center"/>
+            <w:tcMar>
+              <w:top w:w="90" w:type="dxa"/>
+              <w:start w:w="90" w:type="dxa"/>
+              <w:bottom w:w="90" w:type="dxa"/>
+              <w:end w:w="90" w:type="dxa"/>
+            </w:tcMar>
+          </w:tcPr>
+          <w:p>
+            <w:pPr>
+              <w:spacing w:after="0" w:line="252" w:lineRule="auto"/>
+              <w:jc w:val="left"/>
+            </w:pPr>
+            <w:r>
+              <w:rPr>
+                <w:rFonts w:ascii="Malgun Gothic" w:hAnsi="Malgun Gothic" w:eastAsia="Malgun Gothic"/>
+                <w:sz w:val="18"/>
+              </w:rPr>
+            </w:r>
+            <w:r>
+              <w:rPr>
+                <w:rFonts w:ascii="Malgun Gothic" w:hAnsi="Malgun Gothic" w:eastAsia="Malgun Gothic"/>
+                <w:b w:val="0"/>
+                <w:sz w:val="18"/>
+              </w:rPr>
+              <w:t>IR HIGH 5회 연속 확인(10Hz 기준 약 0.5초 debounce)</w:t>
+            </w:r>
+          </w:p>
+        </w:tc>
+        <w:tc>
+          <w:tcPr>
+            <w:tcW w:type="dxa" w:w="3231"/>
+            <w:vAlign w:val="center"/>
+            <w:tcMar>
+              <w:top w:w="90" w:type="dxa"/>
+              <w:start w:w="90" w:type="dxa"/>
+              <w:bottom w:w="90" w:type="dxa"/>
+              <w:end w:w="90" w:type="dxa"/>
+            </w:tcMar>
+          </w:tcPr>
+          <w:p>
+            <w:pPr>
+              <w:spacing w:after="0" w:line="252" w:lineRule="auto"/>
+              <w:jc w:val="left"/>
+            </w:pPr>
+            <w:r>
+              <w:rPr>
+                <w:rFonts w:ascii="Malgun Gothic" w:hAnsi="Malgun Gothic" w:eastAsia="Malgun Gothic"/>
+                <w:sz w:val="18"/>
+              </w:rPr>
+            </w:r>
+            <w:r>
+              <w:rPr>
+                <w:rFonts w:ascii="Malgun Gothic" w:hAnsi="Malgun Gothic" w:eastAsia="Malgun Gothic"/>
+                <w:b w:val="0"/>
+                <w:sz w:val="18"/>
+              </w:rPr>
+              <w:t>일시적인 신호 튐으로 2단 점화 조건이 성립되는 것을 방지</w:t>
+            </w:r>
+          </w:p>
+        </w:tc>
+      </w:tr>
+    </w:tbl>
+    <w:p>
+      <w:pPr>
+        <w:spacing w:after="80"/>
+        <w:rPr>
+          <w:ins w:id="300" w:author="Claude" w:date="2026-05-23T00:00:00Z"/>
+        </w:rPr>
+      </w:pPr>
+    </w:p>
+    <w:p>
+      <w:pPr>
+        <w:spacing w:after="80"/>
+        <w:rPr>
+          <w:ins w:id="301" w:author="Claude" w:date="2026-05-23T00:00:00Z"/>
+          <w:b/>
+          <w:bCs/>
+        </w:rPr>
+      </w:pPr>
+      <w:ins w:id="302" w:author="Claude" w:date="2026-05-23T00:00:00Z">
+        <w:r>
+          <w:rPr>
+            <w:rFonts w:ascii="Malgun Gothic" w:hAnsi="Malgun Gothic" w:eastAsia="Malgun Gothic"/>
+            <w:b/>
+            <w:bCs/>
+          </w:rPr>
+          <w:t>비행 중 자동 응답</w:t>
+        </w:r>
+      </w:ins>
+    </w:p>
+    <w:tbl>
+      <w:tblPr>
+        <w:tblStyle w:val="aa"/>
+        <w:tblW w:w="10201" w:type="dxa"/>
+        <w:tblLayout w:type="fixed"/>
+        <w:tblLook w:val="04A0" w:firstRow="1" w:lastRow="0" w:firstColumn="1" w:lastColumn="0" w:noHBand="0" w:noVBand="1"/>
+        <w:tblPrChange w:id="303" w:author="Claude" w:date="2026-05-23T00:00:00Z">
+          <w:tblPr>
+            <w:tblStyle w:val="aa"/>
+            <w:tblW w:w="10201" w:type="dxa"/>
+            <w:tblLayout w:type="fixed"/>
+            <w:tblLook w:val="04A0" w:firstRow="1" w:lastRow="0" w:firstColumn="1" w:lastColumn="0" w:noHBand="0" w:noVBand="1"/>
+          </w:tblPr>
+        </w:tblPrChange>
+      </w:tblPr>
+      <w:tblGrid>
+        <w:gridCol w:w="1800"/>
+        <w:gridCol w:w="3800"/>
+        <w:gridCol w:w="4601"/>
+      </w:tblGrid>
+      <w:tr>
+        <w:trPr>
+          <w:ins w:id="304" w:author="Claude" w:date="2026-05-23T00:00:00Z"/>
+        </w:trPr>
+        <w:tc>
+          <w:tcPr>
+            <w:tcW w:w="1800" w:type="dxa"/>
+            <w:vAlign w:val="center"/>
+            <w:tcMar>
+              <w:top w:w="90" w:type="dxa"/>
+              <w:start w:w="90" w:type="dxa"/>
+              <w:bottom w:w="90" w:type="dxa"/>
+              <w:end w:w="90" w:type="dxa"/>
+            </w:tcMar>
+            <w:shd w:fill="D9EAF7"/>
+          </w:tcPr>
+          <w:p>
+            <w:pPr>
+              <w:spacing w:after="0" w:line="252" w:lineRule="auto"/>
+              <w:jc w:val="center"/>
+              <w:rPr>
+                <w:ins w:id="305" w:author="Claude" w:date="2026-05-23T00:00:00Z"/>
+              </w:rPr>
+            </w:pPr>
+            <w:ins w:id="306" w:author="Claude" w:date="2026-05-23T00:00:00Z">
+              <w:r>
+                <w:rPr>
+                  <w:rFonts w:ascii="Malgun Gothic" w:hAnsi="Malgun Gothic" w:eastAsia="Malgun Gothic"/>
+                  <w:b/>
+                  <w:sz w:val="18"/>
+                </w:rPr>
+                <w:t>응답 코드</w:t>
+              </w:r>
+            </w:ins>
+          </w:p>
+        </w:tc>
+        <w:tc>
+          <w:tcPr>
+            <w:tcW w:w="3800" w:type="dxa"/>
+            <w:vAlign w:val="center"/>
+            <w:tcMar>
+              <w:top w:w="90" w:type="dxa"/>
+              <w:start w:w="90" w:type="dxa"/>
+              <w:bottom w:w="90" w:type="dxa"/>
+              <w:end w:w="90" w:type="dxa"/>
+            </w:tcMar>
+            <w:shd w:fill="D9EAF7"/>
+          </w:tcPr>
+          <w:p>
+            <w:pPr>
+              <w:spacing w:after="0" w:line="252" w:lineRule="auto"/>
+              <w:jc w:val="center"/>
+              <w:rPr>
+                <w:ins w:id="307" w:author="Claude" w:date="2026-05-23T00:00:00Z"/>
+              </w:rPr>
+            </w:pPr>
+            <w:ins w:id="308" w:author="Claude" w:date="2026-05-23T00:00:00Z">
+              <w:r>
+                <w:rPr>
+                  <w:rFonts w:ascii="Malgun Gothic" w:hAnsi="Malgun Gothic" w:eastAsia="Malgun Gothic"/>
+                  <w:b/>
+                  <w:sz w:val="18"/>
+                </w:rPr>
+                <w:t>트리거 조건</w:t>
+              </w:r>
+            </w:ins>
+          </w:p>
+        </w:tc>
+        <w:tc>
+          <w:tcPr>
+            <w:tcW w:w="4601" w:type="dxa"/>
+            <w:vAlign w:val="center"/>
+            <w:tcMar>
+              <w:top w:w="90" w:type="dxa"/>
+              <w:start w:w="90" w:type="dxa"/>
+              <w:bottom w:w="90" w:type="dxa"/>
+              <w:end w:w="90" w:type="dxa"/>
+            </w:tcMar>
+            <w:shd w:fill="D9EAF7"/>
+          </w:tcPr>
+          <w:p>
+            <w:pPr>
+              <w:spacing w:after="0" w:line="252" w:lineRule="auto"/>
+              <w:jc w:val="center"/>
+              <w:rPr>
+                <w:ins w:id="309" w:author="Claude" w:date="2026-05-23T00:00:00Z"/>
+              </w:rPr>
+            </w:pPr>
+            <w:ins w:id="310" w:author="Claude" w:date="2026-05-23T00:00:00Z">
+              <w:r>
+                <w:rPr>
+                  <w:rFonts w:ascii="Malgun Gothic" w:hAnsi="Malgun Gothic" w:eastAsia="Malgun Gothic"/>
+                  <w:b/>
+                  <w:sz w:val="18"/>
+                </w:rPr>
+                <w:t>의미 / 동작</w:t>
+              </w:r>
+            </w:ins>
+          </w:p>
+        </w:tc>
+      </w:tr>
+      <w:tr>
+        <w:trPr>
+          <w:ins w:id="311" w:author="Claude" w:date="2026-05-23T00:00:00Z"/>
+        </w:trPr>
+        <w:tc>
+          <w:tcPr>
+            <w:tcW w:w="1800" w:type="dxa"/>
+            <w:vAlign w:val="center"/>
+            <w:tcMar>
+              <w:top w:w="90" w:type="dxa"/>
+              <w:start w:w="90" w:type="dxa"/>
+              <w:bottom w:w="90" w:type="dxa"/>
+              <w:end w:w="90" w:type="dxa"/>
+            </w:tcMar>
+          </w:tcPr>
+          <w:p>
+            <w:pPr>
+              <w:spacing w:after="0" w:line="252" w:lineRule="auto"/>
+              <w:rPr>
+                <w:ins w:id="312" w:author="Claude" w:date="2026-05-23T00:00:00Z"/>
+              </w:rPr>
+            </w:pPr>
+            <w:ins w:id="313" w:author="Claude" w:date="2026-05-23T00:00:00Z">
+              <w:r>
+                <w:rPr>
+                  <w:rFonts w:ascii="Malgun Gothic" w:hAnsi="Malgun Gothic" w:eastAsia="Malgun Gothic"/>
+                  <w:sz w:val="18"/>
+                </w:rPr>
+                <w:t>LAUNCH</w:t>
+              </w:r>
+            </w:ins>
+          </w:p>
+        </w:tc>
+        <w:tc>
+          <w:tcPr>
+            <w:tcW w:w="3800" w:type="dxa"/>
+            <w:vAlign w:val="center"/>
+            <w:tcMar>
+              <w:top w:w="90" w:type="dxa"/>
+              <w:start w:w="90" w:type="dxa"/>
+              <w:bottom w:w="90" w:type="dxa"/>
+              <w:end w:w="90" w:type="dxa"/>
+            </w:tcMar>
+          </w:tcPr>
+          <w:p>
+            <w:pPr>
+              <w:spacing w:after="0" w:line="252" w:lineRule="auto"/>
+              <w:rPr>
+                <w:ins w:id="314" w:author="Claude" w:date="2026-05-23T00:00:00Z"/>
+              </w:rPr>
+            </w:pPr>
+            <w:ins w:id="315" w:author="Claude" w:date="2026-05-23T00:00:00Z">
+              <w:r>
+                <w:rPr>
+                  <w:rFonts w:ascii="Malgun Gothic" w:hAnsi="Malgun Gothic" w:eastAsia="Malgun Gothic"/>
+                  <w:sz w:val="18"/>
+                </w:rPr>
+                <w:t>고도 &gt; 5m 또는 상승속도 &gt; 5m/s, 3샘플(300ms) 연속</w:t>
+              </w:r>
+            </w:ins>
+          </w:p>
+        </w:tc>
+        <w:tc>
+          <w:tcPr>
+            <w:tcW w:w="4601" w:type="dxa"/>
+            <w:vAlign w:val="center"/>
+            <w:tcMar>
+              <w:top w:w="90" w:type="dxa"/>
+              <w:start w:w="90" w:type="dxa"/>
+              <w:bottom w:w="90" w:type="dxa"/>
+              <w:end w:w="90" w:type="dxa"/>
+            </w:tcMar>
+          </w:tcPr>
+          <w:p>
+            <w:pPr>
+              <w:spacing w:after="0" w:line="252" w:lineRule="auto"/>
+              <w:rPr>
+                <w:ins w:id="316" w:author="Claude" w:date="2026-05-23T00:00:00Z"/>
+              </w:rPr>
+            </w:pPr>
+            <w:ins w:id="317" w:author="Claude" w:date="2026-05-23T00:00:00Z">
+              <w:r>
+                <w:rPr>
+                  <w:rFonts w:ascii="Malgun Gothic" w:hAnsi="Malgun Gothic" w:eastAsia="Malgun Gothic"/>
+                  <w:sz w:val="18"/>
+                </w:rPr>
+                <w:t>이륙 감지. 추력 비행 단계로 전환</w:t>
+              </w:r>
+            </w:ins>
+          </w:p>
+        </w:tc>
+      </w:tr>
+      <w:tr>
+        <w:trPr>
+          <w:ins w:id="321" w:author="Claude" w:date="2026-05-23T00:00:00Z"/>
+        </w:trPr>
+        <w:tc>
+          <w:tcPr>
+            <w:tcW w:w="1800" w:type="dxa"/>
+            <w:vAlign w:val="center"/>
+            <w:tcMar>
+              <w:top w:w="90" w:type="dxa"/>
+              <w:start w:w="90" w:type="dxa"/>
+              <w:bottom w:w="90" w:type="dxa"/>
+              <w:end w:w="90" w:type="dxa"/>
+            </w:tcMar>
+          </w:tcPr>
+          <w:p>
+            <w:pPr>
+              <w:spacing w:after="0" w:line="252" w:lineRule="auto"/>
+              <w:rPr>
+                <w:ins w:id="322" w:author="Claude" w:date="2026-05-23T00:00:00Z"/>
+              </w:rPr>
+            </w:pPr>
+            <w:ins w:id="323" w:author="Claude" w:date="2026-05-23T00:00:00Z">
+              <w:r>
+                <w:rPr>
+                  <w:rFonts w:ascii="Malgun Gothic" w:hAnsi="Malgun Gothic" w:eastAsia="Malgun Gothic"/>
+                  <w:sz w:val="18"/>
+                </w:rPr>
+                <w:t>BO (BurnOut)</w:t>
+              </w:r>
+            </w:ins>
+          </w:p>
+        </w:tc>
+        <w:tc>
+          <w:tcPr>
+            <w:tcW w:w="3800" w:type="dxa"/>
+            <w:vAlign w:val="center"/>
+            <w:tcMar>
+              <w:top w:w="90" w:type="dxa"/>
+              <w:start w:w="90" w:type="dxa"/>
+              <w:bottom w:w="90" w:type="dxa"/>
+              <w:end w:w="90" w:type="dxa"/>
+            </w:tcMar>
+          </w:tcPr>
+          <w:p>
+            <w:pPr>
+              <w:spacing w:after="0" w:line="252" w:lineRule="auto"/>
+              <w:rPr>
+                <w:ins w:id="324" w:author="Claude" w:date="2026-05-23T00:00:00Z"/>
+              </w:rPr>
+            </w:pPr>
+            <w:ins w:id="325" w:author="Claude" w:date="2026-05-23T00:00:00Z">
+              <w:r>
+                <w:rPr>
+                  <w:rFonts w:ascii="Malgun Gothic" w:hAnsi="Malgun Gothic" w:eastAsia="Malgun Gothic"/>
+                  <w:sz w:val="18"/>
+                </w:rPr>
+                <w:t>|비력| &lt; 2.0g 그리고 상승속도 &gt; 10m/s</w:t>
+              </w:r>
+            </w:ins>
+          </w:p>
+        </w:tc>
+        <w:tc>
+          <w:tcPr>
+            <w:tcW w:w="4601" w:type="dxa"/>
+            <w:vAlign w:val="center"/>
+            <w:tcMar>
+              <w:top w:w="90" w:type="dxa"/>
+              <w:start w:w="90" w:type="dxa"/>
+              <w:bottom w:w="90" w:type="dxa"/>
+              <w:end w:w="90" w:type="dxa"/>
+            </w:tcMar>
+          </w:tcPr>
+          <w:p>
+            <w:pPr>
+              <w:spacing w:after="0" w:line="252" w:lineRule="auto"/>
+              <w:rPr>
+                <w:ins w:id="326" w:author="Claude" w:date="2026-05-23T00:00:00Z"/>
+              </w:rPr>
+            </w:pPr>
+            <w:ins w:id="327" w:author="Claude" w:date="2026-05-23T00:00:00Z">
+              <w:r>
+                <w:rPr>
+                  <w:rFonts w:ascii="Malgun Gothic" w:hAnsi="Malgun Gothic" w:eastAsia="Malgun Gothic"/>
+                  <w:sz w:val="18"/>
+                </w:rPr>
+                <w:t>1단 모터 연소 종료(BurnOut) 감지. 관성 비행 단계로 전환</w:t>
+              </w:r>
+            </w:ins>
+          </w:p>
+        </w:tc>
+      </w:tr>
+      <w:tr>
+        <w:trPr>
+          <w:ins w:id="331" w:author="Claude" w:date="2026-05-23T00:00:00Z"/>
+        </w:trPr>
+        <w:tc>
+          <w:tcPr>
+            <w:tcW w:w="1800" w:type="dxa"/>
+            <w:vAlign w:val="center"/>
+            <w:tcMar>
+              <w:top w:w="90" w:type="dxa"/>
+              <w:start w:w="90" w:type="dxa"/>
+              <w:bottom w:w="90" w:type="dxa"/>
+              <w:end w:w="90" w:type="dxa"/>
+            </w:tcMar>
+          </w:tcPr>
+          <w:p>
+            <w:pPr>
+              <w:spacing w:after="0" w:line="252" w:lineRule="auto"/>
+              <w:rPr>
+                <w:ins w:id="332" w:author="Claude" w:date="2026-05-23T00:00:00Z"/>
+              </w:rPr>
+            </w:pPr>
+            <w:ins w:id="333" w:author="Claude" w:date="2026-05-23T00:00:00Z">
+              <w:r>
+                <w:rPr>
+                  <w:rFonts w:ascii="Malgun Gothic" w:hAnsi="Malgun Gothic" w:eastAsia="Malgun Gothic"/>
+                  <w:sz w:val="18"/>
+                </w:rPr>
+                <w:t>STAGE2 IGN</w:t>
+              </w:r>
+            </w:ins>
+          </w:p>
+        </w:tc>
+        <w:tc>
+          <w:tcPr>
+            <w:tcW w:w="3800" w:type="dxa"/>
+            <w:vAlign w:val="center"/>
+            <w:tcMar>
+              <w:top w:w="90" w:type="dxa"/>
+              <w:start w:w="90" w:type="dxa"/>
+              <w:bottom w:w="90" w:type="dxa"/>
+              <w:end w:w="90" w:type="dxa"/>
+            </w:tcMar>
+          </w:tcPr>
+          <w:p>
+            <w:pPr>
+              <w:spacing w:after="0" w:line="252" w:lineRule="auto"/>
+              <w:rPr>
+                <w:ins w:id="334" w:author="Claude" w:date="2026-05-23T00:00:00Z"/>
+              </w:rPr>
+            </w:pPr>
+            <w:ins w:id="335" w:author="Claude" w:date="2026-05-23T00:00:00Z">
+              <w:r>
+                <w:rPr>
+                  <w:rFonts w:ascii="Malgun Gothic" w:hAnsi="Malgun Gothic" w:eastAsia="Malgun Gothic"/>
+                  <w:sz w:val="18"/>
+                </w:rPr>
+                <w:t>관성 비행 중 단분리 신호 5샘플(0.5초) + 자세 한계 이내</w:t>
+              </w:r>
+            </w:ins>
+          </w:p>
+        </w:tc>
+        <w:tc>
+          <w:tcPr>
+            <w:tcW w:w="4601" w:type="dxa"/>
+            <w:vAlign w:val="center"/>
+            <w:tcMar>
+              <w:top w:w="90" w:type="dxa"/>
+              <w:start w:w="90" w:type="dxa"/>
+              <w:bottom w:w="90" w:type="dxa"/>
+              <w:end w:w="90" w:type="dxa"/>
+            </w:tcMar>
+          </w:tcPr>
+          <w:p>
+            <w:pPr>
+              <w:spacing w:after="0" w:line="252" w:lineRule="auto"/>
+              <w:rPr>
+                <w:ins w:id="336" w:author="Claude" w:date="2026-05-23T00:00:00Z"/>
+              </w:rPr>
+            </w:pPr>
+            <w:ins w:id="337" w:author="Claude" w:date="2026-05-23T00:00:00Z">
+              <w:r>
+                <w:rPr>
+                  <w:rFonts w:ascii="Malgun Gothic" w:hAnsi="Malgun Gothic" w:eastAsia="Malgun Gothic"/>
+                  <w:sz w:val="18"/>
+                </w:rPr>
+                <w:t>PYRO1 100ms 점화 (2단 모터 점화)</w:t>
+              </w:r>
+            </w:ins>
+          </w:p>
+        </w:tc>
+      </w:tr>
+      <w:tr>
+        <w:trPr>
+          <w:ins w:id="341" w:author="Claude" w:date="2026-05-23T00:00:00Z"/>
+        </w:trPr>
+        <w:tc>
+          <w:tcPr>
+            <w:tcW w:w="1800" w:type="dxa"/>
+            <w:vAlign w:val="center"/>
+            <w:tcMar>
+              <w:top w:w="90" w:type="dxa"/>
+              <w:start w:w="90" w:type="dxa"/>
+              <w:bottom w:w="90" w:type="dxa"/>
+              <w:end w:w="90" w:type="dxa"/>
+            </w:tcMar>
+          </w:tcPr>
+          <w:p>
+            <w:pPr>
+              <w:spacing w:after="0" w:line="252" w:lineRule="auto"/>
+              <w:rPr>
+                <w:ins w:id="342" w:author="Claude" w:date="2026-05-23T00:00:00Z"/>
+              </w:rPr>
+            </w:pPr>
+            <w:ins w:id="343" w:author="Claude" w:date="2026-05-23T00:00:00Z">
+              <w:r>
+                <w:rPr>
+                  <w:rFonts w:ascii="Malgun Gothic" w:hAnsi="Malgun Gothic" w:eastAsia="Malgun Gothic"/>
+                  <w:sz w:val="18"/>
+                </w:rPr>
+                <w:t>NSC TILT (자세 불량으로 점화 보류)</w:t>
+              </w:r>
+            </w:ins>
+          </w:p>
+        </w:tc>
+        <w:tc>
+          <w:tcPr>
+            <w:tcW w:w="3800" w:type="dxa"/>
+            <w:vAlign w:val="center"/>
+            <w:tcMar>
+              <w:top w:w="90" w:type="dxa"/>
+              <w:start w:w="90" w:type="dxa"/>
+              <w:bottom w:w="90" w:type="dxa"/>
+              <w:end w:w="90" w:type="dxa"/>
+            </w:tcMar>
+          </w:tcPr>
+          <w:p>
+            <w:pPr>
+              <w:spacing w:after="0" w:line="252" w:lineRule="auto"/>
+              <w:rPr>
+                <w:ins w:id="344" w:author="Claude" w:date="2026-05-23T00:00:00Z"/>
+              </w:rPr>
+            </w:pPr>
+            <w:ins w:id="345" w:author="Claude" w:date="2026-05-23T00:00:00Z">
+              <w:r>
+                <w:rPr>
+                  <w:rFonts w:ascii="Malgun Gothic" w:hAnsi="Malgun Gothic" w:eastAsia="Malgun Gothic"/>
+                  <w:sz w:val="18"/>
+                </w:rPr>
+                <w:t>단분리는 확인되었으나 자세가 자세 한계각 초과</w:t>
+              </w:r>
+            </w:ins>
+          </w:p>
+        </w:tc>
+        <w:tc>
+          <w:tcPr>
+            <w:tcW w:w="4601" w:type="dxa"/>
+            <w:vAlign w:val="center"/>
+            <w:tcMar>
+              <w:top w:w="90" w:type="dxa"/>
+              <w:start w:w="90" w:type="dxa"/>
+              <w:bottom w:w="90" w:type="dxa"/>
+              <w:end w:w="90" w:type="dxa"/>
+            </w:tcMar>
+          </w:tcPr>
+          <w:p>
+            <w:pPr>
+              <w:spacing w:after="0" w:line="252" w:lineRule="auto"/>
+              <w:rPr>
+                <w:ins w:id="346" w:author="Claude" w:date="2026-05-23T00:00:00Z"/>
+              </w:rPr>
+            </w:pPr>
+            <w:ins w:id="347" w:author="Claude" w:date="2026-05-23T00:00:00Z">
+              <w:r>
+                <w:rPr>
+                  <w:rFonts w:ascii="Malgun Gothic" w:hAnsi="Malgun Gothic" w:eastAsia="Malgun Gothic"/>
+                  <w:sz w:val="18"/>
+                </w:rPr>
+                <w:t>2단 점화 보류 (NoStageCondition). 이벤트 코드 5 기록</w:t>
+              </w:r>
+            </w:ins>
+          </w:p>
+        </w:tc>
+      </w:tr>
+      <w:tr>
+        <w:trPr>
+          <w:ins w:id="351" w:author="Claude" w:date="2026-05-23T00:00:00Z"/>
+        </w:trPr>
+        <w:tc>
+          <w:tcPr>
+            <w:tcW w:w="1800" w:type="dxa"/>
+            <w:vAlign w:val="center"/>
+            <w:tcMar>
+              <w:top w:w="90" w:type="dxa"/>
+              <w:start w:w="90" w:type="dxa"/>
+              <w:bottom w:w="90" w:type="dxa"/>
+              <w:end w:w="90" w:type="dxa"/>
+            </w:tcMar>
+          </w:tcPr>
+          <w:p>
+            <w:pPr>
+              <w:spacing w:after="0" w:line="252" w:lineRule="auto"/>
+              <w:rPr>
+                <w:ins w:id="352" w:author="Claude" w:date="2026-05-23T00:00:00Z"/>
+              </w:rPr>
+            </w:pPr>
+            <w:ins w:id="353" w:author="Claude" w:date="2026-05-23T00:00:00Z">
+              <w:r>
+                <w:rPr>
+                  <w:rFonts w:ascii="Malgun Gothic" w:hAnsi="Malgun Gothic" w:eastAsia="Malgun Gothic"/>
+                  <w:sz w:val="18"/>
+                </w:rPr>
+                <w:t>NSC NOSEP (단분리 미감지)</w:t>
+              </w:r>
+            </w:ins>
+          </w:p>
+        </w:tc>
+        <w:tc>
+          <w:tcPr>
+            <w:tcW w:w="3800" w:type="dxa"/>
+            <w:vAlign w:val="center"/>
+            <w:tcMar>
+              <w:top w:w="90" w:type="dxa"/>
+              <w:start w:w="90" w:type="dxa"/>
+              <w:bottom w:w="90" w:type="dxa"/>
+              <w:end w:w="90" w:type="dxa"/>
+            </w:tcMar>
+          </w:tcPr>
+          <w:p>
+            <w:pPr>
+              <w:spacing w:after="0" w:line="252" w:lineRule="auto"/>
+              <w:rPr>
+                <w:ins w:id="354" w:author="Claude" w:date="2026-05-23T00:00:00Z"/>
+              </w:rPr>
+            </w:pPr>
+            <w:ins w:id="355" w:author="Claude" w:date="2026-05-23T00:00:00Z">
+              <w:r>
+                <w:rPr>
+                  <w:rFonts w:ascii="Malgun Gothic" w:hAnsi="Malgun Gothic" w:eastAsia="Malgun Gothic"/>
+                  <w:sz w:val="18"/>
+                </w:rPr>
+                <w:t>정점 도달 시점에 단분리 신호 미감지</w:t>
+              </w:r>
+            </w:ins>
+          </w:p>
+        </w:tc>
+        <w:tc>
+          <w:tcPr>
+            <w:tcW w:w="4601" w:type="dxa"/>
+            <w:vAlign w:val="center"/>
+            <w:tcMar>
+              <w:top w:w="90" w:type="dxa"/>
+              <w:start w:w="90" w:type="dxa"/>
+              <w:bottom w:w="90" w:type="dxa"/>
+              <w:end w:w="90" w:type="dxa"/>
+            </w:tcMar>
+          </w:tcPr>
+          <w:p>
+            <w:pPr>
+              <w:spacing w:after="0" w:line="252" w:lineRule="auto"/>
+              <w:rPr>
+                <w:ins w:id="356" w:author="Claude" w:date="2026-05-23T00:00:00Z"/>
+              </w:rPr>
+            </w:pPr>
+            <w:ins w:id="357" w:author="Claude" w:date="2026-05-23T00:00:00Z">
+              <w:r>
+                <w:rPr>
+                  <w:rFonts w:ascii="Malgun Gothic" w:hAnsi="Malgun Gothic" w:eastAsia="Malgun Gothic"/>
+                  <w:sz w:val="18"/>
+                </w:rPr>
+                <w:t>2단 미점화 상태로 회수 진행. 이벤트 코드 5 기록</w:t>
+              </w:r>
+            </w:ins>
+          </w:p>
+        </w:tc>
+      </w:tr>
+      <w:tr>
+        <w:trPr>
+          <w:ins w:id="361" w:author="Claude" w:date="2026-05-23T00:00:00Z"/>
+        </w:trPr>
+        <w:tc>
+          <w:tcPr>
+            <w:tcW w:w="1800" w:type="dxa"/>
+            <w:vAlign w:val="center"/>
+            <w:tcMar>
+              <w:top w:w="90" w:type="dxa"/>
+              <w:start w:w="90" w:type="dxa"/>
+              <w:bottom w:w="90" w:type="dxa"/>
+              <w:end w:w="90" w:type="dxa"/>
+            </w:tcMar>
+          </w:tcPr>
+          <w:p>
+            <w:pPr>
+              <w:spacing w:after="0" w:line="252" w:lineRule="auto"/>
+              <w:rPr>
+                <w:ins w:id="362" w:author="Claude" w:date="2026-05-23T00:00:00Z"/>
+              </w:rPr>
+            </w:pPr>
+            <w:ins w:id="363" w:author="Claude" w:date="2026-05-23T00:00:00Z">
+              <w:r>
+                <w:rPr>
+                  <w:rFonts w:ascii="Malgun Gothic" w:hAnsi="Malgun Gothic" w:eastAsia="Malgun Gothic"/>
+                  <w:sz w:val="18"/>
+                </w:rPr>
+                <w:t>APG (Apogee) / DROGUE</w:t>
+              </w:r>
+            </w:ins>
+          </w:p>
+        </w:tc>
+        <w:tc>
+          <w:tcPr>
+            <w:tcW w:w="3800" w:type="dxa"/>
+            <w:vAlign w:val="center"/>
+            <w:tcMar>
+              <w:top w:w="90" w:type="dxa"/>
+              <w:start w:w="90" w:type="dxa"/>
+              <w:bottom w:w="90" w:type="dxa"/>
+              <w:end w:w="90" w:type="dxa"/>
+            </w:tcMar>
+          </w:tcPr>
+          <w:p>
+            <w:pPr>
+              <w:spacing w:after="0" w:line="252" w:lineRule="auto"/>
+              <w:rPr>
+                <w:ins w:id="364" w:author="Claude" w:date="2026-05-23T00:00:00Z"/>
+              </w:rPr>
+            </w:pPr>
+            <w:ins w:id="365" w:author="Claude" w:date="2026-05-23T00:00:00Z">
+              <w:r>
+                <w:rPr>
+                  <w:rFonts w:ascii="Malgun Gothic" w:hAnsi="Malgun Gothic" w:eastAsia="Malgun Gothic"/>
+                  <w:sz w:val="18"/>
+                </w:rPr>
+                <w:t>상승속도 &lt; -0.5m/s 그리고 고도 &gt; 15m, 3샘플(300ms) 연속</w:t>
+              </w:r>
+            </w:ins>
+          </w:p>
+        </w:tc>
+        <w:tc>
+          <w:tcPr>
+            <w:tcW w:w="4601" w:type="dxa"/>
+            <w:vAlign w:val="center"/>
+            <w:tcMar>
+              <w:top w:w="90" w:type="dxa"/>
+              <w:start w:w="90" w:type="dxa"/>
+              <w:bottom w:w="90" w:type="dxa"/>
+              <w:end w:w="90" w:type="dxa"/>
+            </w:tcMar>
+          </w:tcPr>
+          <w:p>
+            <w:pPr>
+              <w:spacing w:after="0" w:line="252" w:lineRule="auto"/>
+              <w:rPr>
+                <w:ins w:id="366" w:author="Claude" w:date="2026-05-23T00:00:00Z"/>
+              </w:rPr>
+            </w:pPr>
+            <w:ins w:id="367" w:author="Claude" w:date="2026-05-23T00:00:00Z">
+              <w:r>
+                <w:rPr>
+                  <w:rFonts w:ascii="Malgun Gothic" w:hAnsi="Malgun Gothic" w:eastAsia="Malgun Gothic"/>
+                  <w:sz w:val="18"/>
+                </w:rPr>
+                <w:t>정점(Apogee) 감지 → 하강 단계로 전환. 즉시 서보로 드로그 슈트 사출</w:t>
+              </w:r>
+            </w:ins>
+          </w:p>
+        </w:tc>
+      </w:tr>
+      <w:tr>
+        <w:trPr>
+          <w:ins w:id="371" w:author="Claude" w:date="2026-05-23T00:00:00Z"/>
+        </w:trPr>
+        <w:tc>
+          <w:tcPr>
+            <w:tcW w:w="1800" w:type="dxa"/>
+            <w:vAlign w:val="center"/>
+            <w:tcMar>
+              <w:top w:w="90" w:type="dxa"/>
+              <w:start w:w="90" w:type="dxa"/>
+              <w:bottom w:w="90" w:type="dxa"/>
+              <w:end w:w="90" w:type="dxa"/>
+            </w:tcMar>
+          </w:tcPr>
+          <w:p>
+            <w:pPr>
+              <w:spacing w:after="0" w:line="252" w:lineRule="auto"/>
+              <w:rPr>
+                <w:ins w:id="372" w:author="Claude" w:date="2026-05-23T00:00:00Z"/>
+              </w:rPr>
+            </w:pPr>
+            <w:ins w:id="373" w:author="Claude" w:date="2026-05-23T00:00:00Z">
+              <w:r>
+                <w:rPr>
+                  <w:rFonts w:ascii="Malgun Gothic" w:hAnsi="Malgun Gothic" w:eastAsia="Malgun Gothic"/>
+                  <w:sz w:val="18"/>
+                </w:rPr>
+                <w:t>MAIN</w:t>
+              </w:r>
+            </w:ins>
+          </w:p>
+        </w:tc>
+        <w:tc>
+          <w:tcPr>
+            <w:tcW w:w="3800" w:type="dxa"/>
+            <w:vAlign w:val="center"/>
+            <w:tcMar>
+              <w:top w:w="90" w:type="dxa"/>
+              <w:start w:w="90" w:type="dxa"/>
+              <w:bottom w:w="90" w:type="dxa"/>
+              <w:end w:w="90" w:type="dxa"/>
+            </w:tcMar>
+          </w:tcPr>
+          <w:p>
+            <w:pPr>
+              <w:spacing w:after="0" w:line="252" w:lineRule="auto"/>
+              <w:rPr>
+                <w:ins w:id="374" w:author="Claude" w:date="2026-05-23T00:00:00Z"/>
+              </w:rPr>
+            </w:pPr>
+            <w:ins w:id="375" w:author="Claude" w:date="2026-05-23T00:00:00Z">
+              <w:r>
+                <w:rPr>
+                  <w:rFonts w:ascii="Malgun Gothic" w:hAnsi="Malgun Gothic" w:eastAsia="Malgun Gothic"/>
+                  <w:sz w:val="18"/>
+                </w:rPr>
+                <w:t>하강 중 고도 &lt; 메인 사출 고도</w:t>
+              </w:r>
+            </w:ins>
+          </w:p>
+        </w:tc>
+        <w:tc>
+          <w:tcPr>
+            <w:tcW w:w="4601" w:type="dxa"/>
+            <w:vAlign w:val="center"/>
+            <w:tcMar>
+              <w:top w:w="90" w:type="dxa"/>
+              <w:start w:w="90" w:type="dxa"/>
+              <w:bottom w:w="90" w:type="dxa"/>
+              <w:end w:w="90" w:type="dxa"/>
+            </w:tcMar>
+          </w:tcPr>
+          <w:p>
+            <w:pPr>
+              <w:spacing w:after="0" w:line="252" w:lineRule="auto"/>
+              <w:rPr>
+                <w:ins w:id="376" w:author="Claude" w:date="2026-05-23T00:00:00Z"/>
+              </w:rPr>
+            </w:pPr>
+            <w:ins w:id="377" w:author="Claude" w:date="2026-05-23T00:00:00Z">
+              <w:r>
+                <w:rPr>
+                  <w:rFonts w:ascii="Malgun Gothic" w:hAnsi="Malgun Gothic" w:eastAsia="Malgun Gothic"/>
+                  <w:sz w:val="18"/>
+                </w:rPr>
+                <w:t>PYRO2 100ms 점화 (메인 슈트 사출)</w:t>
+              </w:r>
+            </w:ins>
+          </w:p>
+        </w:tc>
+      </w:tr>
+      <w:tr>
+        <w:trPr>
+          <w:ins w:id="381" w:author="Claude" w:date="2026-05-23T00:00:00Z"/>
+        </w:trPr>
+        <w:tc>
+          <w:tcPr>
+            <w:tcW w:w="1800" w:type="dxa"/>
+            <w:vAlign w:val="center"/>
+            <w:tcMar>
+              <w:top w:w="90" w:type="dxa"/>
+              <w:start w:w="90" w:type="dxa"/>
+              <w:bottom w:w="90" w:type="dxa"/>
+              <w:end w:w="90" w:type="dxa"/>
+            </w:tcMar>
+          </w:tcPr>
+          <w:p>
+            <w:pPr>
+              <w:spacing w:after="0" w:line="252" w:lineRule="auto"/>
+              <w:rPr>
+                <w:ins w:id="382" w:author="Claude" w:date="2026-05-23T00:00:00Z"/>
+              </w:rPr>
+            </w:pPr>
+            <w:ins w:id="383" w:author="Claude" w:date="2026-05-23T00:00:00Z">
+              <w:r>
+                <w:rPr>
+                  <w:rFonts w:ascii="Malgun Gothic" w:hAnsi="Malgun Gothic" w:eastAsia="Malgun Gothic"/>
+                  <w:sz w:val="18"/>
+                </w:rPr>
+                <w:t>LAND / STOPPED.</w:t>
+              </w:r>
+            </w:ins>
+          </w:p>
+        </w:tc>
+        <w:tc>
+          <w:tcPr>
+            <w:tcW w:w="3800" w:type="dxa"/>
+            <w:vAlign w:val="center"/>
+            <w:tcMar>
+              <w:top w:w="90" w:type="dxa"/>
+              <w:start w:w="90" w:type="dxa"/>
+              <w:bottom w:w="90" w:type="dxa"/>
+              <w:end w:w="90" w:type="dxa"/>
+            </w:tcMar>
+          </w:tcPr>
+          <w:p>
+            <w:pPr>
+              <w:spacing w:after="0" w:line="252" w:lineRule="auto"/>
+              <w:rPr>
+                <w:ins w:id="384" w:author="Claude" w:date="2026-05-23T00:00:00Z"/>
+              </w:rPr>
+            </w:pPr>
+            <w:ins w:id="385" w:author="Claude" w:date="2026-05-23T00:00:00Z">
+              <w:r>
+                <w:rPr>
+                  <w:rFonts w:ascii="Malgun Gothic" w:hAnsi="Malgun Gothic" w:eastAsia="Malgun Gothic"/>
+                  <w:sz w:val="18"/>
+                </w:rPr>
+                <w:t>고도 &lt; 10m 그리고 |속도| &lt; 1m/s, 10샘플(1s) 연속</w:t>
+              </w:r>
+            </w:ins>
+          </w:p>
+        </w:tc>
+        <w:tc>
+          <w:tcPr>
+            <w:tcW w:w="4601" w:type="dxa"/>
+            <w:vAlign w:val="center"/>
+            <w:tcMar>
+              <w:top w:w="90" w:type="dxa"/>
+              <w:start w:w="90" w:type="dxa"/>
+              <w:bottom w:w="90" w:type="dxa"/>
+              <w:end w:w="90" w:type="dxa"/>
+            </w:tcMar>
+          </w:tcPr>
+          <w:p>
+            <w:pPr>
+              <w:spacing w:after="0" w:line="252" w:lineRule="auto"/>
+              <w:rPr>
+                <w:ins w:id="386" w:author="Claude" w:date="2026-05-23T00:00:00Z"/>
+              </w:rPr>
+            </w:pPr>
+            <w:ins w:id="387" w:author="Claude" w:date="2026-05-23T00:00:00Z">
+              <w:r>
+                <w:rPr>
+                  <w:rFonts w:ascii="Malgun Gothic" w:hAnsi="Malgun Gothic" w:eastAsia="Malgun Gothic"/>
+                  <w:sz w:val="18"/>
+                </w:rPr>
+                <w:t>착륙 감지 → 로깅 자동 종료 + 부저 3회. STOP 명령과 동일한 종료 처리</w:t>
+              </w:r>
+            </w:ins>
+          </w:p>
+        </w:tc>
+      </w:tr>
+    </w:tbl>
+    <w:p>
+      <w:pPr>
+        <w:spacing w:after="80"/>
+        <w:rPr>
+          <w:ins w:id="400" w:author="Claude" w:date="2026-05-23T00:00:00Z"/>
+        </w:rPr>
+      </w:pPr>
+    </w:p>
+    <w:p>
+      <w:pPr>
+        <w:spacing w:after="80"/>
+        <w:rPr>
+          <w:ins w:id="401" w:author="Claude" w:date="2026-05-23T00:00:00Z"/>
+          <w:b/>
+          <w:bCs/>
+        </w:rPr>
+      </w:pPr>
+      <w:ins w:id="402" w:author="Claude" w:date="2026-05-23T00:00:00Z">
+        <w:r>
+          <w:rPr>
+            <w:rFonts w:ascii="Malgun Gothic" w:hAnsi="Malgun Gothic" w:eastAsia="Malgun Gothic"/>
+            <w:b/>
+            <w:bCs/>
+          </w:rPr>
+          <w:t>Flight_Task 단계별 진행</w:t>
+        </w:r>
+      </w:ins>
+    </w:p>
+    <w:tbl>
+      <w:tblPr>
+        <w:tblStyle w:val="aa"/>
+        <w:tblW w:w="10201" w:type="dxa"/>
+        <w:tblLayout w:type="fixed"/>
+        <w:tblLook w:val="04A0" w:firstRow="1" w:lastRow="0" w:firstColumn="1" w:lastColumn="0" w:noHBand="0" w:noVBand="1"/>
+      </w:tblPr>
+      <w:tblGrid>
+        <w:gridCol w:w="1600"/>
+        <w:gridCol w:w="2600"/>
+        <w:gridCol w:w="3001"/>
+        <w:gridCol w:w="3000"/>
+      </w:tblGrid>
+      <w:tr>
+        <w:trPr>
+          <w:ins w:id="403" w:author="Claude" w:date="2026-05-23T00:00:00Z"/>
+        </w:trPr>
+        <w:tc>
+          <w:tcPr>
+            <w:tcW w:w="1600" w:type="dxa"/>
+            <w:vAlign w:val="center"/>
+            <w:tcMar>
+              <w:top w:w="90" w:type="dxa"/>
+              <w:start w:w="90" w:type="dxa"/>
+              <w:bottom w:w="90" w:type="dxa"/>
+              <w:end w:w="90" w:type="dxa"/>
+            </w:tcMar>
+            <w:shd w:fill="D9EAF7"/>
+          </w:tcPr>
+          <w:p>
+            <w:pPr>
+              <w:spacing w:after="0" w:line="252" w:lineRule="auto"/>
+              <w:jc w:val="center"/>
+              <w:rPr>
+                <w:ins w:id="404" w:author="Claude" w:date="2026-05-23T00:00:00Z"/>
+              </w:rPr>
+            </w:pPr>
+            <w:ins w:id="405" w:author="Claude" w:date="2026-05-23T00:00:00Z">
+              <w:r>
+                <w:rPr>
+                  <w:rFonts w:ascii="Malgun Gothic" w:hAnsi="Malgun Gothic" w:eastAsia="Malgun Gothic"/>
+                  <w:b/>
+                  <w:sz w:val="18"/>
+                </w:rPr>
+                <w:t>단계</w:t>
+              </w:r>
+            </w:ins>
+          </w:p>
+        </w:tc>
+        <w:tc>
+          <w:tcPr>
+            <w:tcW w:w="2600" w:type="dxa"/>
+            <w:vAlign w:val="center"/>
+            <w:tcMar>
+              <w:top w:w="90" w:type="dxa"/>
+              <w:start w:w="90" w:type="dxa"/>
+              <w:bottom w:w="90" w:type="dxa"/>
+              <w:end w:w="90" w:type="dxa"/>
+            </w:tcMar>
+            <w:shd w:fill="D9EAF7"/>
+          </w:tcPr>
+          <w:p>
+            <w:pPr>
+              <w:spacing w:after="0" w:line="252" w:lineRule="auto"/>
+              <w:jc w:val="center"/>
+              <w:rPr>
+                <w:ins w:id="406" w:author="Claude" w:date="2026-05-23T00:00:00Z"/>
+              </w:rPr>
+            </w:pPr>
+            <w:ins w:id="407" w:author="Claude" w:date="2026-05-23T00:00:00Z">
+              <w:r>
+                <w:rPr>
+                  <w:rFonts w:ascii="Malgun Gothic" w:hAnsi="Malgun Gothic" w:eastAsia="Malgun Gothic"/>
+                  <w:b/>
+                  <w:sz w:val="18"/>
+                </w:rPr>
+                <w:t>진입 조건</w:t>
+              </w:r>
+            </w:ins>
+          </w:p>
+        </w:tc>
+        <w:tc>
+          <w:tcPr>
+            <w:tcW w:w="3001" w:type="dxa"/>
+            <w:vAlign w:val="center"/>
+            <w:tcMar>
+              <w:top w:w="90" w:type="dxa"/>
+              <w:start w:w="90" w:type="dxa"/>
+              <w:bottom w:w="90" w:type="dxa"/>
+              <w:end w:w="90" w:type="dxa"/>
+            </w:tcMar>
+            <w:shd w:fill="D9EAF7"/>
+          </w:tcPr>
+          <w:p>
+            <w:pPr>
+              <w:spacing w:after="0" w:line="252" w:lineRule="auto"/>
+              <w:jc w:val="center"/>
+              <w:rPr>
+                <w:ins w:id="408" w:author="Claude" w:date="2026-05-23T00:00:00Z"/>
+              </w:rPr>
+            </w:pPr>
+            <w:ins w:id="409" w:author="Claude" w:date="2026-05-23T00:00:00Z">
+              <w:r>
+                <w:rPr>
+                  <w:rFonts w:ascii="Malgun Gothic" w:hAnsi="Malgun Gothic" w:eastAsia="Malgun Gothic"/>
+                  <w:b/>
+                  <w:sz w:val="18"/>
+                </w:rPr>
+                <w:t>주요 동작</w:t>
+              </w:r>
+            </w:ins>
+          </w:p>
+        </w:tc>
+        <w:tc>
+          <w:tcPr>
+            <w:tcW w:w="3000" w:type="dxa"/>
+            <w:vAlign w:val="center"/>
+            <w:tcMar>
+              <w:top w:w="90" w:type="dxa"/>
+              <w:start w:w="90" w:type="dxa"/>
+              <w:bottom w:w="90" w:type="dxa"/>
+              <w:end w:w="90" w:type="dxa"/>
+            </w:tcMar>
+            <w:shd w:fill="D9EAF7"/>
+          </w:tcPr>
+          <w:p>
+            <w:pPr>
+              <w:spacing w:after="0" w:line="252" w:lineRule="auto"/>
+              <w:jc w:val="center"/>
+              <w:rPr>
+                <w:ins w:id="410" w:author="Claude" w:date="2026-05-23T00:00:00Z"/>
+              </w:rPr>
+            </w:pPr>
+            <w:ins w:id="411" w:author="Claude" w:date="2026-05-23T00:00:00Z">
+              <w:r>
+                <w:rPr>
+                  <w:rFonts w:ascii="Malgun Gothic" w:hAnsi="Malgun Gothic" w:eastAsia="Malgun Gothic"/>
+                  <w:b/>
+                  <w:sz w:val="18"/>
+                </w:rPr>
+                <w:t>다음 단계 전이 조건</w:t>
+              </w:r>
+            </w:ins>
+          </w:p>
+        </w:tc>
+      </w:tr>
+      <w:tr>
+        <w:trPr>
+          <w:ins w:id="420" w:author="Claude" w:date="2026-05-23T00:00:00Z"/>
+        </w:trPr>
+        <w:tc>
+          <w:tcPr>
+            <w:tcW w:w="1600" w:type="dxa"/>
+            <w:vAlign w:val="center"/>
+            <w:tcMar>
+              <w:top w:w="90" w:type="dxa"/>
+              <w:start w:w="90" w:type="dxa"/>
+              <w:bottom w:w="90" w:type="dxa"/>
+              <w:end w:w="90" w:type="dxa"/>
+            </w:tcMar>
+          </w:tcPr>
+          <w:p>
+            <w:pPr>
+              <w:spacing w:after="0" w:line="252" w:lineRule="auto"/>
+              <w:rPr>
+                <w:ins w:id="421" w:author="Claude" w:date="2026-05-23T00:00:00Z"/>
+              </w:rPr>
+            </w:pPr>
+            <w:ins w:id="422" w:author="Claude" w:date="2026-05-23T00:00:00Z">
+              <w:r>
+                <w:rPr>
+                  <w:rFonts w:ascii="Malgun Gothic" w:hAnsi="Malgun Gothic" w:eastAsia="Malgun Gothic"/>
+                  <w:sz w:val="18"/>
+                </w:rPr>
+                <w:t>발사 전 (PreFlight)</w:t>
+              </w:r>
+            </w:ins>
+          </w:p>
+        </w:tc>
+        <w:tc>
+          <w:tcPr>
+            <w:tcW w:w="2600" w:type="dxa"/>
+            <w:vAlign w:val="center"/>
+            <w:tcMar>
+              <w:top w:w="90" w:type="dxa"/>
+              <w:start w:w="90" w:type="dxa"/>
+              <w:bottom w:w="90" w:type="dxa"/>
+              <w:end w:w="90" w:type="dxa"/>
+            </w:tcMar>
+          </w:tcPr>
+          <w:p>
+            <w:pPr>
+              <w:spacing w:after="0" w:line="252" w:lineRule="auto"/>
+              <w:rPr>
+                <w:ins w:id="423" w:author="Claude" w:date="2026-05-23T00:00:00Z"/>
+              </w:rPr>
+            </w:pPr>
+            <w:ins w:id="424" w:author="Claude" w:date="2026-05-23T00:00:00Z">
+              <w:r>
+                <w:rPr>
+                  <w:rFonts w:ascii="Malgun Gothic" w:hAnsi="Malgun Gothic" w:eastAsia="Malgun Gothic"/>
+                  <w:sz w:val="18"/>
+                </w:rPr>
+                <w:t>START 명령 직후, 칼만 필터 정렬 완료</w:t>
+              </w:r>
+            </w:ins>
+          </w:p>
+        </w:tc>
+        <w:tc>
+          <w:tcPr>
+            <w:tcW w:w="3001" w:type="dxa"/>
+            <w:vAlign w:val="center"/>
+            <w:tcMar>
+              <w:top w:w="90" w:type="dxa"/>
+              <w:start w:w="90" w:type="dxa"/>
+              <w:bottom w:w="90" w:type="dxa"/>
+              <w:end w:w="90" w:type="dxa"/>
+            </w:tcMar>
+          </w:tcPr>
+          <w:p>
+            <w:pPr>
+              <w:spacing w:after="0" w:line="252" w:lineRule="auto"/>
+              <w:rPr>
+                <w:ins w:id="425" w:author="Claude" w:date="2026-05-23T00:00:00Z"/>
+              </w:rPr>
+            </w:pPr>
+            <w:ins w:id="426" w:author="Claude" w:date="2026-05-23T00:00:00Z">
+              <w:r>
+                <w:rPr>
+                  <w:rFonts w:ascii="Malgun Gothic" w:hAnsi="Malgun Gothic" w:eastAsia="Malgun Gothic"/>
+                  <w:sz w:val="18"/>
+                </w:rPr>
+                <w:t>10Hz 항법 갱신, 발사 감지 대기</w:t>
+              </w:r>
+            </w:ins>
+          </w:p>
+        </w:tc>
+        <w:tc>
+          <w:tcPr>
+            <w:tcW w:w="3000" w:type="dxa"/>
+            <w:vAlign w:val="center"/>
+            <w:tcMar>
+              <w:top w:w="90" w:type="dxa"/>
+              <w:start w:w="90" w:type="dxa"/>
+              <w:bottom w:w="90" w:type="dxa"/>
+              <w:end w:w="90" w:type="dxa"/>
+            </w:tcMar>
+          </w:tcPr>
+          <w:p>
+            <w:pPr>
+              <w:spacing w:after="0" w:line="252" w:lineRule="auto"/>
+              <w:rPr>
+                <w:ins w:id="427" w:author="Claude" w:date="2026-05-23T00:00:00Z"/>
+              </w:rPr>
+            </w:pPr>
+            <w:ins w:id="428" w:author="Claude" w:date="2026-05-23T00:00:00Z">
+              <w:r>
+                <w:rPr>
+                  <w:rFonts w:ascii="Malgun Gothic" w:hAnsi="Malgun Gothic" w:eastAsia="Malgun Gothic"/>
+                  <w:sz w:val="18"/>
+                </w:rPr>
+                <w:t>고도 &gt; 5m 또는 상승속도 &gt; 5m/s, 3샘플(300ms) 연속 → 추력 비행</w:t>
+              </w:r>
+            </w:ins>
+          </w:p>
+        </w:tc>
+      </w:tr>
+      <w:tr>
+        <w:trPr>
+          <w:ins w:id="430" w:author="Claude" w:date="2026-05-23T00:00:00Z"/>
+        </w:trPr>
+        <w:tc>
+          <w:tcPr>
+            <w:tcW w:w="1600" w:type="dxa"/>
+            <w:vAlign w:val="center"/>
+            <w:tcMar>
+              <w:top w:w="90" w:type="dxa"/>
+              <w:start w:w="90" w:type="dxa"/>
+              <w:bottom w:w="90" w:type="dxa"/>
+              <w:end w:w="90" w:type="dxa"/>
+            </w:tcMar>
+          </w:tcPr>
+          <w:p>
+            <w:pPr>
+              <w:spacing w:after="0" w:line="252" w:lineRule="auto"/>
+              <w:rPr>
+                <w:ins w:id="431" w:author="Claude" w:date="2026-05-23T00:00:00Z"/>
+              </w:rPr>
+            </w:pPr>
+            <w:ins w:id="432" w:author="Claude" w:date="2026-05-23T00:00:00Z">
+              <w:r>
+                <w:rPr>
+                  <w:rFonts w:ascii="Malgun Gothic" w:hAnsi="Malgun Gothic" w:eastAsia="Malgun Gothic"/>
+                  <w:sz w:val="18"/>
+                </w:rPr>
+                <w:t>추력 비행 (PoweredFlight)</w:t>
+              </w:r>
+            </w:ins>
+          </w:p>
+        </w:tc>
+        <w:tc>
+          <w:tcPr>
+            <w:tcW w:w="2600" w:type="dxa"/>
+            <w:vAlign w:val="center"/>
+            <w:tcMar>
+              <w:top w:w="90" w:type="dxa"/>
+              <w:start w:w="90" w:type="dxa"/>
+              <w:bottom w:w="90" w:type="dxa"/>
+              <w:end w:w="90" w:type="dxa"/>
+            </w:tcMar>
+          </w:tcPr>
+          <w:p>
+            <w:pPr>
+              <w:spacing w:after="0" w:line="252" w:lineRule="auto"/>
+              <w:rPr>
+                <w:ins w:id="433" w:author="Claude" w:date="2026-05-23T00:00:00Z"/>
+              </w:rPr>
+            </w:pPr>
+            <w:ins w:id="434" w:author="Claude" w:date="2026-05-23T00:00:00Z">
+              <w:r>
+                <w:rPr>
+                  <w:rFonts w:ascii="Malgun Gothic" w:hAnsi="Malgun Gothic" w:eastAsia="Malgun Gothic"/>
+                  <w:sz w:val="18"/>
+                </w:rPr>
+                <w:t>발사 감지 (LAUNCH 송신)</w:t>
+              </w:r>
+            </w:ins>
+          </w:p>
+        </w:tc>
+        <w:tc>
+          <w:tcPr>
+            <w:tcW w:w="3001" w:type="dxa"/>
+            <w:vAlign w:val="center"/>
+            <w:tcMar>
+              <w:top w:w="90" w:type="dxa"/>
+              <w:start w:w="90" w:type="dxa"/>
+              <w:bottom w:w="90" w:type="dxa"/>
+              <w:end w:w="90" w:type="dxa"/>
+            </w:tcMar>
+          </w:tcPr>
+          <w:p>
+            <w:pPr>
+              <w:spacing w:after="0" w:line="252" w:lineRule="auto"/>
+              <w:rPr>
+                <w:ins w:id="435" w:author="Claude" w:date="2026-05-23T00:00:00Z"/>
+              </w:rPr>
+            </w:pPr>
+            <w:ins w:id="436" w:author="Claude" w:date="2026-05-23T00:00:00Z">
+              <w:r>
+                <w:rPr>
+                  <w:rFonts w:ascii="Malgun Gothic" w:hAnsi="Malgun Gothic" w:eastAsia="Malgun Gothic"/>
+                  <w:sz w:val="18"/>
+                </w:rPr>
+                <w:t>1단 모터 추력 구간. 연소 종료(BurnOut) 감지 대기</w:t>
+              </w:r>
+            </w:ins>
+          </w:p>
+        </w:tc>
+        <w:tc>
+          <w:tcPr>
+            <w:tcW w:w="3000" w:type="dxa"/>
+            <w:vAlign w:val="center"/>
+            <w:tcMar>
+              <w:top w:w="90" w:type="dxa"/>
+              <w:start w:w="90" w:type="dxa"/>
+              <w:bottom w:w="90" w:type="dxa"/>
+              <w:end w:w="90" w:type="dxa"/>
+            </w:tcMar>
+          </w:tcPr>
+          <w:p>
+            <w:pPr>
+              <w:spacing w:after="0" w:line="252" w:lineRule="auto"/>
+              <w:rPr>
+                <w:ins w:id="437" w:author="Claude" w:date="2026-05-23T00:00:00Z"/>
+              </w:rPr>
+            </w:pPr>
+            <w:ins w:id="438" w:author="Claude" w:date="2026-05-23T00:00:00Z">
+              <w:r>
+                <w:rPr>
+                  <w:rFonts w:ascii="Malgun Gothic" w:hAnsi="Malgun Gothic" w:eastAsia="Malgun Gothic"/>
+                  <w:sz w:val="18"/>
+                </w:rPr>
+                <w:t>|비력| &lt; 2.0g 그리고 상승속도 &gt; 10m/s → 관성 비행</w:t>
+              </w:r>
+            </w:ins>
+          </w:p>
+        </w:tc>
+      </w:tr>
+      <w:tr>
+        <w:trPr>
+          <w:ins w:id="440" w:author="Claude" w:date="2026-05-23T00:00:00Z"/>
+        </w:trPr>
+        <w:tc>
+          <w:tcPr>
+            <w:tcW w:w="1600" w:type="dxa"/>
+            <w:vAlign w:val="center"/>
+            <w:tcMar>
+              <w:top w:w="90" w:type="dxa"/>
+              <w:start w:w="90" w:type="dxa"/>
+              <w:bottom w:w="90" w:type="dxa"/>
+              <w:end w:w="90" w:type="dxa"/>
+            </w:tcMar>
+          </w:tcPr>
+          <w:p>
+            <w:pPr>
+              <w:spacing w:after="0" w:line="252" w:lineRule="auto"/>
+              <w:rPr>
+                <w:ins w:id="441" w:author="Claude" w:date="2026-05-23T00:00:00Z"/>
+              </w:rPr>
+            </w:pPr>
+            <w:ins w:id="442" w:author="Claude" w:date="2026-05-23T00:00:00Z">
+              <w:r>
+                <w:rPr>
+                  <w:rFonts w:ascii="Malgun Gothic" w:hAnsi="Malgun Gothic" w:eastAsia="Malgun Gothic"/>
+                  <w:sz w:val="18"/>
+                </w:rPr>
+                <w:t>관성 비행 (Coasting)</w:t>
+              </w:r>
+            </w:ins>
+          </w:p>
+        </w:tc>
+        <w:tc>
+          <w:tcPr>
+            <w:tcW w:w="2600" w:type="dxa"/>
+            <w:vAlign w:val="center"/>
+            <w:tcMar>
+              <w:top w:w="90" w:type="dxa"/>
+              <w:start w:w="90" w:type="dxa"/>
+              <w:bottom w:w="90" w:type="dxa"/>
+              <w:end w:w="90" w:type="dxa"/>
+            </w:tcMar>
+          </w:tcPr>
+          <w:p>
+            <w:pPr>
+              <w:spacing w:after="0" w:line="252" w:lineRule="auto"/>
+              <w:rPr>
+                <w:ins w:id="443" w:author="Claude" w:date="2026-05-23T00:00:00Z"/>
+              </w:rPr>
+            </w:pPr>
+            <w:ins w:id="444" w:author="Claude" w:date="2026-05-23T00:00:00Z">
+              <w:r>
+                <w:rPr>
+                  <w:rFonts w:ascii="Malgun Gothic" w:hAnsi="Malgun Gothic" w:eastAsia="Malgun Gothic"/>
+                  <w:sz w:val="18"/>
+                </w:rPr>
+                <w:t>1단 모터 연소 종료 (BurnOut 송신)</w:t>
+              </w:r>
+            </w:ins>
+          </w:p>
+        </w:tc>
+        <w:tc>
+          <w:tcPr>
+            <w:tcW w:w="3001" w:type="dxa"/>
+            <w:vAlign w:val="center"/>
+            <w:tcMar>
+              <w:top w:w="90" w:type="dxa"/>
+              <w:start w:w="90" w:type="dxa"/>
+              <w:bottom w:w="90" w:type="dxa"/>
+              <w:end w:w="90" w:type="dxa"/>
+            </w:tcMar>
+          </w:tcPr>
+          <w:p>
+            <w:pPr>
+              <w:spacing w:after="0" w:line="252" w:lineRule="auto"/>
+              <w:rPr>
+                <w:ins w:id="445" w:author="Claude" w:date="2026-05-23T00:00:00Z"/>
+              </w:rPr>
+            </w:pPr>
+            <w:ins w:id="446" w:author="Claude" w:date="2026-05-23T00:00:00Z">
+              <w:r>
+                <w:rPr>
+                  <w:rFonts w:ascii="Malgun Gothic" w:hAnsi="Malgun Gothic" w:eastAsia="Malgun Gothic"/>
+                  <w:sz w:val="18"/>
+                </w:rPr>
+                <w:t>단분리 신호 확인(IR 5샘플=0.5s) + 자세 한계 검사 → 2단 점화. 정점(Apogee) 감지 병행</w:t>
+              </w:r>
+            </w:ins>
+          </w:p>
+        </w:tc>
+        <w:tc>
+          <w:tcPr>
+            <w:tcW w:w="3000" w:type="dxa"/>
+            <w:vAlign w:val="center"/>
+            <w:tcMar>
+              <w:top w:w="90" w:type="dxa"/>
+              <w:start w:w="90" w:type="dxa"/>
+              <w:bottom w:w="90" w:type="dxa"/>
+              <w:end w:w="90" w:type="dxa"/>
+            </w:tcMar>
+          </w:tcPr>
+          <w:p>
+            <w:pPr>
+              <w:spacing w:after="0" w:line="252" w:lineRule="auto"/>
+              <w:rPr>
+                <w:ins w:id="447" w:author="Claude" w:date="2026-05-23T00:00:00Z"/>
+              </w:rPr>
+            </w:pPr>
+            <w:ins w:id="448" w:author="Claude" w:date="2026-05-23T00:00:00Z">
+              <w:r>
+                <w:rPr>
+                  <w:rFonts w:ascii="Malgun Gothic" w:hAnsi="Malgun Gothic" w:eastAsia="Malgun Gothic"/>
+                  <w:sz w:val="18"/>
+                </w:rPr>
+                <w:t>상승속도 &lt; -0.5m/s 그리고 고도 &gt; 15m, 3샘플(300ms) 연속 → 하강</w:t>
+              </w:r>
+            </w:ins>
+          </w:p>
+        </w:tc>
+      </w:tr>
+      <w:tr>
+        <w:trPr>
+          <w:ins w:id="450" w:author="Claude" w:date="2026-05-23T00:00:00Z"/>
+        </w:trPr>
+        <w:tc>
+          <w:tcPr>
+            <w:tcW w:w="1600" w:type="dxa"/>
+            <w:vAlign w:val="center"/>
+            <w:tcMar>
+              <w:top w:w="90" w:type="dxa"/>
+              <w:start w:w="90" w:type="dxa"/>
+              <w:bottom w:w="90" w:type="dxa"/>
+              <w:end w:w="90" w:type="dxa"/>
+            </w:tcMar>
+          </w:tcPr>
+          <w:p>
+            <w:pPr>
+              <w:spacing w:after="0" w:line="252" w:lineRule="auto"/>
+              <w:rPr>
+                <w:ins w:id="451" w:author="Claude" w:date="2026-05-23T00:00:00Z"/>
+              </w:rPr>
+            </w:pPr>
+            <w:ins w:id="452" w:author="Claude" w:date="2026-05-23T00:00:00Z">
+              <w:r>
+                <w:rPr>
+                  <w:rFonts w:ascii="Malgun Gothic" w:hAnsi="Malgun Gothic" w:eastAsia="Malgun Gothic"/>
+                  <w:sz w:val="18"/>
+                </w:rPr>
+                <w:t>하강 (Descent)</w:t>
+              </w:r>
+            </w:ins>
+          </w:p>
+        </w:tc>
+        <w:tc>
+          <w:tcPr>
+            <w:tcW w:w="2600" w:type="dxa"/>
+            <w:vAlign w:val="center"/>
+            <w:tcMar>
+              <w:top w:w="90" w:type="dxa"/>
+              <w:start w:w="90" w:type="dxa"/>
+              <w:bottom w:w="90" w:type="dxa"/>
+              <w:end w:w="90" w:type="dxa"/>
+            </w:tcMar>
+          </w:tcPr>
+          <w:p>
+            <w:pPr>
+              <w:spacing w:after="0" w:line="252" w:lineRule="auto"/>
+              <w:rPr>
+                <w:ins w:id="453" w:author="Claude" w:date="2026-05-23T00:00:00Z"/>
+              </w:rPr>
+            </w:pPr>
+            <w:ins w:id="454" w:author="Claude" w:date="2026-05-23T00:00:00Z">
+              <w:r>
+                <w:rPr>
+                  <w:rFonts w:ascii="Malgun Gothic" w:hAnsi="Malgun Gothic" w:eastAsia="Malgun Gothic"/>
+                  <w:sz w:val="18"/>
+                </w:rPr>
+                <w:t>정점 도달 (Apogee 송신, 드로그 슈트 사출)</w:t>
+              </w:r>
+            </w:ins>
+          </w:p>
+        </w:tc>
+        <w:tc>
+          <w:tcPr>
+            <w:tcW w:w="3001" w:type="dxa"/>
+            <w:vAlign w:val="center"/>
+            <w:tcMar>
+              <w:top w:w="90" w:type="dxa"/>
+              <w:start w:w="90" w:type="dxa"/>
+              <w:bottom w:w="90" w:type="dxa"/>
+              <w:end w:w="90" w:type="dxa"/>
+            </w:tcMar>
+          </w:tcPr>
+          <w:p>
+            <w:pPr>
+              <w:spacing w:after="0" w:line="252" w:lineRule="auto"/>
+              <w:rPr>
+                <w:ins w:id="455" w:author="Claude" w:date="2026-05-23T00:00:00Z"/>
+              </w:rPr>
+            </w:pPr>
+            <w:ins w:id="456" w:author="Claude" w:date="2026-05-23T00:00:00Z">
+              <w:r>
+                <w:rPr>
+                  <w:rFonts w:ascii="Malgun Gothic" w:hAnsi="Malgun Gothic" w:eastAsia="Malgun Gothic"/>
+                  <w:sz w:val="18"/>
+                </w:rPr>
+                <w:t>고도 &lt; 메인 사출 고도 → 메인 슈트 사출(PYRO2 100ms 점화). 착륙 감지 대기</w:t>
+              </w:r>
+            </w:ins>
+          </w:p>
+        </w:tc>
+        <w:tc>
+          <w:tcPr>
+            <w:tcW w:w="3000" w:type="dxa"/>
+            <w:vAlign w:val="center"/>
+            <w:tcMar>
+              <w:top w:w="90" w:type="dxa"/>
+              <w:start w:w="90" w:type="dxa"/>
+              <w:bottom w:w="90" w:type="dxa"/>
+              <w:end w:w="90" w:type="dxa"/>
+            </w:tcMar>
+          </w:tcPr>
+          <w:p>
+            <w:pPr>
+              <w:spacing w:after="0" w:line="252" w:lineRule="auto"/>
+              <w:rPr>
+                <w:ins w:id="457" w:author="Claude" w:date="2026-05-23T00:00:00Z"/>
+              </w:rPr>
+            </w:pPr>
+            <w:ins w:id="458" w:author="Claude" w:date="2026-05-23T00:00:00Z">
+              <w:r>
+                <w:rPr>
+                  <w:rFonts w:ascii="Malgun Gothic" w:hAnsi="Malgun Gothic" w:eastAsia="Malgun Gothic"/>
+                  <w:sz w:val="18"/>
+                </w:rPr>
+                <w:t>고도 &lt; 10m 그리고 |속도| &lt; 1m/s, 10샘플(1s) 연속 → 착륙</w:t>
+              </w:r>
+            </w:ins>
+          </w:p>
+        </w:tc>
+      </w:tr>
+      <w:tr>
+        <w:trPr>
+          <w:ins w:id="460" w:author="Claude" w:date="2026-05-23T00:00:00Z"/>
+        </w:trPr>
+        <w:tc>
+          <w:tcPr>
+            <w:tcW w:w="1600" w:type="dxa"/>
+            <w:vAlign w:val="center"/>
+            <w:tcMar>
+              <w:top w:w="90" w:type="dxa"/>
+              <w:start w:w="90" w:type="dxa"/>
+              <w:bottom w:w="90" w:type="dxa"/>
+              <w:end w:w="90" w:type="dxa"/>
+            </w:tcMar>
+          </w:tcPr>
+          <w:p>
+            <w:pPr>
+              <w:spacing w:after="0" w:line="252" w:lineRule="auto"/>
+              <w:rPr>
+                <w:ins w:id="461" w:author="Claude" w:date="2026-05-23T00:00:00Z"/>
+              </w:rPr>
+            </w:pPr>
+            <w:ins w:id="462" w:author="Claude" w:date="2026-05-23T00:00:00Z">
+              <w:r>
+                <w:rPr>
+                  <w:rFonts w:ascii="Malgun Gothic" w:hAnsi="Malgun Gothic" w:eastAsia="Malgun Gothic"/>
+                  <w:sz w:val="18"/>
+                </w:rPr>
+                <w:t>착륙 (Landed)</w:t>
+              </w:r>
+            </w:ins>
+          </w:p>
+        </w:tc>
+        <w:tc>
+          <w:tcPr>
+            <w:tcW w:w="2600" w:type="dxa"/>
+            <w:vAlign w:val="center"/>
+            <w:tcMar>
+              <w:top w:w="90" w:type="dxa"/>
+              <w:start w:w="90" w:type="dxa"/>
+              <w:bottom w:w="90" w:type="dxa"/>
+              <w:end w:w="90" w:type="dxa"/>
+            </w:tcMar>
+          </w:tcPr>
+          <w:p>
+            <w:pPr>
+              <w:spacing w:after="0" w:line="252" w:lineRule="auto"/>
+              <w:rPr>
+                <w:ins w:id="463" w:author="Claude" w:date="2026-05-23T00:00:00Z"/>
+              </w:rPr>
+            </w:pPr>
+            <w:ins w:id="464" w:author="Claude" w:date="2026-05-23T00:00:00Z">
+              <w:r>
+                <w:rPr>
+                  <w:rFonts w:ascii="Malgun Gothic" w:hAnsi="Malgun Gothic" w:eastAsia="Malgun Gothic"/>
+                  <w:sz w:val="18"/>
+                </w:rPr>
+                <w:t>착륙 감지 (LAND 송신, STOPPED. 송신)</w:t>
+              </w:r>
+            </w:ins>
+          </w:p>
+        </w:tc>
+        <w:tc>
+          <w:tcPr>
+            <w:tcW w:w="3001" w:type="dxa"/>
+            <w:vAlign w:val="center"/>
+            <w:tcMar>
+              <w:top w:w="90" w:type="dxa"/>
+              <w:start w:w="90" w:type="dxa"/>
+              <w:bottom w:w="90" w:type="dxa"/>
+              <w:end w:w="90" w:type="dxa"/>
+            </w:tcMar>
+          </w:tcPr>
+          <w:p>
+            <w:pPr>
+              <w:spacing w:after="0" w:line="252" w:lineRule="auto"/>
+              <w:rPr>
+                <w:ins w:id="465" w:author="Claude" w:date="2026-05-23T00:00:00Z"/>
+              </w:rPr>
+            </w:pPr>
+            <w:ins w:id="466" w:author="Claude" w:date="2026-05-23T00:00:00Z">
+              <w:r>
+                <w:rPr>
+                  <w:rFonts w:ascii="Malgun Gothic" w:hAnsi="Malgun Gothic" w:eastAsia="Malgun Gothic"/>
+                  <w:sz w:val="18"/>
+                </w:rPr>
+                <w:t>로깅 자동 종료, 부저 3회. 비행 종료 상태 유지</w:t>
+              </w:r>
+            </w:ins>
+          </w:p>
+        </w:tc>
+        <w:tc>
+          <w:tcPr>
+            <w:tcW w:w="3000" w:type="dxa"/>
+            <w:vAlign w:val="center"/>
+            <w:tcMar>
+              <w:top w:w="90" w:type="dxa"/>
+              <w:start w:w="90" w:type="dxa"/>
+              <w:bottom w:w="90" w:type="dxa"/>
+              <w:end w:w="90" w:type="dxa"/>
+            </w:tcMar>
+          </w:tcPr>
+          <w:p>
+            <w:pPr>
+              <w:spacing w:after="0" w:line="252" w:lineRule="auto"/>
+              <w:rPr>
+                <w:ins w:id="467" w:author="Claude" w:date="2026-05-23T00:00:00Z"/>
+              </w:rPr>
+            </w:pPr>
+            <w:ins w:id="468" w:author="Claude" w:date="2026-05-23T00:00:00Z">
+              <w:r>
+                <w:rPr>
+                  <w:rFonts w:ascii="Malgun Gothic" w:hAnsi="Malgun Gothic" w:eastAsia="Malgun Gothic"/>
+                  <w:sz w:val="18"/>
+                </w:rPr>
+                <w:t>(종료) — PARSE로 데이터 회수, REBOOT로 재시작</w:t>
+              </w:r>
+            </w:ins>
+          </w:p>
+        </w:tc>
+      </w:tr>
+    </w:tbl>
+    <w:p>
+      <w:pPr>
+        <w:spacing w:after="80"/>
+        <w:rPr>
+          <w:ins w:id="470" w:author="Claude" w:date="2026-05-23T00:00:00Z"/>
+        </w:rPr>
+      </w:pPr>
+      <w:ins w:id="471" w:author="Claude" w:date="2026-05-23T00:00:00Z">
+        <w:r>
+          <w:rPr>
+            <w:rFonts w:ascii="Malgun Gothic" w:hAnsi="Malgun Gothic" w:eastAsia="Malgun Gothic"/>
+            <w:sz w:val="18"/>
+            <w:i/>
+          </w:rPr>
+          <w:t>※ 관성 비행 단계의 단분리 처리: 단분리 신호가 잡히고 자세가 한계 이내이면 2단 점화(STAGE2 IGN), 자세 초과면 점화 보류(NSC TILT). 단분리 미확인 상태에서 정점에 도달하면 2단 미점화로 회수 진행(NSC NOSEP).</w:t>
+        </w:r>
+      </w:ins>
+    </w:p>
     <w:sectPr>
       <w:pgSz w:w="11906" w:h="16838"/>
-      <w:pgMar w:top="1701" w:right="1440" w:bottom="1440" w:left="1440" w:header="851" w:footer="992" w:gutter="0"/>
+      <w:pgMar w:top="1020" w:right="1020" w:bottom="1020" w:left="1020" w:header="851" w:footer="992" w:gutter="0"/>
       <w:cols w:space="425"/>
       <w:docGrid w:linePitch="360"/>
     </w:sectPr>

--- a/document/2026ALTIS 운용 매뉴얼.docx
+++ b/document/2026ALTIS 운용 매뉴얼.docx
@@ -14,7 +14,7 @@
       </w:pPr>
       <w:r>
         <w:rPr>
-          <w:rFonts w:ascii="Malgun Gothic" w:hAnsi="Malgun Gothic" w:eastAsia="Malgun Gothic"/>
+          <w:rFonts w:ascii="맑은 고딕" w:eastAsia="맑은 고딕" w:hAnsi="맑은 고딕"/>
           <w:b/>
           <w:bCs/>
           <w:sz w:val="40"/>
@@ -27,14 +27,13 @@
       <w:pPr>
         <w:spacing w:after="80"/>
         <w:rPr>
-          <w:rFonts w:hint="eastAsia"/>
           <w:b/>
           <w:bCs/>
         </w:rPr>
       </w:pPr>
       <w:r>
         <w:rPr>
-          <w:rFonts w:hint="eastAsia" w:ascii="Malgun Gothic" w:hAnsi="Malgun Gothic" w:eastAsia="Malgun Gothic"/>
+          <w:rFonts w:ascii="맑은 고딕" w:eastAsia="맑은 고딕" w:hAnsi="맑은 고딕" w:hint="eastAsia"/>
           <w:b/>
           <w:bCs/>
         </w:rPr>
@@ -49,35 +48,32 @@
         <w:tblLook w:val="04A0" w:firstRow="1" w:lastRow="0" w:firstColumn="1" w:lastColumn="0" w:noHBand="0" w:noVBand="1"/>
       </w:tblPr>
       <w:tblGrid>
-        <w:gridCol w:w="1394"/>
-        <w:gridCol w:w="1654"/>
-        <w:gridCol w:w="3122"/>
-        <w:gridCol w:w="4031"/>
+        <w:gridCol w:w="668"/>
+        <w:gridCol w:w="1458"/>
+        <w:gridCol w:w="3339"/>
+        <w:gridCol w:w="4736"/>
       </w:tblGrid>
       <w:tr>
         <w:tc>
           <w:tcPr>
             <w:tcW w:w="624" w:type="dxa"/>
-            <w:vAlign w:val="center"/>
-            <w:tcMar>
-              <w:top w:w="90" w:type="dxa"/>
-              <w:start w:w="90" w:type="dxa"/>
-              <w:bottom w:w="90" w:type="dxa"/>
-              <w:end w:w="90" w:type="dxa"/>
-            </w:tcMar>
-            <w:shd w:fill="D9EAF7"/>
-          </w:tcPr>
-          <w:p>
-            <w:pPr>
-              <w:spacing w:after="0" w:line="252" w:lineRule="auto"/>
+            <w:shd w:val="clear" w:color="auto" w:fill="D9EAF7"/>
+            <w:tcMar>
+              <w:top w:w="90" w:type="dxa"/>
+              <w:left w:w="90" w:type="dxa"/>
+              <w:bottom w:w="90" w:type="dxa"/>
+              <w:right w:w="90" w:type="dxa"/>
+            </w:tcMar>
+            <w:vAlign w:val="center"/>
+          </w:tcPr>
+          <w:p>
+            <w:pPr>
+              <w:spacing w:line="252" w:lineRule="auto"/>
               <w:jc w:val="center"/>
-              <w:rPr>
-                <w:rFonts w:hint="eastAsia"/>
-              </w:rPr>
-            </w:pPr>
-            <w:r>
-              <w:rPr>
-                <w:rFonts w:hint="eastAsia" w:ascii="Malgun Gothic" w:hAnsi="Malgun Gothic" w:eastAsia="Malgun Gothic"/>
+            </w:pPr>
+            <w:r>
+              <w:rPr>
+                <w:rFonts w:ascii="맑은 고딕" w:eastAsia="맑은 고딕" w:hAnsi="맑은 고딕" w:hint="eastAsia"/>
                 <w:b/>
                 <w:sz w:val="18"/>
               </w:rPr>
@@ -88,26 +84,23 @@
         <w:tc>
           <w:tcPr>
             <w:tcW w:w="1361" w:type="dxa"/>
-            <w:vAlign w:val="center"/>
-            <w:tcMar>
-              <w:top w:w="90" w:type="dxa"/>
-              <w:start w:w="90" w:type="dxa"/>
-              <w:bottom w:w="90" w:type="dxa"/>
-              <w:end w:w="90" w:type="dxa"/>
-            </w:tcMar>
-            <w:shd w:fill="D9EAF7"/>
-          </w:tcPr>
-          <w:p>
-            <w:pPr>
-              <w:spacing w:after="0" w:line="252" w:lineRule="auto"/>
+            <w:shd w:val="clear" w:color="auto" w:fill="D9EAF7"/>
+            <w:tcMar>
+              <w:top w:w="90" w:type="dxa"/>
+              <w:left w:w="90" w:type="dxa"/>
+              <w:bottom w:w="90" w:type="dxa"/>
+              <w:right w:w="90" w:type="dxa"/>
+            </w:tcMar>
+            <w:vAlign w:val="center"/>
+          </w:tcPr>
+          <w:p>
+            <w:pPr>
+              <w:spacing w:line="252" w:lineRule="auto"/>
               <w:jc w:val="center"/>
-              <w:rPr>
-                <w:rFonts w:hint="eastAsia"/>
-              </w:rPr>
-            </w:pPr>
-            <w:r>
-              <w:rPr>
-                <w:rFonts w:hint="eastAsia" w:ascii="Malgun Gothic" w:hAnsi="Malgun Gothic" w:eastAsia="Malgun Gothic"/>
+            </w:pPr>
+            <w:r>
+              <w:rPr>
+                <w:rFonts w:ascii="맑은 고딕" w:eastAsia="맑은 고딕" w:hAnsi="맑은 고딕" w:hint="eastAsia"/>
                 <w:b/>
                 <w:sz w:val="18"/>
               </w:rPr>
@@ -118,26 +111,23 @@
         <w:tc>
           <w:tcPr>
             <w:tcW w:w="3118" w:type="dxa"/>
-            <w:vAlign w:val="center"/>
-            <w:tcMar>
-              <w:top w:w="90" w:type="dxa"/>
-              <w:start w:w="90" w:type="dxa"/>
-              <w:bottom w:w="90" w:type="dxa"/>
-              <w:end w:w="90" w:type="dxa"/>
-            </w:tcMar>
-            <w:shd w:fill="D9EAF7"/>
-          </w:tcPr>
-          <w:p>
-            <w:pPr>
-              <w:spacing w:after="0" w:line="252" w:lineRule="auto"/>
+            <w:shd w:val="clear" w:color="auto" w:fill="D9EAF7"/>
+            <w:tcMar>
+              <w:top w:w="90" w:type="dxa"/>
+              <w:left w:w="90" w:type="dxa"/>
+              <w:bottom w:w="90" w:type="dxa"/>
+              <w:right w:w="90" w:type="dxa"/>
+            </w:tcMar>
+            <w:vAlign w:val="center"/>
+          </w:tcPr>
+          <w:p>
+            <w:pPr>
+              <w:spacing w:line="252" w:lineRule="auto"/>
               <w:jc w:val="center"/>
-              <w:rPr>
-                <w:rFonts w:hint="eastAsia"/>
-              </w:rPr>
-            </w:pPr>
-            <w:r>
-              <w:rPr>
-                <w:rFonts w:hint="eastAsia" w:ascii="Malgun Gothic" w:hAnsi="Malgun Gothic" w:eastAsia="Malgun Gothic"/>
+            </w:pPr>
+            <w:r>
+              <w:rPr>
+                <w:rFonts w:ascii="맑은 고딕" w:eastAsia="맑은 고딕" w:hAnsi="맑은 고딕" w:hint="eastAsia"/>
                 <w:b/>
                 <w:sz w:val="18"/>
               </w:rPr>
@@ -148,26 +138,23 @@
         <w:tc>
           <w:tcPr>
             <w:tcW w:w="4422" w:type="dxa"/>
-            <w:vAlign w:val="center"/>
-            <w:tcMar>
-              <w:top w:w="90" w:type="dxa"/>
-              <w:start w:w="90" w:type="dxa"/>
-              <w:bottom w:w="90" w:type="dxa"/>
-              <w:end w:w="90" w:type="dxa"/>
-            </w:tcMar>
-            <w:shd w:fill="D9EAF7"/>
-          </w:tcPr>
-          <w:p>
-            <w:pPr>
-              <w:spacing w:after="0" w:line="252" w:lineRule="auto"/>
+            <w:shd w:val="clear" w:color="auto" w:fill="D9EAF7"/>
+            <w:tcMar>
+              <w:top w:w="90" w:type="dxa"/>
+              <w:left w:w="90" w:type="dxa"/>
+              <w:bottom w:w="90" w:type="dxa"/>
+              <w:right w:w="90" w:type="dxa"/>
+            </w:tcMar>
+            <w:vAlign w:val="center"/>
+          </w:tcPr>
+          <w:p>
+            <w:pPr>
+              <w:spacing w:line="252" w:lineRule="auto"/>
               <w:jc w:val="center"/>
-              <w:rPr>
-                <w:rFonts w:hint="eastAsia"/>
-              </w:rPr>
-            </w:pPr>
-            <w:r>
-              <w:rPr>
-                <w:rFonts w:hint="eastAsia" w:ascii="Malgun Gothic" w:hAnsi="Malgun Gothic" w:eastAsia="Malgun Gothic"/>
+            </w:pPr>
+            <w:r>
+              <w:rPr>
+                <w:rFonts w:ascii="맑은 고딕" w:eastAsia="맑은 고딕" w:hAnsi="맑은 고딕" w:hint="eastAsia"/>
                 <w:b/>
                 <w:sz w:val="18"/>
               </w:rPr>
@@ -180,24 +167,21 @@
         <w:tc>
           <w:tcPr>
             <w:tcW w:w="624" w:type="dxa"/>
-            <w:vAlign w:val="center"/>
-            <w:tcMar>
-              <w:top w:w="90" w:type="dxa"/>
-              <w:start w:w="90" w:type="dxa"/>
-              <w:bottom w:w="90" w:type="dxa"/>
-              <w:end w:w="90" w:type="dxa"/>
-            </w:tcMar>
-          </w:tcPr>
-          <w:p>
-            <w:pPr>
-              <w:spacing w:after="0" w:line="252" w:lineRule="auto"/>
-              <w:rPr>
-                <w:rFonts w:hint="eastAsia"/>
-              </w:rPr>
-            </w:pPr>
-            <w:r>
-              <w:rPr>
-                <w:rFonts w:ascii="Malgun Gothic" w:hAnsi="Malgun Gothic" w:eastAsia="Malgun Gothic"/>
+            <w:tcMar>
+              <w:top w:w="90" w:type="dxa"/>
+              <w:left w:w="90" w:type="dxa"/>
+              <w:bottom w:w="90" w:type="dxa"/>
+              <w:right w:w="90" w:type="dxa"/>
+            </w:tcMar>
+            <w:vAlign w:val="center"/>
+          </w:tcPr>
+          <w:p>
+            <w:pPr>
+              <w:spacing w:line="252" w:lineRule="auto"/>
+            </w:pPr>
+            <w:r>
+              <w:rPr>
+                <w:rFonts w:ascii="맑은 고딕" w:eastAsia="맑은 고딕" w:hAnsi="맑은 고딕"/>
                 <w:sz w:val="18"/>
               </w:rPr>
               <w:t>1</w:t>
@@ -207,24 +191,21 @@
         <w:tc>
           <w:tcPr>
             <w:tcW w:w="1361" w:type="dxa"/>
-            <w:vAlign w:val="center"/>
-            <w:tcMar>
-              <w:top w:w="90" w:type="dxa"/>
-              <w:start w:w="90" w:type="dxa"/>
-              <w:bottom w:w="90" w:type="dxa"/>
-              <w:end w:w="90" w:type="dxa"/>
-            </w:tcMar>
-          </w:tcPr>
-          <w:p>
-            <w:pPr>
-              <w:spacing w:after="0" w:line="252" w:lineRule="auto"/>
-              <w:rPr>
-                <w:rFonts w:hint="eastAsia"/>
-              </w:rPr>
-            </w:pPr>
-            <w:r>
-              <w:rPr>
-                <w:rFonts w:hint="eastAsia" w:ascii="Malgun Gothic" w:hAnsi="Malgun Gothic" w:eastAsia="Malgun Gothic"/>
+            <w:tcMar>
+              <w:top w:w="90" w:type="dxa"/>
+              <w:left w:w="90" w:type="dxa"/>
+              <w:bottom w:w="90" w:type="dxa"/>
+              <w:right w:w="90" w:type="dxa"/>
+            </w:tcMar>
+            <w:vAlign w:val="center"/>
+          </w:tcPr>
+          <w:p>
+            <w:pPr>
+              <w:spacing w:line="252" w:lineRule="auto"/>
+            </w:pPr>
+            <w:r>
+              <w:rPr>
+                <w:rFonts w:ascii="맑은 고딕" w:eastAsia="맑은 고딕" w:hAnsi="맑은 고딕" w:hint="eastAsia"/>
                 <w:sz w:val="18"/>
               </w:rPr>
               <w:t>REBOOT</w:t>
@@ -234,24 +215,21 @@
         <w:tc>
           <w:tcPr>
             <w:tcW w:w="3118" w:type="dxa"/>
-            <w:vAlign w:val="center"/>
-            <w:tcMar>
-              <w:top w:w="90" w:type="dxa"/>
-              <w:start w:w="90" w:type="dxa"/>
-              <w:bottom w:w="90" w:type="dxa"/>
-              <w:end w:w="90" w:type="dxa"/>
-            </w:tcMar>
-          </w:tcPr>
-          <w:p>
-            <w:pPr>
-              <w:spacing w:after="0" w:line="252" w:lineRule="auto"/>
-              <w:rPr>
-                <w:rFonts w:hint="eastAsia"/>
-              </w:rPr>
-            </w:pPr>
-            <w:r>
-              <w:rPr>
-                <w:rFonts w:ascii="Malgun Gothic" w:hAnsi="Malgun Gothic" w:eastAsia="Malgun Gothic"/>
+            <w:tcMar>
+              <w:top w:w="90" w:type="dxa"/>
+              <w:left w:w="90" w:type="dxa"/>
+              <w:bottom w:w="90" w:type="dxa"/>
+              <w:right w:w="90" w:type="dxa"/>
+            </w:tcMar>
+            <w:vAlign w:val="center"/>
+          </w:tcPr>
+          <w:p>
+            <w:pPr>
+              <w:spacing w:line="252" w:lineRule="auto"/>
+            </w:pPr>
+            <w:r>
+              <w:rPr>
+                <w:rFonts w:ascii="맑은 고딕" w:eastAsia="맑은 고딕" w:hAnsi="맑은 고딕"/>
                 <w:sz w:val="18"/>
               </w:rPr>
               <w:t>IMU+BARO OK &gt;&gt;&gt; 1-AXIS READY</w:t>
@@ -261,24 +239,21 @@
         <w:tc>
           <w:tcPr>
             <w:tcW w:w="4422" w:type="dxa"/>
-            <w:vAlign w:val="center"/>
-            <w:tcMar>
-              <w:top w:w="90" w:type="dxa"/>
-              <w:start w:w="90" w:type="dxa"/>
-              <w:bottom w:w="90" w:type="dxa"/>
-              <w:end w:w="90" w:type="dxa"/>
-            </w:tcMar>
-          </w:tcPr>
-          <w:p>
-            <w:pPr>
-              <w:spacing w:after="0" w:line="252" w:lineRule="auto"/>
-              <w:rPr>
-                <w:rFonts w:hint="eastAsia"/>
-              </w:rPr>
-            </w:pPr>
-            <w:r>
-              <w:rPr>
-                <w:rFonts w:hint="eastAsia" w:ascii="Malgun Gothic" w:hAnsi="Malgun Gothic" w:eastAsia="Malgun Gothic"/>
+            <w:tcMar>
+              <w:top w:w="90" w:type="dxa"/>
+              <w:left w:w="90" w:type="dxa"/>
+              <w:bottom w:w="90" w:type="dxa"/>
+              <w:right w:w="90" w:type="dxa"/>
+            </w:tcMar>
+            <w:vAlign w:val="center"/>
+          </w:tcPr>
+          <w:p>
+            <w:pPr>
+              <w:spacing w:line="252" w:lineRule="auto"/>
+            </w:pPr>
+            <w:r>
+              <w:rPr>
+                <w:rFonts w:ascii="맑은 고딕" w:eastAsia="맑은 고딕" w:hAnsi="맑은 고딕" w:hint="eastAsia"/>
                 <w:sz w:val="18"/>
               </w:rPr>
               <w:t>부팅시</w:t>
@@ -290,24 +265,21 @@
         <w:tc>
           <w:tcPr>
             <w:tcW w:w="624" w:type="dxa"/>
-            <w:vAlign w:val="center"/>
-            <w:tcMar>
-              <w:top w:w="90" w:type="dxa"/>
-              <w:start w:w="90" w:type="dxa"/>
-              <w:bottom w:w="90" w:type="dxa"/>
-              <w:end w:w="90" w:type="dxa"/>
-            </w:tcMar>
-          </w:tcPr>
-          <w:p>
-            <w:pPr>
-              <w:spacing w:after="0" w:line="252" w:lineRule="auto"/>
-              <w:rPr>
-                <w:rFonts w:hint="eastAsia"/>
-              </w:rPr>
-            </w:pPr>
-            <w:r>
-              <w:rPr>
-                <w:rFonts w:ascii="Malgun Gothic" w:hAnsi="Malgun Gothic" w:eastAsia="Malgun Gothic"/>
+            <w:tcMar>
+              <w:top w:w="90" w:type="dxa"/>
+              <w:left w:w="90" w:type="dxa"/>
+              <w:bottom w:w="90" w:type="dxa"/>
+              <w:right w:w="90" w:type="dxa"/>
+            </w:tcMar>
+            <w:vAlign w:val="center"/>
+          </w:tcPr>
+          <w:p>
+            <w:pPr>
+              <w:spacing w:line="252" w:lineRule="auto"/>
+            </w:pPr>
+            <w:r>
+              <w:rPr>
+                <w:rFonts w:ascii="맑은 고딕" w:eastAsia="맑은 고딕" w:hAnsi="맑은 고딕"/>
                 <w:sz w:val="18"/>
               </w:rPr>
               <w:t>2</w:t>
@@ -317,24 +289,21 @@
         <w:tc>
           <w:tcPr>
             <w:tcW w:w="1361" w:type="dxa"/>
-            <w:vAlign w:val="center"/>
-            <w:tcMar>
-              <w:top w:w="90" w:type="dxa"/>
-              <w:start w:w="90" w:type="dxa"/>
-              <w:bottom w:w="90" w:type="dxa"/>
-              <w:end w:w="90" w:type="dxa"/>
-            </w:tcMar>
-          </w:tcPr>
-          <w:p>
-            <w:pPr>
-              <w:spacing w:after="0" w:line="252" w:lineRule="auto"/>
-              <w:rPr>
-                <w:rFonts w:hint="eastAsia"/>
-              </w:rPr>
-            </w:pPr>
-            <w:r>
-              <w:rPr>
-                <w:rFonts w:ascii="Malgun Gothic" w:hAnsi="Malgun Gothic" w:eastAsia="Malgun Gothic"/>
+            <w:tcMar>
+              <w:top w:w="90" w:type="dxa"/>
+              <w:left w:w="90" w:type="dxa"/>
+              <w:bottom w:w="90" w:type="dxa"/>
+              <w:right w:w="90" w:type="dxa"/>
+            </w:tcMar>
+            <w:vAlign w:val="center"/>
+          </w:tcPr>
+          <w:p>
+            <w:pPr>
+              <w:spacing w:line="252" w:lineRule="auto"/>
+            </w:pPr>
+            <w:r>
+              <w:rPr>
+                <w:rFonts w:ascii="맑은 고딕" w:eastAsia="맑은 고딕" w:hAnsi="맑은 고딕"/>
                 <w:sz w:val="18"/>
               </w:rPr>
               <w:t>ERASE</w:t>
@@ -344,24 +313,21 @@
         <w:tc>
           <w:tcPr>
             <w:tcW w:w="3118" w:type="dxa"/>
-            <w:vAlign w:val="center"/>
-            <w:tcMar>
-              <w:top w:w="90" w:type="dxa"/>
-              <w:start w:w="90" w:type="dxa"/>
-              <w:bottom w:w="90" w:type="dxa"/>
-              <w:end w:w="90" w:type="dxa"/>
-            </w:tcMar>
-          </w:tcPr>
-          <w:p>
-            <w:pPr>
-              <w:spacing w:after="0" w:line="252" w:lineRule="auto"/>
-              <w:rPr>
-                <w:rFonts w:hint="eastAsia"/>
-              </w:rPr>
-            </w:pPr>
-            <w:r>
-              <w:rPr>
-                <w:rFonts w:ascii="Malgun Gothic" w:hAnsi="Malgun Gothic" w:eastAsia="Malgun Gothic"/>
+            <w:tcMar>
+              <w:top w:w="90" w:type="dxa"/>
+              <w:left w:w="90" w:type="dxa"/>
+              <w:bottom w:w="90" w:type="dxa"/>
+              <w:right w:w="90" w:type="dxa"/>
+            </w:tcMar>
+            <w:vAlign w:val="center"/>
+          </w:tcPr>
+          <w:p>
+            <w:pPr>
+              <w:spacing w:line="252" w:lineRule="auto"/>
+            </w:pPr>
+            <w:r>
+              <w:rPr>
+                <w:rFonts w:ascii="맑은 고딕" w:eastAsia="맑은 고딕" w:hAnsi="맑은 고딕"/>
                 <w:sz w:val="18"/>
               </w:rPr>
               <w:t>ERASING FLASH... → DONE. + beep</w:t>
@@ -371,24 +337,21 @@
         <w:tc>
           <w:tcPr>
             <w:tcW w:w="4422" w:type="dxa"/>
-            <w:vAlign w:val="center"/>
-            <w:tcMar>
-              <w:top w:w="90" w:type="dxa"/>
-              <w:start w:w="90" w:type="dxa"/>
-              <w:bottom w:w="90" w:type="dxa"/>
-              <w:end w:w="90" w:type="dxa"/>
-            </w:tcMar>
-          </w:tcPr>
-          <w:p>
-            <w:pPr>
-              <w:spacing w:after="0" w:line="252" w:lineRule="auto"/>
-              <w:rPr>
-                <w:rFonts w:hint="eastAsia"/>
-              </w:rPr>
-            </w:pPr>
-            <w:r>
-              <w:rPr>
-                <w:rFonts w:ascii="Malgun Gothic" w:hAnsi="Malgun Gothic" w:eastAsia="Malgun Gothic"/>
+            <w:tcMar>
+              <w:top w:w="90" w:type="dxa"/>
+              <w:left w:w="90" w:type="dxa"/>
+              <w:bottom w:w="90" w:type="dxa"/>
+              <w:right w:w="90" w:type="dxa"/>
+            </w:tcMar>
+            <w:vAlign w:val="center"/>
+          </w:tcPr>
+          <w:p>
+            <w:pPr>
+              <w:spacing w:line="252" w:lineRule="auto"/>
+            </w:pPr>
+            <w:r>
+              <w:rPr>
+                <w:rFonts w:ascii="맑은 고딕" w:eastAsia="맑은 고딕" w:hAnsi="맑은 고딕"/>
                 <w:sz w:val="18"/>
               </w:rPr>
               <w:t>이전 데이터 삭제 (3분 소요)</w:t>
@@ -400,24 +363,21 @@
         <w:tc>
           <w:tcPr>
             <w:tcW w:w="624" w:type="dxa"/>
-            <w:vAlign w:val="center"/>
-            <w:tcMar>
-              <w:top w:w="90" w:type="dxa"/>
-              <w:start w:w="90" w:type="dxa"/>
-              <w:bottom w:w="90" w:type="dxa"/>
-              <w:end w:w="90" w:type="dxa"/>
-            </w:tcMar>
-          </w:tcPr>
-          <w:p>
-            <w:pPr>
-              <w:spacing w:after="0" w:line="252" w:lineRule="auto"/>
-              <w:rPr>
-                <w:rFonts w:hint="eastAsia"/>
-              </w:rPr>
-            </w:pPr>
-            <w:r>
-              <w:rPr>
-                <w:rFonts w:hint="eastAsia" w:ascii="Malgun Gothic" w:hAnsi="Malgun Gothic" w:eastAsia="Malgun Gothic"/>
+            <w:tcMar>
+              <w:top w:w="90" w:type="dxa"/>
+              <w:left w:w="90" w:type="dxa"/>
+              <w:bottom w:w="90" w:type="dxa"/>
+              <w:right w:w="90" w:type="dxa"/>
+            </w:tcMar>
+            <w:vAlign w:val="center"/>
+          </w:tcPr>
+          <w:p>
+            <w:pPr>
+              <w:spacing w:line="252" w:lineRule="auto"/>
+            </w:pPr>
+            <w:r>
+              <w:rPr>
+                <w:rFonts w:ascii="맑은 고딕" w:eastAsia="맑은 고딕" w:hAnsi="맑은 고딕" w:hint="eastAsia"/>
                 <w:sz w:val="18"/>
               </w:rPr>
               <w:t>3</w:t>
@@ -427,24 +387,21 @@
         <w:tc>
           <w:tcPr>
             <w:tcW w:w="1361" w:type="dxa"/>
-            <w:vAlign w:val="center"/>
-            <w:tcMar>
-              <w:top w:w="90" w:type="dxa"/>
-              <w:start w:w="90" w:type="dxa"/>
-              <w:bottom w:w="90" w:type="dxa"/>
-              <w:end w:w="90" w:type="dxa"/>
-            </w:tcMar>
-          </w:tcPr>
-          <w:p>
-            <w:pPr>
-              <w:spacing w:after="0" w:line="252" w:lineRule="auto"/>
-              <w:rPr>
-                <w:rFonts w:hint="eastAsia"/>
-              </w:rPr>
-            </w:pPr>
-            <w:r>
-              <w:rPr>
-                <w:rFonts w:ascii="Malgun Gothic" w:hAnsi="Malgun Gothic" w:eastAsia="Malgun Gothic"/>
+            <w:tcMar>
+              <w:top w:w="90" w:type="dxa"/>
+              <w:left w:w="90" w:type="dxa"/>
+              <w:bottom w:w="90" w:type="dxa"/>
+              <w:right w:w="90" w:type="dxa"/>
+            </w:tcMar>
+            <w:vAlign w:val="center"/>
+          </w:tcPr>
+          <w:p>
+            <w:pPr>
+              <w:spacing w:line="252" w:lineRule="auto"/>
+            </w:pPr>
+            <w:r>
+              <w:rPr>
+                <w:rFonts w:ascii="맑은 고딕" w:eastAsia="맑은 고딕" w:hAnsi="맑은 고딕"/>
                 <w:sz w:val="18"/>
               </w:rPr>
               <w:t>CALIBRATE</w:t>
@@ -454,73 +411,56 @@
         <w:tc>
           <w:tcPr>
             <w:tcW w:w="3118" w:type="dxa"/>
-            <w:vAlign w:val="center"/>
-            <w:tcMar>
-              <w:top w:w="90" w:type="dxa"/>
-              <w:start w:w="90" w:type="dxa"/>
-              <w:bottom w:w="90" w:type="dxa"/>
-              <w:end w:w="90" w:type="dxa"/>
-            </w:tcMar>
-          </w:tcPr>
-          <w:p>
-            <w:pPr>
-              <w:spacing w:after="0" w:line="252" w:lineRule="auto"/>
-              <w:jc w:val="left"/>
-            </w:pPr>
-            <w:r>
-              <w:rPr>
-                <w:rFonts w:ascii="Malgun Gothic" w:hAnsi="Malgun Gothic" w:eastAsia="Malgun Gothic"/>
-                <w:sz w:val="18"/>
-              </w:rPr>
-            </w:r>
-            <w:r>
-              <w:rPr>
-                <w:rFonts w:ascii="Malgun Gothic" w:hAnsi="Malgun Gothic" w:eastAsia="Malgun Gothic"/>
-                <w:b w:val="0"/>
+            <w:tcMar>
+              <w:top w:w="90" w:type="dxa"/>
+              <w:left w:w="90" w:type="dxa"/>
+              <w:bottom w:w="90" w:type="dxa"/>
+              <w:right w:w="90" w:type="dxa"/>
+            </w:tcMar>
+            <w:vAlign w:val="center"/>
+          </w:tcPr>
+          <w:p>
+            <w:pPr>
+              <w:spacing w:line="252" w:lineRule="auto"/>
+            </w:pPr>
+            <w:r>
+              <w:rPr>
+                <w:rFonts w:ascii="맑은 고딕" w:eastAsia="맑은 고딕" w:hAnsi="맑은 고딕"/>
                 <w:sz w:val="18"/>
               </w:rPr>
               <w:t>CALIBRATING IMU+BMP...</w:t>
             </w:r>
             <w:r>
               <w:rPr>
-                <w:rFonts w:ascii="Malgun Gothic" w:hAnsi="Malgun Gothic" w:eastAsia="Malgun Gothic"/>
+                <w:rFonts w:ascii="맑은 고딕" w:eastAsia="맑은 고딕" w:hAnsi="맑은 고딕"/>
                 <w:sz w:val="18"/>
               </w:rPr>
               <w:br/>
-            </w:r>
-            <w:r>
-              <w:rPr>
-                <w:rFonts w:ascii="Malgun Gothic" w:hAnsi="Malgun Gothic" w:eastAsia="Malgun Gothic"/>
-                <w:b w:val="0"/>
-                <w:sz w:val="18"/>
-              </w:rPr>
               <w:t>→ CALIBRATION DONE. + beep</w:t>
             </w:r>
             <w:r>
               <w:rPr>
-                <w:rFonts w:ascii="Malgun Gothic" w:hAnsi="Malgun Gothic" w:eastAsia="Malgun Gothic"/>
+                <w:rFonts w:ascii="맑은 고딕" w:eastAsia="맑은 고딕" w:hAnsi="맑은 고딕"/>
                 <w:sz w:val="18"/>
               </w:rPr>
               <w:br/>
             </w:r>
-            <w:del w:id="100" w:author="Claude" w:date="2026-05-23T00:00:00Z">
-              <w:r>
-                <w:rPr>
-                  <w:rFonts w:ascii="Malgun Gothic" w:hAnsi="Malgun Gothic" w:eastAsia="Malgun Gothic"/>
-                  <w:b w:val="0"/>
+            <w:del w:id="0" w:author="Claude" w:date="2026-05-23T00:00:00Z">
+              <w:r>
+                <w:rPr>
+                  <w:rFonts w:ascii="맑은 고딕" w:eastAsia="맑은 고딕" w:hAnsi="맑은 고딕"/>
                   <w:sz w:val="18"/>
                 </w:rPr>
                 <w:delText>실패: IMU calib unstable...</w:delText>
               </w:r>
             </w:del>
-            <w:ins w:id="101" w:author="Claude" w:date="2026-05-23T00:00:00Z">
-              <w:r>
-                <w:rPr>
-                  <w:rFonts w:ascii="Malgun Gothic" w:hAnsi="Malgun Gothic" w:eastAsia="Malgun Gothic"/>
-                  <w:b w:val="0"/>
-                  <w:sz w:val="18"/>
-                </w:rPr>
-                <w:t xml:space="preserve">실패: IMU NOISY - RETRYING... 또는 BARO UNSTABLE - RETRYING... + beep×3</w:t>
+            <w:ins w:id="1" w:author="Claude" w:date="2026-05-23T00:00:00Z">
+              <w:r>
+                <w:rPr>
+                  <w:rFonts w:ascii="맑은 고딕" w:eastAsia="맑은 고딕" w:hAnsi="맑은 고딕"/>
+                  <w:sz w:val="18"/>
+                </w:rPr>
+                <w:t>실패: IMU NOISY - RETRYING... 또는 BARO UNSTABLE - RETRYING... + beep×3</w:t>
               </w:r>
             </w:ins>
           </w:p>
@@ -528,29 +468,21 @@
         <w:tc>
           <w:tcPr>
             <w:tcW w:w="4422" w:type="dxa"/>
-            <w:vAlign w:val="center"/>
-            <w:tcMar>
-              <w:top w:w="90" w:type="dxa"/>
-              <w:start w:w="90" w:type="dxa"/>
-              <w:bottom w:w="90" w:type="dxa"/>
-              <w:end w:w="90" w:type="dxa"/>
-            </w:tcMar>
-          </w:tcPr>
-          <w:p>
-            <w:pPr>
-              <w:spacing w:after="0" w:line="252" w:lineRule="auto"/>
-              <w:jc w:val="left"/>
-            </w:pPr>
-            <w:r>
-              <w:rPr>
-                <w:rFonts w:ascii="Malgun Gothic" w:hAnsi="Malgun Gothic" w:eastAsia="Malgun Gothic"/>
-                <w:sz w:val="18"/>
-              </w:rPr>
-            </w:r>
-            <w:r>
-              <w:rPr>
-                <w:rFonts w:ascii="Malgun Gothic" w:hAnsi="Malgun Gothic" w:eastAsia="Malgun Gothic"/>
-                <w:b w:val="0"/>
+            <w:tcMar>
+              <w:top w:w="90" w:type="dxa"/>
+              <w:left w:w="90" w:type="dxa"/>
+              <w:bottom w:w="90" w:type="dxa"/>
+              <w:right w:w="90" w:type="dxa"/>
+            </w:tcMar>
+            <w:vAlign w:val="center"/>
+          </w:tcPr>
+          <w:p>
+            <w:pPr>
+              <w:spacing w:line="252" w:lineRule="auto"/>
+            </w:pPr>
+            <w:r>
+              <w:rPr>
+                <w:rFonts w:ascii="맑은 고딕" w:eastAsia="맑은 고딕" w:hAnsi="맑은 고딕"/>
                 <w:sz w:val="18"/>
               </w:rPr>
               <w:t>로켓 수직·정지 상태 유지. IMU 표준편차 검사로 흔들림 감지 시 실패 후 재시도.</w:t>
@@ -562,24 +494,21 @@
         <w:tc>
           <w:tcPr>
             <w:tcW w:w="624" w:type="dxa"/>
-            <w:vAlign w:val="center"/>
-            <w:tcMar>
-              <w:top w:w="90" w:type="dxa"/>
-              <w:start w:w="90" w:type="dxa"/>
-              <w:bottom w:w="90" w:type="dxa"/>
-              <w:end w:w="90" w:type="dxa"/>
-            </w:tcMar>
-          </w:tcPr>
-          <w:p>
-            <w:pPr>
-              <w:spacing w:after="0" w:line="252" w:lineRule="auto"/>
-              <w:rPr>
-                <w:rFonts w:hint="eastAsia"/>
-              </w:rPr>
-            </w:pPr>
-            <w:r>
-              <w:rPr>
-                <w:rFonts w:hint="eastAsia" w:ascii="Malgun Gothic" w:hAnsi="Malgun Gothic" w:eastAsia="Malgun Gothic"/>
+            <w:tcMar>
+              <w:top w:w="90" w:type="dxa"/>
+              <w:left w:w="90" w:type="dxa"/>
+              <w:bottom w:w="90" w:type="dxa"/>
+              <w:right w:w="90" w:type="dxa"/>
+            </w:tcMar>
+            <w:vAlign w:val="center"/>
+          </w:tcPr>
+          <w:p>
+            <w:pPr>
+              <w:spacing w:line="252" w:lineRule="auto"/>
+            </w:pPr>
+            <w:r>
+              <w:rPr>
+                <w:rFonts w:ascii="맑은 고딕" w:eastAsia="맑은 고딕" w:hAnsi="맑은 고딕" w:hint="eastAsia"/>
                 <w:sz w:val="18"/>
               </w:rPr>
               <w:t>4</w:t>
@@ -589,24 +518,21 @@
         <w:tc>
           <w:tcPr>
             <w:tcW w:w="1361" w:type="dxa"/>
-            <w:vAlign w:val="center"/>
-            <w:tcMar>
-              <w:top w:w="90" w:type="dxa"/>
-              <w:start w:w="90" w:type="dxa"/>
-              <w:bottom w:w="90" w:type="dxa"/>
-              <w:end w:w="90" w:type="dxa"/>
-            </w:tcMar>
-          </w:tcPr>
-          <w:p>
-            <w:pPr>
-              <w:spacing w:after="0" w:line="252" w:lineRule="auto"/>
-              <w:rPr>
-                <w:rFonts w:hint="eastAsia"/>
-              </w:rPr>
-            </w:pPr>
-            <w:r>
-              <w:rPr>
-                <w:rFonts w:ascii="Malgun Gothic" w:hAnsi="Malgun Gothic" w:eastAsia="Malgun Gothic"/>
+            <w:tcMar>
+              <w:top w:w="90" w:type="dxa"/>
+              <w:left w:w="90" w:type="dxa"/>
+              <w:bottom w:w="90" w:type="dxa"/>
+              <w:right w:w="90" w:type="dxa"/>
+            </w:tcMar>
+            <w:vAlign w:val="center"/>
+          </w:tcPr>
+          <w:p>
+            <w:pPr>
+              <w:spacing w:line="252" w:lineRule="auto"/>
+            </w:pPr>
+            <w:r>
+              <w:rPr>
+                <w:rFonts w:ascii="맑은 고딕" w:eastAsia="맑은 고딕" w:hAnsi="맑은 고딕"/>
                 <w:sz w:val="18"/>
               </w:rPr>
               <w:t>START</w:t>
@@ -616,88 +542,64 @@
         <w:tc>
           <w:tcPr>
             <w:tcW w:w="3118" w:type="dxa"/>
-            <w:vAlign w:val="center"/>
-            <w:tcMar>
-              <w:top w:w="90" w:type="dxa"/>
-              <w:start w:w="90" w:type="dxa"/>
-              <w:bottom w:w="90" w:type="dxa"/>
-              <w:end w:w="90" w:type="dxa"/>
-            </w:tcMar>
-          </w:tcPr>
-          <w:p>
-            <w:pPr>
-              <w:spacing w:after="0" w:line="252" w:lineRule="auto"/>
-              <w:jc w:val="left"/>
-            </w:pPr>
-            <w:r>
-              <w:rPr>
-                <w:rFonts w:ascii="Malgun Gothic" w:hAnsi="Malgun Gothic" w:eastAsia="Malgun Gothic"/>
-                <w:sz w:val="18"/>
-              </w:rPr>
-            </w:r>
-            <w:r>
-              <w:rPr>
-                <w:rFonts w:ascii="Malgun Gothic" w:hAnsi="Malgun Gothic" w:eastAsia="Malgun Gothic"/>
-                <w:b w:val="0"/>
+            <w:tcMar>
+              <w:top w:w="90" w:type="dxa"/>
+              <w:left w:w="90" w:type="dxa"/>
+              <w:bottom w:w="90" w:type="dxa"/>
+              <w:right w:w="90" w:type="dxa"/>
+            </w:tcMar>
+            <w:vAlign w:val="center"/>
+          </w:tcPr>
+          <w:p>
+            <w:pPr>
+              <w:spacing w:line="252" w:lineRule="auto"/>
+            </w:pPr>
+            <w:r>
+              <w:rPr>
+                <w:rFonts w:ascii="맑은 고딕" w:eastAsia="맑은 고딕" w:hAnsi="맑은 고딕"/>
                 <w:sz w:val="18"/>
               </w:rPr>
               <w:t>STARTING...</w:t>
             </w:r>
             <w:r>
               <w:rPr>
-                <w:rFonts w:ascii="Malgun Gothic" w:hAnsi="Malgun Gothic" w:eastAsia="Malgun Gothic"/>
+                <w:rFonts w:ascii="맑은 고딕" w:eastAsia="맑은 고딕" w:hAnsi="맑은 고딕"/>
                 <w:sz w:val="18"/>
               </w:rPr>
               <w:br/>
-            </w:r>
-            <w:r>
-              <w:rPr>
-                <w:rFonts w:ascii="Malgun Gothic" w:hAnsi="Malgun Gothic" w:eastAsia="Malgun Gothic"/>
-                <w:b w:val="0"/>
-                <w:sz w:val="18"/>
-              </w:rPr>
               <w:t>KF READY</w:t>
             </w:r>
             <w:r>
               <w:rPr>
-                <w:rFonts w:ascii="Malgun Gothic" w:hAnsi="Malgun Gothic" w:eastAsia="Malgun Gothic"/>
+                <w:rFonts w:ascii="맑은 고딕" w:eastAsia="맑은 고딕" w:hAnsi="맑은 고딕"/>
                 <w:sz w:val="18"/>
               </w:rPr>
               <w:br/>
-            </w:r>
-            <w:r>
-              <w:rPr>
-                <w:rFonts w:ascii="Malgun Gothic" w:hAnsi="Malgun Gothic" w:eastAsia="Malgun Gothic"/>
-                <w:b w:val="0"/>
-                <w:sz w:val="18"/>
-              </w:rPr>
               <w:t>FLIGHT ACTIVE + beep</w:t>
             </w:r>
             <w:r>
               <w:rPr>
-                <w:rFonts w:ascii="Malgun Gothic" w:hAnsi="Malgun Gothic" w:eastAsia="Malgun Gothic"/>
+                <w:rFonts w:ascii="맑은 고딕" w:eastAsia="맑은 고딕" w:hAnsi="맑은 고딕"/>
                 <w:sz w:val="18"/>
               </w:rPr>
               <w:br/>
             </w:r>
-            <w:del w:id="102" w:author="Claude" w:date="2026-05-23T00:00:00Z">
-              <w:r>
-                <w:rPr>
-                  <w:rFonts w:ascii="Malgun Gothic" w:hAnsi="Malgun Gothic" w:eastAsia="Malgun Gothic"/>
-                  <w:b w:val="0"/>
-                  <w:sz w:val="18"/>
-                </w:rPr>
-                <w:delText xml:space="preserve">실패: KF align fail... → KF ALIGN RETRY</w:delText>
+            <w:del w:id="2" w:author="Claude" w:date="2026-05-23T00:00:00Z">
+              <w:r>
+                <w:rPr>
+                  <w:rFonts w:ascii="맑은 고딕" w:eastAsia="맑은 고딕" w:hAnsi="맑은 고딕"/>
+                  <w:sz w:val="18"/>
+                </w:rPr>
+                <w:delText>실패: KF align fail... → KF ALIGN RETRY</w:delText>
               </w:r>
             </w:del>
-            <w:ins w:id="103" w:author="Claude" w:date="2026-05-23T00:00:00Z">
-              <w:r>
-                <w:rPr>
-                  <w:rFonts w:ascii="Malgun Gothic" w:hAnsi="Malgun Gothic" w:eastAsia="Malgun Gothic"/>
-                  <w:b w:val="0"/>
-                  <w:sz w:val="18"/>
-                </w:rPr>
-                <w:t xml:space="preserve">실패: KF ALIGN RETRY + beep×3 (0.5s 후 자동 재시도, REBOOT로 중단 가능)</w:t>
+            <w:ins w:id="3" w:author="Claude" w:date="2026-05-23T00:00:00Z">
+              <w:r>
+                <w:rPr>
+                  <w:rFonts w:ascii="맑은 고딕" w:eastAsia="맑은 고딕" w:hAnsi="맑은 고딕"/>
+                  <w:sz w:val="18"/>
+                </w:rPr>
+                <w:t>실패: KF ALIGN RETRY + beep×3 (0.5s 후 자동 재시도, REBOOT로 중단 가능)</w:t>
               </w:r>
             </w:ins>
           </w:p>
@@ -705,29 +607,21 @@
         <w:tc>
           <w:tcPr>
             <w:tcW w:w="4422" w:type="dxa"/>
-            <w:vAlign w:val="center"/>
-            <w:tcMar>
-              <w:top w:w="90" w:type="dxa"/>
-              <w:start w:w="90" w:type="dxa"/>
-              <w:bottom w:w="90" w:type="dxa"/>
-              <w:end w:w="90" w:type="dxa"/>
-            </w:tcMar>
-          </w:tcPr>
-          <w:p>
-            <w:pPr>
-              <w:spacing w:after="0" w:line="252" w:lineRule="auto"/>
-              <w:jc w:val="left"/>
-            </w:pPr>
-            <w:r>
-              <w:rPr>
-                <w:rFonts w:ascii="Malgun Gothic" w:hAnsi="Malgun Gothic" w:eastAsia="Malgun Gothic"/>
-                <w:sz w:val="18"/>
-              </w:rPr>
-            </w:r>
-            <w:r>
-              <w:rPr>
-                <w:rFonts w:ascii="Malgun Gothic" w:hAnsi="Malgun Gothic" w:eastAsia="Malgun Gothic"/>
-                <w:b w:val="0"/>
+            <w:tcMar>
+              <w:top w:w="90" w:type="dxa"/>
+              <w:left w:w="90" w:type="dxa"/>
+              <w:bottom w:w="90" w:type="dxa"/>
+              <w:right w:w="90" w:type="dxa"/>
+            </w:tcMar>
+            <w:vAlign w:val="center"/>
+          </w:tcPr>
+          <w:p>
+            <w:pPr>
+              <w:spacing w:line="252" w:lineRule="auto"/>
+            </w:pPr>
+            <w:r>
+              <w:rPr>
+                <w:rFonts w:ascii="맑은 고딕" w:eastAsia="맑은 고딕" w:hAnsi="맑은 고딕"/>
                 <w:sz w:val="18"/>
               </w:rPr>
               <w:t>발사각 거치 후 실행. START 시 IMU 400샘플(약 1초) 평균으로 초기 자세 정렬. 실패하면 0.5초 후 자동 재시도.</w:t>
@@ -739,24 +633,21 @@
         <w:tc>
           <w:tcPr>
             <w:tcW w:w="624" w:type="dxa"/>
-            <w:vAlign w:val="center"/>
-            <w:tcMar>
-              <w:top w:w="90" w:type="dxa"/>
-              <w:start w:w="90" w:type="dxa"/>
-              <w:bottom w:w="90" w:type="dxa"/>
-              <w:end w:w="90" w:type="dxa"/>
-            </w:tcMar>
-          </w:tcPr>
-          <w:p>
-            <w:pPr>
-              <w:spacing w:after="0" w:line="252" w:lineRule="auto"/>
-              <w:rPr>
-                <w:rFonts w:hint="eastAsia"/>
-              </w:rPr>
-            </w:pPr>
-            <w:r>
-              <w:rPr>
-                <w:rFonts w:hint="eastAsia" w:ascii="Malgun Gothic" w:hAnsi="Malgun Gothic" w:eastAsia="Malgun Gothic"/>
+            <w:tcMar>
+              <w:top w:w="90" w:type="dxa"/>
+              <w:left w:w="90" w:type="dxa"/>
+              <w:bottom w:w="90" w:type="dxa"/>
+              <w:right w:w="90" w:type="dxa"/>
+            </w:tcMar>
+            <w:vAlign w:val="center"/>
+          </w:tcPr>
+          <w:p>
+            <w:pPr>
+              <w:spacing w:line="252" w:lineRule="auto"/>
+            </w:pPr>
+            <w:r>
+              <w:rPr>
+                <w:rFonts w:ascii="맑은 고딕" w:eastAsia="맑은 고딕" w:hAnsi="맑은 고딕" w:hint="eastAsia"/>
                 <w:sz w:val="18"/>
               </w:rPr>
               <w:t>5</w:t>
@@ -766,24 +657,21 @@
         <w:tc>
           <w:tcPr>
             <w:tcW w:w="1361" w:type="dxa"/>
-            <w:vAlign w:val="center"/>
-            <w:tcMar>
-              <w:top w:w="90" w:type="dxa"/>
-              <w:start w:w="90" w:type="dxa"/>
-              <w:bottom w:w="90" w:type="dxa"/>
-              <w:end w:w="90" w:type="dxa"/>
-            </w:tcMar>
-          </w:tcPr>
-          <w:p>
-            <w:pPr>
-              <w:spacing w:after="0" w:line="252" w:lineRule="auto"/>
-              <w:rPr>
-                <w:rFonts w:hint="eastAsia"/>
-              </w:rPr>
-            </w:pPr>
-            <w:r>
-              <w:rPr>
-                <w:rFonts w:ascii="Malgun Gothic" w:hAnsi="Malgun Gothic" w:eastAsia="Malgun Gothic"/>
+            <w:tcMar>
+              <w:top w:w="90" w:type="dxa"/>
+              <w:left w:w="90" w:type="dxa"/>
+              <w:bottom w:w="90" w:type="dxa"/>
+              <w:right w:w="90" w:type="dxa"/>
+            </w:tcMar>
+            <w:vAlign w:val="center"/>
+          </w:tcPr>
+          <w:p>
+            <w:pPr>
+              <w:spacing w:line="252" w:lineRule="auto"/>
+            </w:pPr>
+            <w:r>
+              <w:rPr>
+                <w:rFonts w:ascii="맑은 고딕" w:eastAsia="맑은 고딕" w:hAnsi="맑은 고딕"/>
                 <w:sz w:val="18"/>
               </w:rPr>
               <w:t>STOP</w:t>
@@ -793,24 +681,21 @@
         <w:tc>
           <w:tcPr>
             <w:tcW w:w="3118" w:type="dxa"/>
-            <w:vAlign w:val="center"/>
-            <w:tcMar>
-              <w:top w:w="90" w:type="dxa"/>
-              <w:start w:w="90" w:type="dxa"/>
-              <w:bottom w:w="90" w:type="dxa"/>
-              <w:end w:w="90" w:type="dxa"/>
-            </w:tcMar>
-          </w:tcPr>
-          <w:p>
-            <w:pPr>
-              <w:spacing w:after="0" w:line="252" w:lineRule="auto"/>
-              <w:rPr>
-                <w:rFonts w:hint="eastAsia"/>
-              </w:rPr>
-            </w:pPr>
-            <w:r>
-              <w:rPr>
-                <w:rFonts w:ascii="Malgun Gothic" w:hAnsi="Malgun Gothic" w:eastAsia="Malgun Gothic"/>
+            <w:tcMar>
+              <w:top w:w="90" w:type="dxa"/>
+              <w:left w:w="90" w:type="dxa"/>
+              <w:bottom w:w="90" w:type="dxa"/>
+              <w:right w:w="90" w:type="dxa"/>
+            </w:tcMar>
+            <w:vAlign w:val="center"/>
+          </w:tcPr>
+          <w:p>
+            <w:pPr>
+              <w:spacing w:line="252" w:lineRule="auto"/>
+            </w:pPr>
+            <w:r>
+              <w:rPr>
+                <w:rFonts w:ascii="맑은 고딕" w:eastAsia="맑은 고딕" w:hAnsi="맑은 고딕"/>
                 <w:sz w:val="18"/>
               </w:rPr>
               <w:t>STOPPED. + beep×2</w:t>
@@ -820,24 +705,21 @@
         <w:tc>
           <w:tcPr>
             <w:tcW w:w="4422" w:type="dxa"/>
-            <w:vAlign w:val="center"/>
-            <w:tcMar>
-              <w:top w:w="90" w:type="dxa"/>
-              <w:start w:w="90" w:type="dxa"/>
-              <w:bottom w:w="90" w:type="dxa"/>
-              <w:end w:w="90" w:type="dxa"/>
-            </w:tcMar>
-          </w:tcPr>
-          <w:p>
-            <w:pPr>
-              <w:spacing w:after="0" w:line="252" w:lineRule="auto"/>
-              <w:rPr>
-                <w:rFonts w:hint="eastAsia"/>
-              </w:rPr>
-            </w:pPr>
-            <w:r>
-              <w:rPr>
-                <w:rFonts w:hint="eastAsia" w:ascii="Malgun Gothic" w:hAnsi="Malgun Gothic" w:eastAsia="Malgun Gothic"/>
+            <w:tcMar>
+              <w:top w:w="90" w:type="dxa"/>
+              <w:left w:w="90" w:type="dxa"/>
+              <w:bottom w:w="90" w:type="dxa"/>
+              <w:right w:w="90" w:type="dxa"/>
+            </w:tcMar>
+            <w:vAlign w:val="center"/>
+          </w:tcPr>
+          <w:p>
+            <w:pPr>
+              <w:spacing w:line="252" w:lineRule="auto"/>
+            </w:pPr>
+            <w:r>
+              <w:rPr>
+                <w:rFonts w:ascii="맑은 고딕" w:eastAsia="맑은 고딕" w:hAnsi="맑은 고딕" w:hint="eastAsia"/>
                 <w:sz w:val="18"/>
               </w:rPr>
               <w:t>비행 끝나고 수거하자마자 해야 데이터 수집 정지함</w:t>
@@ -847,31 +729,30 @@
       </w:tr>
       <w:tr>
         <w:trPr>
-          <w:ins w:id="200" w:author="Claude" w:date="2026-05-23T00:00:00Z"/>
+          <w:ins w:id="4" w:author="Claude" w:date="2026-05-23T00:00:00Z"/>
         </w:trPr>
         <w:tc>
           <w:tcPr>
             <w:tcW w:w="624" w:type="dxa"/>
-            <w:vAlign w:val="center"/>
-            <w:tcMar>
-              <w:top w:w="90" w:type="dxa"/>
-              <w:start w:w="90" w:type="dxa"/>
-              <w:bottom w:w="90" w:type="dxa"/>
-              <w:end w:w="90" w:type="dxa"/>
-            </w:tcMar>
-          </w:tcPr>
-          <w:p>
-            <w:pPr>
-              <w:spacing w:after="0" w:line="252" w:lineRule="auto"/>
-              <w:rPr>
-                <w:ins w:id="201" w:author="Claude" w:date="2026-05-23T00:00:00Z"/>
-                <w:rFonts w:hint="eastAsia"/>
-              </w:rPr>
-            </w:pPr>
-            <w:ins w:id="202" w:author="Claude" w:date="2026-05-23T00:00:00Z">
-              <w:r>
-                <w:rPr>
-                  <w:rFonts w:ascii="Malgun Gothic" w:hAnsi="Malgun Gothic" w:eastAsia="Malgun Gothic"/>
+            <w:tcMar>
+              <w:top w:w="90" w:type="dxa"/>
+              <w:left w:w="90" w:type="dxa"/>
+              <w:bottom w:w="90" w:type="dxa"/>
+              <w:right w:w="90" w:type="dxa"/>
+            </w:tcMar>
+            <w:vAlign w:val="center"/>
+          </w:tcPr>
+          <w:p>
+            <w:pPr>
+              <w:spacing w:line="252" w:lineRule="auto"/>
+              <w:rPr>
+                <w:ins w:id="5" w:author="Claude" w:date="2026-05-23T00:00:00Z"/>
+              </w:rPr>
+            </w:pPr>
+            <w:ins w:id="6" w:author="Claude" w:date="2026-05-23T00:00:00Z">
+              <w:r>
+                <w:rPr>
+                  <w:rFonts w:ascii="맑은 고딕" w:eastAsia="맑은 고딕" w:hAnsi="맑은 고딕"/>
                   <w:sz w:val="18"/>
                 </w:rPr>
                 <w:t>6</w:t>
@@ -882,26 +763,25 @@
         <w:tc>
           <w:tcPr>
             <w:tcW w:w="1361" w:type="dxa"/>
-            <w:vAlign w:val="center"/>
-            <w:tcMar>
-              <w:top w:w="90" w:type="dxa"/>
-              <w:start w:w="90" w:type="dxa"/>
-              <w:bottom w:w="90" w:type="dxa"/>
-              <w:end w:w="90" w:type="dxa"/>
-            </w:tcMar>
-          </w:tcPr>
-          <w:p>
-            <w:pPr>
-              <w:spacing w:after="0" w:line="252" w:lineRule="auto"/>
-              <w:rPr>
-                <w:ins w:id="203" w:author="Claude" w:date="2026-05-23T00:00:00Z"/>
-                <w:rFonts w:hint="eastAsia"/>
-              </w:rPr>
-            </w:pPr>
-            <w:ins w:id="204" w:author="Claude" w:date="2026-05-23T00:00:00Z">
-              <w:r>
-                <w:rPr>
-                  <w:rFonts w:ascii="Malgun Gothic" w:hAnsi="Malgun Gothic" w:eastAsia="Malgun Gothic"/>
+            <w:tcMar>
+              <w:top w:w="90" w:type="dxa"/>
+              <w:left w:w="90" w:type="dxa"/>
+              <w:bottom w:w="90" w:type="dxa"/>
+              <w:right w:w="90" w:type="dxa"/>
+            </w:tcMar>
+            <w:vAlign w:val="center"/>
+          </w:tcPr>
+          <w:p>
+            <w:pPr>
+              <w:spacing w:line="252" w:lineRule="auto"/>
+              <w:rPr>
+                <w:ins w:id="7" w:author="Claude" w:date="2026-05-23T00:00:00Z"/>
+              </w:rPr>
+            </w:pPr>
+            <w:ins w:id="8" w:author="Claude" w:date="2026-05-23T00:00:00Z">
+              <w:r>
+                <w:rPr>
+                  <w:rFonts w:ascii="맑은 고딕" w:eastAsia="맑은 고딕" w:hAnsi="맑은 고딕"/>
                   <w:sz w:val="18"/>
                 </w:rPr>
                 <w:t>PARSE</w:t>
@@ -912,29 +792,28 @@
         <w:tc>
           <w:tcPr>
             <w:tcW w:w="3118" w:type="dxa"/>
-            <w:vAlign w:val="center"/>
-            <w:tcMar>
-              <w:top w:w="90" w:type="dxa"/>
-              <w:start w:w="90" w:type="dxa"/>
-              <w:bottom w:w="90" w:type="dxa"/>
-              <w:end w:w="90" w:type="dxa"/>
-            </w:tcMar>
-          </w:tcPr>
-          <w:p>
-            <w:pPr>
-              <w:spacing w:after="0" w:line="252" w:lineRule="auto"/>
-              <w:rPr>
-                <w:ins w:id="205" w:author="Claude" w:date="2026-05-23T00:00:00Z"/>
-                <w:rFonts w:hint="eastAsia"/>
-              </w:rPr>
-            </w:pPr>
-            <w:ins w:id="206" w:author="Claude" w:date="2026-05-23T00:00:00Z">
-              <w:r>
-                <w:rPr>
-                  <w:rFonts w:ascii="Malgun Gothic" w:hAnsi="Malgun Gothic" w:eastAsia="Malgun Gothic"/>
-                  <w:sz w:val="18"/>
-                </w:rPr>
-                <w:t xml:space="preserve">DUMP START → (raw binary) → DUMP DONE</w:t>
+            <w:tcMar>
+              <w:top w:w="90" w:type="dxa"/>
+              <w:left w:w="90" w:type="dxa"/>
+              <w:bottom w:w="90" w:type="dxa"/>
+              <w:right w:w="90" w:type="dxa"/>
+            </w:tcMar>
+            <w:vAlign w:val="center"/>
+          </w:tcPr>
+          <w:p>
+            <w:pPr>
+              <w:spacing w:line="252" w:lineRule="auto"/>
+              <w:rPr>
+                <w:ins w:id="9" w:author="Claude" w:date="2026-05-23T00:00:00Z"/>
+              </w:rPr>
+            </w:pPr>
+            <w:ins w:id="10" w:author="Claude" w:date="2026-05-23T00:00:00Z">
+              <w:r>
+                <w:rPr>
+                  <w:rFonts w:ascii="맑은 고딕" w:eastAsia="맑은 고딕" w:hAnsi="맑은 고딕"/>
+                  <w:sz w:val="18"/>
+                </w:rPr>
+                <w:t>DUMP START → (raw binary) → DUMP DONE</w:t>
               </w:r>
             </w:ins>
           </w:p>
@@ -942,26 +821,25 @@
         <w:tc>
           <w:tcPr>
             <w:tcW w:w="4422" w:type="dxa"/>
-            <w:vAlign w:val="center"/>
-            <w:tcMar>
-              <w:top w:w="90" w:type="dxa"/>
-              <w:start w:w="90" w:type="dxa"/>
-              <w:bottom w:w="90" w:type="dxa"/>
-              <w:end w:w="90" w:type="dxa"/>
-            </w:tcMar>
-          </w:tcPr>
-          <w:p>
-            <w:pPr>
-              <w:spacing w:after="0" w:line="252" w:lineRule="auto"/>
-              <w:rPr>
-                <w:ins w:id="207" w:author="Claude" w:date="2026-05-23T00:00:00Z"/>
-                <w:rFonts w:hint="eastAsia"/>
-              </w:rPr>
-            </w:pPr>
-            <w:ins w:id="208" w:author="Claude" w:date="2026-05-23T00:00:00Z">
-              <w:r>
-                <w:rPr>
-                  <w:rFonts w:ascii="Malgun Gothic" w:hAnsi="Malgun Gothic" w:eastAsia="Malgun Gothic"/>
+            <w:tcMar>
+              <w:top w:w="90" w:type="dxa"/>
+              <w:left w:w="90" w:type="dxa"/>
+              <w:bottom w:w="90" w:type="dxa"/>
+              <w:right w:w="90" w:type="dxa"/>
+            </w:tcMar>
+            <w:vAlign w:val="center"/>
+          </w:tcPr>
+          <w:p>
+            <w:pPr>
+              <w:spacing w:line="252" w:lineRule="auto"/>
+              <w:rPr>
+                <w:ins w:id="11" w:author="Claude" w:date="2026-05-23T00:00:00Z"/>
+              </w:rPr>
+            </w:pPr>
+            <w:ins w:id="12" w:author="Claude" w:date="2026-05-23T00:00:00Z">
+              <w:r>
+                <w:rPr>
+                  <w:rFonts w:ascii="맑은 고딕" w:eastAsia="맑은 고딕" w:hAnsi="맑은 고딕"/>
                   <w:sz w:val="18"/>
                 </w:rPr>
                 <w:t>플래시에 저장된 비행 데이터를 시리얼로 덤프. 모든 상태(비행 전/중/STOP 후)에서 동작하며 진행 중에는 로깅을 일시 정지함.</w:t>
@@ -986,7 +864,7 @@
       </w:pPr>
       <w:r>
         <w:rPr>
-          <w:rFonts w:hint="eastAsia" w:ascii="Malgun Gothic" w:hAnsi="Malgun Gothic" w:eastAsia="Malgun Gothic"/>
+          <w:rFonts w:ascii="맑은 고딕" w:eastAsia="맑은 고딕" w:hAnsi="맑은 고딕" w:hint="eastAsia"/>
           <w:b/>
           <w:bCs/>
         </w:rPr>
@@ -1001,34 +879,31 @@
         <w:tblLook w:val="04A0" w:firstRow="1" w:lastRow="0" w:firstColumn="1" w:lastColumn="0" w:noHBand="0" w:noVBand="1"/>
       </w:tblPr>
       <w:tblGrid>
-        <w:gridCol w:w="2258"/>
-        <w:gridCol w:w="1706"/>
-        <w:gridCol w:w="6237"/>
+        <w:gridCol w:w="3421"/>
+        <w:gridCol w:w="1954"/>
+        <w:gridCol w:w="4826"/>
       </w:tblGrid>
       <w:tr>
         <w:tc>
           <w:tcPr>
             <w:tcW w:w="3175" w:type="dxa"/>
-            <w:vAlign w:val="center"/>
-            <w:tcMar>
-              <w:top w:w="90" w:type="dxa"/>
-              <w:start w:w="90" w:type="dxa"/>
-              <w:bottom w:w="90" w:type="dxa"/>
-              <w:end w:w="90" w:type="dxa"/>
-            </w:tcMar>
-            <w:shd w:fill="D9EAF7"/>
-          </w:tcPr>
-          <w:p>
-            <w:pPr>
-              <w:spacing w:after="0" w:line="252" w:lineRule="auto"/>
+            <w:shd w:val="clear" w:color="auto" w:fill="D9EAF7"/>
+            <w:tcMar>
+              <w:top w:w="90" w:type="dxa"/>
+              <w:left w:w="90" w:type="dxa"/>
+              <w:bottom w:w="90" w:type="dxa"/>
+              <w:right w:w="90" w:type="dxa"/>
+            </w:tcMar>
+            <w:vAlign w:val="center"/>
+          </w:tcPr>
+          <w:p>
+            <w:pPr>
+              <w:spacing w:line="252" w:lineRule="auto"/>
               <w:jc w:val="center"/>
-              <w:rPr>
-                <w:rFonts w:hint="eastAsia"/>
-              </w:rPr>
-            </w:pPr>
-            <w:r>
-              <w:rPr>
-                <w:rFonts w:ascii="Malgun Gothic" w:hAnsi="Malgun Gothic" w:eastAsia="Malgun Gothic"/>
+            </w:pPr>
+            <w:r>
+              <w:rPr>
+                <w:rFonts w:ascii="맑은 고딕" w:eastAsia="맑은 고딕" w:hAnsi="맑은 고딕"/>
                 <w:b/>
                 <w:sz w:val="18"/>
               </w:rPr>
@@ -1039,26 +914,23 @@
         <w:tc>
           <w:tcPr>
             <w:tcW w:w="1814" w:type="dxa"/>
-            <w:vAlign w:val="center"/>
-            <w:tcMar>
-              <w:top w:w="90" w:type="dxa"/>
-              <w:start w:w="90" w:type="dxa"/>
-              <w:bottom w:w="90" w:type="dxa"/>
-              <w:end w:w="90" w:type="dxa"/>
-            </w:tcMar>
-            <w:shd w:fill="D9EAF7"/>
-          </w:tcPr>
-          <w:p>
-            <w:pPr>
-              <w:spacing w:after="0" w:line="252" w:lineRule="auto"/>
+            <w:shd w:val="clear" w:color="auto" w:fill="D9EAF7"/>
+            <w:tcMar>
+              <w:top w:w="90" w:type="dxa"/>
+              <w:left w:w="90" w:type="dxa"/>
+              <w:bottom w:w="90" w:type="dxa"/>
+              <w:right w:w="90" w:type="dxa"/>
+            </w:tcMar>
+            <w:vAlign w:val="center"/>
+          </w:tcPr>
+          <w:p>
+            <w:pPr>
+              <w:spacing w:line="252" w:lineRule="auto"/>
               <w:jc w:val="center"/>
-              <w:rPr>
-                <w:rFonts w:hint="eastAsia"/>
-              </w:rPr>
-            </w:pPr>
-            <w:r>
-              <w:rPr>
-                <w:rFonts w:hint="eastAsia" w:ascii="Malgun Gothic" w:hAnsi="Malgun Gothic" w:eastAsia="Malgun Gothic"/>
+            </w:pPr>
+            <w:r>
+              <w:rPr>
+                <w:rFonts w:ascii="맑은 고딕" w:eastAsia="맑은 고딕" w:hAnsi="맑은 고딕" w:hint="eastAsia"/>
                 <w:b/>
                 <w:sz w:val="18"/>
               </w:rPr>
@@ -1069,26 +941,23 @@
         <w:tc>
           <w:tcPr>
             <w:tcW w:w="4479" w:type="dxa"/>
-            <w:vAlign w:val="center"/>
-            <w:tcMar>
-              <w:top w:w="90" w:type="dxa"/>
-              <w:start w:w="90" w:type="dxa"/>
-              <w:bottom w:w="90" w:type="dxa"/>
-              <w:end w:w="90" w:type="dxa"/>
-            </w:tcMar>
-            <w:shd w:fill="D9EAF7"/>
-          </w:tcPr>
-          <w:p>
-            <w:pPr>
-              <w:spacing w:after="0" w:line="252" w:lineRule="auto"/>
+            <w:shd w:val="clear" w:color="auto" w:fill="D9EAF7"/>
+            <w:tcMar>
+              <w:top w:w="90" w:type="dxa"/>
+              <w:left w:w="90" w:type="dxa"/>
+              <w:bottom w:w="90" w:type="dxa"/>
+              <w:right w:w="90" w:type="dxa"/>
+            </w:tcMar>
+            <w:vAlign w:val="center"/>
+          </w:tcPr>
+          <w:p>
+            <w:pPr>
+              <w:spacing w:line="252" w:lineRule="auto"/>
               <w:jc w:val="center"/>
-              <w:rPr>
-                <w:rFonts w:hint="eastAsia"/>
-              </w:rPr>
-            </w:pPr>
-            <w:r>
-              <w:rPr>
-                <w:rFonts w:hint="eastAsia" w:ascii="Malgun Gothic" w:hAnsi="Malgun Gothic" w:eastAsia="Malgun Gothic"/>
+            </w:pPr>
+            <w:r>
+              <w:rPr>
+                <w:rFonts w:ascii="맑은 고딕" w:eastAsia="맑은 고딕" w:hAnsi="맑은 고딕" w:hint="eastAsia"/>
                 <w:b/>
                 <w:sz w:val="18"/>
               </w:rPr>
@@ -1101,24 +970,21 @@
         <w:tc>
           <w:tcPr>
             <w:tcW w:w="3175" w:type="dxa"/>
-            <w:vAlign w:val="center"/>
-            <w:tcMar>
-              <w:top w:w="90" w:type="dxa"/>
-              <w:start w:w="90" w:type="dxa"/>
-              <w:bottom w:w="90" w:type="dxa"/>
-              <w:end w:w="90" w:type="dxa"/>
-            </w:tcMar>
-          </w:tcPr>
-          <w:p>
-            <w:pPr>
-              <w:spacing w:after="0" w:line="252" w:lineRule="auto"/>
-              <w:rPr>
-                <w:rFonts w:hint="eastAsia"/>
-              </w:rPr>
-            </w:pPr>
-            <w:r>
-              <w:rPr>
-                <w:rFonts w:hint="eastAsia" w:ascii="Malgun Gothic" w:hAnsi="Malgun Gothic" w:eastAsia="Malgun Gothic"/>
+            <w:tcMar>
+              <w:top w:w="90" w:type="dxa"/>
+              <w:left w:w="90" w:type="dxa"/>
+              <w:bottom w:w="90" w:type="dxa"/>
+              <w:right w:w="90" w:type="dxa"/>
+            </w:tcMar>
+            <w:vAlign w:val="center"/>
+          </w:tcPr>
+          <w:p>
+            <w:pPr>
+              <w:spacing w:line="252" w:lineRule="auto"/>
+            </w:pPr>
+            <w:r>
+              <w:rPr>
+                <w:rFonts w:ascii="맑은 고딕" w:eastAsia="맑은 고딕" w:hAnsi="맑은 고딕" w:hint="eastAsia"/>
                 <w:sz w:val="18"/>
               </w:rPr>
               <w:t>에비오닉스 재부팅 필요시 (문제시)</w:t>
@@ -1128,24 +994,21 @@
         <w:tc>
           <w:tcPr>
             <w:tcW w:w="1814" w:type="dxa"/>
-            <w:vAlign w:val="center"/>
-            <w:tcMar>
-              <w:top w:w="90" w:type="dxa"/>
-              <w:start w:w="90" w:type="dxa"/>
-              <w:bottom w:w="90" w:type="dxa"/>
-              <w:end w:w="90" w:type="dxa"/>
-            </w:tcMar>
-          </w:tcPr>
-          <w:p>
-            <w:pPr>
-              <w:spacing w:after="0" w:line="252" w:lineRule="auto"/>
-              <w:rPr>
-                <w:rFonts w:hint="eastAsia"/>
-              </w:rPr>
-            </w:pPr>
-            <w:r>
-              <w:rPr>
-                <w:rFonts w:hint="eastAsia" w:ascii="Malgun Gothic" w:hAnsi="Malgun Gothic" w:eastAsia="Malgun Gothic"/>
+            <w:tcMar>
+              <w:top w:w="90" w:type="dxa"/>
+              <w:left w:w="90" w:type="dxa"/>
+              <w:bottom w:w="90" w:type="dxa"/>
+              <w:right w:w="90" w:type="dxa"/>
+            </w:tcMar>
+            <w:vAlign w:val="center"/>
+          </w:tcPr>
+          <w:p>
+            <w:pPr>
+              <w:spacing w:line="252" w:lineRule="auto"/>
+            </w:pPr>
+            <w:r>
+              <w:rPr>
+                <w:rFonts w:ascii="맑은 고딕" w:eastAsia="맑은 고딕" w:hAnsi="맑은 고딕" w:hint="eastAsia"/>
                 <w:sz w:val="18"/>
               </w:rPr>
               <w:t>REBOOT</w:t>
@@ -1155,24 +1018,21 @@
         <w:tc>
           <w:tcPr>
             <w:tcW w:w="4479" w:type="dxa"/>
-            <w:vAlign w:val="center"/>
-            <w:tcMar>
-              <w:top w:w="90" w:type="dxa"/>
-              <w:start w:w="90" w:type="dxa"/>
-              <w:bottom w:w="90" w:type="dxa"/>
-              <w:end w:w="90" w:type="dxa"/>
-            </w:tcMar>
-          </w:tcPr>
-          <w:p>
-            <w:pPr>
-              <w:spacing w:after="0" w:line="252" w:lineRule="auto"/>
-              <w:rPr>
-                <w:rFonts w:hint="eastAsia"/>
-              </w:rPr>
-            </w:pPr>
-            <w:r>
-              <w:rPr>
-                <w:rFonts w:ascii="Malgun Gothic" w:hAnsi="Malgun Gothic" w:eastAsia="Malgun Gothic"/>
+            <w:tcMar>
+              <w:top w:w="90" w:type="dxa"/>
+              <w:left w:w="90" w:type="dxa"/>
+              <w:bottom w:w="90" w:type="dxa"/>
+              <w:right w:w="90" w:type="dxa"/>
+            </w:tcMar>
+            <w:vAlign w:val="center"/>
+          </w:tcPr>
+          <w:p>
+            <w:pPr>
+              <w:spacing w:line="252" w:lineRule="auto"/>
+            </w:pPr>
+            <w:r>
+              <w:rPr>
+                <w:rFonts w:ascii="맑은 고딕" w:eastAsia="맑은 고딕" w:hAnsi="맑은 고딕"/>
                 <w:sz w:val="18"/>
               </w:rPr>
               <w:t>IMU+BARO OK &gt;&gt;&gt; 1-AXIS READY</w:t>
@@ -1184,27 +1044,24 @@
         <w:tc>
           <w:tcPr>
             <w:tcW w:w="3175" w:type="dxa"/>
-            <w:vAlign w:val="center"/>
-            <w:tcMar>
-              <w:top w:w="90" w:type="dxa"/>
-              <w:start w:w="90" w:type="dxa"/>
-              <w:bottom w:w="90" w:type="dxa"/>
-              <w:end w:w="90" w:type="dxa"/>
-            </w:tcMar>
+            <w:tcMar>
+              <w:top w:w="90" w:type="dxa"/>
+              <w:left w:w="90" w:type="dxa"/>
+              <w:bottom w:w="90" w:type="dxa"/>
+              <w:right w:w="90" w:type="dxa"/>
+            </w:tcMar>
+            <w:vAlign w:val="center"/>
           </w:tcPr>
           <w:p>
             <w:pPr>
               <w:tabs>
                 <w:tab w:val="center" w:pos="1021"/>
               </w:tabs>
-              <w:spacing w:after="0" w:line="252" w:lineRule="auto"/>
-              <w:rPr>
-                <w:rFonts w:hint="eastAsia"/>
-              </w:rPr>
-            </w:pPr>
-            <w:r>
-              <w:rPr>
-                <w:rFonts w:hint="eastAsia" w:ascii="Malgun Gothic" w:hAnsi="Malgun Gothic" w:eastAsia="Malgun Gothic"/>
+              <w:spacing w:line="252" w:lineRule="auto"/>
+            </w:pPr>
+            <w:r>
+              <w:rPr>
+                <w:rFonts w:ascii="맑은 고딕" w:eastAsia="맑은 고딕" w:hAnsi="맑은 고딕" w:hint="eastAsia"/>
                 <w:sz w:val="18"/>
               </w:rPr>
               <w:t>사출 장치 테스트</w:t>
@@ -1214,24 +1071,21 @@
         <w:tc>
           <w:tcPr>
             <w:tcW w:w="1814" w:type="dxa"/>
-            <w:vAlign w:val="center"/>
-            <w:tcMar>
-              <w:top w:w="90" w:type="dxa"/>
-              <w:start w:w="90" w:type="dxa"/>
-              <w:bottom w:w="90" w:type="dxa"/>
-              <w:end w:w="90" w:type="dxa"/>
-            </w:tcMar>
-          </w:tcPr>
-          <w:p>
-            <w:pPr>
-              <w:spacing w:after="0" w:line="252" w:lineRule="auto"/>
-              <w:rPr>
-                <w:rFonts w:hint="eastAsia"/>
-              </w:rPr>
-            </w:pPr>
-            <w:r>
-              <w:rPr>
-                <w:rFonts w:ascii="Malgun Gothic" w:hAnsi="Malgun Gothic" w:eastAsia="Malgun Gothic"/>
+            <w:tcMar>
+              <w:top w:w="90" w:type="dxa"/>
+              <w:left w:w="90" w:type="dxa"/>
+              <w:bottom w:w="90" w:type="dxa"/>
+              <w:right w:w="90" w:type="dxa"/>
+            </w:tcMar>
+            <w:vAlign w:val="center"/>
+          </w:tcPr>
+          <w:p>
+            <w:pPr>
+              <w:spacing w:line="252" w:lineRule="auto"/>
+            </w:pPr>
+            <w:r>
+              <w:rPr>
+                <w:rFonts w:ascii="맑은 고딕" w:eastAsia="맑은 고딕" w:hAnsi="맑은 고딕"/>
                 <w:sz w:val="18"/>
               </w:rPr>
               <w:t>TEST SERVO</w:t>
@@ -1241,24 +1095,21 @@
         <w:tc>
           <w:tcPr>
             <w:tcW w:w="4479" w:type="dxa"/>
-            <w:vAlign w:val="center"/>
-            <w:tcMar>
-              <w:top w:w="90" w:type="dxa"/>
-              <w:start w:w="90" w:type="dxa"/>
-              <w:bottom w:w="90" w:type="dxa"/>
-              <w:end w:w="90" w:type="dxa"/>
-            </w:tcMar>
-          </w:tcPr>
-          <w:p>
-            <w:pPr>
-              <w:spacing w:after="0" w:line="252" w:lineRule="auto"/>
-              <w:rPr>
-                <w:rFonts w:hint="eastAsia"/>
-              </w:rPr>
-            </w:pPr>
-            <w:r>
-              <w:rPr>
-                <w:rFonts w:ascii="Malgun Gothic" w:hAnsi="Malgun Gothic" w:eastAsia="Malgun Gothic"/>
+            <w:tcMar>
+              <w:top w:w="90" w:type="dxa"/>
+              <w:left w:w="90" w:type="dxa"/>
+              <w:bottom w:w="90" w:type="dxa"/>
+              <w:right w:w="90" w:type="dxa"/>
+            </w:tcMar>
+            <w:vAlign w:val="center"/>
+          </w:tcPr>
+          <w:p>
+            <w:pPr>
+              <w:spacing w:line="252" w:lineRule="auto"/>
+            </w:pPr>
+            <w:r>
+              <w:rPr>
+                <w:rFonts w:ascii="맑은 고딕" w:eastAsia="맑은 고딕" w:hAnsi="맑은 고딕"/>
                 <w:sz w:val="18"/>
               </w:rPr>
               <w:t>SERVO: IDLE -&gt; DEPLOY -&gt; IDLE SERVO OK + beep×2</w:t>
@@ -1270,24 +1121,21 @@
         <w:tc>
           <w:tcPr>
             <w:tcW w:w="3175" w:type="dxa"/>
-            <w:vAlign w:val="center"/>
-            <w:tcMar>
-              <w:top w:w="90" w:type="dxa"/>
-              <w:start w:w="90" w:type="dxa"/>
-              <w:bottom w:w="90" w:type="dxa"/>
-              <w:end w:w="90" w:type="dxa"/>
-            </w:tcMar>
-          </w:tcPr>
-          <w:p>
-            <w:pPr>
-              <w:spacing w:after="0" w:line="252" w:lineRule="auto"/>
-              <w:rPr>
-                <w:rFonts w:hint="eastAsia"/>
-              </w:rPr>
-            </w:pPr>
-            <w:r>
-              <w:rPr>
-                <w:rFonts w:hint="eastAsia" w:ascii="Malgun Gothic" w:hAnsi="Malgun Gothic" w:eastAsia="Malgun Gothic"/>
+            <w:tcMar>
+              <w:top w:w="90" w:type="dxa"/>
+              <w:left w:w="90" w:type="dxa"/>
+              <w:bottom w:w="90" w:type="dxa"/>
+              <w:right w:w="90" w:type="dxa"/>
+            </w:tcMar>
+            <w:vAlign w:val="center"/>
+          </w:tcPr>
+          <w:p>
+            <w:pPr>
+              <w:spacing w:line="252" w:lineRule="auto"/>
+            </w:pPr>
+            <w:r>
+              <w:rPr>
+                <w:rFonts w:ascii="맑은 고딕" w:eastAsia="맑은 고딕" w:hAnsi="맑은 고딕" w:hint="eastAsia"/>
                 <w:sz w:val="18"/>
               </w:rPr>
               <w:t>2단부 점화 테스트</w:t>
@@ -1297,24 +1145,21 @@
         <w:tc>
           <w:tcPr>
             <w:tcW w:w="1814" w:type="dxa"/>
-            <w:vAlign w:val="center"/>
-            <w:tcMar>
-              <w:top w:w="90" w:type="dxa"/>
-              <w:start w:w="90" w:type="dxa"/>
-              <w:bottom w:w="90" w:type="dxa"/>
-              <w:end w:w="90" w:type="dxa"/>
-            </w:tcMar>
-          </w:tcPr>
-          <w:p>
-            <w:pPr>
-              <w:spacing w:after="0" w:line="252" w:lineRule="auto"/>
-              <w:rPr>
-                <w:rFonts w:hint="eastAsia"/>
-              </w:rPr>
-            </w:pPr>
-            <w:r>
-              <w:rPr>
-                <w:rFonts w:ascii="Malgun Gothic" w:hAnsi="Malgun Gothic" w:eastAsia="Malgun Gothic"/>
+            <w:tcMar>
+              <w:top w:w="90" w:type="dxa"/>
+              <w:left w:w="90" w:type="dxa"/>
+              <w:bottom w:w="90" w:type="dxa"/>
+              <w:right w:w="90" w:type="dxa"/>
+            </w:tcMar>
+            <w:vAlign w:val="center"/>
+          </w:tcPr>
+          <w:p>
+            <w:pPr>
+              <w:spacing w:line="252" w:lineRule="auto"/>
+            </w:pPr>
+            <w:r>
+              <w:rPr>
+                <w:rFonts w:ascii="맑은 고딕" w:eastAsia="맑은 고딕" w:hAnsi="맑은 고딕"/>
                 <w:sz w:val="18"/>
               </w:rPr>
               <w:t>TEST PYRO1</w:t>
@@ -1324,27 +1169,38 @@
         <w:tc>
           <w:tcPr>
             <w:tcW w:w="4479" w:type="dxa"/>
-            <w:vAlign w:val="center"/>
-            <w:tcMar>
-              <w:top w:w="90" w:type="dxa"/>
-              <w:start w:w="90" w:type="dxa"/>
-              <w:bottom w:w="90" w:type="dxa"/>
-              <w:end w:w="90" w:type="dxa"/>
-            </w:tcMar>
-          </w:tcPr>
-          <w:p>
-            <w:pPr>
-              <w:spacing w:after="0" w:line="252" w:lineRule="auto"/>
-              <w:rPr>
-                <w:rFonts w:hint="eastAsia"/>
-              </w:rPr>
-            </w:pPr>
-            <w:r>
-              <w:rPr>
-                <w:rFonts w:ascii="Malgun Gothic" w:hAnsi="Malgun Gothic" w:eastAsia="Malgun Gothic"/>
-                <w:sz w:val="18"/>
-              </w:rPr>
-              <w:t>PYRO1: 100ms pulse (beep×3 후 1초 대기) PYRO1 DONE</w:t>
+            <w:tcMar>
+              <w:top w:w="90" w:type="dxa"/>
+              <w:left w:w="90" w:type="dxa"/>
+              <w:bottom w:w="90" w:type="dxa"/>
+              <w:right w:w="90" w:type="dxa"/>
+            </w:tcMar>
+            <w:vAlign w:val="center"/>
+          </w:tcPr>
+          <w:p>
+            <w:pPr>
+              <w:spacing w:line="252" w:lineRule="auto"/>
+            </w:pPr>
+            <w:r>
+              <w:rPr>
+                <w:rFonts w:ascii="맑은 고딕" w:eastAsia="맑은 고딕" w:hAnsi="맑은 고딕"/>
+                <w:sz w:val="18"/>
+              </w:rPr>
+              <w:t>PYRO1: 100</w:t>
+            </w:r>
+            <w:r>
+              <w:rPr>
+                <w:rFonts w:ascii="맑은 고딕" w:eastAsia="맑은 고딕" w:hAnsi="맑은 고딕" w:hint="eastAsia"/>
+                <w:sz w:val="18"/>
+              </w:rPr>
+              <w:t>0</w:t>
+            </w:r>
+            <w:r>
+              <w:rPr>
+                <w:rFonts w:ascii="맑은 고딕" w:eastAsia="맑은 고딕" w:hAnsi="맑은 고딕"/>
+                <w:sz w:val="18"/>
+              </w:rPr>
+              <w:t>ms pulse (beep×3 후 1초 대기) PYRO1 DONE</w:t>
             </w:r>
           </w:p>
         </w:tc>
@@ -1353,27 +1209,24 @@
         <w:tc>
           <w:tcPr>
             <w:tcW w:w="3175" w:type="dxa"/>
-            <w:vAlign w:val="center"/>
-            <w:tcMar>
-              <w:top w:w="90" w:type="dxa"/>
-              <w:start w:w="90" w:type="dxa"/>
-              <w:bottom w:w="90" w:type="dxa"/>
-              <w:end w:w="90" w:type="dxa"/>
-            </w:tcMar>
+            <w:tcMar>
+              <w:top w:w="90" w:type="dxa"/>
+              <w:left w:w="90" w:type="dxa"/>
+              <w:bottom w:w="90" w:type="dxa"/>
+              <w:right w:w="90" w:type="dxa"/>
+            </w:tcMar>
+            <w:vAlign w:val="center"/>
           </w:tcPr>
           <w:p>
             <w:pPr>
               <w:tabs>
                 <w:tab w:val="center" w:pos="1021"/>
               </w:tabs>
-              <w:spacing w:after="0" w:line="252" w:lineRule="auto"/>
-              <w:rPr>
-                <w:rFonts w:hint="eastAsia"/>
-              </w:rPr>
-            </w:pPr>
-            <w:r>
-              <w:rPr>
-                <w:rFonts w:hint="eastAsia" w:ascii="Malgun Gothic" w:hAnsi="Malgun Gothic" w:eastAsia="Malgun Gothic"/>
+              <w:spacing w:line="252" w:lineRule="auto"/>
+            </w:pPr>
+            <w:r>
+              <w:rPr>
+                <w:rFonts w:ascii="맑은 고딕" w:eastAsia="맑은 고딕" w:hAnsi="맑은 고딕" w:hint="eastAsia"/>
                 <w:sz w:val="18"/>
               </w:rPr>
               <w:t>형상변화 테스트</w:t>
@@ -1383,24 +1236,21 @@
         <w:tc>
           <w:tcPr>
             <w:tcW w:w="1814" w:type="dxa"/>
-            <w:vAlign w:val="center"/>
-            <w:tcMar>
-              <w:top w:w="90" w:type="dxa"/>
-              <w:start w:w="90" w:type="dxa"/>
-              <w:bottom w:w="90" w:type="dxa"/>
-              <w:end w:w="90" w:type="dxa"/>
-            </w:tcMar>
-          </w:tcPr>
-          <w:p>
-            <w:pPr>
-              <w:spacing w:after="0" w:line="252" w:lineRule="auto"/>
-              <w:rPr>
-                <w:rFonts w:hint="eastAsia"/>
-              </w:rPr>
-            </w:pPr>
-            <w:r>
-              <w:rPr>
-                <w:rFonts w:ascii="Malgun Gothic" w:hAnsi="Malgun Gothic" w:eastAsia="Malgun Gothic"/>
+            <w:tcMar>
+              <w:top w:w="90" w:type="dxa"/>
+              <w:left w:w="90" w:type="dxa"/>
+              <w:bottom w:w="90" w:type="dxa"/>
+              <w:right w:w="90" w:type="dxa"/>
+            </w:tcMar>
+            <w:vAlign w:val="center"/>
+          </w:tcPr>
+          <w:p>
+            <w:pPr>
+              <w:spacing w:line="252" w:lineRule="auto"/>
+            </w:pPr>
+            <w:r>
+              <w:rPr>
+                <w:rFonts w:ascii="맑은 고딕" w:eastAsia="맑은 고딕" w:hAnsi="맑은 고딕"/>
                 <w:sz w:val="18"/>
               </w:rPr>
               <w:t>TEST PYRO2</w:t>
@@ -1410,27 +1260,38 @@
         <w:tc>
           <w:tcPr>
             <w:tcW w:w="4479" w:type="dxa"/>
-            <w:vAlign w:val="center"/>
-            <w:tcMar>
-              <w:top w:w="90" w:type="dxa"/>
-              <w:start w:w="90" w:type="dxa"/>
-              <w:bottom w:w="90" w:type="dxa"/>
-              <w:end w:w="90" w:type="dxa"/>
-            </w:tcMar>
-          </w:tcPr>
-          <w:p>
-            <w:pPr>
-              <w:spacing w:after="0" w:line="252" w:lineRule="auto"/>
-              <w:rPr>
-                <w:rFonts w:hint="eastAsia"/>
-              </w:rPr>
-            </w:pPr>
-            <w:r>
-              <w:rPr>
-                <w:rFonts w:ascii="Malgun Gothic" w:hAnsi="Malgun Gothic" w:eastAsia="Malgun Gothic"/>
-                <w:sz w:val="18"/>
-              </w:rPr>
-              <w:t>PYRO2: 100ms pulse (beep×3 후 1초 대기) PYRO2 DONE</w:t>
+            <w:tcMar>
+              <w:top w:w="90" w:type="dxa"/>
+              <w:left w:w="90" w:type="dxa"/>
+              <w:bottom w:w="90" w:type="dxa"/>
+              <w:right w:w="90" w:type="dxa"/>
+            </w:tcMar>
+            <w:vAlign w:val="center"/>
+          </w:tcPr>
+          <w:p>
+            <w:pPr>
+              <w:spacing w:line="252" w:lineRule="auto"/>
+            </w:pPr>
+            <w:r>
+              <w:rPr>
+                <w:rFonts w:ascii="맑은 고딕" w:eastAsia="맑은 고딕" w:hAnsi="맑은 고딕"/>
+                <w:sz w:val="18"/>
+              </w:rPr>
+              <w:t>PYRO2: 100</w:t>
+            </w:r>
+            <w:r>
+              <w:rPr>
+                <w:rFonts w:ascii="맑은 고딕" w:eastAsia="맑은 고딕" w:hAnsi="맑은 고딕" w:hint="eastAsia"/>
+                <w:sz w:val="18"/>
+              </w:rPr>
+              <w:t>0</w:t>
+            </w:r>
+            <w:r>
+              <w:rPr>
+                <w:rFonts w:ascii="맑은 고딕" w:eastAsia="맑은 고딕" w:hAnsi="맑은 고딕"/>
+                <w:sz w:val="18"/>
+              </w:rPr>
+              <w:t>ms pulse (beep×3 후 1초 대기) PYRO2 DONE</w:t>
             </w:r>
           </w:p>
         </w:tc>
@@ -1439,9 +1300,6 @@
     <w:p>
       <w:pPr>
         <w:spacing w:after="80"/>
-        <w:rPr>
-          <w:rFonts w:hint="eastAsia"/>
-        </w:rPr>
       </w:pPr>
     </w:p>
     <w:p>
@@ -1450,7 +1308,7 @@
       </w:pPr>
       <w:r>
         <w:rPr>
-          <w:rFonts w:ascii="Malgun Gothic" w:hAnsi="Malgun Gothic" w:eastAsia="Malgun Gothic"/>
+          <w:rFonts w:ascii="맑은 고딕" w:eastAsia="맑은 고딕" w:hAnsi="맑은 고딕"/>
           <w:b/>
           <w:sz w:val="24"/>
         </w:rPr>
@@ -1460,36 +1318,36 @@
     <w:tbl>
       <w:tblPr>
         <w:tblStyle w:val="aa"/>
-        <w:tblW w:type="auto" w:w="0"/>
+        <w:tblW w:w="0" w:type="auto"/>
         <w:tblLayout w:type="fixed"/>
-        <w:tblLook w:firstColumn="1" w:firstRow="1" w:lastColumn="0" w:lastRow="0" w:noHBand="0" w:noVBand="1" w:val="04A0"/>
+        <w:tblLook w:val="04A0" w:firstRow="1" w:lastRow="0" w:firstColumn="1" w:lastColumn="0" w:noHBand="0" w:noVBand="1"/>
       </w:tblPr>
       <w:tblGrid>
-        <w:gridCol w:w="3289"/>
-        <w:gridCol w:w="3289"/>
-        <w:gridCol w:w="3289"/>
+        <w:gridCol w:w="1757"/>
+        <w:gridCol w:w="4025"/>
+        <w:gridCol w:w="3628"/>
       </w:tblGrid>
       <w:tr>
         <w:tc>
           <w:tcPr>
-            <w:tcW w:type="dxa" w:w="1757"/>
-            <w:vAlign w:val="center"/>
-            <w:tcMar>
-              <w:top w:w="90" w:type="dxa"/>
-              <w:start w:w="90" w:type="dxa"/>
-              <w:bottom w:w="90" w:type="dxa"/>
-              <w:end w:w="90" w:type="dxa"/>
-            </w:tcMar>
-            <w:shd w:fill="D9EAF7"/>
-          </w:tcPr>
-          <w:p>
-            <w:pPr>
-              <w:spacing w:after="0" w:line="252" w:lineRule="auto"/>
+            <w:tcW w:w="1757" w:type="dxa"/>
+            <w:shd w:val="clear" w:color="auto" w:fill="D9EAF7"/>
+            <w:tcMar>
+              <w:top w:w="90" w:type="dxa"/>
+              <w:left w:w="90" w:type="dxa"/>
+              <w:bottom w:w="90" w:type="dxa"/>
+              <w:right w:w="90" w:type="dxa"/>
+            </w:tcMar>
+            <w:vAlign w:val="center"/>
+          </w:tcPr>
+          <w:p>
+            <w:pPr>
+              <w:spacing w:line="252" w:lineRule="auto"/>
               <w:jc w:val="center"/>
             </w:pPr>
             <w:r>
               <w:rPr>
-                <w:rFonts w:ascii="Malgun Gothic" w:hAnsi="Malgun Gothic" w:eastAsia="Malgun Gothic"/>
+                <w:rFonts w:ascii="맑은 고딕" w:eastAsia="맑은 고딕" w:hAnsi="맑은 고딕"/>
                 <w:b/>
                 <w:sz w:val="18"/>
               </w:rPr>
@@ -1499,24 +1357,24 @@
         </w:tc>
         <w:tc>
           <w:tcPr>
-            <w:tcW w:type="dxa" w:w="4025"/>
-            <w:vAlign w:val="center"/>
-            <w:tcMar>
-              <w:top w:w="90" w:type="dxa"/>
-              <w:start w:w="90" w:type="dxa"/>
-              <w:bottom w:w="90" w:type="dxa"/>
-              <w:end w:w="90" w:type="dxa"/>
-            </w:tcMar>
-            <w:shd w:fill="D9EAF7"/>
-          </w:tcPr>
-          <w:p>
-            <w:pPr>
-              <w:spacing w:after="0" w:line="252" w:lineRule="auto"/>
+            <w:tcW w:w="4025" w:type="dxa"/>
+            <w:shd w:val="clear" w:color="auto" w:fill="D9EAF7"/>
+            <w:tcMar>
+              <w:top w:w="90" w:type="dxa"/>
+              <w:left w:w="90" w:type="dxa"/>
+              <w:bottom w:w="90" w:type="dxa"/>
+              <w:right w:w="90" w:type="dxa"/>
+            </w:tcMar>
+            <w:vAlign w:val="center"/>
+          </w:tcPr>
+          <w:p>
+            <w:pPr>
+              <w:spacing w:line="252" w:lineRule="auto"/>
               <w:jc w:val="center"/>
             </w:pPr>
             <w:r>
               <w:rPr>
-                <w:rFonts w:ascii="Malgun Gothic" w:hAnsi="Malgun Gothic" w:eastAsia="Malgun Gothic"/>
+                <w:rFonts w:ascii="맑은 고딕" w:eastAsia="맑은 고딕" w:hAnsi="맑은 고딕"/>
                 <w:b/>
                 <w:sz w:val="18"/>
               </w:rPr>
@@ -1526,24 +1384,24 @@
         </w:tc>
         <w:tc>
           <w:tcPr>
-            <w:tcW w:type="dxa" w:w="3628"/>
-            <w:vAlign w:val="center"/>
-            <w:tcMar>
-              <w:top w:w="90" w:type="dxa"/>
-              <w:start w:w="90" w:type="dxa"/>
-              <w:bottom w:w="90" w:type="dxa"/>
-              <w:end w:w="90" w:type="dxa"/>
-            </w:tcMar>
-            <w:shd w:fill="D9EAF7"/>
-          </w:tcPr>
-          <w:p>
-            <w:pPr>
-              <w:spacing w:after="0" w:line="252" w:lineRule="auto"/>
+            <w:tcW w:w="3628" w:type="dxa"/>
+            <w:shd w:val="clear" w:color="auto" w:fill="D9EAF7"/>
+            <w:tcMar>
+              <w:top w:w="90" w:type="dxa"/>
+              <w:left w:w="90" w:type="dxa"/>
+              <w:bottom w:w="90" w:type="dxa"/>
+              <w:right w:w="90" w:type="dxa"/>
+            </w:tcMar>
+            <w:vAlign w:val="center"/>
+          </w:tcPr>
+          <w:p>
+            <w:pPr>
+              <w:spacing w:line="252" w:lineRule="auto"/>
               <w:jc w:val="center"/>
             </w:pPr>
             <w:r>
               <w:rPr>
-                <w:rFonts w:ascii="Malgun Gothic" w:hAnsi="Malgun Gothic" w:eastAsia="Malgun Gothic"/>
+                <w:rFonts w:ascii="맑은 고딕" w:eastAsia="맑은 고딕" w:hAnsi="맑은 고딕"/>
                 <w:b/>
                 <w:sz w:val="18"/>
               </w:rPr>
@@ -1555,30 +1413,22 @@
       <w:tr>
         <w:tc>
           <w:tcPr>
-            <w:tcW w:type="dxa" w:w="1757"/>
-            <w:vAlign w:val="center"/>
-            <w:tcMar>
-              <w:top w:w="90" w:type="dxa"/>
-              <w:start w:w="90" w:type="dxa"/>
-              <w:bottom w:w="90" w:type="dxa"/>
-              <w:end w:w="90" w:type="dxa"/>
-            </w:tcMar>
-          </w:tcPr>
-          <w:p>
-            <w:pPr>
-              <w:spacing w:after="0" w:line="252" w:lineRule="auto"/>
-              <w:jc w:val="left"/>
-            </w:pPr>
-            <w:r>
-              <w:rPr>
-                <w:rFonts w:ascii="Malgun Gothic" w:hAnsi="Malgun Gothic" w:eastAsia="Malgun Gothic"/>
-                <w:sz w:val="18"/>
-              </w:rPr>
-            </w:r>
-            <w:r>
-              <w:rPr>
-                <w:rFonts w:ascii="Malgun Gothic" w:hAnsi="Malgun Gothic" w:eastAsia="Malgun Gothic"/>
-                <w:b w:val="0"/>
+            <w:tcW w:w="1757" w:type="dxa"/>
+            <w:tcMar>
+              <w:top w:w="90" w:type="dxa"/>
+              <w:left w:w="90" w:type="dxa"/>
+              <w:bottom w:w="90" w:type="dxa"/>
+              <w:right w:w="90" w:type="dxa"/>
+            </w:tcMar>
+            <w:vAlign w:val="center"/>
+          </w:tcPr>
+          <w:p>
+            <w:pPr>
+              <w:spacing w:line="252" w:lineRule="auto"/>
+            </w:pPr>
+            <w:r>
+              <w:rPr>
+                <w:rFonts w:ascii="맑은 고딕" w:eastAsia="맑은 고딕" w:hAnsi="맑은 고딕"/>
                 <w:sz w:val="18"/>
               </w:rPr>
               <w:t>CALIBRATE</w:t>
@@ -1587,65 +1437,66 @@
         </w:tc>
         <w:tc>
           <w:tcPr>
-            <w:tcW w:type="dxa" w:w="4025"/>
-            <w:vAlign w:val="center"/>
-            <w:tcMar>
-              <w:top w:w="90" w:type="dxa"/>
-              <w:start w:w="90" w:type="dxa"/>
-              <w:bottom w:w="90" w:type="dxa"/>
-              <w:end w:w="90" w:type="dxa"/>
-            </w:tcMar>
-          </w:tcPr>
-          <w:p>
-            <w:pPr>
-              <w:spacing w:after="0" w:line="252" w:lineRule="auto"/>
-              <w:jc w:val="left"/>
-            </w:pPr>
-            <w:r>
-              <w:rPr>
-                <w:rFonts w:ascii="Malgun Gothic" w:hAnsi="Malgun Gothic" w:eastAsia="Malgun Gothic"/>
-                <w:sz w:val="18"/>
-              </w:rPr>
-            </w:r>
-            <w:r>
-              <w:rPr>
-                <w:rFonts w:ascii="Malgun Gothic" w:hAnsi="Malgun Gothic" w:eastAsia="Malgun Gothic"/>
-                <w:b w:val="0"/>
-                <w:sz w:val="18"/>
-              </w:rPr>
-              <w:t>로켓을 수직으로 세우고 흔들림이 없는 상태에서 수행</w:t>
-            </w:r>
-          </w:p>
-        </w:tc>
-        <w:tc>
-          <w:tcPr>
-            <w:tcW w:type="dxa" w:w="3628"/>
-            <w:vAlign w:val="center"/>
-            <w:tcMar>
-              <w:top w:w="90" w:type="dxa"/>
-              <w:start w:w="90" w:type="dxa"/>
-              <w:bottom w:w="90" w:type="dxa"/>
-              <w:end w:w="90" w:type="dxa"/>
-            </w:tcMar>
-          </w:tcPr>
-          <w:p>
-            <w:pPr>
-              <w:spacing w:after="0" w:line="252" w:lineRule="auto"/>
-              <w:jc w:val="left"/>
-            </w:pPr>
-            <w:r>
-              <w:rPr>
-                <w:rFonts w:ascii="Malgun Gothic" w:hAnsi="Malgun Gothic" w:eastAsia="Malgun Gothic"/>
-                <w:sz w:val="18"/>
-              </w:rPr>
-            </w:r>
-            <w:r>
-              <w:rPr>
-                <w:rFonts w:ascii="Malgun Gothic" w:hAnsi="Malgun Gothic" w:eastAsia="Malgun Gothic"/>
-                <w:b w:val="0"/>
-                <w:sz w:val="18"/>
-              </w:rPr>
-              <w:t>실패 메시지 또는 beep 발생 시 진동·지지 상태 확인 후 다시 CALIBRATE</w:t>
+            <w:tcW w:w="4025" w:type="dxa"/>
+            <w:tcMar>
+              <w:top w:w="90" w:type="dxa"/>
+              <w:left w:w="90" w:type="dxa"/>
+              <w:bottom w:w="90" w:type="dxa"/>
+              <w:right w:w="90" w:type="dxa"/>
+            </w:tcMar>
+            <w:vAlign w:val="center"/>
+          </w:tcPr>
+          <w:p>
+            <w:pPr>
+              <w:spacing w:line="252" w:lineRule="auto"/>
+            </w:pPr>
+            <w:r>
+              <w:rPr>
+                <w:rFonts w:ascii="맑은 고딕" w:eastAsia="맑은 고딕" w:hAnsi="맑은 고딕"/>
+                <w:sz w:val="18"/>
+              </w:rPr>
+              <w:t>로켓을 수직으로 세우고 흔들림이 없는 상태</w:t>
+            </w:r>
+            <w:r>
+              <w:rPr>
+                <w:rFonts w:ascii="맑은 고딕" w:eastAsia="맑은 고딕" w:hAnsi="맑은 고딕"/>
+                <w:sz w:val="18"/>
+              </w:rPr>
+              <w:lastRenderedPageBreak/>
+              <w:t>에서 수행</w:t>
+            </w:r>
+          </w:p>
+        </w:tc>
+        <w:tc>
+          <w:tcPr>
+            <w:tcW w:w="3628" w:type="dxa"/>
+            <w:tcMar>
+              <w:top w:w="90" w:type="dxa"/>
+              <w:left w:w="90" w:type="dxa"/>
+              <w:bottom w:w="90" w:type="dxa"/>
+              <w:right w:w="90" w:type="dxa"/>
+            </w:tcMar>
+            <w:vAlign w:val="center"/>
+          </w:tcPr>
+          <w:p>
+            <w:pPr>
+              <w:spacing w:line="252" w:lineRule="auto"/>
+            </w:pPr>
+            <w:r>
+              <w:rPr>
+                <w:rFonts w:ascii="맑은 고딕" w:eastAsia="맑은 고딕" w:hAnsi="맑은 고딕"/>
+                <w:sz w:val="18"/>
+              </w:rPr>
+              <w:lastRenderedPageBreak/>
+              <w:t>실패 메시지 또는 beep 발생 시 진동·지</w:t>
+            </w:r>
+            <w:r>
+              <w:rPr>
+                <w:rFonts w:ascii="맑은 고딕" w:eastAsia="맑은 고딕" w:hAnsi="맑은 고딕"/>
+                <w:sz w:val="18"/>
+              </w:rPr>
+              <w:lastRenderedPageBreak/>
+              <w:t>지 상태 확인 후 다시 CALIBRATE</w:t>
             </w:r>
           </w:p>
         </w:tc>
@@ -1653,62 +1504,47 @@
       <w:tr>
         <w:tc>
           <w:tcPr>
-            <w:tcW w:type="dxa" w:w="1757"/>
-            <w:vAlign w:val="center"/>
-            <w:tcMar>
-              <w:top w:w="90" w:type="dxa"/>
-              <w:start w:w="90" w:type="dxa"/>
-              <w:bottom w:w="90" w:type="dxa"/>
-              <w:end w:w="90" w:type="dxa"/>
-            </w:tcMar>
-          </w:tcPr>
-          <w:p>
-            <w:pPr>
-              <w:spacing w:after="0" w:line="252" w:lineRule="auto"/>
-              <w:jc w:val="left"/>
-            </w:pPr>
-            <w:r>
-              <w:rPr>
-                <w:rFonts w:ascii="Malgun Gothic" w:hAnsi="Malgun Gothic" w:eastAsia="Malgun Gothic"/>
-                <w:sz w:val="18"/>
-              </w:rPr>
-            </w:r>
-            <w:r>
-              <w:rPr>
-                <w:rFonts w:ascii="Malgun Gothic" w:hAnsi="Malgun Gothic" w:eastAsia="Malgun Gothic"/>
-                <w:b w:val="0"/>
-                <w:sz w:val="18"/>
-              </w:rPr>
+            <w:tcW w:w="1757" w:type="dxa"/>
+            <w:tcMar>
+              <w:top w:w="90" w:type="dxa"/>
+              <w:left w:w="90" w:type="dxa"/>
+              <w:bottom w:w="90" w:type="dxa"/>
+              <w:right w:w="90" w:type="dxa"/>
+            </w:tcMar>
+            <w:vAlign w:val="center"/>
+          </w:tcPr>
+          <w:p>
+            <w:pPr>
+              <w:spacing w:line="252" w:lineRule="auto"/>
+            </w:pPr>
+            <w:r>
+              <w:rPr>
+                <w:rFonts w:ascii="맑은 고딕" w:eastAsia="맑은 고딕" w:hAnsi="맑은 고딕"/>
+                <w:sz w:val="18"/>
+              </w:rPr>
+              <w:lastRenderedPageBreak/>
               <w:t>START / KF 정렬</w:t>
             </w:r>
           </w:p>
         </w:tc>
         <w:tc>
           <w:tcPr>
-            <w:tcW w:type="dxa" w:w="4025"/>
-            <w:vAlign w:val="center"/>
-            <w:tcMar>
-              <w:top w:w="90" w:type="dxa"/>
-              <w:start w:w="90" w:type="dxa"/>
-              <w:bottom w:w="90" w:type="dxa"/>
-              <w:end w:w="90" w:type="dxa"/>
-            </w:tcMar>
-          </w:tcPr>
-          <w:p>
-            <w:pPr>
-              <w:spacing w:after="0" w:line="252" w:lineRule="auto"/>
-              <w:jc w:val="left"/>
-            </w:pPr>
-            <w:r>
-              <w:rPr>
-                <w:rFonts w:ascii="Malgun Gothic" w:hAnsi="Malgun Gothic" w:eastAsia="Malgun Gothic"/>
-                <w:sz w:val="18"/>
-              </w:rPr>
-            </w:r>
-            <w:r>
-              <w:rPr>
-                <w:rFonts w:ascii="Malgun Gothic" w:hAnsi="Malgun Gothic" w:eastAsia="Malgun Gothic"/>
-                <w:b w:val="0"/>
+            <w:tcW w:w="4025" w:type="dxa"/>
+            <w:tcMar>
+              <w:top w:w="90" w:type="dxa"/>
+              <w:left w:w="90" w:type="dxa"/>
+              <w:bottom w:w="90" w:type="dxa"/>
+              <w:right w:w="90" w:type="dxa"/>
+            </w:tcMar>
+            <w:vAlign w:val="center"/>
+          </w:tcPr>
+          <w:p>
+            <w:pPr>
+              <w:spacing w:line="252" w:lineRule="auto"/>
+            </w:pPr>
+            <w:r>
+              <w:rPr>
+                <w:rFonts w:ascii="맑은 고딕" w:eastAsia="맑은 고딕" w:hAnsi="맑은 고딕"/>
                 <w:sz w:val="18"/>
               </w:rPr>
               <w:t>IMU 평균 샘플 400개 이상, 평균 가속도 norm 0.5g~1.5g</w:t>
@@ -1717,47 +1553,39 @@
         </w:tc>
         <w:tc>
           <w:tcPr>
-            <w:tcW w:type="dxa" w:w="3628"/>
-            <w:vAlign w:val="center"/>
-            <w:tcMar>
-              <w:top w:w="90" w:type="dxa"/>
-              <w:start w:w="90" w:type="dxa"/>
-              <w:bottom w:w="90" w:type="dxa"/>
-              <w:end w:w="90" w:type="dxa"/>
-            </w:tcMar>
-          </w:tcPr>
-          <w:p>
-            <w:pPr>
-              <w:spacing w:after="0" w:line="252" w:lineRule="auto"/>
-              <w:jc w:val="left"/>
-            </w:pPr>
-            <w:r>
-              <w:rPr>
-                <w:rFonts w:ascii="Malgun Gothic" w:hAnsi="Malgun Gothic" w:eastAsia="Malgun Gothic"/>
-                <w:sz w:val="18"/>
-              </w:rPr>
-            </w:r>
-            <w:r>
-              <w:rPr>
-                <w:rFonts w:ascii="Malgun Gothic" w:hAnsi="Malgun Gothic" w:eastAsia="Malgun Gothic"/>
-                <w:b w:val="0"/>
+            <w:tcW w:w="3628" w:type="dxa"/>
+            <w:tcMar>
+              <w:top w:w="90" w:type="dxa"/>
+              <w:left w:w="90" w:type="dxa"/>
+              <w:bottom w:w="90" w:type="dxa"/>
+              <w:right w:w="90" w:type="dxa"/>
+            </w:tcMar>
+            <w:vAlign w:val="center"/>
+          </w:tcPr>
+          <w:p>
+            <w:pPr>
+              <w:spacing w:line="252" w:lineRule="auto"/>
+            </w:pPr>
+            <w:r>
+              <w:rPr>
+                <w:rFonts w:ascii="맑은 고딕" w:eastAsia="맑은 고딕" w:hAnsi="맑은 고딕"/>
                 <w:sz w:val="18"/>
               </w:rPr>
               <w:t xml:space="preserve">KF align </w:t>
             </w:r>
-            <w:del w:id="110" w:author="Claude" w:date="2026-05-23T00:00:00Z">
-              <w:r>
-                <w:rPr>
-                  <w:rFonts w:ascii="Malgun Gothic" w:hAnsi="Malgun Gothic" w:eastAsia="Malgun Gothic"/>
+            <w:del w:id="13" w:author="Claude" w:date="2026-05-23T00:00:00Z">
+              <w:r>
+                <w:rPr>
+                  <w:rFonts w:ascii="맑은 고딕" w:eastAsia="맑은 고딕" w:hAnsi="맑은 고딕"/>
                   <w:sz w:val="18"/>
                 </w:rPr>
                 <w:delText>fail</w:delText>
               </w:r>
             </w:del>
-            <w:ins w:id="111" w:author="Claude" w:date="2026-05-23T00:00:00Z">
-              <w:r>
-                <w:rPr>
-                  <w:rFonts w:ascii="Malgun Gothic" w:hAnsi="Malgun Gothic" w:eastAsia="Malgun Gothic"/>
+            <w:ins w:id="14" w:author="Claude" w:date="2026-05-23T00:00:00Z">
+              <w:r>
+                <w:rPr>
+                  <w:rFonts w:ascii="맑은 고딕" w:eastAsia="맑은 고딕" w:hAnsi="맑은 고딕"/>
                   <w:sz w:val="18"/>
                 </w:rPr>
                 <w:t>retry</w:t>
@@ -1765,7 +1593,7 @@
             </w:ins>
             <w:r>
               <w:rPr>
-                <w:rFonts w:ascii="Malgun Gothic" w:hAnsi="Malgun Gothic" w:eastAsia="Malgun Gothic"/>
+                <w:rFonts w:ascii="맑은 고딕" w:eastAsia="맑은 고딕" w:hAnsi="맑은 고딕"/>
                 <w:sz w:val="18"/>
               </w:rPr>
               <w:t xml:space="preserve"> 발생 시 기체 고정 상태를 확인. 펌웨어가 자동 재시도하며 필요 시 REBOOT 가능</w:t>
@@ -1776,30 +1604,22 @@
       <w:tr>
         <w:tc>
           <w:tcPr>
-            <w:tcW w:type="dxa" w:w="1757"/>
-            <w:vAlign w:val="center"/>
-            <w:tcMar>
-              <w:top w:w="90" w:type="dxa"/>
-              <w:start w:w="90" w:type="dxa"/>
-              <w:bottom w:w="90" w:type="dxa"/>
-              <w:end w:w="90" w:type="dxa"/>
-            </w:tcMar>
-          </w:tcPr>
-          <w:p>
-            <w:pPr>
-              <w:spacing w:after="0" w:line="252" w:lineRule="auto"/>
-              <w:jc w:val="left"/>
-            </w:pPr>
-            <w:r>
-              <w:rPr>
-                <w:rFonts w:ascii="Malgun Gothic" w:hAnsi="Malgun Gothic" w:eastAsia="Malgun Gothic"/>
-                <w:sz w:val="18"/>
-              </w:rPr>
-            </w:r>
-            <w:r>
-              <w:rPr>
-                <w:rFonts w:ascii="Malgun Gothic" w:hAnsi="Malgun Gothic" w:eastAsia="Malgun Gothic"/>
-                <w:b w:val="0"/>
+            <w:tcW w:w="1757" w:type="dxa"/>
+            <w:tcMar>
+              <w:top w:w="90" w:type="dxa"/>
+              <w:left w:w="90" w:type="dxa"/>
+              <w:bottom w:w="90" w:type="dxa"/>
+              <w:right w:w="90" w:type="dxa"/>
+            </w:tcMar>
+            <w:vAlign w:val="center"/>
+          </w:tcPr>
+          <w:p>
+            <w:pPr>
+              <w:spacing w:line="252" w:lineRule="auto"/>
+            </w:pPr>
+            <w:r>
+              <w:rPr>
+                <w:rFonts w:ascii="맑은 고딕" w:eastAsia="맑은 고딕" w:hAnsi="맑은 고딕"/>
                 <w:sz w:val="18"/>
               </w:rPr>
               <w:t>비행 종료</w:t>
@@ -1808,30 +1628,22 @@
         </w:tc>
         <w:tc>
           <w:tcPr>
-            <w:tcW w:type="dxa" w:w="4025"/>
-            <w:vAlign w:val="center"/>
-            <w:tcMar>
-              <w:top w:w="90" w:type="dxa"/>
-              <w:start w:w="90" w:type="dxa"/>
-              <w:bottom w:w="90" w:type="dxa"/>
-              <w:end w:w="90" w:type="dxa"/>
-            </w:tcMar>
-          </w:tcPr>
-          <w:p>
-            <w:pPr>
-              <w:spacing w:after="0" w:line="252" w:lineRule="auto"/>
-              <w:jc w:val="left"/>
-            </w:pPr>
-            <w:r>
-              <w:rPr>
-                <w:rFonts w:ascii="Malgun Gothic" w:hAnsi="Malgun Gothic" w:eastAsia="Malgun Gothic"/>
-                <w:sz w:val="18"/>
-              </w:rPr>
-            </w:r>
-            <w:r>
-              <w:rPr>
-                <w:rFonts w:ascii="Malgun Gothic" w:hAnsi="Malgun Gothic" w:eastAsia="Malgun Gothic"/>
-                <w:b w:val="0"/>
+            <w:tcW w:w="4025" w:type="dxa"/>
+            <w:tcMar>
+              <w:top w:w="90" w:type="dxa"/>
+              <w:left w:w="90" w:type="dxa"/>
+              <w:bottom w:w="90" w:type="dxa"/>
+              <w:right w:w="90" w:type="dxa"/>
+            </w:tcMar>
+            <w:vAlign w:val="center"/>
+          </w:tcPr>
+          <w:p>
+            <w:pPr>
+              <w:spacing w:line="252" w:lineRule="auto"/>
+            </w:pPr>
+            <w:r>
+              <w:rPr>
+                <w:rFonts w:ascii="맑은 고딕" w:eastAsia="맑은 고딕" w:hAnsi="맑은 고딕"/>
                 <w:sz w:val="18"/>
               </w:rPr>
               <w:t>수거 직후 STOP 명령으로 로깅 종료</w:t>
@@ -1840,30 +1652,22 @@
         </w:tc>
         <w:tc>
           <w:tcPr>
-            <w:tcW w:type="dxa" w:w="3628"/>
-            <w:vAlign w:val="center"/>
-            <w:tcMar>
-              <w:top w:w="90" w:type="dxa"/>
-              <w:start w:w="90" w:type="dxa"/>
-              <w:bottom w:w="90" w:type="dxa"/>
-              <w:end w:w="90" w:type="dxa"/>
-            </w:tcMar>
-          </w:tcPr>
-          <w:p>
-            <w:pPr>
-              <w:spacing w:after="0" w:line="252" w:lineRule="auto"/>
-              <w:jc w:val="left"/>
-            </w:pPr>
-            <w:r>
-              <w:rPr>
-                <w:rFonts w:ascii="Malgun Gothic" w:hAnsi="Malgun Gothic" w:eastAsia="Malgun Gothic"/>
-                <w:sz w:val="18"/>
-              </w:rPr>
-            </w:r>
-            <w:r>
-              <w:rPr>
-                <w:rFonts w:ascii="Malgun Gothic" w:hAnsi="Malgun Gothic" w:eastAsia="Malgun Gothic"/>
-                <w:b w:val="0"/>
+            <w:tcW w:w="3628" w:type="dxa"/>
+            <w:tcMar>
+              <w:top w:w="90" w:type="dxa"/>
+              <w:left w:w="90" w:type="dxa"/>
+              <w:bottom w:w="90" w:type="dxa"/>
+              <w:right w:w="90" w:type="dxa"/>
+            </w:tcMar>
+            <w:vAlign w:val="center"/>
+          </w:tcPr>
+          <w:p>
+            <w:pPr>
+              <w:spacing w:line="252" w:lineRule="auto"/>
+            </w:pPr>
+            <w:r>
+              <w:rPr>
+                <w:rFonts w:ascii="맑은 고딕" w:eastAsia="맑은 고딕" w:hAnsi="맑은 고딕"/>
                 <w:sz w:val="18"/>
               </w:rPr>
               <w:t>STOP 이후 데이터 다운로드·전원 차단 순서 진행</w:t>
@@ -1878,7 +1682,7 @@
       </w:pPr>
       <w:r>
         <w:rPr>
-          <w:rFonts w:ascii="Malgun Gothic" w:hAnsi="Malgun Gothic" w:eastAsia="Malgun Gothic"/>
+          <w:rFonts w:ascii="맑은 고딕" w:eastAsia="맑은 고딕" w:hAnsi="맑은 고딕"/>
           <w:b/>
           <w:sz w:val="24"/>
         </w:rPr>
@@ -1888,36 +1692,36 @@
     <w:tbl>
       <w:tblPr>
         <w:tblStyle w:val="aa"/>
-        <w:tblW w:type="auto" w:w="0"/>
+        <w:tblW w:w="0" w:type="auto"/>
         <w:tblLayout w:type="fixed"/>
-        <w:tblLook w:firstColumn="1" w:firstRow="1" w:lastColumn="0" w:lastRow="0" w:noHBand="0" w:noVBand="1" w:val="04A0"/>
+        <w:tblLook w:val="04A0" w:firstRow="1" w:lastRow="0" w:firstColumn="1" w:lastColumn="0" w:noHBand="0" w:noVBand="1"/>
       </w:tblPr>
       <w:tblGrid>
-        <w:gridCol w:w="3289"/>
-        <w:gridCol w:w="3289"/>
-        <w:gridCol w:w="3289"/>
+        <w:gridCol w:w="2381"/>
+        <w:gridCol w:w="3798"/>
+        <w:gridCol w:w="3231"/>
       </w:tblGrid>
       <w:tr>
         <w:tc>
           <w:tcPr>
-            <w:tcW w:type="dxa" w:w="2381"/>
-            <w:vAlign w:val="center"/>
-            <w:tcMar>
-              <w:top w:w="90" w:type="dxa"/>
-              <w:start w:w="90" w:type="dxa"/>
-              <w:bottom w:w="90" w:type="dxa"/>
-              <w:end w:w="90" w:type="dxa"/>
-            </w:tcMar>
-            <w:shd w:fill="D9EAF7"/>
-          </w:tcPr>
-          <w:p>
-            <w:pPr>
-              <w:spacing w:after="0" w:line="252" w:lineRule="auto"/>
+            <w:tcW w:w="2381" w:type="dxa"/>
+            <w:shd w:val="clear" w:color="auto" w:fill="D9EAF7"/>
+            <w:tcMar>
+              <w:top w:w="90" w:type="dxa"/>
+              <w:left w:w="90" w:type="dxa"/>
+              <w:bottom w:w="90" w:type="dxa"/>
+              <w:right w:w="90" w:type="dxa"/>
+            </w:tcMar>
+            <w:vAlign w:val="center"/>
+          </w:tcPr>
+          <w:p>
+            <w:pPr>
+              <w:spacing w:line="252" w:lineRule="auto"/>
               <w:jc w:val="center"/>
             </w:pPr>
             <w:r>
               <w:rPr>
-                <w:rFonts w:ascii="Malgun Gothic" w:hAnsi="Malgun Gothic" w:eastAsia="Malgun Gothic"/>
+                <w:rFonts w:ascii="맑은 고딕" w:eastAsia="맑은 고딕" w:hAnsi="맑은 고딕"/>
                 <w:b/>
                 <w:sz w:val="18"/>
               </w:rPr>
@@ -1927,24 +1731,24 @@
         </w:tc>
         <w:tc>
           <w:tcPr>
-            <w:tcW w:type="dxa" w:w="3798"/>
-            <w:vAlign w:val="center"/>
-            <w:tcMar>
-              <w:top w:w="90" w:type="dxa"/>
-              <w:start w:w="90" w:type="dxa"/>
-              <w:bottom w:w="90" w:type="dxa"/>
-              <w:end w:w="90" w:type="dxa"/>
-            </w:tcMar>
-            <w:shd w:fill="D9EAF7"/>
-          </w:tcPr>
-          <w:p>
-            <w:pPr>
-              <w:spacing w:after="0" w:line="252" w:lineRule="auto"/>
+            <w:tcW w:w="3798" w:type="dxa"/>
+            <w:shd w:val="clear" w:color="auto" w:fill="D9EAF7"/>
+            <w:tcMar>
+              <w:top w:w="90" w:type="dxa"/>
+              <w:left w:w="90" w:type="dxa"/>
+              <w:bottom w:w="90" w:type="dxa"/>
+              <w:right w:w="90" w:type="dxa"/>
+            </w:tcMar>
+            <w:vAlign w:val="center"/>
+          </w:tcPr>
+          <w:p>
+            <w:pPr>
+              <w:spacing w:line="252" w:lineRule="auto"/>
               <w:jc w:val="center"/>
             </w:pPr>
             <w:r>
               <w:rPr>
-                <w:rFonts w:ascii="Malgun Gothic" w:hAnsi="Malgun Gothic" w:eastAsia="Malgun Gothic"/>
+                <w:rFonts w:ascii="맑은 고딕" w:eastAsia="맑은 고딕" w:hAnsi="맑은 고딕"/>
                 <w:b/>
                 <w:sz w:val="18"/>
               </w:rPr>
@@ -1954,24 +1758,24 @@
         </w:tc>
         <w:tc>
           <w:tcPr>
-            <w:tcW w:type="dxa" w:w="3231"/>
-            <w:vAlign w:val="center"/>
-            <w:tcMar>
-              <w:top w:w="90" w:type="dxa"/>
-              <w:start w:w="90" w:type="dxa"/>
-              <w:bottom w:w="90" w:type="dxa"/>
-              <w:end w:w="90" w:type="dxa"/>
-            </w:tcMar>
-            <w:shd w:fill="D9EAF7"/>
-          </w:tcPr>
-          <w:p>
-            <w:pPr>
-              <w:spacing w:after="0" w:line="252" w:lineRule="auto"/>
+            <w:tcW w:w="3231" w:type="dxa"/>
+            <w:shd w:val="clear" w:color="auto" w:fill="D9EAF7"/>
+            <w:tcMar>
+              <w:top w:w="90" w:type="dxa"/>
+              <w:left w:w="90" w:type="dxa"/>
+              <w:bottom w:w="90" w:type="dxa"/>
+              <w:right w:w="90" w:type="dxa"/>
+            </w:tcMar>
+            <w:vAlign w:val="center"/>
+          </w:tcPr>
+          <w:p>
+            <w:pPr>
+              <w:spacing w:line="252" w:lineRule="auto"/>
               <w:jc w:val="center"/>
             </w:pPr>
             <w:r>
               <w:rPr>
-                <w:rFonts w:ascii="Malgun Gothic" w:hAnsi="Malgun Gothic" w:eastAsia="Malgun Gothic"/>
+                <w:rFonts w:ascii="맑은 고딕" w:eastAsia="맑은 고딕" w:hAnsi="맑은 고딕"/>
                 <w:b/>
                 <w:sz w:val="18"/>
               </w:rPr>
@@ -1983,30 +1787,22 @@
       <w:tr>
         <w:tc>
           <w:tcPr>
-            <w:tcW w:type="dxa" w:w="2381"/>
-            <w:vAlign w:val="center"/>
-            <w:tcMar>
-              <w:top w:w="90" w:type="dxa"/>
-              <w:start w:w="90" w:type="dxa"/>
-              <w:bottom w:w="90" w:type="dxa"/>
-              <w:end w:w="90" w:type="dxa"/>
-            </w:tcMar>
-          </w:tcPr>
-          <w:p>
-            <w:pPr>
-              <w:spacing w:after="0" w:line="252" w:lineRule="auto"/>
-              <w:jc w:val="left"/>
-            </w:pPr>
-            <w:r>
-              <w:rPr>
-                <w:rFonts w:ascii="Malgun Gothic" w:hAnsi="Malgun Gothic" w:eastAsia="Malgun Gothic"/>
-                <w:sz w:val="18"/>
-              </w:rPr>
-            </w:r>
-            <w:r>
-              <w:rPr>
-                <w:rFonts w:ascii="Malgun Gothic" w:hAnsi="Malgun Gothic" w:eastAsia="Malgun Gothic"/>
-                <w:b w:val="0"/>
+            <w:tcW w:w="2381" w:type="dxa"/>
+            <w:tcMar>
+              <w:top w:w="90" w:type="dxa"/>
+              <w:left w:w="90" w:type="dxa"/>
+              <w:bottom w:w="90" w:type="dxa"/>
+              <w:right w:w="90" w:type="dxa"/>
+            </w:tcMar>
+            <w:vAlign w:val="center"/>
+          </w:tcPr>
+          <w:p>
+            <w:pPr>
+              <w:spacing w:line="252" w:lineRule="auto"/>
+            </w:pPr>
+            <w:r>
+              <w:rPr>
+                <w:rFonts w:ascii="맑은 고딕" w:eastAsia="맑은 고딕" w:hAnsi="맑은 고딕"/>
                 <w:sz w:val="18"/>
               </w:rPr>
               <w:t>IMU 캘리브레이션 안정성</w:t>
@@ -2015,30 +1811,22 @@
         </w:tc>
         <w:tc>
           <w:tcPr>
-            <w:tcW w:type="dxa" w:w="3798"/>
-            <w:vAlign w:val="center"/>
-            <w:tcMar>
-              <w:top w:w="90" w:type="dxa"/>
-              <w:start w:w="90" w:type="dxa"/>
-              <w:bottom w:w="90" w:type="dxa"/>
-              <w:end w:w="90" w:type="dxa"/>
-            </w:tcMar>
-          </w:tcPr>
-          <w:p>
-            <w:pPr>
-              <w:spacing w:after="0" w:line="252" w:lineRule="auto"/>
-              <w:jc w:val="left"/>
-            </w:pPr>
-            <w:r>
-              <w:rPr>
-                <w:rFonts w:ascii="Malgun Gothic" w:hAnsi="Malgun Gothic" w:eastAsia="Malgun Gothic"/>
-                <w:sz w:val="18"/>
-              </w:rPr>
-            </w:r>
-            <w:r>
-              <w:rPr>
-                <w:rFonts w:ascii="Malgun Gothic" w:hAnsi="Malgun Gothic" w:eastAsia="Malgun Gothic"/>
-                <w:b w:val="0"/>
+            <w:tcW w:w="3798" w:type="dxa"/>
+            <w:tcMar>
+              <w:top w:w="90" w:type="dxa"/>
+              <w:left w:w="90" w:type="dxa"/>
+              <w:bottom w:w="90" w:type="dxa"/>
+              <w:right w:w="90" w:type="dxa"/>
+            </w:tcMar>
+            <w:vAlign w:val="center"/>
+          </w:tcPr>
+          <w:p>
+            <w:pPr>
+              <w:spacing w:line="252" w:lineRule="auto"/>
+            </w:pPr>
+            <w:r>
+              <w:rPr>
+                <w:rFonts w:ascii="맑은 고딕" w:eastAsia="맑은 고딕" w:hAnsi="맑은 고딕"/>
                 <w:sz w:val="18"/>
               </w:rPr>
               <w:t>자이로/가속도 raw 표준편차가 기준 초과 시 실패</w:t>
@@ -2047,30 +1835,22 @@
         </w:tc>
         <w:tc>
           <w:tcPr>
-            <w:tcW w:type="dxa" w:w="3231"/>
-            <w:vAlign w:val="center"/>
-            <w:tcMar>
-              <w:top w:w="90" w:type="dxa"/>
-              <w:start w:w="90" w:type="dxa"/>
-              <w:bottom w:w="90" w:type="dxa"/>
-              <w:end w:w="90" w:type="dxa"/>
-            </w:tcMar>
-          </w:tcPr>
-          <w:p>
-            <w:pPr>
-              <w:spacing w:after="0" w:line="252" w:lineRule="auto"/>
-              <w:jc w:val="left"/>
-            </w:pPr>
-            <w:r>
-              <w:rPr>
-                <w:rFonts w:ascii="Malgun Gothic" w:hAnsi="Malgun Gothic" w:eastAsia="Malgun Gothic"/>
-                <w:sz w:val="18"/>
-              </w:rPr>
-            </w:r>
-            <w:r>
-              <w:rPr>
-                <w:rFonts w:ascii="Malgun Gothic" w:hAnsi="Malgun Gothic" w:eastAsia="Malgun Gothic"/>
-                <w:b w:val="0"/>
+            <w:tcW w:w="3231" w:type="dxa"/>
+            <w:tcMar>
+              <w:top w:w="90" w:type="dxa"/>
+              <w:left w:w="90" w:type="dxa"/>
+              <w:bottom w:w="90" w:type="dxa"/>
+              <w:right w:w="90" w:type="dxa"/>
+            </w:tcMar>
+            <w:vAlign w:val="center"/>
+          </w:tcPr>
+          <w:p>
+            <w:pPr>
+              <w:spacing w:line="252" w:lineRule="auto"/>
+            </w:pPr>
+            <w:r>
+              <w:rPr>
+                <w:rFonts w:ascii="맑은 고딕" w:eastAsia="맑은 고딕" w:hAnsi="맑은 고딕"/>
                 <w:sz w:val="18"/>
               </w:rPr>
               <w:t>캘리브레이션 중 움직이면 bias를 저장하지 않음</w:t>
@@ -2081,30 +1861,22 @@
       <w:tr>
         <w:tc>
           <w:tcPr>
-            <w:tcW w:type="dxa" w:w="2381"/>
-            <w:vAlign w:val="center"/>
-            <w:tcMar>
-              <w:top w:w="90" w:type="dxa"/>
-              <w:start w:w="90" w:type="dxa"/>
-              <w:bottom w:w="90" w:type="dxa"/>
-              <w:end w:w="90" w:type="dxa"/>
-            </w:tcMar>
-          </w:tcPr>
-          <w:p>
-            <w:pPr>
-              <w:spacing w:after="0" w:line="252" w:lineRule="auto"/>
-              <w:jc w:val="left"/>
-            </w:pPr>
-            <w:r>
-              <w:rPr>
-                <w:rFonts w:ascii="Malgun Gothic" w:hAnsi="Malgun Gothic" w:eastAsia="Malgun Gothic"/>
-                <w:sz w:val="18"/>
-              </w:rPr>
-            </w:r>
-            <w:r>
-              <w:rPr>
-                <w:rFonts w:ascii="Malgun Gothic" w:hAnsi="Malgun Gothic" w:eastAsia="Malgun Gothic"/>
-                <w:b w:val="0"/>
+            <w:tcW w:w="2381" w:type="dxa"/>
+            <w:tcMar>
+              <w:top w:w="90" w:type="dxa"/>
+              <w:left w:w="90" w:type="dxa"/>
+              <w:bottom w:w="90" w:type="dxa"/>
+              <w:right w:w="90" w:type="dxa"/>
+            </w:tcMar>
+            <w:vAlign w:val="center"/>
+          </w:tcPr>
+          <w:p>
+            <w:pPr>
+              <w:spacing w:line="252" w:lineRule="auto"/>
+            </w:pPr>
+            <w:r>
+              <w:rPr>
+                <w:rFonts w:ascii="맑은 고딕" w:eastAsia="맑은 고딕" w:hAnsi="맑은 고딕"/>
                 <w:sz w:val="18"/>
               </w:rPr>
               <w:t>초기 자세 정렬</w:t>
@@ -2113,30 +1885,22 @@
         </w:tc>
         <w:tc>
           <w:tcPr>
-            <w:tcW w:type="dxa" w:w="3798"/>
-            <w:vAlign w:val="center"/>
-            <w:tcMar>
-              <w:top w:w="90" w:type="dxa"/>
-              <w:start w:w="90" w:type="dxa"/>
-              <w:bottom w:w="90" w:type="dxa"/>
-              <w:end w:w="90" w:type="dxa"/>
-            </w:tcMar>
-          </w:tcPr>
-          <w:p>
-            <w:pPr>
-              <w:spacing w:after="0" w:line="252" w:lineRule="auto"/>
-              <w:jc w:val="left"/>
-            </w:pPr>
-            <w:r>
-              <w:rPr>
-                <w:rFonts w:ascii="Malgun Gothic" w:hAnsi="Malgun Gothic" w:eastAsia="Malgun Gothic"/>
-                <w:sz w:val="18"/>
-              </w:rPr>
-            </w:r>
-            <w:r>
-              <w:rPr>
-                <w:rFonts w:ascii="Malgun Gothic" w:hAnsi="Malgun Gothic" w:eastAsia="Malgun Gothic"/>
-                <w:b w:val="0"/>
+            <w:tcW w:w="3798" w:type="dxa"/>
+            <w:tcMar>
+              <w:top w:w="90" w:type="dxa"/>
+              <w:left w:w="90" w:type="dxa"/>
+              <w:bottom w:w="90" w:type="dxa"/>
+              <w:right w:w="90" w:type="dxa"/>
+            </w:tcMar>
+            <w:vAlign w:val="center"/>
+          </w:tcPr>
+          <w:p>
+            <w:pPr>
+              <w:spacing w:line="252" w:lineRule="auto"/>
+            </w:pPr>
+            <w:r>
+              <w:rPr>
+                <w:rFonts w:ascii="맑은 고딕" w:eastAsia="맑은 고딕" w:hAnsi="맑은 고딕"/>
                 <w:sz w:val="18"/>
               </w:rPr>
               <w:t>400개 IMU 샘플 평균. 평균 가속도 norm 0.5g~1.5g 필요</w:t>
@@ -2145,30 +1909,22 @@
         </w:tc>
         <w:tc>
           <w:tcPr>
-            <w:tcW w:type="dxa" w:w="3231"/>
-            <w:vAlign w:val="center"/>
-            <w:tcMar>
-              <w:top w:w="90" w:type="dxa"/>
-              <w:start w:w="90" w:type="dxa"/>
-              <w:bottom w:w="90" w:type="dxa"/>
-              <w:end w:w="90" w:type="dxa"/>
-            </w:tcMar>
-          </w:tcPr>
-          <w:p>
-            <w:pPr>
-              <w:spacing w:after="0" w:line="252" w:lineRule="auto"/>
-              <w:jc w:val="left"/>
-            </w:pPr>
-            <w:r>
-              <w:rPr>
-                <w:rFonts w:ascii="Malgun Gothic" w:hAnsi="Malgun Gothic" w:eastAsia="Malgun Gothic"/>
-                <w:sz w:val="18"/>
-              </w:rPr>
-            </w:r>
-            <w:r>
-              <w:rPr>
-                <w:rFonts w:ascii="Malgun Gothic" w:hAnsi="Malgun Gothic" w:eastAsia="Malgun Gothic"/>
-                <w:b w:val="0"/>
+            <w:tcW w:w="3231" w:type="dxa"/>
+            <w:tcMar>
+              <w:top w:w="90" w:type="dxa"/>
+              <w:left w:w="90" w:type="dxa"/>
+              <w:bottom w:w="90" w:type="dxa"/>
+              <w:right w:w="90" w:type="dxa"/>
+            </w:tcMar>
+            <w:vAlign w:val="center"/>
+          </w:tcPr>
+          <w:p>
+            <w:pPr>
+              <w:spacing w:line="252" w:lineRule="auto"/>
+            </w:pPr>
+            <w:r>
+              <w:rPr>
+                <w:rFonts w:ascii="맑은 고딕" w:eastAsia="맑은 고딕" w:hAnsi="맑은 고딕"/>
                 <w:sz w:val="18"/>
               </w:rPr>
               <w:t>비정상 자세·충격·센서 이상 상태에서 START 진입 방지</w:t>
@@ -2179,30 +1935,22 @@
       <w:tr>
         <w:tc>
           <w:tcPr>
-            <w:tcW w:type="dxa" w:w="2381"/>
-            <w:vAlign w:val="center"/>
-            <w:tcMar>
-              <w:top w:w="90" w:type="dxa"/>
-              <w:start w:w="90" w:type="dxa"/>
-              <w:bottom w:w="90" w:type="dxa"/>
-              <w:end w:w="90" w:type="dxa"/>
-            </w:tcMar>
-          </w:tcPr>
-          <w:p>
-            <w:pPr>
-              <w:spacing w:after="0" w:line="252" w:lineRule="auto"/>
-              <w:jc w:val="left"/>
-            </w:pPr>
-            <w:r>
-              <w:rPr>
-                <w:rFonts w:ascii="Malgun Gothic" w:hAnsi="Malgun Gothic" w:eastAsia="Malgun Gothic"/>
-                <w:sz w:val="18"/>
-              </w:rPr>
-            </w:r>
-            <w:r>
-              <w:rPr>
-                <w:rFonts w:ascii="Malgun Gothic" w:hAnsi="Malgun Gothic" w:eastAsia="Malgun Gothic"/>
-                <w:b w:val="0"/>
+            <w:tcW w:w="2381" w:type="dxa"/>
+            <w:tcMar>
+              <w:top w:w="90" w:type="dxa"/>
+              <w:left w:w="90" w:type="dxa"/>
+              <w:bottom w:w="90" w:type="dxa"/>
+              <w:right w:w="90" w:type="dxa"/>
+            </w:tcMar>
+            <w:vAlign w:val="center"/>
+          </w:tcPr>
+          <w:p>
+            <w:pPr>
+              <w:spacing w:line="252" w:lineRule="auto"/>
+            </w:pPr>
+            <w:r>
+              <w:rPr>
+                <w:rFonts w:ascii="맑은 고딕" w:eastAsia="맑은 고딕" w:hAnsi="맑은 고딕"/>
                 <w:sz w:val="18"/>
               </w:rPr>
               <w:t>단분리 인지</w:t>
@@ -2211,30 +1959,22 @@
         </w:tc>
         <w:tc>
           <w:tcPr>
-            <w:tcW w:type="dxa" w:w="3798"/>
-            <w:vAlign w:val="center"/>
-            <w:tcMar>
-              <w:top w:w="90" w:type="dxa"/>
-              <w:start w:w="90" w:type="dxa"/>
-              <w:bottom w:w="90" w:type="dxa"/>
-              <w:end w:w="90" w:type="dxa"/>
-            </w:tcMar>
-          </w:tcPr>
-          <w:p>
-            <w:pPr>
-              <w:spacing w:after="0" w:line="252" w:lineRule="auto"/>
-              <w:jc w:val="left"/>
-            </w:pPr>
-            <w:r>
-              <w:rPr>
-                <w:rFonts w:ascii="Malgun Gothic" w:hAnsi="Malgun Gothic" w:eastAsia="Malgun Gothic"/>
-                <w:sz w:val="18"/>
-              </w:rPr>
-            </w:r>
-            <w:r>
-              <w:rPr>
-                <w:rFonts w:ascii="Malgun Gothic" w:hAnsi="Malgun Gothic" w:eastAsia="Malgun Gothic"/>
-                <w:b w:val="0"/>
+            <w:tcW w:w="3798" w:type="dxa"/>
+            <w:tcMar>
+              <w:top w:w="90" w:type="dxa"/>
+              <w:left w:w="90" w:type="dxa"/>
+              <w:bottom w:w="90" w:type="dxa"/>
+              <w:right w:w="90" w:type="dxa"/>
+            </w:tcMar>
+            <w:vAlign w:val="center"/>
+          </w:tcPr>
+          <w:p>
+            <w:pPr>
+              <w:spacing w:line="252" w:lineRule="auto"/>
+            </w:pPr>
+            <w:r>
+              <w:rPr>
+                <w:rFonts w:ascii="맑은 고딕" w:eastAsia="맑은 고딕" w:hAnsi="맑은 고딕"/>
                 <w:sz w:val="18"/>
               </w:rPr>
               <w:t>IR HIGH 5회 연속 확인(10Hz 기준 약 0.5초 debounce)</w:t>
@@ -2243,30 +1983,22 @@
         </w:tc>
         <w:tc>
           <w:tcPr>
-            <w:tcW w:type="dxa" w:w="3231"/>
-            <w:vAlign w:val="center"/>
-            <w:tcMar>
-              <w:top w:w="90" w:type="dxa"/>
-              <w:start w:w="90" w:type="dxa"/>
-              <w:bottom w:w="90" w:type="dxa"/>
-              <w:end w:w="90" w:type="dxa"/>
-            </w:tcMar>
-          </w:tcPr>
-          <w:p>
-            <w:pPr>
-              <w:spacing w:after="0" w:line="252" w:lineRule="auto"/>
-              <w:jc w:val="left"/>
-            </w:pPr>
-            <w:r>
-              <w:rPr>
-                <w:rFonts w:ascii="Malgun Gothic" w:hAnsi="Malgun Gothic" w:eastAsia="Malgun Gothic"/>
-                <w:sz w:val="18"/>
-              </w:rPr>
-            </w:r>
-            <w:r>
-              <w:rPr>
-                <w:rFonts w:ascii="Malgun Gothic" w:hAnsi="Malgun Gothic" w:eastAsia="Malgun Gothic"/>
-                <w:b w:val="0"/>
+            <w:tcW w:w="3231" w:type="dxa"/>
+            <w:tcMar>
+              <w:top w:w="90" w:type="dxa"/>
+              <w:left w:w="90" w:type="dxa"/>
+              <w:bottom w:w="90" w:type="dxa"/>
+              <w:right w:w="90" w:type="dxa"/>
+            </w:tcMar>
+            <w:vAlign w:val="center"/>
+          </w:tcPr>
+          <w:p>
+            <w:pPr>
+              <w:spacing w:line="252" w:lineRule="auto"/>
+            </w:pPr>
+            <w:r>
+              <w:rPr>
+                <w:rFonts w:ascii="맑은 고딕" w:eastAsia="맑은 고딕" w:hAnsi="맑은 고딕"/>
                 <w:sz w:val="18"/>
               </w:rPr>
               <w:t>일시적인 신호 튐으로 2단 점화 조건이 성립되는 것을 방지</w:t>
@@ -2279,7 +2011,7 @@
       <w:pPr>
         <w:spacing w:after="80"/>
         <w:rPr>
-          <w:ins w:id="300" w:author="Claude" w:date="2026-05-23T00:00:00Z"/>
+          <w:ins w:id="15" w:author="Claude" w:date="2026-05-23T00:00:00Z"/>
         </w:rPr>
       </w:pPr>
     </w:p>
@@ -2287,15 +2019,15 @@
       <w:pPr>
         <w:spacing w:after="80"/>
         <w:rPr>
-          <w:ins w:id="301" w:author="Claude" w:date="2026-05-23T00:00:00Z"/>
+          <w:ins w:id="16" w:author="Claude" w:date="2026-05-23T00:00:00Z"/>
           <w:b/>
           <w:bCs/>
         </w:rPr>
       </w:pPr>
-      <w:ins w:id="302" w:author="Claude" w:date="2026-05-23T00:00:00Z">
+      <w:ins w:id="17" w:author="Claude" w:date="2026-05-23T00:00:00Z">
         <w:r>
           <w:rPr>
-            <w:rFonts w:ascii="Malgun Gothic" w:hAnsi="Malgun Gothic" w:eastAsia="Malgun Gothic"/>
+            <w:rFonts w:ascii="맑은 고딕" w:eastAsia="맑은 고딕" w:hAnsi="맑은 고딕"/>
             <w:b/>
             <w:bCs/>
           </w:rPr>
@@ -2309,14 +2041,6 @@
         <w:tblW w:w="10201" w:type="dxa"/>
         <w:tblLayout w:type="fixed"/>
         <w:tblLook w:val="04A0" w:firstRow="1" w:lastRow="0" w:firstColumn="1" w:lastColumn="0" w:noHBand="0" w:noVBand="1"/>
-        <w:tblPrChange w:id="303" w:author="Claude" w:date="2026-05-23T00:00:00Z">
-          <w:tblPr>
-            <w:tblStyle w:val="aa"/>
-            <w:tblW w:w="10201" w:type="dxa"/>
-            <w:tblLayout w:type="fixed"/>
-            <w:tblLook w:val="04A0" w:firstRow="1" w:lastRow="0" w:firstColumn="1" w:lastColumn="0" w:noHBand="0" w:noVBand="1"/>
-          </w:tblPr>
-        </w:tblPrChange>
       </w:tblPr>
       <w:tblGrid>
         <w:gridCol w:w="1800"/>
@@ -2325,32 +2049,32 @@
       </w:tblGrid>
       <w:tr>
         <w:trPr>
-          <w:ins w:id="304" w:author="Claude" w:date="2026-05-23T00:00:00Z"/>
+          <w:ins w:id="18" w:author="Claude" w:date="2026-05-23T00:00:00Z"/>
         </w:trPr>
         <w:tc>
           <w:tcPr>
             <w:tcW w:w="1800" w:type="dxa"/>
-            <w:vAlign w:val="center"/>
-            <w:tcMar>
-              <w:top w:w="90" w:type="dxa"/>
-              <w:start w:w="90" w:type="dxa"/>
-              <w:bottom w:w="90" w:type="dxa"/>
-              <w:end w:w="90" w:type="dxa"/>
-            </w:tcMar>
-            <w:shd w:fill="D9EAF7"/>
-          </w:tcPr>
-          <w:p>
-            <w:pPr>
-              <w:spacing w:after="0" w:line="252" w:lineRule="auto"/>
+            <w:shd w:val="clear" w:color="auto" w:fill="D9EAF7"/>
+            <w:tcMar>
+              <w:top w:w="90" w:type="dxa"/>
+              <w:left w:w="90" w:type="dxa"/>
+              <w:bottom w:w="90" w:type="dxa"/>
+              <w:right w:w="90" w:type="dxa"/>
+            </w:tcMar>
+            <w:vAlign w:val="center"/>
+          </w:tcPr>
+          <w:p>
+            <w:pPr>
+              <w:spacing w:line="252" w:lineRule="auto"/>
               <w:jc w:val="center"/>
               <w:rPr>
-                <w:ins w:id="305" w:author="Claude" w:date="2026-05-23T00:00:00Z"/>
-              </w:rPr>
-            </w:pPr>
-            <w:ins w:id="306" w:author="Claude" w:date="2026-05-23T00:00:00Z">
-              <w:r>
-                <w:rPr>
-                  <w:rFonts w:ascii="Malgun Gothic" w:hAnsi="Malgun Gothic" w:eastAsia="Malgun Gothic"/>
+                <w:ins w:id="19" w:author="Claude" w:date="2026-05-23T00:00:00Z"/>
+              </w:rPr>
+            </w:pPr>
+            <w:ins w:id="20" w:author="Claude" w:date="2026-05-23T00:00:00Z">
+              <w:r>
+                <w:rPr>
+                  <w:rFonts w:ascii="맑은 고딕" w:eastAsia="맑은 고딕" w:hAnsi="맑은 고딕"/>
                   <w:b/>
                   <w:sz w:val="18"/>
                 </w:rPr>
@@ -2362,27 +2086,27 @@
         <w:tc>
           <w:tcPr>
             <w:tcW w:w="3800" w:type="dxa"/>
-            <w:vAlign w:val="center"/>
-            <w:tcMar>
-              <w:top w:w="90" w:type="dxa"/>
-              <w:start w:w="90" w:type="dxa"/>
-              <w:bottom w:w="90" w:type="dxa"/>
-              <w:end w:w="90" w:type="dxa"/>
-            </w:tcMar>
-            <w:shd w:fill="D9EAF7"/>
-          </w:tcPr>
-          <w:p>
-            <w:pPr>
-              <w:spacing w:after="0" w:line="252" w:lineRule="auto"/>
+            <w:shd w:val="clear" w:color="auto" w:fill="D9EAF7"/>
+            <w:tcMar>
+              <w:top w:w="90" w:type="dxa"/>
+              <w:left w:w="90" w:type="dxa"/>
+              <w:bottom w:w="90" w:type="dxa"/>
+              <w:right w:w="90" w:type="dxa"/>
+            </w:tcMar>
+            <w:vAlign w:val="center"/>
+          </w:tcPr>
+          <w:p>
+            <w:pPr>
+              <w:spacing w:line="252" w:lineRule="auto"/>
               <w:jc w:val="center"/>
               <w:rPr>
-                <w:ins w:id="307" w:author="Claude" w:date="2026-05-23T00:00:00Z"/>
-              </w:rPr>
-            </w:pPr>
-            <w:ins w:id="308" w:author="Claude" w:date="2026-05-23T00:00:00Z">
-              <w:r>
-                <w:rPr>
-                  <w:rFonts w:ascii="Malgun Gothic" w:hAnsi="Malgun Gothic" w:eastAsia="Malgun Gothic"/>
+                <w:ins w:id="21" w:author="Claude" w:date="2026-05-23T00:00:00Z"/>
+              </w:rPr>
+            </w:pPr>
+            <w:ins w:id="22" w:author="Claude" w:date="2026-05-23T00:00:00Z">
+              <w:r>
+                <w:rPr>
+                  <w:rFonts w:ascii="맑은 고딕" w:eastAsia="맑은 고딕" w:hAnsi="맑은 고딕"/>
                   <w:b/>
                   <w:sz w:val="18"/>
                 </w:rPr>
@@ -2394,27 +2118,27 @@
         <w:tc>
           <w:tcPr>
             <w:tcW w:w="4601" w:type="dxa"/>
-            <w:vAlign w:val="center"/>
-            <w:tcMar>
-              <w:top w:w="90" w:type="dxa"/>
-              <w:start w:w="90" w:type="dxa"/>
-              <w:bottom w:w="90" w:type="dxa"/>
-              <w:end w:w="90" w:type="dxa"/>
-            </w:tcMar>
-            <w:shd w:fill="D9EAF7"/>
-          </w:tcPr>
-          <w:p>
-            <w:pPr>
-              <w:spacing w:after="0" w:line="252" w:lineRule="auto"/>
+            <w:shd w:val="clear" w:color="auto" w:fill="D9EAF7"/>
+            <w:tcMar>
+              <w:top w:w="90" w:type="dxa"/>
+              <w:left w:w="90" w:type="dxa"/>
+              <w:bottom w:w="90" w:type="dxa"/>
+              <w:right w:w="90" w:type="dxa"/>
+            </w:tcMar>
+            <w:vAlign w:val="center"/>
+          </w:tcPr>
+          <w:p>
+            <w:pPr>
+              <w:spacing w:line="252" w:lineRule="auto"/>
               <w:jc w:val="center"/>
               <w:rPr>
-                <w:ins w:id="309" w:author="Claude" w:date="2026-05-23T00:00:00Z"/>
-              </w:rPr>
-            </w:pPr>
-            <w:ins w:id="310" w:author="Claude" w:date="2026-05-23T00:00:00Z">
-              <w:r>
-                <w:rPr>
-                  <w:rFonts w:ascii="Malgun Gothic" w:hAnsi="Malgun Gothic" w:eastAsia="Malgun Gothic"/>
+                <w:ins w:id="23" w:author="Claude" w:date="2026-05-23T00:00:00Z"/>
+              </w:rPr>
+            </w:pPr>
+            <w:ins w:id="24" w:author="Claude" w:date="2026-05-23T00:00:00Z">
+              <w:r>
+                <w:rPr>
+                  <w:rFonts w:ascii="맑은 고딕" w:eastAsia="맑은 고딕" w:hAnsi="맑은 고딕"/>
                   <w:b/>
                   <w:sz w:val="18"/>
                 </w:rPr>
@@ -2426,30 +2150,30 @@
       </w:tr>
       <w:tr>
         <w:trPr>
-          <w:ins w:id="311" w:author="Claude" w:date="2026-05-23T00:00:00Z"/>
+          <w:ins w:id="25" w:author="Claude" w:date="2026-05-23T00:00:00Z"/>
         </w:trPr>
         <w:tc>
           <w:tcPr>
             <w:tcW w:w="1800" w:type="dxa"/>
-            <w:vAlign w:val="center"/>
-            <w:tcMar>
-              <w:top w:w="90" w:type="dxa"/>
-              <w:start w:w="90" w:type="dxa"/>
-              <w:bottom w:w="90" w:type="dxa"/>
-              <w:end w:w="90" w:type="dxa"/>
-            </w:tcMar>
-          </w:tcPr>
-          <w:p>
-            <w:pPr>
-              <w:spacing w:after="0" w:line="252" w:lineRule="auto"/>
-              <w:rPr>
-                <w:ins w:id="312" w:author="Claude" w:date="2026-05-23T00:00:00Z"/>
-              </w:rPr>
-            </w:pPr>
-            <w:ins w:id="313" w:author="Claude" w:date="2026-05-23T00:00:00Z">
-              <w:r>
-                <w:rPr>
-                  <w:rFonts w:ascii="Malgun Gothic" w:hAnsi="Malgun Gothic" w:eastAsia="Malgun Gothic"/>
+            <w:tcMar>
+              <w:top w:w="90" w:type="dxa"/>
+              <w:left w:w="90" w:type="dxa"/>
+              <w:bottom w:w="90" w:type="dxa"/>
+              <w:right w:w="90" w:type="dxa"/>
+            </w:tcMar>
+            <w:vAlign w:val="center"/>
+          </w:tcPr>
+          <w:p>
+            <w:pPr>
+              <w:spacing w:line="252" w:lineRule="auto"/>
+              <w:rPr>
+                <w:ins w:id="26" w:author="Claude" w:date="2026-05-23T00:00:00Z"/>
+              </w:rPr>
+            </w:pPr>
+            <w:ins w:id="27" w:author="Claude" w:date="2026-05-23T00:00:00Z">
+              <w:r>
+                <w:rPr>
+                  <w:rFonts w:ascii="맑은 고딕" w:eastAsia="맑은 고딕" w:hAnsi="맑은 고딕"/>
                   <w:sz w:val="18"/>
                 </w:rPr>
                 <w:t>LAUNCH</w:t>
@@ -2460,25 +2184,25 @@
         <w:tc>
           <w:tcPr>
             <w:tcW w:w="3800" w:type="dxa"/>
-            <w:vAlign w:val="center"/>
-            <w:tcMar>
-              <w:top w:w="90" w:type="dxa"/>
-              <w:start w:w="90" w:type="dxa"/>
-              <w:bottom w:w="90" w:type="dxa"/>
-              <w:end w:w="90" w:type="dxa"/>
-            </w:tcMar>
-          </w:tcPr>
-          <w:p>
-            <w:pPr>
-              <w:spacing w:after="0" w:line="252" w:lineRule="auto"/>
-              <w:rPr>
-                <w:ins w:id="314" w:author="Claude" w:date="2026-05-23T00:00:00Z"/>
-              </w:rPr>
-            </w:pPr>
-            <w:ins w:id="315" w:author="Claude" w:date="2026-05-23T00:00:00Z">
-              <w:r>
-                <w:rPr>
-                  <w:rFonts w:ascii="Malgun Gothic" w:hAnsi="Malgun Gothic" w:eastAsia="Malgun Gothic"/>
+            <w:tcMar>
+              <w:top w:w="90" w:type="dxa"/>
+              <w:left w:w="90" w:type="dxa"/>
+              <w:bottom w:w="90" w:type="dxa"/>
+              <w:right w:w="90" w:type="dxa"/>
+            </w:tcMar>
+            <w:vAlign w:val="center"/>
+          </w:tcPr>
+          <w:p>
+            <w:pPr>
+              <w:spacing w:line="252" w:lineRule="auto"/>
+              <w:rPr>
+                <w:ins w:id="28" w:author="Claude" w:date="2026-05-23T00:00:00Z"/>
+              </w:rPr>
+            </w:pPr>
+            <w:ins w:id="29" w:author="Claude" w:date="2026-05-23T00:00:00Z">
+              <w:r>
+                <w:rPr>
+                  <w:rFonts w:ascii="맑은 고딕" w:eastAsia="맑은 고딕" w:hAnsi="맑은 고딕"/>
                   <w:sz w:val="18"/>
                 </w:rPr>
                 <w:t>고도 &gt; 5m 또는 상승속도 &gt; 5m/s, 3샘플(300ms) 연속</w:t>
@@ -2489,25 +2213,25 @@
         <w:tc>
           <w:tcPr>
             <w:tcW w:w="4601" w:type="dxa"/>
-            <w:vAlign w:val="center"/>
-            <w:tcMar>
-              <w:top w:w="90" w:type="dxa"/>
-              <w:start w:w="90" w:type="dxa"/>
-              <w:bottom w:w="90" w:type="dxa"/>
-              <w:end w:w="90" w:type="dxa"/>
-            </w:tcMar>
-          </w:tcPr>
-          <w:p>
-            <w:pPr>
-              <w:spacing w:after="0" w:line="252" w:lineRule="auto"/>
-              <w:rPr>
-                <w:ins w:id="316" w:author="Claude" w:date="2026-05-23T00:00:00Z"/>
-              </w:rPr>
-            </w:pPr>
-            <w:ins w:id="317" w:author="Claude" w:date="2026-05-23T00:00:00Z">
-              <w:r>
-                <w:rPr>
-                  <w:rFonts w:ascii="Malgun Gothic" w:hAnsi="Malgun Gothic" w:eastAsia="Malgun Gothic"/>
+            <w:tcMar>
+              <w:top w:w="90" w:type="dxa"/>
+              <w:left w:w="90" w:type="dxa"/>
+              <w:bottom w:w="90" w:type="dxa"/>
+              <w:right w:w="90" w:type="dxa"/>
+            </w:tcMar>
+            <w:vAlign w:val="center"/>
+          </w:tcPr>
+          <w:p>
+            <w:pPr>
+              <w:spacing w:line="252" w:lineRule="auto"/>
+              <w:rPr>
+                <w:ins w:id="30" w:author="Claude" w:date="2026-05-23T00:00:00Z"/>
+              </w:rPr>
+            </w:pPr>
+            <w:ins w:id="31" w:author="Claude" w:date="2026-05-23T00:00:00Z">
+              <w:r>
+                <w:rPr>
+                  <w:rFonts w:ascii="맑은 고딕" w:eastAsia="맑은 고딕" w:hAnsi="맑은 고딕"/>
                   <w:sz w:val="18"/>
                 </w:rPr>
                 <w:t>이륙 감지. 추력 비행 단계로 전환</w:t>
@@ -2518,30 +2242,30 @@
       </w:tr>
       <w:tr>
         <w:trPr>
-          <w:ins w:id="321" w:author="Claude" w:date="2026-05-23T00:00:00Z"/>
+          <w:ins w:id="32" w:author="Claude" w:date="2026-05-23T00:00:00Z"/>
         </w:trPr>
         <w:tc>
           <w:tcPr>
             <w:tcW w:w="1800" w:type="dxa"/>
-            <w:vAlign w:val="center"/>
-            <w:tcMar>
-              <w:top w:w="90" w:type="dxa"/>
-              <w:start w:w="90" w:type="dxa"/>
-              <w:bottom w:w="90" w:type="dxa"/>
-              <w:end w:w="90" w:type="dxa"/>
-            </w:tcMar>
-          </w:tcPr>
-          <w:p>
-            <w:pPr>
-              <w:spacing w:after="0" w:line="252" w:lineRule="auto"/>
-              <w:rPr>
-                <w:ins w:id="322" w:author="Claude" w:date="2026-05-23T00:00:00Z"/>
-              </w:rPr>
-            </w:pPr>
-            <w:ins w:id="323" w:author="Claude" w:date="2026-05-23T00:00:00Z">
-              <w:r>
-                <w:rPr>
-                  <w:rFonts w:ascii="Malgun Gothic" w:hAnsi="Malgun Gothic" w:eastAsia="Malgun Gothic"/>
+            <w:tcMar>
+              <w:top w:w="90" w:type="dxa"/>
+              <w:left w:w="90" w:type="dxa"/>
+              <w:bottom w:w="90" w:type="dxa"/>
+              <w:right w:w="90" w:type="dxa"/>
+            </w:tcMar>
+            <w:vAlign w:val="center"/>
+          </w:tcPr>
+          <w:p>
+            <w:pPr>
+              <w:spacing w:line="252" w:lineRule="auto"/>
+              <w:rPr>
+                <w:ins w:id="33" w:author="Claude" w:date="2026-05-23T00:00:00Z"/>
+              </w:rPr>
+            </w:pPr>
+            <w:ins w:id="34" w:author="Claude" w:date="2026-05-23T00:00:00Z">
+              <w:r>
+                <w:rPr>
+                  <w:rFonts w:ascii="맑은 고딕" w:eastAsia="맑은 고딕" w:hAnsi="맑은 고딕"/>
                   <w:sz w:val="18"/>
                 </w:rPr>
                 <w:t>BO (BurnOut)</w:t>
@@ -2552,25 +2276,25 @@
         <w:tc>
           <w:tcPr>
             <w:tcW w:w="3800" w:type="dxa"/>
-            <w:vAlign w:val="center"/>
-            <w:tcMar>
-              <w:top w:w="90" w:type="dxa"/>
-              <w:start w:w="90" w:type="dxa"/>
-              <w:bottom w:w="90" w:type="dxa"/>
-              <w:end w:w="90" w:type="dxa"/>
-            </w:tcMar>
-          </w:tcPr>
-          <w:p>
-            <w:pPr>
-              <w:spacing w:after="0" w:line="252" w:lineRule="auto"/>
-              <w:rPr>
-                <w:ins w:id="324" w:author="Claude" w:date="2026-05-23T00:00:00Z"/>
-              </w:rPr>
-            </w:pPr>
-            <w:ins w:id="325" w:author="Claude" w:date="2026-05-23T00:00:00Z">
-              <w:r>
-                <w:rPr>
-                  <w:rFonts w:ascii="Malgun Gothic" w:hAnsi="Malgun Gothic" w:eastAsia="Malgun Gothic"/>
+            <w:tcMar>
+              <w:top w:w="90" w:type="dxa"/>
+              <w:left w:w="90" w:type="dxa"/>
+              <w:bottom w:w="90" w:type="dxa"/>
+              <w:right w:w="90" w:type="dxa"/>
+            </w:tcMar>
+            <w:vAlign w:val="center"/>
+          </w:tcPr>
+          <w:p>
+            <w:pPr>
+              <w:spacing w:line="252" w:lineRule="auto"/>
+              <w:rPr>
+                <w:ins w:id="35" w:author="Claude" w:date="2026-05-23T00:00:00Z"/>
+              </w:rPr>
+            </w:pPr>
+            <w:ins w:id="36" w:author="Claude" w:date="2026-05-23T00:00:00Z">
+              <w:r>
+                <w:rPr>
+                  <w:rFonts w:ascii="맑은 고딕" w:eastAsia="맑은 고딕" w:hAnsi="맑은 고딕"/>
                   <w:sz w:val="18"/>
                 </w:rPr>
                 <w:t>|비력| &lt; 2.0g 그리고 상승속도 &gt; 10m/s</w:t>
@@ -2581,25 +2305,25 @@
         <w:tc>
           <w:tcPr>
             <w:tcW w:w="4601" w:type="dxa"/>
-            <w:vAlign w:val="center"/>
-            <w:tcMar>
-              <w:top w:w="90" w:type="dxa"/>
-              <w:start w:w="90" w:type="dxa"/>
-              <w:bottom w:w="90" w:type="dxa"/>
-              <w:end w:w="90" w:type="dxa"/>
-            </w:tcMar>
-          </w:tcPr>
-          <w:p>
-            <w:pPr>
-              <w:spacing w:after="0" w:line="252" w:lineRule="auto"/>
-              <w:rPr>
-                <w:ins w:id="326" w:author="Claude" w:date="2026-05-23T00:00:00Z"/>
-              </w:rPr>
-            </w:pPr>
-            <w:ins w:id="327" w:author="Claude" w:date="2026-05-23T00:00:00Z">
-              <w:r>
-                <w:rPr>
-                  <w:rFonts w:ascii="Malgun Gothic" w:hAnsi="Malgun Gothic" w:eastAsia="Malgun Gothic"/>
+            <w:tcMar>
+              <w:top w:w="90" w:type="dxa"/>
+              <w:left w:w="90" w:type="dxa"/>
+              <w:bottom w:w="90" w:type="dxa"/>
+              <w:right w:w="90" w:type="dxa"/>
+            </w:tcMar>
+            <w:vAlign w:val="center"/>
+          </w:tcPr>
+          <w:p>
+            <w:pPr>
+              <w:spacing w:line="252" w:lineRule="auto"/>
+              <w:rPr>
+                <w:ins w:id="37" w:author="Claude" w:date="2026-05-23T00:00:00Z"/>
+              </w:rPr>
+            </w:pPr>
+            <w:ins w:id="38" w:author="Claude" w:date="2026-05-23T00:00:00Z">
+              <w:r>
+                <w:rPr>
+                  <w:rFonts w:ascii="맑은 고딕" w:eastAsia="맑은 고딕" w:hAnsi="맑은 고딕"/>
                   <w:sz w:val="18"/>
                 </w:rPr>
                 <w:t>1단 모터 연소 종료(BurnOut) 감지. 관성 비행 단계로 전환</w:t>
@@ -2610,30 +2334,30 @@
       </w:tr>
       <w:tr>
         <w:trPr>
-          <w:ins w:id="331" w:author="Claude" w:date="2026-05-23T00:00:00Z"/>
+          <w:ins w:id="39" w:author="Claude" w:date="2026-05-23T00:00:00Z"/>
         </w:trPr>
         <w:tc>
           <w:tcPr>
             <w:tcW w:w="1800" w:type="dxa"/>
-            <w:vAlign w:val="center"/>
-            <w:tcMar>
-              <w:top w:w="90" w:type="dxa"/>
-              <w:start w:w="90" w:type="dxa"/>
-              <w:bottom w:w="90" w:type="dxa"/>
-              <w:end w:w="90" w:type="dxa"/>
-            </w:tcMar>
-          </w:tcPr>
-          <w:p>
-            <w:pPr>
-              <w:spacing w:after="0" w:line="252" w:lineRule="auto"/>
-              <w:rPr>
-                <w:ins w:id="332" w:author="Claude" w:date="2026-05-23T00:00:00Z"/>
-              </w:rPr>
-            </w:pPr>
-            <w:ins w:id="333" w:author="Claude" w:date="2026-05-23T00:00:00Z">
-              <w:r>
-                <w:rPr>
-                  <w:rFonts w:ascii="Malgun Gothic" w:hAnsi="Malgun Gothic" w:eastAsia="Malgun Gothic"/>
+            <w:tcMar>
+              <w:top w:w="90" w:type="dxa"/>
+              <w:left w:w="90" w:type="dxa"/>
+              <w:bottom w:w="90" w:type="dxa"/>
+              <w:right w:w="90" w:type="dxa"/>
+            </w:tcMar>
+            <w:vAlign w:val="center"/>
+          </w:tcPr>
+          <w:p>
+            <w:pPr>
+              <w:spacing w:line="252" w:lineRule="auto"/>
+              <w:rPr>
+                <w:ins w:id="40" w:author="Claude" w:date="2026-05-23T00:00:00Z"/>
+              </w:rPr>
+            </w:pPr>
+            <w:ins w:id="41" w:author="Claude" w:date="2026-05-23T00:00:00Z">
+              <w:r>
+                <w:rPr>
+                  <w:rFonts w:ascii="맑은 고딕" w:eastAsia="맑은 고딕" w:hAnsi="맑은 고딕"/>
                   <w:sz w:val="18"/>
                 </w:rPr>
                 <w:t>STAGE2 IGN</w:t>
@@ -2644,25 +2368,25 @@
         <w:tc>
           <w:tcPr>
             <w:tcW w:w="3800" w:type="dxa"/>
-            <w:vAlign w:val="center"/>
-            <w:tcMar>
-              <w:top w:w="90" w:type="dxa"/>
-              <w:start w:w="90" w:type="dxa"/>
-              <w:bottom w:w="90" w:type="dxa"/>
-              <w:end w:w="90" w:type="dxa"/>
-            </w:tcMar>
-          </w:tcPr>
-          <w:p>
-            <w:pPr>
-              <w:spacing w:after="0" w:line="252" w:lineRule="auto"/>
-              <w:rPr>
-                <w:ins w:id="334" w:author="Claude" w:date="2026-05-23T00:00:00Z"/>
-              </w:rPr>
-            </w:pPr>
-            <w:ins w:id="335" w:author="Claude" w:date="2026-05-23T00:00:00Z">
-              <w:r>
-                <w:rPr>
-                  <w:rFonts w:ascii="Malgun Gothic" w:hAnsi="Malgun Gothic" w:eastAsia="Malgun Gothic"/>
+            <w:tcMar>
+              <w:top w:w="90" w:type="dxa"/>
+              <w:left w:w="90" w:type="dxa"/>
+              <w:bottom w:w="90" w:type="dxa"/>
+              <w:right w:w="90" w:type="dxa"/>
+            </w:tcMar>
+            <w:vAlign w:val="center"/>
+          </w:tcPr>
+          <w:p>
+            <w:pPr>
+              <w:spacing w:line="252" w:lineRule="auto"/>
+              <w:rPr>
+                <w:ins w:id="42" w:author="Claude" w:date="2026-05-23T00:00:00Z"/>
+              </w:rPr>
+            </w:pPr>
+            <w:ins w:id="43" w:author="Claude" w:date="2026-05-23T00:00:00Z">
+              <w:r>
+                <w:rPr>
+                  <w:rFonts w:ascii="맑은 고딕" w:eastAsia="맑은 고딕" w:hAnsi="맑은 고딕"/>
                   <w:sz w:val="18"/>
                 </w:rPr>
                 <w:t>관성 비행 중 단분리 신호 5샘플(0.5초) + 자세 한계 이내</w:t>
@@ -2673,25 +2397,25 @@
         <w:tc>
           <w:tcPr>
             <w:tcW w:w="4601" w:type="dxa"/>
-            <w:vAlign w:val="center"/>
-            <w:tcMar>
-              <w:top w:w="90" w:type="dxa"/>
-              <w:start w:w="90" w:type="dxa"/>
-              <w:bottom w:w="90" w:type="dxa"/>
-              <w:end w:w="90" w:type="dxa"/>
-            </w:tcMar>
-          </w:tcPr>
-          <w:p>
-            <w:pPr>
-              <w:spacing w:after="0" w:line="252" w:lineRule="auto"/>
-              <w:rPr>
-                <w:ins w:id="336" w:author="Claude" w:date="2026-05-23T00:00:00Z"/>
-              </w:rPr>
-            </w:pPr>
-            <w:ins w:id="337" w:author="Claude" w:date="2026-05-23T00:00:00Z">
-              <w:r>
-                <w:rPr>
-                  <w:rFonts w:ascii="Malgun Gothic" w:hAnsi="Malgun Gothic" w:eastAsia="Malgun Gothic"/>
+            <w:tcMar>
+              <w:top w:w="90" w:type="dxa"/>
+              <w:left w:w="90" w:type="dxa"/>
+              <w:bottom w:w="90" w:type="dxa"/>
+              <w:right w:w="90" w:type="dxa"/>
+            </w:tcMar>
+            <w:vAlign w:val="center"/>
+          </w:tcPr>
+          <w:p>
+            <w:pPr>
+              <w:spacing w:line="252" w:lineRule="auto"/>
+              <w:rPr>
+                <w:ins w:id="44" w:author="Claude" w:date="2026-05-23T00:00:00Z"/>
+              </w:rPr>
+            </w:pPr>
+            <w:ins w:id="45" w:author="Claude" w:date="2026-05-23T00:00:00Z">
+              <w:r>
+                <w:rPr>
+                  <w:rFonts w:ascii="맑은 고딕" w:eastAsia="맑은 고딕" w:hAnsi="맑은 고딕"/>
                   <w:sz w:val="18"/>
                 </w:rPr>
                 <w:t>PYRO1 100ms 점화 (2단 모터 점화)</w:t>
@@ -2702,30 +2426,30 @@
       </w:tr>
       <w:tr>
         <w:trPr>
-          <w:ins w:id="341" w:author="Claude" w:date="2026-05-23T00:00:00Z"/>
+          <w:ins w:id="46" w:author="Claude" w:date="2026-05-23T00:00:00Z"/>
         </w:trPr>
         <w:tc>
           <w:tcPr>
             <w:tcW w:w="1800" w:type="dxa"/>
-            <w:vAlign w:val="center"/>
-            <w:tcMar>
-              <w:top w:w="90" w:type="dxa"/>
-              <w:start w:w="90" w:type="dxa"/>
-              <w:bottom w:w="90" w:type="dxa"/>
-              <w:end w:w="90" w:type="dxa"/>
-            </w:tcMar>
-          </w:tcPr>
-          <w:p>
-            <w:pPr>
-              <w:spacing w:after="0" w:line="252" w:lineRule="auto"/>
-              <w:rPr>
-                <w:ins w:id="342" w:author="Claude" w:date="2026-05-23T00:00:00Z"/>
-              </w:rPr>
-            </w:pPr>
-            <w:ins w:id="343" w:author="Claude" w:date="2026-05-23T00:00:00Z">
-              <w:r>
-                <w:rPr>
-                  <w:rFonts w:ascii="Malgun Gothic" w:hAnsi="Malgun Gothic" w:eastAsia="Malgun Gothic"/>
+            <w:tcMar>
+              <w:top w:w="90" w:type="dxa"/>
+              <w:left w:w="90" w:type="dxa"/>
+              <w:bottom w:w="90" w:type="dxa"/>
+              <w:right w:w="90" w:type="dxa"/>
+            </w:tcMar>
+            <w:vAlign w:val="center"/>
+          </w:tcPr>
+          <w:p>
+            <w:pPr>
+              <w:spacing w:line="252" w:lineRule="auto"/>
+              <w:rPr>
+                <w:ins w:id="47" w:author="Claude" w:date="2026-05-23T00:00:00Z"/>
+              </w:rPr>
+            </w:pPr>
+            <w:ins w:id="48" w:author="Claude" w:date="2026-05-23T00:00:00Z">
+              <w:r>
+                <w:rPr>
+                  <w:rFonts w:ascii="맑은 고딕" w:eastAsia="맑은 고딕" w:hAnsi="맑은 고딕"/>
                   <w:sz w:val="18"/>
                 </w:rPr>
                 <w:t>NSC TILT (자세 불량으로 점화 보류)</w:t>
@@ -2736,25 +2460,25 @@
         <w:tc>
           <w:tcPr>
             <w:tcW w:w="3800" w:type="dxa"/>
-            <w:vAlign w:val="center"/>
-            <w:tcMar>
-              <w:top w:w="90" w:type="dxa"/>
-              <w:start w:w="90" w:type="dxa"/>
-              <w:bottom w:w="90" w:type="dxa"/>
-              <w:end w:w="90" w:type="dxa"/>
-            </w:tcMar>
-          </w:tcPr>
-          <w:p>
-            <w:pPr>
-              <w:spacing w:after="0" w:line="252" w:lineRule="auto"/>
-              <w:rPr>
-                <w:ins w:id="344" w:author="Claude" w:date="2026-05-23T00:00:00Z"/>
-              </w:rPr>
-            </w:pPr>
-            <w:ins w:id="345" w:author="Claude" w:date="2026-05-23T00:00:00Z">
-              <w:r>
-                <w:rPr>
-                  <w:rFonts w:ascii="Malgun Gothic" w:hAnsi="Malgun Gothic" w:eastAsia="Malgun Gothic"/>
+            <w:tcMar>
+              <w:top w:w="90" w:type="dxa"/>
+              <w:left w:w="90" w:type="dxa"/>
+              <w:bottom w:w="90" w:type="dxa"/>
+              <w:right w:w="90" w:type="dxa"/>
+            </w:tcMar>
+            <w:vAlign w:val="center"/>
+          </w:tcPr>
+          <w:p>
+            <w:pPr>
+              <w:spacing w:line="252" w:lineRule="auto"/>
+              <w:rPr>
+                <w:ins w:id="49" w:author="Claude" w:date="2026-05-23T00:00:00Z"/>
+              </w:rPr>
+            </w:pPr>
+            <w:ins w:id="50" w:author="Claude" w:date="2026-05-23T00:00:00Z">
+              <w:r>
+                <w:rPr>
+                  <w:rFonts w:ascii="맑은 고딕" w:eastAsia="맑은 고딕" w:hAnsi="맑은 고딕"/>
                   <w:sz w:val="18"/>
                 </w:rPr>
                 <w:t>단분리는 확인되었으나 자세가 자세 한계각 초과</w:t>
@@ -2765,25 +2489,25 @@
         <w:tc>
           <w:tcPr>
             <w:tcW w:w="4601" w:type="dxa"/>
-            <w:vAlign w:val="center"/>
-            <w:tcMar>
-              <w:top w:w="90" w:type="dxa"/>
-              <w:start w:w="90" w:type="dxa"/>
-              <w:bottom w:w="90" w:type="dxa"/>
-              <w:end w:w="90" w:type="dxa"/>
-            </w:tcMar>
-          </w:tcPr>
-          <w:p>
-            <w:pPr>
-              <w:spacing w:after="0" w:line="252" w:lineRule="auto"/>
-              <w:rPr>
-                <w:ins w:id="346" w:author="Claude" w:date="2026-05-23T00:00:00Z"/>
-              </w:rPr>
-            </w:pPr>
-            <w:ins w:id="347" w:author="Claude" w:date="2026-05-23T00:00:00Z">
-              <w:r>
-                <w:rPr>
-                  <w:rFonts w:ascii="Malgun Gothic" w:hAnsi="Malgun Gothic" w:eastAsia="Malgun Gothic"/>
+            <w:tcMar>
+              <w:top w:w="90" w:type="dxa"/>
+              <w:left w:w="90" w:type="dxa"/>
+              <w:bottom w:w="90" w:type="dxa"/>
+              <w:right w:w="90" w:type="dxa"/>
+            </w:tcMar>
+            <w:vAlign w:val="center"/>
+          </w:tcPr>
+          <w:p>
+            <w:pPr>
+              <w:spacing w:line="252" w:lineRule="auto"/>
+              <w:rPr>
+                <w:ins w:id="51" w:author="Claude" w:date="2026-05-23T00:00:00Z"/>
+              </w:rPr>
+            </w:pPr>
+            <w:ins w:id="52" w:author="Claude" w:date="2026-05-23T00:00:00Z">
+              <w:r>
+                <w:rPr>
+                  <w:rFonts w:ascii="맑은 고딕" w:eastAsia="맑은 고딕" w:hAnsi="맑은 고딕"/>
                   <w:sz w:val="18"/>
                 </w:rPr>
                 <w:t>2단 점화 보류 (NoStageCondition). 이벤트 코드 5 기록</w:t>
@@ -2794,30 +2518,30 @@
       </w:tr>
       <w:tr>
         <w:trPr>
-          <w:ins w:id="351" w:author="Claude" w:date="2026-05-23T00:00:00Z"/>
+          <w:ins w:id="53" w:author="Claude" w:date="2026-05-23T00:00:00Z"/>
         </w:trPr>
         <w:tc>
           <w:tcPr>
             <w:tcW w:w="1800" w:type="dxa"/>
-            <w:vAlign w:val="center"/>
-            <w:tcMar>
-              <w:top w:w="90" w:type="dxa"/>
-              <w:start w:w="90" w:type="dxa"/>
-              <w:bottom w:w="90" w:type="dxa"/>
-              <w:end w:w="90" w:type="dxa"/>
-            </w:tcMar>
-          </w:tcPr>
-          <w:p>
-            <w:pPr>
-              <w:spacing w:after="0" w:line="252" w:lineRule="auto"/>
-              <w:rPr>
-                <w:ins w:id="352" w:author="Claude" w:date="2026-05-23T00:00:00Z"/>
-              </w:rPr>
-            </w:pPr>
-            <w:ins w:id="353" w:author="Claude" w:date="2026-05-23T00:00:00Z">
-              <w:r>
-                <w:rPr>
-                  <w:rFonts w:ascii="Malgun Gothic" w:hAnsi="Malgun Gothic" w:eastAsia="Malgun Gothic"/>
+            <w:tcMar>
+              <w:top w:w="90" w:type="dxa"/>
+              <w:left w:w="90" w:type="dxa"/>
+              <w:bottom w:w="90" w:type="dxa"/>
+              <w:right w:w="90" w:type="dxa"/>
+            </w:tcMar>
+            <w:vAlign w:val="center"/>
+          </w:tcPr>
+          <w:p>
+            <w:pPr>
+              <w:spacing w:line="252" w:lineRule="auto"/>
+              <w:rPr>
+                <w:ins w:id="54" w:author="Claude" w:date="2026-05-23T00:00:00Z"/>
+              </w:rPr>
+            </w:pPr>
+            <w:ins w:id="55" w:author="Claude" w:date="2026-05-23T00:00:00Z">
+              <w:r>
+                <w:rPr>
+                  <w:rFonts w:ascii="맑은 고딕" w:eastAsia="맑은 고딕" w:hAnsi="맑은 고딕"/>
                   <w:sz w:val="18"/>
                 </w:rPr>
                 <w:t>NSC NOSEP (단분리 미감지)</w:t>
@@ -2828,25 +2552,25 @@
         <w:tc>
           <w:tcPr>
             <w:tcW w:w="3800" w:type="dxa"/>
-            <w:vAlign w:val="center"/>
-            <w:tcMar>
-              <w:top w:w="90" w:type="dxa"/>
-              <w:start w:w="90" w:type="dxa"/>
-              <w:bottom w:w="90" w:type="dxa"/>
-              <w:end w:w="90" w:type="dxa"/>
-            </w:tcMar>
-          </w:tcPr>
-          <w:p>
-            <w:pPr>
-              <w:spacing w:after="0" w:line="252" w:lineRule="auto"/>
-              <w:rPr>
-                <w:ins w:id="354" w:author="Claude" w:date="2026-05-23T00:00:00Z"/>
-              </w:rPr>
-            </w:pPr>
-            <w:ins w:id="355" w:author="Claude" w:date="2026-05-23T00:00:00Z">
-              <w:r>
-                <w:rPr>
-                  <w:rFonts w:ascii="Malgun Gothic" w:hAnsi="Malgun Gothic" w:eastAsia="Malgun Gothic"/>
+            <w:tcMar>
+              <w:top w:w="90" w:type="dxa"/>
+              <w:left w:w="90" w:type="dxa"/>
+              <w:bottom w:w="90" w:type="dxa"/>
+              <w:right w:w="90" w:type="dxa"/>
+            </w:tcMar>
+            <w:vAlign w:val="center"/>
+          </w:tcPr>
+          <w:p>
+            <w:pPr>
+              <w:spacing w:line="252" w:lineRule="auto"/>
+              <w:rPr>
+                <w:ins w:id="56" w:author="Claude" w:date="2026-05-23T00:00:00Z"/>
+              </w:rPr>
+            </w:pPr>
+            <w:ins w:id="57" w:author="Claude" w:date="2026-05-23T00:00:00Z">
+              <w:r>
+                <w:rPr>
+                  <w:rFonts w:ascii="맑은 고딕" w:eastAsia="맑은 고딕" w:hAnsi="맑은 고딕"/>
                   <w:sz w:val="18"/>
                 </w:rPr>
                 <w:t>정점 도달 시점에 단분리 신호 미감지</w:t>
@@ -2857,25 +2581,25 @@
         <w:tc>
           <w:tcPr>
             <w:tcW w:w="4601" w:type="dxa"/>
-            <w:vAlign w:val="center"/>
-            <w:tcMar>
-              <w:top w:w="90" w:type="dxa"/>
-              <w:start w:w="90" w:type="dxa"/>
-              <w:bottom w:w="90" w:type="dxa"/>
-              <w:end w:w="90" w:type="dxa"/>
-            </w:tcMar>
-          </w:tcPr>
-          <w:p>
-            <w:pPr>
-              <w:spacing w:after="0" w:line="252" w:lineRule="auto"/>
-              <w:rPr>
-                <w:ins w:id="356" w:author="Claude" w:date="2026-05-23T00:00:00Z"/>
-              </w:rPr>
-            </w:pPr>
-            <w:ins w:id="357" w:author="Claude" w:date="2026-05-23T00:00:00Z">
-              <w:r>
-                <w:rPr>
-                  <w:rFonts w:ascii="Malgun Gothic" w:hAnsi="Malgun Gothic" w:eastAsia="Malgun Gothic"/>
+            <w:tcMar>
+              <w:top w:w="90" w:type="dxa"/>
+              <w:left w:w="90" w:type="dxa"/>
+              <w:bottom w:w="90" w:type="dxa"/>
+              <w:right w:w="90" w:type="dxa"/>
+            </w:tcMar>
+            <w:vAlign w:val="center"/>
+          </w:tcPr>
+          <w:p>
+            <w:pPr>
+              <w:spacing w:line="252" w:lineRule="auto"/>
+              <w:rPr>
+                <w:ins w:id="58" w:author="Claude" w:date="2026-05-23T00:00:00Z"/>
+              </w:rPr>
+            </w:pPr>
+            <w:ins w:id="59" w:author="Claude" w:date="2026-05-23T00:00:00Z">
+              <w:r>
+                <w:rPr>
+                  <w:rFonts w:ascii="맑은 고딕" w:eastAsia="맑은 고딕" w:hAnsi="맑은 고딕"/>
                   <w:sz w:val="18"/>
                 </w:rPr>
                 <w:t>2단 미점화 상태로 회수 진행. 이벤트 코드 5 기록</w:t>
@@ -2886,30 +2610,30 @@
       </w:tr>
       <w:tr>
         <w:trPr>
-          <w:ins w:id="361" w:author="Claude" w:date="2026-05-23T00:00:00Z"/>
+          <w:ins w:id="60" w:author="Claude" w:date="2026-05-23T00:00:00Z"/>
         </w:trPr>
         <w:tc>
           <w:tcPr>
             <w:tcW w:w="1800" w:type="dxa"/>
-            <w:vAlign w:val="center"/>
-            <w:tcMar>
-              <w:top w:w="90" w:type="dxa"/>
-              <w:start w:w="90" w:type="dxa"/>
-              <w:bottom w:w="90" w:type="dxa"/>
-              <w:end w:w="90" w:type="dxa"/>
-            </w:tcMar>
-          </w:tcPr>
-          <w:p>
-            <w:pPr>
-              <w:spacing w:after="0" w:line="252" w:lineRule="auto"/>
-              <w:rPr>
-                <w:ins w:id="362" w:author="Claude" w:date="2026-05-23T00:00:00Z"/>
-              </w:rPr>
-            </w:pPr>
-            <w:ins w:id="363" w:author="Claude" w:date="2026-05-23T00:00:00Z">
-              <w:r>
-                <w:rPr>
-                  <w:rFonts w:ascii="Malgun Gothic" w:hAnsi="Malgun Gothic" w:eastAsia="Malgun Gothic"/>
+            <w:tcMar>
+              <w:top w:w="90" w:type="dxa"/>
+              <w:left w:w="90" w:type="dxa"/>
+              <w:bottom w:w="90" w:type="dxa"/>
+              <w:right w:w="90" w:type="dxa"/>
+            </w:tcMar>
+            <w:vAlign w:val="center"/>
+          </w:tcPr>
+          <w:p>
+            <w:pPr>
+              <w:spacing w:line="252" w:lineRule="auto"/>
+              <w:rPr>
+                <w:ins w:id="61" w:author="Claude" w:date="2026-05-23T00:00:00Z"/>
+              </w:rPr>
+            </w:pPr>
+            <w:ins w:id="62" w:author="Claude" w:date="2026-05-23T00:00:00Z">
+              <w:r>
+                <w:rPr>
+                  <w:rFonts w:ascii="맑은 고딕" w:eastAsia="맑은 고딕" w:hAnsi="맑은 고딕"/>
                   <w:sz w:val="18"/>
                 </w:rPr>
                 <w:t>APG (Apogee) / DROGUE</w:t>
@@ -2920,25 +2644,25 @@
         <w:tc>
           <w:tcPr>
             <w:tcW w:w="3800" w:type="dxa"/>
-            <w:vAlign w:val="center"/>
-            <w:tcMar>
-              <w:top w:w="90" w:type="dxa"/>
-              <w:start w:w="90" w:type="dxa"/>
-              <w:bottom w:w="90" w:type="dxa"/>
-              <w:end w:w="90" w:type="dxa"/>
-            </w:tcMar>
-          </w:tcPr>
-          <w:p>
-            <w:pPr>
-              <w:spacing w:after="0" w:line="252" w:lineRule="auto"/>
-              <w:rPr>
-                <w:ins w:id="364" w:author="Claude" w:date="2026-05-23T00:00:00Z"/>
-              </w:rPr>
-            </w:pPr>
-            <w:ins w:id="365" w:author="Claude" w:date="2026-05-23T00:00:00Z">
-              <w:r>
-                <w:rPr>
-                  <w:rFonts w:ascii="Malgun Gothic" w:hAnsi="Malgun Gothic" w:eastAsia="Malgun Gothic"/>
+            <w:tcMar>
+              <w:top w:w="90" w:type="dxa"/>
+              <w:left w:w="90" w:type="dxa"/>
+              <w:bottom w:w="90" w:type="dxa"/>
+              <w:right w:w="90" w:type="dxa"/>
+            </w:tcMar>
+            <w:vAlign w:val="center"/>
+          </w:tcPr>
+          <w:p>
+            <w:pPr>
+              <w:spacing w:line="252" w:lineRule="auto"/>
+              <w:rPr>
+                <w:ins w:id="63" w:author="Claude" w:date="2026-05-23T00:00:00Z"/>
+              </w:rPr>
+            </w:pPr>
+            <w:ins w:id="64" w:author="Claude" w:date="2026-05-23T00:00:00Z">
+              <w:r>
+                <w:rPr>
+                  <w:rFonts w:ascii="맑은 고딕" w:eastAsia="맑은 고딕" w:hAnsi="맑은 고딕"/>
                   <w:sz w:val="18"/>
                 </w:rPr>
                 <w:t>상승속도 &lt; -0.5m/s 그리고 고도 &gt; 15m, 3샘플(300ms) 연속</w:t>
@@ -2949,25 +2673,25 @@
         <w:tc>
           <w:tcPr>
             <w:tcW w:w="4601" w:type="dxa"/>
-            <w:vAlign w:val="center"/>
-            <w:tcMar>
-              <w:top w:w="90" w:type="dxa"/>
-              <w:start w:w="90" w:type="dxa"/>
-              <w:bottom w:w="90" w:type="dxa"/>
-              <w:end w:w="90" w:type="dxa"/>
-            </w:tcMar>
-          </w:tcPr>
-          <w:p>
-            <w:pPr>
-              <w:spacing w:after="0" w:line="252" w:lineRule="auto"/>
-              <w:rPr>
-                <w:ins w:id="366" w:author="Claude" w:date="2026-05-23T00:00:00Z"/>
-              </w:rPr>
-            </w:pPr>
-            <w:ins w:id="367" w:author="Claude" w:date="2026-05-23T00:00:00Z">
-              <w:r>
-                <w:rPr>
-                  <w:rFonts w:ascii="Malgun Gothic" w:hAnsi="Malgun Gothic" w:eastAsia="Malgun Gothic"/>
+            <w:tcMar>
+              <w:top w:w="90" w:type="dxa"/>
+              <w:left w:w="90" w:type="dxa"/>
+              <w:bottom w:w="90" w:type="dxa"/>
+              <w:right w:w="90" w:type="dxa"/>
+            </w:tcMar>
+            <w:vAlign w:val="center"/>
+          </w:tcPr>
+          <w:p>
+            <w:pPr>
+              <w:spacing w:line="252" w:lineRule="auto"/>
+              <w:rPr>
+                <w:ins w:id="65" w:author="Claude" w:date="2026-05-23T00:00:00Z"/>
+              </w:rPr>
+            </w:pPr>
+            <w:ins w:id="66" w:author="Claude" w:date="2026-05-23T00:00:00Z">
+              <w:r>
+                <w:rPr>
+                  <w:rFonts w:ascii="맑은 고딕" w:eastAsia="맑은 고딕" w:hAnsi="맑은 고딕"/>
                   <w:sz w:val="18"/>
                 </w:rPr>
                 <w:t>정점(Apogee) 감지 → 하강 단계로 전환. 즉시 서보로 드로그 슈트 사출</w:t>
@@ -2978,30 +2702,30 @@
       </w:tr>
       <w:tr>
         <w:trPr>
-          <w:ins w:id="371" w:author="Claude" w:date="2026-05-23T00:00:00Z"/>
+          <w:ins w:id="67" w:author="Claude" w:date="2026-05-23T00:00:00Z"/>
         </w:trPr>
         <w:tc>
           <w:tcPr>
             <w:tcW w:w="1800" w:type="dxa"/>
-            <w:vAlign w:val="center"/>
-            <w:tcMar>
-              <w:top w:w="90" w:type="dxa"/>
-              <w:start w:w="90" w:type="dxa"/>
-              <w:bottom w:w="90" w:type="dxa"/>
-              <w:end w:w="90" w:type="dxa"/>
-            </w:tcMar>
-          </w:tcPr>
-          <w:p>
-            <w:pPr>
-              <w:spacing w:after="0" w:line="252" w:lineRule="auto"/>
-              <w:rPr>
-                <w:ins w:id="372" w:author="Claude" w:date="2026-05-23T00:00:00Z"/>
-              </w:rPr>
-            </w:pPr>
-            <w:ins w:id="373" w:author="Claude" w:date="2026-05-23T00:00:00Z">
-              <w:r>
-                <w:rPr>
-                  <w:rFonts w:ascii="Malgun Gothic" w:hAnsi="Malgun Gothic" w:eastAsia="Malgun Gothic"/>
+            <w:tcMar>
+              <w:top w:w="90" w:type="dxa"/>
+              <w:left w:w="90" w:type="dxa"/>
+              <w:bottom w:w="90" w:type="dxa"/>
+              <w:right w:w="90" w:type="dxa"/>
+            </w:tcMar>
+            <w:vAlign w:val="center"/>
+          </w:tcPr>
+          <w:p>
+            <w:pPr>
+              <w:spacing w:line="252" w:lineRule="auto"/>
+              <w:rPr>
+                <w:ins w:id="68" w:author="Claude" w:date="2026-05-23T00:00:00Z"/>
+              </w:rPr>
+            </w:pPr>
+            <w:ins w:id="69" w:author="Claude" w:date="2026-05-23T00:00:00Z">
+              <w:r>
+                <w:rPr>
+                  <w:rFonts w:ascii="맑은 고딕" w:eastAsia="맑은 고딕" w:hAnsi="맑은 고딕"/>
                   <w:sz w:val="18"/>
                 </w:rPr>
                 <w:t>MAIN</w:t>
@@ -3012,25 +2736,25 @@
         <w:tc>
           <w:tcPr>
             <w:tcW w:w="3800" w:type="dxa"/>
-            <w:vAlign w:val="center"/>
-            <w:tcMar>
-              <w:top w:w="90" w:type="dxa"/>
-              <w:start w:w="90" w:type="dxa"/>
-              <w:bottom w:w="90" w:type="dxa"/>
-              <w:end w:w="90" w:type="dxa"/>
-            </w:tcMar>
-          </w:tcPr>
-          <w:p>
-            <w:pPr>
-              <w:spacing w:after="0" w:line="252" w:lineRule="auto"/>
-              <w:rPr>
-                <w:ins w:id="374" w:author="Claude" w:date="2026-05-23T00:00:00Z"/>
-              </w:rPr>
-            </w:pPr>
-            <w:ins w:id="375" w:author="Claude" w:date="2026-05-23T00:00:00Z">
-              <w:r>
-                <w:rPr>
-                  <w:rFonts w:ascii="Malgun Gothic" w:hAnsi="Malgun Gothic" w:eastAsia="Malgun Gothic"/>
+            <w:tcMar>
+              <w:top w:w="90" w:type="dxa"/>
+              <w:left w:w="90" w:type="dxa"/>
+              <w:bottom w:w="90" w:type="dxa"/>
+              <w:right w:w="90" w:type="dxa"/>
+            </w:tcMar>
+            <w:vAlign w:val="center"/>
+          </w:tcPr>
+          <w:p>
+            <w:pPr>
+              <w:spacing w:line="252" w:lineRule="auto"/>
+              <w:rPr>
+                <w:ins w:id="70" w:author="Claude" w:date="2026-05-23T00:00:00Z"/>
+              </w:rPr>
+            </w:pPr>
+            <w:ins w:id="71" w:author="Claude" w:date="2026-05-23T00:00:00Z">
+              <w:r>
+                <w:rPr>
+                  <w:rFonts w:ascii="맑은 고딕" w:eastAsia="맑은 고딕" w:hAnsi="맑은 고딕"/>
                   <w:sz w:val="18"/>
                 </w:rPr>
                 <w:t>하강 중 고도 &lt; 메인 사출 고도</w:t>
@@ -3041,25 +2765,25 @@
         <w:tc>
           <w:tcPr>
             <w:tcW w:w="4601" w:type="dxa"/>
-            <w:vAlign w:val="center"/>
-            <w:tcMar>
-              <w:top w:w="90" w:type="dxa"/>
-              <w:start w:w="90" w:type="dxa"/>
-              <w:bottom w:w="90" w:type="dxa"/>
-              <w:end w:w="90" w:type="dxa"/>
-            </w:tcMar>
-          </w:tcPr>
-          <w:p>
-            <w:pPr>
-              <w:spacing w:after="0" w:line="252" w:lineRule="auto"/>
-              <w:rPr>
-                <w:ins w:id="376" w:author="Claude" w:date="2026-05-23T00:00:00Z"/>
-              </w:rPr>
-            </w:pPr>
-            <w:ins w:id="377" w:author="Claude" w:date="2026-05-23T00:00:00Z">
-              <w:r>
-                <w:rPr>
-                  <w:rFonts w:ascii="Malgun Gothic" w:hAnsi="Malgun Gothic" w:eastAsia="Malgun Gothic"/>
+            <w:tcMar>
+              <w:top w:w="90" w:type="dxa"/>
+              <w:left w:w="90" w:type="dxa"/>
+              <w:bottom w:w="90" w:type="dxa"/>
+              <w:right w:w="90" w:type="dxa"/>
+            </w:tcMar>
+            <w:vAlign w:val="center"/>
+          </w:tcPr>
+          <w:p>
+            <w:pPr>
+              <w:spacing w:line="252" w:lineRule="auto"/>
+              <w:rPr>
+                <w:ins w:id="72" w:author="Claude" w:date="2026-05-23T00:00:00Z"/>
+              </w:rPr>
+            </w:pPr>
+            <w:ins w:id="73" w:author="Claude" w:date="2026-05-23T00:00:00Z">
+              <w:r>
+                <w:rPr>
+                  <w:rFonts w:ascii="맑은 고딕" w:eastAsia="맑은 고딕" w:hAnsi="맑은 고딕"/>
                   <w:sz w:val="18"/>
                 </w:rPr>
                 <w:t>PYRO2 100ms 점화 (메인 슈트 사출)</w:t>
@@ -3070,30 +2794,30 @@
       </w:tr>
       <w:tr>
         <w:trPr>
-          <w:ins w:id="381" w:author="Claude" w:date="2026-05-23T00:00:00Z"/>
+          <w:ins w:id="74" w:author="Claude" w:date="2026-05-23T00:00:00Z"/>
         </w:trPr>
         <w:tc>
           <w:tcPr>
             <w:tcW w:w="1800" w:type="dxa"/>
-            <w:vAlign w:val="center"/>
-            <w:tcMar>
-              <w:top w:w="90" w:type="dxa"/>
-              <w:start w:w="90" w:type="dxa"/>
-              <w:bottom w:w="90" w:type="dxa"/>
-              <w:end w:w="90" w:type="dxa"/>
-            </w:tcMar>
-          </w:tcPr>
-          <w:p>
-            <w:pPr>
-              <w:spacing w:after="0" w:line="252" w:lineRule="auto"/>
-              <w:rPr>
-                <w:ins w:id="382" w:author="Claude" w:date="2026-05-23T00:00:00Z"/>
-              </w:rPr>
-            </w:pPr>
-            <w:ins w:id="383" w:author="Claude" w:date="2026-05-23T00:00:00Z">
-              <w:r>
-                <w:rPr>
-                  <w:rFonts w:ascii="Malgun Gothic" w:hAnsi="Malgun Gothic" w:eastAsia="Malgun Gothic"/>
+            <w:tcMar>
+              <w:top w:w="90" w:type="dxa"/>
+              <w:left w:w="90" w:type="dxa"/>
+              <w:bottom w:w="90" w:type="dxa"/>
+              <w:right w:w="90" w:type="dxa"/>
+            </w:tcMar>
+            <w:vAlign w:val="center"/>
+          </w:tcPr>
+          <w:p>
+            <w:pPr>
+              <w:spacing w:line="252" w:lineRule="auto"/>
+              <w:rPr>
+                <w:ins w:id="75" w:author="Claude" w:date="2026-05-23T00:00:00Z"/>
+              </w:rPr>
+            </w:pPr>
+            <w:ins w:id="76" w:author="Claude" w:date="2026-05-23T00:00:00Z">
+              <w:r>
+                <w:rPr>
+                  <w:rFonts w:ascii="맑은 고딕" w:eastAsia="맑은 고딕" w:hAnsi="맑은 고딕"/>
                   <w:sz w:val="18"/>
                 </w:rPr>
                 <w:t>LAND / STOPPED.</w:t>
@@ -3104,25 +2828,25 @@
         <w:tc>
           <w:tcPr>
             <w:tcW w:w="3800" w:type="dxa"/>
-            <w:vAlign w:val="center"/>
-            <w:tcMar>
-              <w:top w:w="90" w:type="dxa"/>
-              <w:start w:w="90" w:type="dxa"/>
-              <w:bottom w:w="90" w:type="dxa"/>
-              <w:end w:w="90" w:type="dxa"/>
-            </w:tcMar>
-          </w:tcPr>
-          <w:p>
-            <w:pPr>
-              <w:spacing w:after="0" w:line="252" w:lineRule="auto"/>
-              <w:rPr>
-                <w:ins w:id="384" w:author="Claude" w:date="2026-05-23T00:00:00Z"/>
-              </w:rPr>
-            </w:pPr>
-            <w:ins w:id="385" w:author="Claude" w:date="2026-05-23T00:00:00Z">
-              <w:r>
-                <w:rPr>
-                  <w:rFonts w:ascii="Malgun Gothic" w:hAnsi="Malgun Gothic" w:eastAsia="Malgun Gothic"/>
+            <w:tcMar>
+              <w:top w:w="90" w:type="dxa"/>
+              <w:left w:w="90" w:type="dxa"/>
+              <w:bottom w:w="90" w:type="dxa"/>
+              <w:right w:w="90" w:type="dxa"/>
+            </w:tcMar>
+            <w:vAlign w:val="center"/>
+          </w:tcPr>
+          <w:p>
+            <w:pPr>
+              <w:spacing w:line="252" w:lineRule="auto"/>
+              <w:rPr>
+                <w:ins w:id="77" w:author="Claude" w:date="2026-05-23T00:00:00Z"/>
+              </w:rPr>
+            </w:pPr>
+            <w:ins w:id="78" w:author="Claude" w:date="2026-05-23T00:00:00Z">
+              <w:r>
+                <w:rPr>
+                  <w:rFonts w:ascii="맑은 고딕" w:eastAsia="맑은 고딕" w:hAnsi="맑은 고딕"/>
                   <w:sz w:val="18"/>
                 </w:rPr>
                 <w:t>고도 &lt; 10m 그리고 |속도| &lt; 1m/s, 10샘플(1s) 연속</w:t>
@@ -3133,25 +2857,25 @@
         <w:tc>
           <w:tcPr>
             <w:tcW w:w="4601" w:type="dxa"/>
-            <w:vAlign w:val="center"/>
-            <w:tcMar>
-              <w:top w:w="90" w:type="dxa"/>
-              <w:start w:w="90" w:type="dxa"/>
-              <w:bottom w:w="90" w:type="dxa"/>
-              <w:end w:w="90" w:type="dxa"/>
-            </w:tcMar>
-          </w:tcPr>
-          <w:p>
-            <w:pPr>
-              <w:spacing w:after="0" w:line="252" w:lineRule="auto"/>
-              <w:rPr>
-                <w:ins w:id="386" w:author="Claude" w:date="2026-05-23T00:00:00Z"/>
-              </w:rPr>
-            </w:pPr>
-            <w:ins w:id="387" w:author="Claude" w:date="2026-05-23T00:00:00Z">
-              <w:r>
-                <w:rPr>
-                  <w:rFonts w:ascii="Malgun Gothic" w:hAnsi="Malgun Gothic" w:eastAsia="Malgun Gothic"/>
+            <w:tcMar>
+              <w:top w:w="90" w:type="dxa"/>
+              <w:left w:w="90" w:type="dxa"/>
+              <w:bottom w:w="90" w:type="dxa"/>
+              <w:right w:w="90" w:type="dxa"/>
+            </w:tcMar>
+            <w:vAlign w:val="center"/>
+          </w:tcPr>
+          <w:p>
+            <w:pPr>
+              <w:spacing w:line="252" w:lineRule="auto"/>
+              <w:rPr>
+                <w:ins w:id="79" w:author="Claude" w:date="2026-05-23T00:00:00Z"/>
+              </w:rPr>
+            </w:pPr>
+            <w:ins w:id="80" w:author="Claude" w:date="2026-05-23T00:00:00Z">
+              <w:r>
+                <w:rPr>
+                  <w:rFonts w:ascii="맑은 고딕" w:eastAsia="맑은 고딕" w:hAnsi="맑은 고딕"/>
                   <w:sz w:val="18"/>
                 </w:rPr>
                 <w:t>착륙 감지 → 로깅 자동 종료 + 부저 3회. STOP 명령과 동일한 종료 처리</w:t>
@@ -3165,7 +2889,7 @@
       <w:pPr>
         <w:spacing w:after="80"/>
         <w:rPr>
-          <w:ins w:id="400" w:author="Claude" w:date="2026-05-23T00:00:00Z"/>
+          <w:ins w:id="81" w:author="Claude" w:date="2026-05-23T00:00:00Z"/>
         </w:rPr>
       </w:pPr>
     </w:p>
@@ -3173,18 +2897,19 @@
       <w:pPr>
         <w:spacing w:after="80"/>
         <w:rPr>
-          <w:ins w:id="401" w:author="Claude" w:date="2026-05-23T00:00:00Z"/>
+          <w:ins w:id="82" w:author="Claude" w:date="2026-05-23T00:00:00Z"/>
           <w:b/>
           <w:bCs/>
         </w:rPr>
       </w:pPr>
-      <w:ins w:id="402" w:author="Claude" w:date="2026-05-23T00:00:00Z">
+      <w:ins w:id="83" w:author="Claude" w:date="2026-05-23T00:00:00Z">
         <w:r>
           <w:rPr>
-            <w:rFonts w:ascii="Malgun Gothic" w:hAnsi="Malgun Gothic" w:eastAsia="Malgun Gothic"/>
+            <w:rFonts w:ascii="맑은 고딕" w:eastAsia="맑은 고딕" w:hAnsi="맑은 고딕"/>
             <w:b/>
             <w:bCs/>
           </w:rPr>
+          <w:lastRenderedPageBreak/>
           <w:t>Flight_Task 단계별 진행</w:t>
         </w:r>
       </w:ins>
@@ -3204,32 +2929,32 @@
       </w:tblGrid>
       <w:tr>
         <w:trPr>
-          <w:ins w:id="403" w:author="Claude" w:date="2026-05-23T00:00:00Z"/>
+          <w:ins w:id="84" w:author="Claude" w:date="2026-05-23T00:00:00Z"/>
         </w:trPr>
         <w:tc>
           <w:tcPr>
             <w:tcW w:w="1600" w:type="dxa"/>
-            <w:vAlign w:val="center"/>
-            <w:tcMar>
-              <w:top w:w="90" w:type="dxa"/>
-              <w:start w:w="90" w:type="dxa"/>
-              <w:bottom w:w="90" w:type="dxa"/>
-              <w:end w:w="90" w:type="dxa"/>
-            </w:tcMar>
-            <w:shd w:fill="D9EAF7"/>
-          </w:tcPr>
-          <w:p>
-            <w:pPr>
-              <w:spacing w:after="0" w:line="252" w:lineRule="auto"/>
+            <w:shd w:val="clear" w:color="auto" w:fill="D9EAF7"/>
+            <w:tcMar>
+              <w:top w:w="90" w:type="dxa"/>
+              <w:left w:w="90" w:type="dxa"/>
+              <w:bottom w:w="90" w:type="dxa"/>
+              <w:right w:w="90" w:type="dxa"/>
+            </w:tcMar>
+            <w:vAlign w:val="center"/>
+          </w:tcPr>
+          <w:p>
+            <w:pPr>
+              <w:spacing w:line="252" w:lineRule="auto"/>
               <w:jc w:val="center"/>
               <w:rPr>
-                <w:ins w:id="404" w:author="Claude" w:date="2026-05-23T00:00:00Z"/>
-              </w:rPr>
-            </w:pPr>
-            <w:ins w:id="405" w:author="Claude" w:date="2026-05-23T00:00:00Z">
-              <w:r>
-                <w:rPr>
-                  <w:rFonts w:ascii="Malgun Gothic" w:hAnsi="Malgun Gothic" w:eastAsia="Malgun Gothic"/>
+                <w:ins w:id="85" w:author="Claude" w:date="2026-05-23T00:00:00Z"/>
+              </w:rPr>
+            </w:pPr>
+            <w:ins w:id="86" w:author="Claude" w:date="2026-05-23T00:00:00Z">
+              <w:r>
+                <w:rPr>
+                  <w:rFonts w:ascii="맑은 고딕" w:eastAsia="맑은 고딕" w:hAnsi="맑은 고딕"/>
                   <w:b/>
                   <w:sz w:val="18"/>
                 </w:rPr>
@@ -3241,27 +2966,27 @@
         <w:tc>
           <w:tcPr>
             <w:tcW w:w="2600" w:type="dxa"/>
-            <w:vAlign w:val="center"/>
-            <w:tcMar>
-              <w:top w:w="90" w:type="dxa"/>
-              <w:start w:w="90" w:type="dxa"/>
-              <w:bottom w:w="90" w:type="dxa"/>
-              <w:end w:w="90" w:type="dxa"/>
-            </w:tcMar>
-            <w:shd w:fill="D9EAF7"/>
-          </w:tcPr>
-          <w:p>
-            <w:pPr>
-              <w:spacing w:after="0" w:line="252" w:lineRule="auto"/>
+            <w:shd w:val="clear" w:color="auto" w:fill="D9EAF7"/>
+            <w:tcMar>
+              <w:top w:w="90" w:type="dxa"/>
+              <w:left w:w="90" w:type="dxa"/>
+              <w:bottom w:w="90" w:type="dxa"/>
+              <w:right w:w="90" w:type="dxa"/>
+            </w:tcMar>
+            <w:vAlign w:val="center"/>
+          </w:tcPr>
+          <w:p>
+            <w:pPr>
+              <w:spacing w:line="252" w:lineRule="auto"/>
               <w:jc w:val="center"/>
               <w:rPr>
-                <w:ins w:id="406" w:author="Claude" w:date="2026-05-23T00:00:00Z"/>
-              </w:rPr>
-            </w:pPr>
-            <w:ins w:id="407" w:author="Claude" w:date="2026-05-23T00:00:00Z">
-              <w:r>
-                <w:rPr>
-                  <w:rFonts w:ascii="Malgun Gothic" w:hAnsi="Malgun Gothic" w:eastAsia="Malgun Gothic"/>
+                <w:ins w:id="87" w:author="Claude" w:date="2026-05-23T00:00:00Z"/>
+              </w:rPr>
+            </w:pPr>
+            <w:ins w:id="88" w:author="Claude" w:date="2026-05-23T00:00:00Z">
+              <w:r>
+                <w:rPr>
+                  <w:rFonts w:ascii="맑은 고딕" w:eastAsia="맑은 고딕" w:hAnsi="맑은 고딕"/>
                   <w:b/>
                   <w:sz w:val="18"/>
                 </w:rPr>
@@ -3273,27 +2998,27 @@
         <w:tc>
           <w:tcPr>
             <w:tcW w:w="3001" w:type="dxa"/>
-            <w:vAlign w:val="center"/>
-            <w:tcMar>
-              <w:top w:w="90" w:type="dxa"/>
-              <w:start w:w="90" w:type="dxa"/>
-              <w:bottom w:w="90" w:type="dxa"/>
-              <w:end w:w="90" w:type="dxa"/>
-            </w:tcMar>
-            <w:shd w:fill="D9EAF7"/>
-          </w:tcPr>
-          <w:p>
-            <w:pPr>
-              <w:spacing w:after="0" w:line="252" w:lineRule="auto"/>
+            <w:shd w:val="clear" w:color="auto" w:fill="D9EAF7"/>
+            <w:tcMar>
+              <w:top w:w="90" w:type="dxa"/>
+              <w:left w:w="90" w:type="dxa"/>
+              <w:bottom w:w="90" w:type="dxa"/>
+              <w:right w:w="90" w:type="dxa"/>
+            </w:tcMar>
+            <w:vAlign w:val="center"/>
+          </w:tcPr>
+          <w:p>
+            <w:pPr>
+              <w:spacing w:line="252" w:lineRule="auto"/>
               <w:jc w:val="center"/>
               <w:rPr>
-                <w:ins w:id="408" w:author="Claude" w:date="2026-05-23T00:00:00Z"/>
-              </w:rPr>
-            </w:pPr>
-            <w:ins w:id="409" w:author="Claude" w:date="2026-05-23T00:00:00Z">
-              <w:r>
-                <w:rPr>
-                  <w:rFonts w:ascii="Malgun Gothic" w:hAnsi="Malgun Gothic" w:eastAsia="Malgun Gothic"/>
+                <w:ins w:id="89" w:author="Claude" w:date="2026-05-23T00:00:00Z"/>
+              </w:rPr>
+            </w:pPr>
+            <w:ins w:id="90" w:author="Claude" w:date="2026-05-23T00:00:00Z">
+              <w:r>
+                <w:rPr>
+                  <w:rFonts w:ascii="맑은 고딕" w:eastAsia="맑은 고딕" w:hAnsi="맑은 고딕"/>
                   <w:b/>
                   <w:sz w:val="18"/>
                 </w:rPr>
@@ -3305,27 +3030,27 @@
         <w:tc>
           <w:tcPr>
             <w:tcW w:w="3000" w:type="dxa"/>
-            <w:vAlign w:val="center"/>
-            <w:tcMar>
-              <w:top w:w="90" w:type="dxa"/>
-              <w:start w:w="90" w:type="dxa"/>
-              <w:bottom w:w="90" w:type="dxa"/>
-              <w:end w:w="90" w:type="dxa"/>
-            </w:tcMar>
-            <w:shd w:fill="D9EAF7"/>
-          </w:tcPr>
-          <w:p>
-            <w:pPr>
-              <w:spacing w:after="0" w:line="252" w:lineRule="auto"/>
+            <w:shd w:val="clear" w:color="auto" w:fill="D9EAF7"/>
+            <w:tcMar>
+              <w:top w:w="90" w:type="dxa"/>
+              <w:left w:w="90" w:type="dxa"/>
+              <w:bottom w:w="90" w:type="dxa"/>
+              <w:right w:w="90" w:type="dxa"/>
+            </w:tcMar>
+            <w:vAlign w:val="center"/>
+          </w:tcPr>
+          <w:p>
+            <w:pPr>
+              <w:spacing w:line="252" w:lineRule="auto"/>
               <w:jc w:val="center"/>
               <w:rPr>
-                <w:ins w:id="410" w:author="Claude" w:date="2026-05-23T00:00:00Z"/>
-              </w:rPr>
-            </w:pPr>
-            <w:ins w:id="411" w:author="Claude" w:date="2026-05-23T00:00:00Z">
-              <w:r>
-                <w:rPr>
-                  <w:rFonts w:ascii="Malgun Gothic" w:hAnsi="Malgun Gothic" w:eastAsia="Malgun Gothic"/>
+                <w:ins w:id="91" w:author="Claude" w:date="2026-05-23T00:00:00Z"/>
+              </w:rPr>
+            </w:pPr>
+            <w:ins w:id="92" w:author="Claude" w:date="2026-05-23T00:00:00Z">
+              <w:r>
+                <w:rPr>
+                  <w:rFonts w:ascii="맑은 고딕" w:eastAsia="맑은 고딕" w:hAnsi="맑은 고딕"/>
                   <w:b/>
                   <w:sz w:val="18"/>
                 </w:rPr>
@@ -3337,30 +3062,30 @@
       </w:tr>
       <w:tr>
         <w:trPr>
-          <w:ins w:id="420" w:author="Claude" w:date="2026-05-23T00:00:00Z"/>
+          <w:ins w:id="93" w:author="Claude" w:date="2026-05-23T00:00:00Z"/>
         </w:trPr>
         <w:tc>
           <w:tcPr>
             <w:tcW w:w="1600" w:type="dxa"/>
-            <w:vAlign w:val="center"/>
-            <w:tcMar>
-              <w:top w:w="90" w:type="dxa"/>
-              <w:start w:w="90" w:type="dxa"/>
-              <w:bottom w:w="90" w:type="dxa"/>
-              <w:end w:w="90" w:type="dxa"/>
-            </w:tcMar>
-          </w:tcPr>
-          <w:p>
-            <w:pPr>
-              <w:spacing w:after="0" w:line="252" w:lineRule="auto"/>
-              <w:rPr>
-                <w:ins w:id="421" w:author="Claude" w:date="2026-05-23T00:00:00Z"/>
-              </w:rPr>
-            </w:pPr>
-            <w:ins w:id="422" w:author="Claude" w:date="2026-05-23T00:00:00Z">
-              <w:r>
-                <w:rPr>
-                  <w:rFonts w:ascii="Malgun Gothic" w:hAnsi="Malgun Gothic" w:eastAsia="Malgun Gothic"/>
+            <w:tcMar>
+              <w:top w:w="90" w:type="dxa"/>
+              <w:left w:w="90" w:type="dxa"/>
+              <w:bottom w:w="90" w:type="dxa"/>
+              <w:right w:w="90" w:type="dxa"/>
+            </w:tcMar>
+            <w:vAlign w:val="center"/>
+          </w:tcPr>
+          <w:p>
+            <w:pPr>
+              <w:spacing w:line="252" w:lineRule="auto"/>
+              <w:rPr>
+                <w:ins w:id="94" w:author="Claude" w:date="2026-05-23T00:00:00Z"/>
+              </w:rPr>
+            </w:pPr>
+            <w:ins w:id="95" w:author="Claude" w:date="2026-05-23T00:00:00Z">
+              <w:r>
+                <w:rPr>
+                  <w:rFonts w:ascii="맑은 고딕" w:eastAsia="맑은 고딕" w:hAnsi="맑은 고딕"/>
                   <w:sz w:val="18"/>
                 </w:rPr>
                 <w:t>발사 전 (PreFlight)</w:t>
@@ -3371,25 +3096,25 @@
         <w:tc>
           <w:tcPr>
             <w:tcW w:w="2600" w:type="dxa"/>
-            <w:vAlign w:val="center"/>
-            <w:tcMar>
-              <w:top w:w="90" w:type="dxa"/>
-              <w:start w:w="90" w:type="dxa"/>
-              <w:bottom w:w="90" w:type="dxa"/>
-              <w:end w:w="90" w:type="dxa"/>
-            </w:tcMar>
-          </w:tcPr>
-          <w:p>
-            <w:pPr>
-              <w:spacing w:after="0" w:line="252" w:lineRule="auto"/>
-              <w:rPr>
-                <w:ins w:id="423" w:author="Claude" w:date="2026-05-23T00:00:00Z"/>
-              </w:rPr>
-            </w:pPr>
-            <w:ins w:id="424" w:author="Claude" w:date="2026-05-23T00:00:00Z">
-              <w:r>
-                <w:rPr>
-                  <w:rFonts w:ascii="Malgun Gothic" w:hAnsi="Malgun Gothic" w:eastAsia="Malgun Gothic"/>
+            <w:tcMar>
+              <w:top w:w="90" w:type="dxa"/>
+              <w:left w:w="90" w:type="dxa"/>
+              <w:bottom w:w="90" w:type="dxa"/>
+              <w:right w:w="90" w:type="dxa"/>
+            </w:tcMar>
+            <w:vAlign w:val="center"/>
+          </w:tcPr>
+          <w:p>
+            <w:pPr>
+              <w:spacing w:line="252" w:lineRule="auto"/>
+              <w:rPr>
+                <w:ins w:id="96" w:author="Claude" w:date="2026-05-23T00:00:00Z"/>
+              </w:rPr>
+            </w:pPr>
+            <w:ins w:id="97" w:author="Claude" w:date="2026-05-23T00:00:00Z">
+              <w:r>
+                <w:rPr>
+                  <w:rFonts w:ascii="맑은 고딕" w:eastAsia="맑은 고딕" w:hAnsi="맑은 고딕"/>
                   <w:sz w:val="18"/>
                 </w:rPr>
                 <w:t>START 명령 직후, 칼만 필터 정렬 완료</w:t>
@@ -3400,25 +3125,25 @@
         <w:tc>
           <w:tcPr>
             <w:tcW w:w="3001" w:type="dxa"/>
-            <w:vAlign w:val="center"/>
-            <w:tcMar>
-              <w:top w:w="90" w:type="dxa"/>
-              <w:start w:w="90" w:type="dxa"/>
-              <w:bottom w:w="90" w:type="dxa"/>
-              <w:end w:w="90" w:type="dxa"/>
-            </w:tcMar>
-          </w:tcPr>
-          <w:p>
-            <w:pPr>
-              <w:spacing w:after="0" w:line="252" w:lineRule="auto"/>
-              <w:rPr>
-                <w:ins w:id="425" w:author="Claude" w:date="2026-05-23T00:00:00Z"/>
-              </w:rPr>
-            </w:pPr>
-            <w:ins w:id="426" w:author="Claude" w:date="2026-05-23T00:00:00Z">
-              <w:r>
-                <w:rPr>
-                  <w:rFonts w:ascii="Malgun Gothic" w:hAnsi="Malgun Gothic" w:eastAsia="Malgun Gothic"/>
+            <w:tcMar>
+              <w:top w:w="90" w:type="dxa"/>
+              <w:left w:w="90" w:type="dxa"/>
+              <w:bottom w:w="90" w:type="dxa"/>
+              <w:right w:w="90" w:type="dxa"/>
+            </w:tcMar>
+            <w:vAlign w:val="center"/>
+          </w:tcPr>
+          <w:p>
+            <w:pPr>
+              <w:spacing w:line="252" w:lineRule="auto"/>
+              <w:rPr>
+                <w:ins w:id="98" w:author="Claude" w:date="2026-05-23T00:00:00Z"/>
+              </w:rPr>
+            </w:pPr>
+            <w:ins w:id="99" w:author="Claude" w:date="2026-05-23T00:00:00Z">
+              <w:r>
+                <w:rPr>
+                  <w:rFonts w:ascii="맑은 고딕" w:eastAsia="맑은 고딕" w:hAnsi="맑은 고딕"/>
                   <w:sz w:val="18"/>
                 </w:rPr>
                 <w:t>10Hz 항법 갱신, 발사 감지 대기</w:t>
@@ -3429,25 +3154,25 @@
         <w:tc>
           <w:tcPr>
             <w:tcW w:w="3000" w:type="dxa"/>
-            <w:vAlign w:val="center"/>
-            <w:tcMar>
-              <w:top w:w="90" w:type="dxa"/>
-              <w:start w:w="90" w:type="dxa"/>
-              <w:bottom w:w="90" w:type="dxa"/>
-              <w:end w:w="90" w:type="dxa"/>
-            </w:tcMar>
-          </w:tcPr>
-          <w:p>
-            <w:pPr>
-              <w:spacing w:after="0" w:line="252" w:lineRule="auto"/>
-              <w:rPr>
-                <w:ins w:id="427" w:author="Claude" w:date="2026-05-23T00:00:00Z"/>
-              </w:rPr>
-            </w:pPr>
-            <w:ins w:id="428" w:author="Claude" w:date="2026-05-23T00:00:00Z">
-              <w:r>
-                <w:rPr>
-                  <w:rFonts w:ascii="Malgun Gothic" w:hAnsi="Malgun Gothic" w:eastAsia="Malgun Gothic"/>
+            <w:tcMar>
+              <w:top w:w="90" w:type="dxa"/>
+              <w:left w:w="90" w:type="dxa"/>
+              <w:bottom w:w="90" w:type="dxa"/>
+              <w:right w:w="90" w:type="dxa"/>
+            </w:tcMar>
+            <w:vAlign w:val="center"/>
+          </w:tcPr>
+          <w:p>
+            <w:pPr>
+              <w:spacing w:line="252" w:lineRule="auto"/>
+              <w:rPr>
+                <w:ins w:id="100" w:author="Claude" w:date="2026-05-23T00:00:00Z"/>
+              </w:rPr>
+            </w:pPr>
+            <w:ins w:id="101" w:author="Claude" w:date="2026-05-23T00:00:00Z">
+              <w:r>
+                <w:rPr>
+                  <w:rFonts w:ascii="맑은 고딕" w:eastAsia="맑은 고딕" w:hAnsi="맑은 고딕"/>
                   <w:sz w:val="18"/>
                 </w:rPr>
                 <w:t>고도 &gt; 5m 또는 상승속도 &gt; 5m/s, 3샘플(300ms) 연속 → 추력 비행</w:t>
@@ -3458,30 +3183,30 @@
       </w:tr>
       <w:tr>
         <w:trPr>
-          <w:ins w:id="430" w:author="Claude" w:date="2026-05-23T00:00:00Z"/>
+          <w:ins w:id="102" w:author="Claude" w:date="2026-05-23T00:00:00Z"/>
         </w:trPr>
         <w:tc>
           <w:tcPr>
             <w:tcW w:w="1600" w:type="dxa"/>
-            <w:vAlign w:val="center"/>
-            <w:tcMar>
-              <w:top w:w="90" w:type="dxa"/>
-              <w:start w:w="90" w:type="dxa"/>
-              <w:bottom w:w="90" w:type="dxa"/>
-              <w:end w:w="90" w:type="dxa"/>
-            </w:tcMar>
-          </w:tcPr>
-          <w:p>
-            <w:pPr>
-              <w:spacing w:after="0" w:line="252" w:lineRule="auto"/>
-              <w:rPr>
-                <w:ins w:id="431" w:author="Claude" w:date="2026-05-23T00:00:00Z"/>
-              </w:rPr>
-            </w:pPr>
-            <w:ins w:id="432" w:author="Claude" w:date="2026-05-23T00:00:00Z">
-              <w:r>
-                <w:rPr>
-                  <w:rFonts w:ascii="Malgun Gothic" w:hAnsi="Malgun Gothic" w:eastAsia="Malgun Gothic"/>
+            <w:tcMar>
+              <w:top w:w="90" w:type="dxa"/>
+              <w:left w:w="90" w:type="dxa"/>
+              <w:bottom w:w="90" w:type="dxa"/>
+              <w:right w:w="90" w:type="dxa"/>
+            </w:tcMar>
+            <w:vAlign w:val="center"/>
+          </w:tcPr>
+          <w:p>
+            <w:pPr>
+              <w:spacing w:line="252" w:lineRule="auto"/>
+              <w:rPr>
+                <w:ins w:id="103" w:author="Claude" w:date="2026-05-23T00:00:00Z"/>
+              </w:rPr>
+            </w:pPr>
+            <w:ins w:id="104" w:author="Claude" w:date="2026-05-23T00:00:00Z">
+              <w:r>
+                <w:rPr>
+                  <w:rFonts w:ascii="맑은 고딕" w:eastAsia="맑은 고딕" w:hAnsi="맑은 고딕"/>
                   <w:sz w:val="18"/>
                 </w:rPr>
                 <w:t>추력 비행 (PoweredFlight)</w:t>
@@ -3492,25 +3217,25 @@
         <w:tc>
           <w:tcPr>
             <w:tcW w:w="2600" w:type="dxa"/>
-            <w:vAlign w:val="center"/>
-            <w:tcMar>
-              <w:top w:w="90" w:type="dxa"/>
-              <w:start w:w="90" w:type="dxa"/>
-              <w:bottom w:w="90" w:type="dxa"/>
-              <w:end w:w="90" w:type="dxa"/>
-            </w:tcMar>
-          </w:tcPr>
-          <w:p>
-            <w:pPr>
-              <w:spacing w:after="0" w:line="252" w:lineRule="auto"/>
-              <w:rPr>
-                <w:ins w:id="433" w:author="Claude" w:date="2026-05-23T00:00:00Z"/>
-              </w:rPr>
-            </w:pPr>
-            <w:ins w:id="434" w:author="Claude" w:date="2026-05-23T00:00:00Z">
-              <w:r>
-                <w:rPr>
-                  <w:rFonts w:ascii="Malgun Gothic" w:hAnsi="Malgun Gothic" w:eastAsia="Malgun Gothic"/>
+            <w:tcMar>
+              <w:top w:w="90" w:type="dxa"/>
+              <w:left w:w="90" w:type="dxa"/>
+              <w:bottom w:w="90" w:type="dxa"/>
+              <w:right w:w="90" w:type="dxa"/>
+            </w:tcMar>
+            <w:vAlign w:val="center"/>
+          </w:tcPr>
+          <w:p>
+            <w:pPr>
+              <w:spacing w:line="252" w:lineRule="auto"/>
+              <w:rPr>
+                <w:ins w:id="105" w:author="Claude" w:date="2026-05-23T00:00:00Z"/>
+              </w:rPr>
+            </w:pPr>
+            <w:ins w:id="106" w:author="Claude" w:date="2026-05-23T00:00:00Z">
+              <w:r>
+                <w:rPr>
+                  <w:rFonts w:ascii="맑은 고딕" w:eastAsia="맑은 고딕" w:hAnsi="맑은 고딕"/>
                   <w:sz w:val="18"/>
                 </w:rPr>
                 <w:t>발사 감지 (LAUNCH 송신)</w:t>
@@ -3521,25 +3246,25 @@
         <w:tc>
           <w:tcPr>
             <w:tcW w:w="3001" w:type="dxa"/>
-            <w:vAlign w:val="center"/>
-            <w:tcMar>
-              <w:top w:w="90" w:type="dxa"/>
-              <w:start w:w="90" w:type="dxa"/>
-              <w:bottom w:w="90" w:type="dxa"/>
-              <w:end w:w="90" w:type="dxa"/>
-            </w:tcMar>
-          </w:tcPr>
-          <w:p>
-            <w:pPr>
-              <w:spacing w:after="0" w:line="252" w:lineRule="auto"/>
-              <w:rPr>
-                <w:ins w:id="435" w:author="Claude" w:date="2026-05-23T00:00:00Z"/>
-              </w:rPr>
-            </w:pPr>
-            <w:ins w:id="436" w:author="Claude" w:date="2026-05-23T00:00:00Z">
-              <w:r>
-                <w:rPr>
-                  <w:rFonts w:ascii="Malgun Gothic" w:hAnsi="Malgun Gothic" w:eastAsia="Malgun Gothic"/>
+            <w:tcMar>
+              <w:top w:w="90" w:type="dxa"/>
+              <w:left w:w="90" w:type="dxa"/>
+              <w:bottom w:w="90" w:type="dxa"/>
+              <w:right w:w="90" w:type="dxa"/>
+            </w:tcMar>
+            <w:vAlign w:val="center"/>
+          </w:tcPr>
+          <w:p>
+            <w:pPr>
+              <w:spacing w:line="252" w:lineRule="auto"/>
+              <w:rPr>
+                <w:ins w:id="107" w:author="Claude" w:date="2026-05-23T00:00:00Z"/>
+              </w:rPr>
+            </w:pPr>
+            <w:ins w:id="108" w:author="Claude" w:date="2026-05-23T00:00:00Z">
+              <w:r>
+                <w:rPr>
+                  <w:rFonts w:ascii="맑은 고딕" w:eastAsia="맑은 고딕" w:hAnsi="맑은 고딕"/>
                   <w:sz w:val="18"/>
                 </w:rPr>
                 <w:t>1단 모터 추력 구간. 연소 종료(BurnOut) 감지 대기</w:t>
@@ -3550,25 +3275,25 @@
         <w:tc>
           <w:tcPr>
             <w:tcW w:w="3000" w:type="dxa"/>
-            <w:vAlign w:val="center"/>
-            <w:tcMar>
-              <w:top w:w="90" w:type="dxa"/>
-              <w:start w:w="90" w:type="dxa"/>
-              <w:bottom w:w="90" w:type="dxa"/>
-              <w:end w:w="90" w:type="dxa"/>
-            </w:tcMar>
-          </w:tcPr>
-          <w:p>
-            <w:pPr>
-              <w:spacing w:after="0" w:line="252" w:lineRule="auto"/>
-              <w:rPr>
-                <w:ins w:id="437" w:author="Claude" w:date="2026-05-23T00:00:00Z"/>
-              </w:rPr>
-            </w:pPr>
-            <w:ins w:id="438" w:author="Claude" w:date="2026-05-23T00:00:00Z">
-              <w:r>
-                <w:rPr>
-                  <w:rFonts w:ascii="Malgun Gothic" w:hAnsi="Malgun Gothic" w:eastAsia="Malgun Gothic"/>
+            <w:tcMar>
+              <w:top w:w="90" w:type="dxa"/>
+              <w:left w:w="90" w:type="dxa"/>
+              <w:bottom w:w="90" w:type="dxa"/>
+              <w:right w:w="90" w:type="dxa"/>
+            </w:tcMar>
+            <w:vAlign w:val="center"/>
+          </w:tcPr>
+          <w:p>
+            <w:pPr>
+              <w:spacing w:line="252" w:lineRule="auto"/>
+              <w:rPr>
+                <w:ins w:id="109" w:author="Claude" w:date="2026-05-23T00:00:00Z"/>
+              </w:rPr>
+            </w:pPr>
+            <w:ins w:id="110" w:author="Claude" w:date="2026-05-23T00:00:00Z">
+              <w:r>
+                <w:rPr>
+                  <w:rFonts w:ascii="맑은 고딕" w:eastAsia="맑은 고딕" w:hAnsi="맑은 고딕"/>
                   <w:sz w:val="18"/>
                 </w:rPr>
                 <w:t>|비력| &lt; 2.0g 그리고 상승속도 &gt; 10m/s → 관성 비행</w:t>
@@ -3579,30 +3304,30 @@
       </w:tr>
       <w:tr>
         <w:trPr>
-          <w:ins w:id="440" w:author="Claude" w:date="2026-05-23T00:00:00Z"/>
+          <w:ins w:id="111" w:author="Claude" w:date="2026-05-23T00:00:00Z"/>
         </w:trPr>
         <w:tc>
           <w:tcPr>
             <w:tcW w:w="1600" w:type="dxa"/>
-            <w:vAlign w:val="center"/>
-            <w:tcMar>
-              <w:top w:w="90" w:type="dxa"/>
-              <w:start w:w="90" w:type="dxa"/>
-              <w:bottom w:w="90" w:type="dxa"/>
-              <w:end w:w="90" w:type="dxa"/>
-            </w:tcMar>
-          </w:tcPr>
-          <w:p>
-            <w:pPr>
-              <w:spacing w:after="0" w:line="252" w:lineRule="auto"/>
-              <w:rPr>
-                <w:ins w:id="441" w:author="Claude" w:date="2026-05-23T00:00:00Z"/>
-              </w:rPr>
-            </w:pPr>
-            <w:ins w:id="442" w:author="Claude" w:date="2026-05-23T00:00:00Z">
-              <w:r>
-                <w:rPr>
-                  <w:rFonts w:ascii="Malgun Gothic" w:hAnsi="Malgun Gothic" w:eastAsia="Malgun Gothic"/>
+            <w:tcMar>
+              <w:top w:w="90" w:type="dxa"/>
+              <w:left w:w="90" w:type="dxa"/>
+              <w:bottom w:w="90" w:type="dxa"/>
+              <w:right w:w="90" w:type="dxa"/>
+            </w:tcMar>
+            <w:vAlign w:val="center"/>
+          </w:tcPr>
+          <w:p>
+            <w:pPr>
+              <w:spacing w:line="252" w:lineRule="auto"/>
+              <w:rPr>
+                <w:ins w:id="112" w:author="Claude" w:date="2026-05-23T00:00:00Z"/>
+              </w:rPr>
+            </w:pPr>
+            <w:ins w:id="113" w:author="Claude" w:date="2026-05-23T00:00:00Z">
+              <w:r>
+                <w:rPr>
+                  <w:rFonts w:ascii="맑은 고딕" w:eastAsia="맑은 고딕" w:hAnsi="맑은 고딕"/>
                   <w:sz w:val="18"/>
                 </w:rPr>
                 <w:t>관성 비행 (Coasting)</w:t>
@@ -3613,25 +3338,25 @@
         <w:tc>
           <w:tcPr>
             <w:tcW w:w="2600" w:type="dxa"/>
-            <w:vAlign w:val="center"/>
-            <w:tcMar>
-              <w:top w:w="90" w:type="dxa"/>
-              <w:start w:w="90" w:type="dxa"/>
-              <w:bottom w:w="90" w:type="dxa"/>
-              <w:end w:w="90" w:type="dxa"/>
-            </w:tcMar>
-          </w:tcPr>
-          <w:p>
-            <w:pPr>
-              <w:spacing w:after="0" w:line="252" w:lineRule="auto"/>
-              <w:rPr>
-                <w:ins w:id="443" w:author="Claude" w:date="2026-05-23T00:00:00Z"/>
-              </w:rPr>
-            </w:pPr>
-            <w:ins w:id="444" w:author="Claude" w:date="2026-05-23T00:00:00Z">
-              <w:r>
-                <w:rPr>
-                  <w:rFonts w:ascii="Malgun Gothic" w:hAnsi="Malgun Gothic" w:eastAsia="Malgun Gothic"/>
+            <w:tcMar>
+              <w:top w:w="90" w:type="dxa"/>
+              <w:left w:w="90" w:type="dxa"/>
+              <w:bottom w:w="90" w:type="dxa"/>
+              <w:right w:w="90" w:type="dxa"/>
+            </w:tcMar>
+            <w:vAlign w:val="center"/>
+          </w:tcPr>
+          <w:p>
+            <w:pPr>
+              <w:spacing w:line="252" w:lineRule="auto"/>
+              <w:rPr>
+                <w:ins w:id="114" w:author="Claude" w:date="2026-05-23T00:00:00Z"/>
+              </w:rPr>
+            </w:pPr>
+            <w:ins w:id="115" w:author="Claude" w:date="2026-05-23T00:00:00Z">
+              <w:r>
+                <w:rPr>
+                  <w:rFonts w:ascii="맑은 고딕" w:eastAsia="맑은 고딕" w:hAnsi="맑은 고딕"/>
                   <w:sz w:val="18"/>
                 </w:rPr>
                 <w:t>1단 모터 연소 종료 (BurnOut 송신)</w:t>
@@ -3642,25 +3367,25 @@
         <w:tc>
           <w:tcPr>
             <w:tcW w:w="3001" w:type="dxa"/>
-            <w:vAlign w:val="center"/>
-            <w:tcMar>
-              <w:top w:w="90" w:type="dxa"/>
-              <w:start w:w="90" w:type="dxa"/>
-              <w:bottom w:w="90" w:type="dxa"/>
-              <w:end w:w="90" w:type="dxa"/>
-            </w:tcMar>
-          </w:tcPr>
-          <w:p>
-            <w:pPr>
-              <w:spacing w:after="0" w:line="252" w:lineRule="auto"/>
-              <w:rPr>
-                <w:ins w:id="445" w:author="Claude" w:date="2026-05-23T00:00:00Z"/>
-              </w:rPr>
-            </w:pPr>
-            <w:ins w:id="446" w:author="Claude" w:date="2026-05-23T00:00:00Z">
-              <w:r>
-                <w:rPr>
-                  <w:rFonts w:ascii="Malgun Gothic" w:hAnsi="Malgun Gothic" w:eastAsia="Malgun Gothic"/>
+            <w:tcMar>
+              <w:top w:w="90" w:type="dxa"/>
+              <w:left w:w="90" w:type="dxa"/>
+              <w:bottom w:w="90" w:type="dxa"/>
+              <w:right w:w="90" w:type="dxa"/>
+            </w:tcMar>
+            <w:vAlign w:val="center"/>
+          </w:tcPr>
+          <w:p>
+            <w:pPr>
+              <w:spacing w:line="252" w:lineRule="auto"/>
+              <w:rPr>
+                <w:ins w:id="116" w:author="Claude" w:date="2026-05-23T00:00:00Z"/>
+              </w:rPr>
+            </w:pPr>
+            <w:ins w:id="117" w:author="Claude" w:date="2026-05-23T00:00:00Z">
+              <w:r>
+                <w:rPr>
+                  <w:rFonts w:ascii="맑은 고딕" w:eastAsia="맑은 고딕" w:hAnsi="맑은 고딕"/>
                   <w:sz w:val="18"/>
                 </w:rPr>
                 <w:t>단분리 신호 확인(IR 5샘플=0.5s) + 자세 한계 검사 → 2단 점화. 정점(Apogee) 감지 병행</w:t>
@@ -3671,25 +3396,25 @@
         <w:tc>
           <w:tcPr>
             <w:tcW w:w="3000" w:type="dxa"/>
-            <w:vAlign w:val="center"/>
-            <w:tcMar>
-              <w:top w:w="90" w:type="dxa"/>
-              <w:start w:w="90" w:type="dxa"/>
-              <w:bottom w:w="90" w:type="dxa"/>
-              <w:end w:w="90" w:type="dxa"/>
-            </w:tcMar>
-          </w:tcPr>
-          <w:p>
-            <w:pPr>
-              <w:spacing w:after="0" w:line="252" w:lineRule="auto"/>
-              <w:rPr>
-                <w:ins w:id="447" w:author="Claude" w:date="2026-05-23T00:00:00Z"/>
-              </w:rPr>
-            </w:pPr>
-            <w:ins w:id="448" w:author="Claude" w:date="2026-05-23T00:00:00Z">
-              <w:r>
-                <w:rPr>
-                  <w:rFonts w:ascii="Malgun Gothic" w:hAnsi="Malgun Gothic" w:eastAsia="Malgun Gothic"/>
+            <w:tcMar>
+              <w:top w:w="90" w:type="dxa"/>
+              <w:left w:w="90" w:type="dxa"/>
+              <w:bottom w:w="90" w:type="dxa"/>
+              <w:right w:w="90" w:type="dxa"/>
+            </w:tcMar>
+            <w:vAlign w:val="center"/>
+          </w:tcPr>
+          <w:p>
+            <w:pPr>
+              <w:spacing w:line="252" w:lineRule="auto"/>
+              <w:rPr>
+                <w:ins w:id="118" w:author="Claude" w:date="2026-05-23T00:00:00Z"/>
+              </w:rPr>
+            </w:pPr>
+            <w:ins w:id="119" w:author="Claude" w:date="2026-05-23T00:00:00Z">
+              <w:r>
+                <w:rPr>
+                  <w:rFonts w:ascii="맑은 고딕" w:eastAsia="맑은 고딕" w:hAnsi="맑은 고딕"/>
                   <w:sz w:val="18"/>
                 </w:rPr>
                 <w:t>상승속도 &lt; -0.5m/s 그리고 고도 &gt; 15m, 3샘플(300ms) 연속 → 하강</w:t>
@@ -3700,30 +3425,30 @@
       </w:tr>
       <w:tr>
         <w:trPr>
-          <w:ins w:id="450" w:author="Claude" w:date="2026-05-23T00:00:00Z"/>
+          <w:ins w:id="120" w:author="Claude" w:date="2026-05-23T00:00:00Z"/>
         </w:trPr>
         <w:tc>
           <w:tcPr>
             <w:tcW w:w="1600" w:type="dxa"/>
-            <w:vAlign w:val="center"/>
-            <w:tcMar>
-              <w:top w:w="90" w:type="dxa"/>
-              <w:start w:w="90" w:type="dxa"/>
-              <w:bottom w:w="90" w:type="dxa"/>
-              <w:end w:w="90" w:type="dxa"/>
-            </w:tcMar>
-          </w:tcPr>
-          <w:p>
-            <w:pPr>
-              <w:spacing w:after="0" w:line="252" w:lineRule="auto"/>
-              <w:rPr>
-                <w:ins w:id="451" w:author="Claude" w:date="2026-05-23T00:00:00Z"/>
-              </w:rPr>
-            </w:pPr>
-            <w:ins w:id="452" w:author="Claude" w:date="2026-05-23T00:00:00Z">
-              <w:r>
-                <w:rPr>
-                  <w:rFonts w:ascii="Malgun Gothic" w:hAnsi="Malgun Gothic" w:eastAsia="Malgun Gothic"/>
+            <w:tcMar>
+              <w:top w:w="90" w:type="dxa"/>
+              <w:left w:w="90" w:type="dxa"/>
+              <w:bottom w:w="90" w:type="dxa"/>
+              <w:right w:w="90" w:type="dxa"/>
+            </w:tcMar>
+            <w:vAlign w:val="center"/>
+          </w:tcPr>
+          <w:p>
+            <w:pPr>
+              <w:spacing w:line="252" w:lineRule="auto"/>
+              <w:rPr>
+                <w:ins w:id="121" w:author="Claude" w:date="2026-05-23T00:00:00Z"/>
+              </w:rPr>
+            </w:pPr>
+            <w:ins w:id="122" w:author="Claude" w:date="2026-05-23T00:00:00Z">
+              <w:r>
+                <w:rPr>
+                  <w:rFonts w:ascii="맑은 고딕" w:eastAsia="맑은 고딕" w:hAnsi="맑은 고딕"/>
                   <w:sz w:val="18"/>
                 </w:rPr>
                 <w:t>하강 (Descent)</w:t>
@@ -3734,25 +3459,25 @@
         <w:tc>
           <w:tcPr>
             <w:tcW w:w="2600" w:type="dxa"/>
-            <w:vAlign w:val="center"/>
-            <w:tcMar>
-              <w:top w:w="90" w:type="dxa"/>
-              <w:start w:w="90" w:type="dxa"/>
-              <w:bottom w:w="90" w:type="dxa"/>
-              <w:end w:w="90" w:type="dxa"/>
-            </w:tcMar>
-          </w:tcPr>
-          <w:p>
-            <w:pPr>
-              <w:spacing w:after="0" w:line="252" w:lineRule="auto"/>
-              <w:rPr>
-                <w:ins w:id="453" w:author="Claude" w:date="2026-05-23T00:00:00Z"/>
-              </w:rPr>
-            </w:pPr>
-            <w:ins w:id="454" w:author="Claude" w:date="2026-05-23T00:00:00Z">
-              <w:r>
-                <w:rPr>
-                  <w:rFonts w:ascii="Malgun Gothic" w:hAnsi="Malgun Gothic" w:eastAsia="Malgun Gothic"/>
+            <w:tcMar>
+              <w:top w:w="90" w:type="dxa"/>
+              <w:left w:w="90" w:type="dxa"/>
+              <w:bottom w:w="90" w:type="dxa"/>
+              <w:right w:w="90" w:type="dxa"/>
+            </w:tcMar>
+            <w:vAlign w:val="center"/>
+          </w:tcPr>
+          <w:p>
+            <w:pPr>
+              <w:spacing w:line="252" w:lineRule="auto"/>
+              <w:rPr>
+                <w:ins w:id="123" w:author="Claude" w:date="2026-05-23T00:00:00Z"/>
+              </w:rPr>
+            </w:pPr>
+            <w:ins w:id="124" w:author="Claude" w:date="2026-05-23T00:00:00Z">
+              <w:r>
+                <w:rPr>
+                  <w:rFonts w:ascii="맑은 고딕" w:eastAsia="맑은 고딕" w:hAnsi="맑은 고딕"/>
                   <w:sz w:val="18"/>
                 </w:rPr>
                 <w:t>정점 도달 (Apogee 송신, 드로그 슈트 사출)</w:t>
@@ -3763,25 +3488,25 @@
         <w:tc>
           <w:tcPr>
             <w:tcW w:w="3001" w:type="dxa"/>
-            <w:vAlign w:val="center"/>
-            <w:tcMar>
-              <w:top w:w="90" w:type="dxa"/>
-              <w:start w:w="90" w:type="dxa"/>
-              <w:bottom w:w="90" w:type="dxa"/>
-              <w:end w:w="90" w:type="dxa"/>
-            </w:tcMar>
-          </w:tcPr>
-          <w:p>
-            <w:pPr>
-              <w:spacing w:after="0" w:line="252" w:lineRule="auto"/>
-              <w:rPr>
-                <w:ins w:id="455" w:author="Claude" w:date="2026-05-23T00:00:00Z"/>
-              </w:rPr>
-            </w:pPr>
-            <w:ins w:id="456" w:author="Claude" w:date="2026-05-23T00:00:00Z">
-              <w:r>
-                <w:rPr>
-                  <w:rFonts w:ascii="Malgun Gothic" w:hAnsi="Malgun Gothic" w:eastAsia="Malgun Gothic"/>
+            <w:tcMar>
+              <w:top w:w="90" w:type="dxa"/>
+              <w:left w:w="90" w:type="dxa"/>
+              <w:bottom w:w="90" w:type="dxa"/>
+              <w:right w:w="90" w:type="dxa"/>
+            </w:tcMar>
+            <w:vAlign w:val="center"/>
+          </w:tcPr>
+          <w:p>
+            <w:pPr>
+              <w:spacing w:line="252" w:lineRule="auto"/>
+              <w:rPr>
+                <w:ins w:id="125" w:author="Claude" w:date="2026-05-23T00:00:00Z"/>
+              </w:rPr>
+            </w:pPr>
+            <w:ins w:id="126" w:author="Claude" w:date="2026-05-23T00:00:00Z">
+              <w:r>
+                <w:rPr>
+                  <w:rFonts w:ascii="맑은 고딕" w:eastAsia="맑은 고딕" w:hAnsi="맑은 고딕"/>
                   <w:sz w:val="18"/>
                 </w:rPr>
                 <w:t>고도 &lt; 메인 사출 고도 → 메인 슈트 사출(PYRO2 100ms 점화). 착륙 감지 대기</w:t>
@@ -3792,25 +3517,25 @@
         <w:tc>
           <w:tcPr>
             <w:tcW w:w="3000" w:type="dxa"/>
-            <w:vAlign w:val="center"/>
-            <w:tcMar>
-              <w:top w:w="90" w:type="dxa"/>
-              <w:start w:w="90" w:type="dxa"/>
-              <w:bottom w:w="90" w:type="dxa"/>
-              <w:end w:w="90" w:type="dxa"/>
-            </w:tcMar>
-          </w:tcPr>
-          <w:p>
-            <w:pPr>
-              <w:spacing w:after="0" w:line="252" w:lineRule="auto"/>
-              <w:rPr>
-                <w:ins w:id="457" w:author="Claude" w:date="2026-05-23T00:00:00Z"/>
-              </w:rPr>
-            </w:pPr>
-            <w:ins w:id="458" w:author="Claude" w:date="2026-05-23T00:00:00Z">
-              <w:r>
-                <w:rPr>
-                  <w:rFonts w:ascii="Malgun Gothic" w:hAnsi="Malgun Gothic" w:eastAsia="Malgun Gothic"/>
+            <w:tcMar>
+              <w:top w:w="90" w:type="dxa"/>
+              <w:left w:w="90" w:type="dxa"/>
+              <w:bottom w:w="90" w:type="dxa"/>
+              <w:right w:w="90" w:type="dxa"/>
+            </w:tcMar>
+            <w:vAlign w:val="center"/>
+          </w:tcPr>
+          <w:p>
+            <w:pPr>
+              <w:spacing w:line="252" w:lineRule="auto"/>
+              <w:rPr>
+                <w:ins w:id="127" w:author="Claude" w:date="2026-05-23T00:00:00Z"/>
+              </w:rPr>
+            </w:pPr>
+            <w:ins w:id="128" w:author="Claude" w:date="2026-05-23T00:00:00Z">
+              <w:r>
+                <w:rPr>
+                  <w:rFonts w:ascii="맑은 고딕" w:eastAsia="맑은 고딕" w:hAnsi="맑은 고딕"/>
                   <w:sz w:val="18"/>
                 </w:rPr>
                 <w:t>고도 &lt; 10m 그리고 |속도| &lt; 1m/s, 10샘플(1s) 연속 → 착륙</w:t>
@@ -3821,30 +3546,30 @@
       </w:tr>
       <w:tr>
         <w:trPr>
-          <w:ins w:id="460" w:author="Claude" w:date="2026-05-23T00:00:00Z"/>
+          <w:ins w:id="129" w:author="Claude" w:date="2026-05-23T00:00:00Z"/>
         </w:trPr>
         <w:tc>
           <w:tcPr>
             <w:tcW w:w="1600" w:type="dxa"/>
-            <w:vAlign w:val="center"/>
-            <w:tcMar>
-              <w:top w:w="90" w:type="dxa"/>
-              <w:start w:w="90" w:type="dxa"/>
-              <w:bottom w:w="90" w:type="dxa"/>
-              <w:end w:w="90" w:type="dxa"/>
-            </w:tcMar>
-          </w:tcPr>
-          <w:p>
-            <w:pPr>
-              <w:spacing w:after="0" w:line="252" w:lineRule="auto"/>
-              <w:rPr>
-                <w:ins w:id="461" w:author="Claude" w:date="2026-05-23T00:00:00Z"/>
-              </w:rPr>
-            </w:pPr>
-            <w:ins w:id="462" w:author="Claude" w:date="2026-05-23T00:00:00Z">
-              <w:r>
-                <w:rPr>
-                  <w:rFonts w:ascii="Malgun Gothic" w:hAnsi="Malgun Gothic" w:eastAsia="Malgun Gothic"/>
+            <w:tcMar>
+              <w:top w:w="90" w:type="dxa"/>
+              <w:left w:w="90" w:type="dxa"/>
+              <w:bottom w:w="90" w:type="dxa"/>
+              <w:right w:w="90" w:type="dxa"/>
+            </w:tcMar>
+            <w:vAlign w:val="center"/>
+          </w:tcPr>
+          <w:p>
+            <w:pPr>
+              <w:spacing w:line="252" w:lineRule="auto"/>
+              <w:rPr>
+                <w:ins w:id="130" w:author="Claude" w:date="2026-05-23T00:00:00Z"/>
+              </w:rPr>
+            </w:pPr>
+            <w:ins w:id="131" w:author="Claude" w:date="2026-05-23T00:00:00Z">
+              <w:r>
+                <w:rPr>
+                  <w:rFonts w:ascii="맑은 고딕" w:eastAsia="맑은 고딕" w:hAnsi="맑은 고딕"/>
                   <w:sz w:val="18"/>
                 </w:rPr>
                 <w:t>착륙 (Landed)</w:t>
@@ -3855,25 +3580,25 @@
         <w:tc>
           <w:tcPr>
             <w:tcW w:w="2600" w:type="dxa"/>
-            <w:vAlign w:val="center"/>
-            <w:tcMar>
-              <w:top w:w="90" w:type="dxa"/>
-              <w:start w:w="90" w:type="dxa"/>
-              <w:bottom w:w="90" w:type="dxa"/>
-              <w:end w:w="90" w:type="dxa"/>
-            </w:tcMar>
-          </w:tcPr>
-          <w:p>
-            <w:pPr>
-              <w:spacing w:after="0" w:line="252" w:lineRule="auto"/>
-              <w:rPr>
-                <w:ins w:id="463" w:author="Claude" w:date="2026-05-23T00:00:00Z"/>
-              </w:rPr>
-            </w:pPr>
-            <w:ins w:id="464" w:author="Claude" w:date="2026-05-23T00:00:00Z">
-              <w:r>
-                <w:rPr>
-                  <w:rFonts w:ascii="Malgun Gothic" w:hAnsi="Malgun Gothic" w:eastAsia="Malgun Gothic"/>
+            <w:tcMar>
+              <w:top w:w="90" w:type="dxa"/>
+              <w:left w:w="90" w:type="dxa"/>
+              <w:bottom w:w="90" w:type="dxa"/>
+              <w:right w:w="90" w:type="dxa"/>
+            </w:tcMar>
+            <w:vAlign w:val="center"/>
+          </w:tcPr>
+          <w:p>
+            <w:pPr>
+              <w:spacing w:line="252" w:lineRule="auto"/>
+              <w:rPr>
+                <w:ins w:id="132" w:author="Claude" w:date="2026-05-23T00:00:00Z"/>
+              </w:rPr>
+            </w:pPr>
+            <w:ins w:id="133" w:author="Claude" w:date="2026-05-23T00:00:00Z">
+              <w:r>
+                <w:rPr>
+                  <w:rFonts w:ascii="맑은 고딕" w:eastAsia="맑은 고딕" w:hAnsi="맑은 고딕"/>
                   <w:sz w:val="18"/>
                 </w:rPr>
                 <w:t>착륙 감지 (LAND 송신, STOPPED. 송신)</w:t>
@@ -3884,25 +3609,25 @@
         <w:tc>
           <w:tcPr>
             <w:tcW w:w="3001" w:type="dxa"/>
-            <w:vAlign w:val="center"/>
-            <w:tcMar>
-              <w:top w:w="90" w:type="dxa"/>
-              <w:start w:w="90" w:type="dxa"/>
-              <w:bottom w:w="90" w:type="dxa"/>
-              <w:end w:w="90" w:type="dxa"/>
-            </w:tcMar>
-          </w:tcPr>
-          <w:p>
-            <w:pPr>
-              <w:spacing w:after="0" w:line="252" w:lineRule="auto"/>
-              <w:rPr>
-                <w:ins w:id="465" w:author="Claude" w:date="2026-05-23T00:00:00Z"/>
-              </w:rPr>
-            </w:pPr>
-            <w:ins w:id="466" w:author="Claude" w:date="2026-05-23T00:00:00Z">
-              <w:r>
-                <w:rPr>
-                  <w:rFonts w:ascii="Malgun Gothic" w:hAnsi="Malgun Gothic" w:eastAsia="Malgun Gothic"/>
+            <w:tcMar>
+              <w:top w:w="90" w:type="dxa"/>
+              <w:left w:w="90" w:type="dxa"/>
+              <w:bottom w:w="90" w:type="dxa"/>
+              <w:right w:w="90" w:type="dxa"/>
+            </w:tcMar>
+            <w:vAlign w:val="center"/>
+          </w:tcPr>
+          <w:p>
+            <w:pPr>
+              <w:spacing w:line="252" w:lineRule="auto"/>
+              <w:rPr>
+                <w:ins w:id="134" w:author="Claude" w:date="2026-05-23T00:00:00Z"/>
+              </w:rPr>
+            </w:pPr>
+            <w:ins w:id="135" w:author="Claude" w:date="2026-05-23T00:00:00Z">
+              <w:r>
+                <w:rPr>
+                  <w:rFonts w:ascii="맑은 고딕" w:eastAsia="맑은 고딕" w:hAnsi="맑은 고딕"/>
                   <w:sz w:val="18"/>
                 </w:rPr>
                 <w:t>로깅 자동 종료, 부저 3회. 비행 종료 상태 유지</w:t>
@@ -3913,25 +3638,25 @@
         <w:tc>
           <w:tcPr>
             <w:tcW w:w="3000" w:type="dxa"/>
-            <w:vAlign w:val="center"/>
-            <w:tcMar>
-              <w:top w:w="90" w:type="dxa"/>
-              <w:start w:w="90" w:type="dxa"/>
-              <w:bottom w:w="90" w:type="dxa"/>
-              <w:end w:w="90" w:type="dxa"/>
-            </w:tcMar>
-          </w:tcPr>
-          <w:p>
-            <w:pPr>
-              <w:spacing w:after="0" w:line="252" w:lineRule="auto"/>
-              <w:rPr>
-                <w:ins w:id="467" w:author="Claude" w:date="2026-05-23T00:00:00Z"/>
-              </w:rPr>
-            </w:pPr>
-            <w:ins w:id="468" w:author="Claude" w:date="2026-05-23T00:00:00Z">
-              <w:r>
-                <w:rPr>
-                  <w:rFonts w:ascii="Malgun Gothic" w:hAnsi="Malgun Gothic" w:eastAsia="Malgun Gothic"/>
+            <w:tcMar>
+              <w:top w:w="90" w:type="dxa"/>
+              <w:left w:w="90" w:type="dxa"/>
+              <w:bottom w:w="90" w:type="dxa"/>
+              <w:right w:w="90" w:type="dxa"/>
+            </w:tcMar>
+            <w:vAlign w:val="center"/>
+          </w:tcPr>
+          <w:p>
+            <w:pPr>
+              <w:spacing w:line="252" w:lineRule="auto"/>
+              <w:rPr>
+                <w:ins w:id="136" w:author="Claude" w:date="2026-05-23T00:00:00Z"/>
+              </w:rPr>
+            </w:pPr>
+            <w:ins w:id="137" w:author="Claude" w:date="2026-05-23T00:00:00Z">
+              <w:r>
+                <w:rPr>
+                  <w:rFonts w:ascii="맑은 고딕" w:eastAsia="맑은 고딕" w:hAnsi="맑은 고딕"/>
                   <w:sz w:val="18"/>
                 </w:rPr>
                 <w:t>(종료) — PARSE로 데이터 회수, REBOOT로 재시작</w:t>
@@ -3945,15 +3670,15 @@
       <w:pPr>
         <w:spacing w:after="80"/>
         <w:rPr>
-          <w:ins w:id="470" w:author="Claude" w:date="2026-05-23T00:00:00Z"/>
+          <w:ins w:id="138" w:author="Claude" w:date="2026-05-23T00:00:00Z"/>
         </w:rPr>
       </w:pPr>
-      <w:ins w:id="471" w:author="Claude" w:date="2026-05-23T00:00:00Z">
+      <w:ins w:id="139" w:author="Claude" w:date="2026-05-23T00:00:00Z">
         <w:r>
           <w:rPr>
-            <w:rFonts w:ascii="Malgun Gothic" w:hAnsi="Malgun Gothic" w:eastAsia="Malgun Gothic"/>
+            <w:rFonts w:ascii="맑은 고딕" w:eastAsia="맑은 고딕" w:hAnsi="맑은 고딕"/>
+            <w:i/>
             <w:sz w:val="18"/>
-            <w:i/>
           </w:rPr>
           <w:t>※ 관성 비행 단계의 단분리 처리: 단분리 신호가 잡히고 자세가 한계 이내이면 2단 점화(STAGE2 IGN), 자세 초과면 점화 보류(NSC TILT). 단분리 미확인 상태에서 정점에 도달하면 2단 미점화로 회수 진행(NSC NOSEP).</w:t>
         </w:r>
@@ -4764,6 +4489,7 @@
   <w:style w:type="character" w:default="1" w:styleId="a0">
     <w:name w:val="Default Paragraph Font"/>
     <w:uiPriority w:val="1"/>
+    <w:semiHidden/>
     <w:unhideWhenUsed/>
   </w:style>
   <w:style w:type="table" w:default="1" w:styleId="a1">

--- a/document/2026ALTIS 운용 매뉴얼.docx
+++ b/document/2026ALTIS 운용 매뉴얼.docx
@@ -444,25 +444,8 @@
                 <w:sz w:val="18"/>
               </w:rPr>
               <w:br/>
-            </w:r>
-            <w:del w:id="0" w:author="Claude" w:date="2026-05-23T00:00:00Z">
-              <w:r>
-                <w:rPr>
-                  <w:rFonts w:ascii="맑은 고딕" w:eastAsia="맑은 고딕" w:hAnsi="맑은 고딕"/>
-                  <w:sz w:val="18"/>
-                </w:rPr>
-                <w:delText>실패: IMU calib unstable...</w:delText>
-              </w:r>
-            </w:del>
-            <w:ins w:id="1" w:author="Claude" w:date="2026-05-23T00:00:00Z">
-              <w:r>
-                <w:rPr>
-                  <w:rFonts w:ascii="맑은 고딕" w:eastAsia="맑은 고딕" w:hAnsi="맑은 고딕"/>
-                  <w:sz w:val="18"/>
-                </w:rPr>
-                <w:t>실패: IMU NOISY - RETRYING... 또는 BARO UNSTABLE - RETRYING... + beep×3</w:t>
-              </w:r>
-            </w:ins>
+              <w:t>실패: IMU NOISY - RETRYING... 또는 BARO UNSTABLE - RETRYING... + beep×3</w:t>
+            </w:r>
           </w:p>
         </w:tc>
         <w:tc>
@@ -583,25 +566,8 @@
                 <w:sz w:val="18"/>
               </w:rPr>
               <w:br/>
-            </w:r>
-            <w:del w:id="2" w:author="Claude" w:date="2026-05-23T00:00:00Z">
-              <w:r>
-                <w:rPr>
-                  <w:rFonts w:ascii="맑은 고딕" w:eastAsia="맑은 고딕" w:hAnsi="맑은 고딕"/>
-                  <w:sz w:val="18"/>
-                </w:rPr>
-                <w:delText>실패: KF align fail... → KF ALIGN RETRY</w:delText>
-              </w:r>
-            </w:del>
-            <w:ins w:id="3" w:author="Claude" w:date="2026-05-23T00:00:00Z">
-              <w:r>
-                <w:rPr>
-                  <w:rFonts w:ascii="맑은 고딕" w:eastAsia="맑은 고딕" w:hAnsi="맑은 고딕"/>
-                  <w:sz w:val="18"/>
-                </w:rPr>
-                <w:t>실패: KF ALIGN RETRY + beep×3 (0.5s 후 자동 재시도, REBOOT로 중단 가능)</w:t>
-              </w:r>
-            </w:ins>
+              <w:t>실패: KF ALIGN RETRY + beep×3 (0.5s 후 자동 재시도, REBOOT로 중단 가능)</w:t>
+            </w:r>
           </w:p>
         </w:tc>
         <w:tc>
@@ -728,9 +694,6 @@
         </w:tc>
       </w:tr>
       <w:tr>
-        <w:trPr>
-          <w:ins w:id="4" w:author="Claude" w:date="2026-05-23T00:00:00Z"/>
-        </w:trPr>
         <w:tc>
           <w:tcPr>
             <w:tcW w:w="624" w:type="dxa"/>
@@ -745,19 +708,14 @@
           <w:p>
             <w:pPr>
               <w:spacing w:line="252" w:lineRule="auto"/>
-              <w:rPr>
-                <w:ins w:id="5" w:author="Claude" w:date="2026-05-23T00:00:00Z"/>
-              </w:rPr>
-            </w:pPr>
-            <w:ins w:id="6" w:author="Claude" w:date="2026-05-23T00:00:00Z">
-              <w:r>
-                <w:rPr>
-                  <w:rFonts w:ascii="맑은 고딕" w:eastAsia="맑은 고딕" w:hAnsi="맑은 고딕"/>
-                  <w:sz w:val="18"/>
-                </w:rPr>
-                <w:t>6</w:t>
-              </w:r>
-            </w:ins>
+            </w:pPr>
+            <w:r>
+              <w:rPr>
+                <w:rFonts w:ascii="맑은 고딕" w:eastAsia="맑은 고딕" w:hAnsi="맑은 고딕"/>
+                <w:sz w:val="18"/>
+              </w:rPr>
+              <w:t>6</w:t>
+            </w:r>
           </w:p>
         </w:tc>
         <w:tc>
@@ -774,19 +732,14 @@
           <w:p>
             <w:pPr>
               <w:spacing w:line="252" w:lineRule="auto"/>
-              <w:rPr>
-                <w:ins w:id="7" w:author="Claude" w:date="2026-05-23T00:00:00Z"/>
-              </w:rPr>
-            </w:pPr>
-            <w:ins w:id="8" w:author="Claude" w:date="2026-05-23T00:00:00Z">
-              <w:r>
-                <w:rPr>
-                  <w:rFonts w:ascii="맑은 고딕" w:eastAsia="맑은 고딕" w:hAnsi="맑은 고딕"/>
-                  <w:sz w:val="18"/>
-                </w:rPr>
-                <w:t>PARSE</w:t>
-              </w:r>
-            </w:ins>
+            </w:pPr>
+            <w:r>
+              <w:rPr>
+                <w:rFonts w:ascii="맑은 고딕" w:eastAsia="맑은 고딕" w:hAnsi="맑은 고딕"/>
+                <w:sz w:val="18"/>
+              </w:rPr>
+              <w:t>PARSE</w:t>
+            </w:r>
           </w:p>
         </w:tc>
         <w:tc>
@@ -803,19 +756,14 @@
           <w:p>
             <w:pPr>
               <w:spacing w:line="252" w:lineRule="auto"/>
-              <w:rPr>
-                <w:ins w:id="9" w:author="Claude" w:date="2026-05-23T00:00:00Z"/>
-              </w:rPr>
-            </w:pPr>
-            <w:ins w:id="10" w:author="Claude" w:date="2026-05-23T00:00:00Z">
-              <w:r>
-                <w:rPr>
-                  <w:rFonts w:ascii="맑은 고딕" w:eastAsia="맑은 고딕" w:hAnsi="맑은 고딕"/>
-                  <w:sz w:val="18"/>
-                </w:rPr>
-                <w:t>DUMP START → (raw binary) → DUMP DONE</w:t>
-              </w:r>
-            </w:ins>
+            </w:pPr>
+            <w:r>
+              <w:rPr>
+                <w:rFonts w:ascii="맑은 고딕" w:eastAsia="맑은 고딕" w:hAnsi="맑은 고딕"/>
+                <w:sz w:val="18"/>
+              </w:rPr>
+              <w:t>DUMP START → (raw binary) → DUMP DONE</w:t>
+            </w:r>
           </w:p>
         </w:tc>
         <w:tc>
@@ -832,19 +780,14 @@
           <w:p>
             <w:pPr>
               <w:spacing w:line="252" w:lineRule="auto"/>
-              <w:rPr>
-                <w:ins w:id="11" w:author="Claude" w:date="2026-05-23T00:00:00Z"/>
-              </w:rPr>
-            </w:pPr>
-            <w:ins w:id="12" w:author="Claude" w:date="2026-05-23T00:00:00Z">
-              <w:r>
-                <w:rPr>
-                  <w:rFonts w:ascii="맑은 고딕" w:eastAsia="맑은 고딕" w:hAnsi="맑은 고딕"/>
-                  <w:sz w:val="18"/>
-                </w:rPr>
-                <w:t>플래시에 저장된 비행 데이터를 시리얼로 덤프. 모든 상태(비행 전/중/STOP 후)에서 동작하며 진행 중에는 로깅을 일시 정지함.</w:t>
-              </w:r>
-            </w:ins>
+            </w:pPr>
+            <w:r>
+              <w:rPr>
+                <w:rFonts w:ascii="맑은 고딕" w:eastAsia="맑은 고딕" w:hAnsi="맑은 고딕"/>
+                <w:sz w:val="18"/>
+              </w:rPr>
+              <w:t>플래시에 저장된 비행 데이터를 시리얼로 덤프. 모든 상태(비행 전/중/STOP 후)에서 동작하며 진행 중에는 로깅을 일시 정지함.</w:t>
+            </w:r>
           </w:p>
         </w:tc>
       </w:tr>
@@ -1571,32 +1514,7 @@
                 <w:rFonts w:ascii="맑은 고딕" w:eastAsia="맑은 고딕" w:hAnsi="맑은 고딕"/>
                 <w:sz w:val="18"/>
               </w:rPr>
-              <w:t xml:space="preserve">KF align </w:t>
-            </w:r>
-            <w:del w:id="13" w:author="Claude" w:date="2026-05-23T00:00:00Z">
-              <w:r>
-                <w:rPr>
-                  <w:rFonts w:ascii="맑은 고딕" w:eastAsia="맑은 고딕" w:hAnsi="맑은 고딕"/>
-                  <w:sz w:val="18"/>
-                </w:rPr>
-                <w:delText>fail</w:delText>
-              </w:r>
-            </w:del>
-            <w:ins w:id="14" w:author="Claude" w:date="2026-05-23T00:00:00Z">
-              <w:r>
-                <w:rPr>
-                  <w:rFonts w:ascii="맑은 고딕" w:eastAsia="맑은 고딕" w:hAnsi="맑은 고딕"/>
-                  <w:sz w:val="18"/>
-                </w:rPr>
-                <w:t>retry</w:t>
-              </w:r>
-            </w:ins>
-            <w:r>
-              <w:rPr>
-                <w:rFonts w:ascii="맑은 고딕" w:eastAsia="맑은 고딕" w:hAnsi="맑은 고딕"/>
-                <w:sz w:val="18"/>
-              </w:rPr>
-              <w:t xml:space="preserve"> 발생 시 기체 고정 상태를 확인. 펌웨어가 자동 재시도하며 필요 시 REBOOT 가능</w:t>
+              <w:t>KF align retry 발생 시 기체 고정 상태를 확인. 펌웨어가 자동 재시도하며 필요 시 REBOOT 가능</w:t>
             </w:r>
           </w:p>
         </w:tc>
@@ -2010,30 +1928,24 @@
     <w:p>
       <w:pPr>
         <w:spacing w:after="80"/>
-        <w:rPr>
-          <w:ins w:id="15" w:author="Claude" w:date="2026-05-23T00:00:00Z"/>
-        </w:rPr>
       </w:pPr>
     </w:p>
     <w:p>
       <w:pPr>
         <w:spacing w:after="80"/>
         <w:rPr>
-          <w:ins w:id="16" w:author="Claude" w:date="2026-05-23T00:00:00Z"/>
           <w:b/>
           <w:bCs/>
         </w:rPr>
       </w:pPr>
-      <w:ins w:id="17" w:author="Claude" w:date="2026-05-23T00:00:00Z">
-        <w:r>
-          <w:rPr>
-            <w:rFonts w:ascii="맑은 고딕" w:eastAsia="맑은 고딕" w:hAnsi="맑은 고딕"/>
-            <w:b/>
-            <w:bCs/>
-          </w:rPr>
-          <w:t>비행 중 자동 응답</w:t>
-        </w:r>
-      </w:ins>
+      <w:r>
+        <w:rPr>
+          <w:rFonts w:ascii="맑은 고딕" w:eastAsia="맑은 고딕" w:hAnsi="맑은 고딕"/>
+          <w:b/>
+          <w:bCs/>
+        </w:rPr>
+        <w:t>비행 중 자동 응답</w:t>
+      </w:r>
     </w:p>
     <w:tbl>
       <w:tblPr>
@@ -2048,9 +1960,6 @@
         <w:gridCol w:w="4601"/>
       </w:tblGrid>
       <w:tr>
-        <w:trPr>
-          <w:ins w:id="18" w:author="Claude" w:date="2026-05-23T00:00:00Z"/>
-        </w:trPr>
         <w:tc>
           <w:tcPr>
             <w:tcW w:w="1800" w:type="dxa"/>
@@ -2067,20 +1976,15 @@
             <w:pPr>
               <w:spacing w:line="252" w:lineRule="auto"/>
               <w:jc w:val="center"/>
-              <w:rPr>
-                <w:ins w:id="19" w:author="Claude" w:date="2026-05-23T00:00:00Z"/>
-              </w:rPr>
-            </w:pPr>
-            <w:ins w:id="20" w:author="Claude" w:date="2026-05-23T00:00:00Z">
-              <w:r>
-                <w:rPr>
-                  <w:rFonts w:ascii="맑은 고딕" w:eastAsia="맑은 고딕" w:hAnsi="맑은 고딕"/>
-                  <w:b/>
-                  <w:sz w:val="18"/>
-                </w:rPr>
-                <w:t>응답 코드</w:t>
-              </w:r>
-            </w:ins>
+            </w:pPr>
+            <w:r>
+              <w:rPr>
+                <w:rFonts w:ascii="맑은 고딕" w:eastAsia="맑은 고딕" w:hAnsi="맑은 고딕"/>
+                <w:b/>
+                <w:sz w:val="18"/>
+              </w:rPr>
+              <w:t>응답 코드</w:t>
+            </w:r>
           </w:p>
         </w:tc>
         <w:tc>
@@ -2099,20 +2003,15 @@
             <w:pPr>
               <w:spacing w:line="252" w:lineRule="auto"/>
               <w:jc w:val="center"/>
-              <w:rPr>
-                <w:ins w:id="21" w:author="Claude" w:date="2026-05-23T00:00:00Z"/>
-              </w:rPr>
-            </w:pPr>
-            <w:ins w:id="22" w:author="Claude" w:date="2026-05-23T00:00:00Z">
-              <w:r>
-                <w:rPr>
-                  <w:rFonts w:ascii="맑은 고딕" w:eastAsia="맑은 고딕" w:hAnsi="맑은 고딕"/>
-                  <w:b/>
-                  <w:sz w:val="18"/>
-                </w:rPr>
-                <w:t>트리거 조건</w:t>
-              </w:r>
-            </w:ins>
+            </w:pPr>
+            <w:r>
+              <w:rPr>
+                <w:rFonts w:ascii="맑은 고딕" w:eastAsia="맑은 고딕" w:hAnsi="맑은 고딕"/>
+                <w:b/>
+                <w:sz w:val="18"/>
+              </w:rPr>
+              <w:t>트리거 조건</w:t>
+            </w:r>
           </w:p>
         </w:tc>
         <w:tc>
@@ -2131,27 +2030,19 @@
             <w:pPr>
               <w:spacing w:line="252" w:lineRule="auto"/>
               <w:jc w:val="center"/>
-              <w:rPr>
-                <w:ins w:id="23" w:author="Claude" w:date="2026-05-23T00:00:00Z"/>
-              </w:rPr>
-            </w:pPr>
-            <w:ins w:id="24" w:author="Claude" w:date="2026-05-23T00:00:00Z">
-              <w:r>
-                <w:rPr>
-                  <w:rFonts w:ascii="맑은 고딕" w:eastAsia="맑은 고딕" w:hAnsi="맑은 고딕"/>
-                  <w:b/>
-                  <w:sz w:val="18"/>
-                </w:rPr>
-                <w:t>의미 / 동작</w:t>
-              </w:r>
-            </w:ins>
+            </w:pPr>
+            <w:r>
+              <w:rPr>
+                <w:rFonts w:ascii="맑은 고딕" w:eastAsia="맑은 고딕" w:hAnsi="맑은 고딕"/>
+                <w:b/>
+                <w:sz w:val="18"/>
+              </w:rPr>
+              <w:t>의미 / 동작</w:t>
+            </w:r>
           </w:p>
         </w:tc>
       </w:tr>
       <w:tr>
-        <w:trPr>
-          <w:ins w:id="25" w:author="Claude" w:date="2026-05-23T00:00:00Z"/>
-        </w:trPr>
         <w:tc>
           <w:tcPr>
             <w:tcW w:w="1800" w:type="dxa"/>
@@ -2166,19 +2057,14 @@
           <w:p>
             <w:pPr>
               <w:spacing w:line="252" w:lineRule="auto"/>
-              <w:rPr>
-                <w:ins w:id="26" w:author="Claude" w:date="2026-05-23T00:00:00Z"/>
-              </w:rPr>
-            </w:pPr>
-            <w:ins w:id="27" w:author="Claude" w:date="2026-05-23T00:00:00Z">
-              <w:r>
-                <w:rPr>
-                  <w:rFonts w:ascii="맑은 고딕" w:eastAsia="맑은 고딕" w:hAnsi="맑은 고딕"/>
-                  <w:sz w:val="18"/>
-                </w:rPr>
-                <w:t>LAUNCH</w:t>
-              </w:r>
-            </w:ins>
+            </w:pPr>
+            <w:r>
+              <w:rPr>
+                <w:rFonts w:ascii="맑은 고딕" w:eastAsia="맑은 고딕" w:hAnsi="맑은 고딕"/>
+                <w:sz w:val="18"/>
+              </w:rPr>
+              <w:t>LAUNCH</w:t>
+            </w:r>
           </w:p>
         </w:tc>
         <w:tc>
@@ -2195,19 +2081,14 @@
           <w:p>
             <w:pPr>
               <w:spacing w:line="252" w:lineRule="auto"/>
-              <w:rPr>
-                <w:ins w:id="28" w:author="Claude" w:date="2026-05-23T00:00:00Z"/>
-              </w:rPr>
-            </w:pPr>
-            <w:ins w:id="29" w:author="Claude" w:date="2026-05-23T00:00:00Z">
-              <w:r>
-                <w:rPr>
-                  <w:rFonts w:ascii="맑은 고딕" w:eastAsia="맑은 고딕" w:hAnsi="맑은 고딕"/>
-                  <w:sz w:val="18"/>
-                </w:rPr>
-                <w:t>고도 &gt; 5m 또는 상승속도 &gt; 5m/s, 3샘플(300ms) 연속</w:t>
-              </w:r>
-            </w:ins>
+            </w:pPr>
+            <w:r>
+              <w:rPr>
+                <w:rFonts w:ascii="맑은 고딕" w:eastAsia="맑은 고딕" w:hAnsi="맑은 고딕"/>
+                <w:sz w:val="18"/>
+              </w:rPr>
+              <w:t>고도 &gt; 5m 또는 상승속도 &gt; 5m/s, 3샘플(300ms) 연속</w:t>
+            </w:r>
           </w:p>
         </w:tc>
         <w:tc>
@@ -2224,26 +2105,18 @@
           <w:p>
             <w:pPr>
               <w:spacing w:line="252" w:lineRule="auto"/>
-              <w:rPr>
-                <w:ins w:id="30" w:author="Claude" w:date="2026-05-23T00:00:00Z"/>
-              </w:rPr>
-            </w:pPr>
-            <w:ins w:id="31" w:author="Claude" w:date="2026-05-23T00:00:00Z">
-              <w:r>
-                <w:rPr>
-                  <w:rFonts w:ascii="맑은 고딕" w:eastAsia="맑은 고딕" w:hAnsi="맑은 고딕"/>
-                  <w:sz w:val="18"/>
-                </w:rPr>
-                <w:t>이륙 감지. 추력 비행 단계로 전환</w:t>
-              </w:r>
-            </w:ins>
+            </w:pPr>
+            <w:r>
+              <w:rPr>
+                <w:rFonts w:ascii="맑은 고딕" w:eastAsia="맑은 고딕" w:hAnsi="맑은 고딕"/>
+                <w:sz w:val="18"/>
+              </w:rPr>
+              <w:t>이륙 감지. 추력 비행 단계로 전환</w:t>
+            </w:r>
           </w:p>
         </w:tc>
       </w:tr>
       <w:tr>
-        <w:trPr>
-          <w:ins w:id="32" w:author="Claude" w:date="2026-05-23T00:00:00Z"/>
-        </w:trPr>
         <w:tc>
           <w:tcPr>
             <w:tcW w:w="1800" w:type="dxa"/>
@@ -2258,19 +2131,14 @@
           <w:p>
             <w:pPr>
               <w:spacing w:line="252" w:lineRule="auto"/>
-              <w:rPr>
-                <w:ins w:id="33" w:author="Claude" w:date="2026-05-23T00:00:00Z"/>
-              </w:rPr>
-            </w:pPr>
-            <w:ins w:id="34" w:author="Claude" w:date="2026-05-23T00:00:00Z">
-              <w:r>
-                <w:rPr>
-                  <w:rFonts w:ascii="맑은 고딕" w:eastAsia="맑은 고딕" w:hAnsi="맑은 고딕"/>
-                  <w:sz w:val="18"/>
-                </w:rPr>
-                <w:t>BO (BurnOut)</w:t>
-              </w:r>
-            </w:ins>
+            </w:pPr>
+            <w:r>
+              <w:rPr>
+                <w:rFonts w:ascii="맑은 고딕" w:eastAsia="맑은 고딕" w:hAnsi="맑은 고딕"/>
+                <w:sz w:val="18"/>
+              </w:rPr>
+              <w:t>BO (BurnOut)</w:t>
+            </w:r>
           </w:p>
         </w:tc>
         <w:tc>
@@ -2287,19 +2155,14 @@
           <w:p>
             <w:pPr>
               <w:spacing w:line="252" w:lineRule="auto"/>
-              <w:rPr>
-                <w:ins w:id="35" w:author="Claude" w:date="2026-05-23T00:00:00Z"/>
-              </w:rPr>
-            </w:pPr>
-            <w:ins w:id="36" w:author="Claude" w:date="2026-05-23T00:00:00Z">
-              <w:r>
-                <w:rPr>
-                  <w:rFonts w:ascii="맑은 고딕" w:eastAsia="맑은 고딕" w:hAnsi="맑은 고딕"/>
-                  <w:sz w:val="18"/>
-                </w:rPr>
-                <w:t>|비력| &lt; 2.0g 그리고 상승속도 &gt; 10m/s</w:t>
-              </w:r>
-            </w:ins>
+            </w:pPr>
+            <w:r>
+              <w:rPr>
+                <w:rFonts w:ascii="맑은 고딕" w:eastAsia="맑은 고딕" w:hAnsi="맑은 고딕"/>
+                <w:sz w:val="18"/>
+              </w:rPr>
+              <w:t>|비력| &lt; 2.0g 그리고 상승속도 &gt; 10m/s</w:t>
+            </w:r>
           </w:p>
         </w:tc>
         <w:tc>
@@ -2316,26 +2179,18 @@
           <w:p>
             <w:pPr>
               <w:spacing w:line="252" w:lineRule="auto"/>
-              <w:rPr>
-                <w:ins w:id="37" w:author="Claude" w:date="2026-05-23T00:00:00Z"/>
-              </w:rPr>
-            </w:pPr>
-            <w:ins w:id="38" w:author="Claude" w:date="2026-05-23T00:00:00Z">
-              <w:r>
-                <w:rPr>
-                  <w:rFonts w:ascii="맑은 고딕" w:eastAsia="맑은 고딕" w:hAnsi="맑은 고딕"/>
-                  <w:sz w:val="18"/>
-                </w:rPr>
-                <w:t>1단 모터 연소 종료(BurnOut) 감지. 관성 비행 단계로 전환</w:t>
-              </w:r>
-            </w:ins>
+            </w:pPr>
+            <w:r>
+              <w:rPr>
+                <w:rFonts w:ascii="맑은 고딕" w:eastAsia="맑은 고딕" w:hAnsi="맑은 고딕"/>
+                <w:sz w:val="18"/>
+              </w:rPr>
+              <w:t>1단 모터 연소 종료(BurnOut) 감지. 관성 비행 단계로 전환</w:t>
+            </w:r>
           </w:p>
         </w:tc>
       </w:tr>
       <w:tr>
-        <w:trPr>
-          <w:ins w:id="39" w:author="Claude" w:date="2026-05-23T00:00:00Z"/>
-        </w:trPr>
         <w:tc>
           <w:tcPr>
             <w:tcW w:w="1800" w:type="dxa"/>
@@ -2350,19 +2205,14 @@
           <w:p>
             <w:pPr>
               <w:spacing w:line="252" w:lineRule="auto"/>
-              <w:rPr>
-                <w:ins w:id="40" w:author="Claude" w:date="2026-05-23T00:00:00Z"/>
-              </w:rPr>
-            </w:pPr>
-            <w:ins w:id="41" w:author="Claude" w:date="2026-05-23T00:00:00Z">
-              <w:r>
-                <w:rPr>
-                  <w:rFonts w:ascii="맑은 고딕" w:eastAsia="맑은 고딕" w:hAnsi="맑은 고딕"/>
-                  <w:sz w:val="18"/>
-                </w:rPr>
-                <w:t>STAGE2 IGN</w:t>
-              </w:r>
-            </w:ins>
+            </w:pPr>
+            <w:r>
+              <w:rPr>
+                <w:rFonts w:ascii="맑은 고딕" w:eastAsia="맑은 고딕" w:hAnsi="맑은 고딕"/>
+                <w:sz w:val="18"/>
+              </w:rPr>
+              <w:t>STAGE2 IGN</w:t>
+            </w:r>
           </w:p>
         </w:tc>
         <w:tc>
@@ -2379,19 +2229,58 @@
           <w:p>
             <w:pPr>
               <w:spacing w:line="252" w:lineRule="auto"/>
-              <w:rPr>
-                <w:ins w:id="42" w:author="Claude" w:date="2026-05-23T00:00:00Z"/>
-              </w:rPr>
-            </w:pPr>
-            <w:ins w:id="43" w:author="Claude" w:date="2026-05-23T00:00:00Z">
-              <w:r>
-                <w:rPr>
-                  <w:rFonts w:ascii="맑은 고딕" w:eastAsia="맑은 고딕" w:hAnsi="맑은 고딕"/>
-                  <w:sz w:val="18"/>
-                </w:rPr>
-                <w:t>관성 비행 중 단분리 신호 5샘플(0.5초) + 자세 한계 이내</w:t>
-              </w:r>
-            </w:ins>
+            </w:pPr>
+            <w:r>
+              <w:rPr>
+                <w:rFonts w:ascii="맑은 고딕" w:eastAsia="맑은 고딕" w:hAnsi="맑은 고딕"/>
+                <w:sz w:val="18"/>
+              </w:rPr>
+              <w:t xml:space="preserve">관성 비행 중 </w:t>
+            </w:r>
+            <w:proofErr w:type="spellStart"/>
+            <w:r>
+              <w:rPr>
+                <w:rFonts w:ascii="맑은 고딕" w:eastAsia="맑은 고딕" w:hAnsi="맑은 고딕"/>
+                <w:sz w:val="18"/>
+              </w:rPr>
+              <w:t>단분리</w:t>
+            </w:r>
+            <w:proofErr w:type="spellEnd"/>
+            <w:r>
+              <w:rPr>
+                <w:rFonts w:ascii="맑은 고딕" w:eastAsia="맑은 고딕" w:hAnsi="맑은 고딕"/>
+                <w:sz w:val="18"/>
+              </w:rPr>
+              <w:t xml:space="preserve"> 신호</w:t>
+            </w:r>
+            <w:r>
+              <w:rPr>
+                <w:rFonts w:ascii="맑은 고딕" w:eastAsia="맑은 고딕" w:hAnsi="맑은 고딕" w:hint="eastAsia"/>
+                <w:sz w:val="18"/>
+              </w:rPr>
+              <w:t>(적외선 센서)</w:t>
+            </w:r>
+            <w:r>
+              <w:rPr>
+                <w:rFonts w:ascii="맑은 고딕" w:eastAsia="맑은 고딕" w:hAnsi="맑은 고딕"/>
+                <w:sz w:val="18"/>
+              </w:rPr>
+              <w:t xml:space="preserve"> 5샘플(0.5초) + 자세 한계</w:t>
+            </w:r>
+            <w:r>
+              <w:rPr>
+                <w:rFonts w:ascii="맑은 고딕" w:eastAsia="맑은 고딕" w:hAnsi="맑은 고딕" w:hint="eastAsia"/>
+                <w:sz w:val="18"/>
+              </w:rPr>
+              <w:t>(45도)</w:t>
+            </w:r>
+            <w:r>
+              <w:rPr>
+                <w:rFonts w:ascii="맑은 고딕" w:eastAsia="맑은 고딕" w:hAnsi="맑은 고딕"/>
+                <w:sz w:val="18"/>
+              </w:rPr>
+              <w:t xml:space="preserve"> 이내</w:t>
+            </w:r>
           </w:p>
         </w:tc>
         <w:tc>
@@ -2408,26 +2297,32 @@
           <w:p>
             <w:pPr>
               <w:spacing w:line="252" w:lineRule="auto"/>
-              <w:rPr>
-                <w:ins w:id="44" w:author="Claude" w:date="2026-05-23T00:00:00Z"/>
-              </w:rPr>
-            </w:pPr>
-            <w:ins w:id="45" w:author="Claude" w:date="2026-05-23T00:00:00Z">
-              <w:r>
-                <w:rPr>
-                  <w:rFonts w:ascii="맑은 고딕" w:eastAsia="맑은 고딕" w:hAnsi="맑은 고딕"/>
-                  <w:sz w:val="18"/>
-                </w:rPr>
-                <w:t>PYRO1 100ms 점화 (2단 모터 점화)</w:t>
-              </w:r>
-            </w:ins>
+            </w:pPr>
+            <w:r>
+              <w:rPr>
+                <w:rFonts w:ascii="맑은 고딕" w:eastAsia="맑은 고딕" w:hAnsi="맑은 고딕"/>
+                <w:sz w:val="18"/>
+              </w:rPr>
+              <w:t>PYRO1 100</w:t>
+            </w:r>
+            <w:r>
+              <w:rPr>
+                <w:rFonts w:ascii="맑은 고딕" w:eastAsia="맑은 고딕" w:hAnsi="맑은 고딕" w:hint="eastAsia"/>
+                <w:sz w:val="18"/>
+              </w:rPr>
+              <w:t>0</w:t>
+            </w:r>
+            <w:r>
+              <w:rPr>
+                <w:rFonts w:ascii="맑은 고딕" w:eastAsia="맑은 고딕" w:hAnsi="맑은 고딕"/>
+                <w:sz w:val="18"/>
+              </w:rPr>
+              <w:t>ms 점화 (2단 모터 점화)</w:t>
+            </w:r>
           </w:p>
         </w:tc>
       </w:tr>
       <w:tr>
-        <w:trPr>
-          <w:ins w:id="46" w:author="Claude" w:date="2026-05-23T00:00:00Z"/>
-        </w:trPr>
         <w:tc>
           <w:tcPr>
             <w:tcW w:w="1800" w:type="dxa"/>
@@ -2442,19 +2337,14 @@
           <w:p>
             <w:pPr>
               <w:spacing w:line="252" w:lineRule="auto"/>
-              <w:rPr>
-                <w:ins w:id="47" w:author="Claude" w:date="2026-05-23T00:00:00Z"/>
-              </w:rPr>
-            </w:pPr>
-            <w:ins w:id="48" w:author="Claude" w:date="2026-05-23T00:00:00Z">
-              <w:r>
-                <w:rPr>
-                  <w:rFonts w:ascii="맑은 고딕" w:eastAsia="맑은 고딕" w:hAnsi="맑은 고딕"/>
-                  <w:sz w:val="18"/>
-                </w:rPr>
-                <w:t>NSC TILT (자세 불량으로 점화 보류)</w:t>
-              </w:r>
-            </w:ins>
+            </w:pPr>
+            <w:r>
+              <w:rPr>
+                <w:rFonts w:ascii="맑은 고딕" w:eastAsia="맑은 고딕" w:hAnsi="맑은 고딕"/>
+                <w:sz w:val="18"/>
+              </w:rPr>
+              <w:t>NSC TILT (자세 불량으로 점화 보류)</w:t>
+            </w:r>
           </w:p>
         </w:tc>
         <w:tc>
@@ -2471,19 +2361,14 @@
           <w:p>
             <w:pPr>
               <w:spacing w:line="252" w:lineRule="auto"/>
-              <w:rPr>
-                <w:ins w:id="49" w:author="Claude" w:date="2026-05-23T00:00:00Z"/>
-              </w:rPr>
-            </w:pPr>
-            <w:ins w:id="50" w:author="Claude" w:date="2026-05-23T00:00:00Z">
-              <w:r>
-                <w:rPr>
-                  <w:rFonts w:ascii="맑은 고딕" w:eastAsia="맑은 고딕" w:hAnsi="맑은 고딕"/>
-                  <w:sz w:val="18"/>
-                </w:rPr>
-                <w:t>단분리는 확인되었으나 자세가 자세 한계각 초과</w:t>
-              </w:r>
-            </w:ins>
+            </w:pPr>
+            <w:r>
+              <w:rPr>
+                <w:rFonts w:ascii="맑은 고딕" w:eastAsia="맑은 고딕" w:hAnsi="맑은 고딕"/>
+                <w:sz w:val="18"/>
+              </w:rPr>
+              <w:t>단분리는 확인되었으나 자세가 자세 한계각 초과</w:t>
+            </w:r>
           </w:p>
         </w:tc>
         <w:tc>
@@ -2500,26 +2385,18 @@
           <w:p>
             <w:pPr>
               <w:spacing w:line="252" w:lineRule="auto"/>
-              <w:rPr>
-                <w:ins w:id="51" w:author="Claude" w:date="2026-05-23T00:00:00Z"/>
-              </w:rPr>
-            </w:pPr>
-            <w:ins w:id="52" w:author="Claude" w:date="2026-05-23T00:00:00Z">
-              <w:r>
-                <w:rPr>
-                  <w:rFonts w:ascii="맑은 고딕" w:eastAsia="맑은 고딕" w:hAnsi="맑은 고딕"/>
-                  <w:sz w:val="18"/>
-                </w:rPr>
-                <w:t>2단 점화 보류 (NoStageCondition). 이벤트 코드 5 기록</w:t>
-              </w:r>
-            </w:ins>
+            </w:pPr>
+            <w:r>
+              <w:rPr>
+                <w:rFonts w:ascii="맑은 고딕" w:eastAsia="맑은 고딕" w:hAnsi="맑은 고딕"/>
+                <w:sz w:val="18"/>
+              </w:rPr>
+              <w:t>2단 점화 보류 (NoStageCondition). 이벤트 코드 5 기록</w:t>
+            </w:r>
           </w:p>
         </w:tc>
       </w:tr>
       <w:tr>
-        <w:trPr>
-          <w:ins w:id="53" w:author="Claude" w:date="2026-05-23T00:00:00Z"/>
-        </w:trPr>
         <w:tc>
           <w:tcPr>
             <w:tcW w:w="1800" w:type="dxa"/>
@@ -2534,19 +2411,14 @@
           <w:p>
             <w:pPr>
               <w:spacing w:line="252" w:lineRule="auto"/>
-              <w:rPr>
-                <w:ins w:id="54" w:author="Claude" w:date="2026-05-23T00:00:00Z"/>
-              </w:rPr>
-            </w:pPr>
-            <w:ins w:id="55" w:author="Claude" w:date="2026-05-23T00:00:00Z">
-              <w:r>
-                <w:rPr>
-                  <w:rFonts w:ascii="맑은 고딕" w:eastAsia="맑은 고딕" w:hAnsi="맑은 고딕"/>
-                  <w:sz w:val="18"/>
-                </w:rPr>
-                <w:t>NSC NOSEP (단분리 미감지)</w:t>
-              </w:r>
-            </w:ins>
+            </w:pPr>
+            <w:r>
+              <w:rPr>
+                <w:rFonts w:ascii="맑은 고딕" w:eastAsia="맑은 고딕" w:hAnsi="맑은 고딕"/>
+                <w:sz w:val="18"/>
+              </w:rPr>
+              <w:t>NSC NOSEP (단분리 미감지)</w:t>
+            </w:r>
           </w:p>
         </w:tc>
         <w:tc>
@@ -2563,19 +2435,14 @@
           <w:p>
             <w:pPr>
               <w:spacing w:line="252" w:lineRule="auto"/>
-              <w:rPr>
-                <w:ins w:id="56" w:author="Claude" w:date="2026-05-23T00:00:00Z"/>
-              </w:rPr>
-            </w:pPr>
-            <w:ins w:id="57" w:author="Claude" w:date="2026-05-23T00:00:00Z">
-              <w:r>
-                <w:rPr>
-                  <w:rFonts w:ascii="맑은 고딕" w:eastAsia="맑은 고딕" w:hAnsi="맑은 고딕"/>
-                  <w:sz w:val="18"/>
-                </w:rPr>
-                <w:t>정점 도달 시점에 단분리 신호 미감지</w:t>
-              </w:r>
-            </w:ins>
+            </w:pPr>
+            <w:r>
+              <w:rPr>
+                <w:rFonts w:ascii="맑은 고딕" w:eastAsia="맑은 고딕" w:hAnsi="맑은 고딕"/>
+                <w:sz w:val="18"/>
+              </w:rPr>
+              <w:t>정점 도달 시점에 단분리 신호 미감지</w:t>
+            </w:r>
           </w:p>
         </w:tc>
         <w:tc>
@@ -2592,26 +2459,18 @@
           <w:p>
             <w:pPr>
               <w:spacing w:line="252" w:lineRule="auto"/>
-              <w:rPr>
-                <w:ins w:id="58" w:author="Claude" w:date="2026-05-23T00:00:00Z"/>
-              </w:rPr>
-            </w:pPr>
-            <w:ins w:id="59" w:author="Claude" w:date="2026-05-23T00:00:00Z">
-              <w:r>
-                <w:rPr>
-                  <w:rFonts w:ascii="맑은 고딕" w:eastAsia="맑은 고딕" w:hAnsi="맑은 고딕"/>
-                  <w:sz w:val="18"/>
-                </w:rPr>
-                <w:t>2단 미점화 상태로 회수 진행. 이벤트 코드 5 기록</w:t>
-              </w:r>
-            </w:ins>
+            </w:pPr>
+            <w:r>
+              <w:rPr>
+                <w:rFonts w:ascii="맑은 고딕" w:eastAsia="맑은 고딕" w:hAnsi="맑은 고딕"/>
+                <w:sz w:val="18"/>
+              </w:rPr>
+              <w:t>2단 미점화 상태로 회수 진행. 이벤트 코드 5 기록</w:t>
+            </w:r>
           </w:p>
         </w:tc>
       </w:tr>
       <w:tr>
-        <w:trPr>
-          <w:ins w:id="60" w:author="Claude" w:date="2026-05-23T00:00:00Z"/>
-        </w:trPr>
         <w:tc>
           <w:tcPr>
             <w:tcW w:w="1800" w:type="dxa"/>
@@ -2626,19 +2485,14 @@
           <w:p>
             <w:pPr>
               <w:spacing w:line="252" w:lineRule="auto"/>
-              <w:rPr>
-                <w:ins w:id="61" w:author="Claude" w:date="2026-05-23T00:00:00Z"/>
-              </w:rPr>
-            </w:pPr>
-            <w:ins w:id="62" w:author="Claude" w:date="2026-05-23T00:00:00Z">
-              <w:r>
-                <w:rPr>
-                  <w:rFonts w:ascii="맑은 고딕" w:eastAsia="맑은 고딕" w:hAnsi="맑은 고딕"/>
-                  <w:sz w:val="18"/>
-                </w:rPr>
-                <w:t>APG (Apogee) / DROGUE</w:t>
-              </w:r>
-            </w:ins>
+            </w:pPr>
+            <w:r>
+              <w:rPr>
+                <w:rFonts w:ascii="맑은 고딕" w:eastAsia="맑은 고딕" w:hAnsi="맑은 고딕"/>
+                <w:sz w:val="18"/>
+              </w:rPr>
+              <w:t>APG (Apogee) / DROGUE</w:t>
+            </w:r>
           </w:p>
         </w:tc>
         <w:tc>
@@ -2655,19 +2509,14 @@
           <w:p>
             <w:pPr>
               <w:spacing w:line="252" w:lineRule="auto"/>
-              <w:rPr>
-                <w:ins w:id="63" w:author="Claude" w:date="2026-05-23T00:00:00Z"/>
-              </w:rPr>
-            </w:pPr>
-            <w:ins w:id="64" w:author="Claude" w:date="2026-05-23T00:00:00Z">
-              <w:r>
-                <w:rPr>
-                  <w:rFonts w:ascii="맑은 고딕" w:eastAsia="맑은 고딕" w:hAnsi="맑은 고딕"/>
-                  <w:sz w:val="18"/>
-                </w:rPr>
-                <w:t>상승속도 &lt; -0.5m/s 그리고 고도 &gt; 15m, 3샘플(300ms) 연속</w:t>
-              </w:r>
-            </w:ins>
+            </w:pPr>
+            <w:r>
+              <w:rPr>
+                <w:rFonts w:ascii="맑은 고딕" w:eastAsia="맑은 고딕" w:hAnsi="맑은 고딕"/>
+                <w:sz w:val="18"/>
+              </w:rPr>
+              <w:t>상승속도 &lt; -0.5m/s 그리고 고도 &gt; 15m, 3샘플(300ms) 연속</w:t>
+            </w:r>
           </w:p>
         </w:tc>
         <w:tc>
@@ -2684,26 +2533,18 @@
           <w:p>
             <w:pPr>
               <w:spacing w:line="252" w:lineRule="auto"/>
-              <w:rPr>
-                <w:ins w:id="65" w:author="Claude" w:date="2026-05-23T00:00:00Z"/>
-              </w:rPr>
-            </w:pPr>
-            <w:ins w:id="66" w:author="Claude" w:date="2026-05-23T00:00:00Z">
-              <w:r>
-                <w:rPr>
-                  <w:rFonts w:ascii="맑은 고딕" w:eastAsia="맑은 고딕" w:hAnsi="맑은 고딕"/>
-                  <w:sz w:val="18"/>
-                </w:rPr>
-                <w:t>정점(Apogee) 감지 → 하강 단계로 전환. 즉시 서보로 드로그 슈트 사출</w:t>
-              </w:r>
-            </w:ins>
+            </w:pPr>
+            <w:r>
+              <w:rPr>
+                <w:rFonts w:ascii="맑은 고딕" w:eastAsia="맑은 고딕" w:hAnsi="맑은 고딕"/>
+                <w:sz w:val="18"/>
+              </w:rPr>
+              <w:t>정점(Apogee) 감지 → 하강 단계로 전환. 즉시 서보로 드로그 슈트 사출</w:t>
+            </w:r>
           </w:p>
         </w:tc>
       </w:tr>
       <w:tr>
-        <w:trPr>
-          <w:ins w:id="67" w:author="Claude" w:date="2026-05-23T00:00:00Z"/>
-        </w:trPr>
         <w:tc>
           <w:tcPr>
             <w:tcW w:w="1800" w:type="dxa"/>
@@ -2718,19 +2559,14 @@
           <w:p>
             <w:pPr>
               <w:spacing w:line="252" w:lineRule="auto"/>
-              <w:rPr>
-                <w:ins w:id="68" w:author="Claude" w:date="2026-05-23T00:00:00Z"/>
-              </w:rPr>
-            </w:pPr>
-            <w:ins w:id="69" w:author="Claude" w:date="2026-05-23T00:00:00Z">
-              <w:r>
-                <w:rPr>
-                  <w:rFonts w:ascii="맑은 고딕" w:eastAsia="맑은 고딕" w:hAnsi="맑은 고딕"/>
-                  <w:sz w:val="18"/>
-                </w:rPr>
-                <w:t>MAIN</w:t>
-              </w:r>
-            </w:ins>
+            </w:pPr>
+            <w:r>
+              <w:rPr>
+                <w:rFonts w:ascii="맑은 고딕" w:eastAsia="맑은 고딕" w:hAnsi="맑은 고딕"/>
+                <w:sz w:val="18"/>
+              </w:rPr>
+              <w:t>MAIN</w:t>
+            </w:r>
           </w:p>
         </w:tc>
         <w:tc>
@@ -2748,18 +2584,39 @@
             <w:pPr>
               <w:spacing w:line="252" w:lineRule="auto"/>
               <w:rPr>
-                <w:ins w:id="70" w:author="Claude" w:date="2026-05-23T00:00:00Z"/>
-              </w:rPr>
-            </w:pPr>
-            <w:ins w:id="71" w:author="Claude" w:date="2026-05-23T00:00:00Z">
-              <w:r>
-                <w:rPr>
-                  <w:rFonts w:ascii="맑은 고딕" w:eastAsia="맑은 고딕" w:hAnsi="맑은 고딕"/>
-                  <w:sz w:val="18"/>
-                </w:rPr>
-                <w:t>하강 중 고도 &lt; 메인 사출 고도</w:t>
-              </w:r>
-            </w:ins>
+                <w:rFonts w:hint="eastAsia"/>
+              </w:rPr>
+            </w:pPr>
+            <w:r>
+              <w:rPr>
+                <w:rFonts w:ascii="맑은 고딕" w:eastAsia="맑은 고딕" w:hAnsi="맑은 고딕"/>
+                <w:sz w:val="18"/>
+              </w:rPr>
+              <w:t xml:space="preserve">하강 중 고도 </w:t>
+            </w:r>
+            <w:proofErr w:type="gramStart"/>
+            <w:r>
+              <w:rPr>
+                <w:rFonts w:ascii="맑은 고딕" w:eastAsia="맑은 고딕" w:hAnsi="맑은 고딕"/>
+                <w:sz w:val="18"/>
+              </w:rPr>
+              <w:t>&lt; 메인</w:t>
+            </w:r>
+            <w:proofErr w:type="gramEnd"/>
+            <w:r>
+              <w:rPr>
+                <w:rFonts w:ascii="맑은 고딕" w:eastAsia="맑은 고딕" w:hAnsi="맑은 고딕"/>
+                <w:sz w:val="18"/>
+              </w:rPr>
+              <w:t xml:space="preserve"> 사출 고도</w:t>
+            </w:r>
+            <w:r>
+              <w:rPr>
+                <w:rFonts w:ascii="맑은 고딕" w:eastAsia="맑은 고딕" w:hAnsi="맑은 고딕" w:hint="eastAsia"/>
+                <w:sz w:val="18"/>
+              </w:rPr>
+              <w:t>(100m)</w:t>
+            </w:r>
           </w:p>
         </w:tc>
         <w:tc>
@@ -2776,26 +2633,32 @@
           <w:p>
             <w:pPr>
               <w:spacing w:line="252" w:lineRule="auto"/>
-              <w:rPr>
-                <w:ins w:id="72" w:author="Claude" w:date="2026-05-23T00:00:00Z"/>
-              </w:rPr>
-            </w:pPr>
-            <w:ins w:id="73" w:author="Claude" w:date="2026-05-23T00:00:00Z">
-              <w:r>
-                <w:rPr>
-                  <w:rFonts w:ascii="맑은 고딕" w:eastAsia="맑은 고딕" w:hAnsi="맑은 고딕"/>
-                  <w:sz w:val="18"/>
-                </w:rPr>
-                <w:t>PYRO2 100ms 점화 (메인 슈트 사출)</w:t>
-              </w:r>
-            </w:ins>
+            </w:pPr>
+            <w:r>
+              <w:rPr>
+                <w:rFonts w:ascii="맑은 고딕" w:eastAsia="맑은 고딕" w:hAnsi="맑은 고딕"/>
+                <w:sz w:val="18"/>
+              </w:rPr>
+              <w:t>PYRO2 10</w:t>
+            </w:r>
+            <w:r>
+              <w:rPr>
+                <w:rFonts w:ascii="맑은 고딕" w:eastAsia="맑은 고딕" w:hAnsi="맑은 고딕" w:hint="eastAsia"/>
+                <w:sz w:val="18"/>
+              </w:rPr>
+              <w:t>00</w:t>
+            </w:r>
+            <w:r>
+              <w:rPr>
+                <w:rFonts w:ascii="맑은 고딕" w:eastAsia="맑은 고딕" w:hAnsi="맑은 고딕"/>
+                <w:sz w:val="18"/>
+              </w:rPr>
+              <w:t>ms 점화 (메인 슈트 사출)</w:t>
+            </w:r>
           </w:p>
         </w:tc>
       </w:tr>
       <w:tr>
-        <w:trPr>
-          <w:ins w:id="74" w:author="Claude" w:date="2026-05-23T00:00:00Z"/>
-        </w:trPr>
         <w:tc>
           <w:tcPr>
             <w:tcW w:w="1800" w:type="dxa"/>
@@ -2810,19 +2673,14 @@
           <w:p>
             <w:pPr>
               <w:spacing w:line="252" w:lineRule="auto"/>
-              <w:rPr>
-                <w:ins w:id="75" w:author="Claude" w:date="2026-05-23T00:00:00Z"/>
-              </w:rPr>
-            </w:pPr>
-            <w:ins w:id="76" w:author="Claude" w:date="2026-05-23T00:00:00Z">
-              <w:r>
-                <w:rPr>
-                  <w:rFonts w:ascii="맑은 고딕" w:eastAsia="맑은 고딕" w:hAnsi="맑은 고딕"/>
-                  <w:sz w:val="18"/>
-                </w:rPr>
-                <w:t>LAND / STOPPED.</w:t>
-              </w:r>
-            </w:ins>
+            </w:pPr>
+            <w:r>
+              <w:rPr>
+                <w:rFonts w:ascii="맑은 고딕" w:eastAsia="맑은 고딕" w:hAnsi="맑은 고딕"/>
+                <w:sz w:val="18"/>
+              </w:rPr>
+              <w:t>LAND / STOPPED.</w:t>
+            </w:r>
           </w:p>
         </w:tc>
         <w:tc>
@@ -2839,19 +2697,14 @@
           <w:p>
             <w:pPr>
               <w:spacing w:line="252" w:lineRule="auto"/>
-              <w:rPr>
-                <w:ins w:id="77" w:author="Claude" w:date="2026-05-23T00:00:00Z"/>
-              </w:rPr>
-            </w:pPr>
-            <w:ins w:id="78" w:author="Claude" w:date="2026-05-23T00:00:00Z">
-              <w:r>
-                <w:rPr>
-                  <w:rFonts w:ascii="맑은 고딕" w:eastAsia="맑은 고딕" w:hAnsi="맑은 고딕"/>
-                  <w:sz w:val="18"/>
-                </w:rPr>
-                <w:t>고도 &lt; 10m 그리고 |속도| &lt; 1m/s, 10샘플(1s) 연속</w:t>
-              </w:r>
-            </w:ins>
+            </w:pPr>
+            <w:r>
+              <w:rPr>
+                <w:rFonts w:ascii="맑은 고딕" w:eastAsia="맑은 고딕" w:hAnsi="맑은 고딕"/>
+                <w:sz w:val="18"/>
+              </w:rPr>
+              <w:t>고도 &lt; 10m 그리고 |속도| &lt; 1m/s, 10샘플(1s) 연속</w:t>
+            </w:r>
           </w:p>
         </w:tc>
         <w:tc>
@@ -2868,19 +2721,14 @@
           <w:p>
             <w:pPr>
               <w:spacing w:line="252" w:lineRule="auto"/>
-              <w:rPr>
-                <w:ins w:id="79" w:author="Claude" w:date="2026-05-23T00:00:00Z"/>
-              </w:rPr>
-            </w:pPr>
-            <w:ins w:id="80" w:author="Claude" w:date="2026-05-23T00:00:00Z">
-              <w:r>
-                <w:rPr>
-                  <w:rFonts w:ascii="맑은 고딕" w:eastAsia="맑은 고딕" w:hAnsi="맑은 고딕"/>
-                  <w:sz w:val="18"/>
-                </w:rPr>
-                <w:t>착륙 감지 → 로깅 자동 종료 + 부저 3회. STOP 명령과 동일한 종료 처리</w:t>
-              </w:r>
-            </w:ins>
+            </w:pPr>
+            <w:r>
+              <w:rPr>
+                <w:rFonts w:ascii="맑은 고딕" w:eastAsia="맑은 고딕" w:hAnsi="맑은 고딕"/>
+                <w:sz w:val="18"/>
+              </w:rPr>
+              <w:t>착륙 감지 → 로깅 자동 종료 + 부저 3회. STOP 명령과 동일한 종료 처리</w:t>
+            </w:r>
           </w:p>
         </w:tc>
       </w:tr>
@@ -2888,31 +2736,25 @@
     <w:p>
       <w:pPr>
         <w:spacing w:after="80"/>
-        <w:rPr>
-          <w:ins w:id="81" w:author="Claude" w:date="2026-05-23T00:00:00Z"/>
-        </w:rPr>
       </w:pPr>
     </w:p>
     <w:p>
       <w:pPr>
         <w:spacing w:after="80"/>
         <w:rPr>
-          <w:ins w:id="82" w:author="Claude" w:date="2026-05-23T00:00:00Z"/>
           <w:b/>
           <w:bCs/>
         </w:rPr>
       </w:pPr>
-      <w:ins w:id="83" w:author="Claude" w:date="2026-05-23T00:00:00Z">
-        <w:r>
-          <w:rPr>
-            <w:rFonts w:ascii="맑은 고딕" w:eastAsia="맑은 고딕" w:hAnsi="맑은 고딕"/>
-            <w:b/>
-            <w:bCs/>
-          </w:rPr>
-          <w:lastRenderedPageBreak/>
-          <w:t>Flight_Task 단계별 진행</w:t>
-        </w:r>
-      </w:ins>
+      <w:r>
+        <w:rPr>
+          <w:rFonts w:ascii="맑은 고딕" w:eastAsia="맑은 고딕" w:hAnsi="맑은 고딕"/>
+          <w:b/>
+          <w:bCs/>
+        </w:rPr>
+        <w:lastRenderedPageBreak/>
+        <w:t>Flight_Task 단계별 진행</w:t>
+      </w:r>
     </w:p>
     <w:tbl>
       <w:tblPr>
@@ -2928,9 +2770,6 @@
         <w:gridCol w:w="3000"/>
       </w:tblGrid>
       <w:tr>
-        <w:trPr>
-          <w:ins w:id="84" w:author="Claude" w:date="2026-05-23T00:00:00Z"/>
-        </w:trPr>
         <w:tc>
           <w:tcPr>
             <w:tcW w:w="1600" w:type="dxa"/>
@@ -2947,20 +2786,15 @@
             <w:pPr>
               <w:spacing w:line="252" w:lineRule="auto"/>
               <w:jc w:val="center"/>
-              <w:rPr>
-                <w:ins w:id="85" w:author="Claude" w:date="2026-05-23T00:00:00Z"/>
-              </w:rPr>
-            </w:pPr>
-            <w:ins w:id="86" w:author="Claude" w:date="2026-05-23T00:00:00Z">
-              <w:r>
-                <w:rPr>
-                  <w:rFonts w:ascii="맑은 고딕" w:eastAsia="맑은 고딕" w:hAnsi="맑은 고딕"/>
-                  <w:b/>
-                  <w:sz w:val="18"/>
-                </w:rPr>
-                <w:t>단계</w:t>
-              </w:r>
-            </w:ins>
+            </w:pPr>
+            <w:r>
+              <w:rPr>
+                <w:rFonts w:ascii="맑은 고딕" w:eastAsia="맑은 고딕" w:hAnsi="맑은 고딕"/>
+                <w:b/>
+                <w:sz w:val="18"/>
+              </w:rPr>
+              <w:t>단계</w:t>
+            </w:r>
           </w:p>
         </w:tc>
         <w:tc>
@@ -2979,20 +2813,15 @@
             <w:pPr>
               <w:spacing w:line="252" w:lineRule="auto"/>
               <w:jc w:val="center"/>
-              <w:rPr>
-                <w:ins w:id="87" w:author="Claude" w:date="2026-05-23T00:00:00Z"/>
-              </w:rPr>
-            </w:pPr>
-            <w:ins w:id="88" w:author="Claude" w:date="2026-05-23T00:00:00Z">
-              <w:r>
-                <w:rPr>
-                  <w:rFonts w:ascii="맑은 고딕" w:eastAsia="맑은 고딕" w:hAnsi="맑은 고딕"/>
-                  <w:b/>
-                  <w:sz w:val="18"/>
-                </w:rPr>
-                <w:t>진입 조건</w:t>
-              </w:r>
-            </w:ins>
+            </w:pPr>
+            <w:r>
+              <w:rPr>
+                <w:rFonts w:ascii="맑은 고딕" w:eastAsia="맑은 고딕" w:hAnsi="맑은 고딕"/>
+                <w:b/>
+                <w:sz w:val="18"/>
+              </w:rPr>
+              <w:t>진입 조건</w:t>
+            </w:r>
           </w:p>
         </w:tc>
         <w:tc>
@@ -3011,20 +2840,15 @@
             <w:pPr>
               <w:spacing w:line="252" w:lineRule="auto"/>
               <w:jc w:val="center"/>
-              <w:rPr>
-                <w:ins w:id="89" w:author="Claude" w:date="2026-05-23T00:00:00Z"/>
-              </w:rPr>
-            </w:pPr>
-            <w:ins w:id="90" w:author="Claude" w:date="2026-05-23T00:00:00Z">
-              <w:r>
-                <w:rPr>
-                  <w:rFonts w:ascii="맑은 고딕" w:eastAsia="맑은 고딕" w:hAnsi="맑은 고딕"/>
-                  <w:b/>
-                  <w:sz w:val="18"/>
-                </w:rPr>
-                <w:t>주요 동작</w:t>
-              </w:r>
-            </w:ins>
+            </w:pPr>
+            <w:r>
+              <w:rPr>
+                <w:rFonts w:ascii="맑은 고딕" w:eastAsia="맑은 고딕" w:hAnsi="맑은 고딕"/>
+                <w:b/>
+                <w:sz w:val="18"/>
+              </w:rPr>
+              <w:t>주요 동작</w:t>
+            </w:r>
           </w:p>
         </w:tc>
         <w:tc>
@@ -3043,27 +2867,19 @@
             <w:pPr>
               <w:spacing w:line="252" w:lineRule="auto"/>
               <w:jc w:val="center"/>
-              <w:rPr>
-                <w:ins w:id="91" w:author="Claude" w:date="2026-05-23T00:00:00Z"/>
-              </w:rPr>
-            </w:pPr>
-            <w:ins w:id="92" w:author="Claude" w:date="2026-05-23T00:00:00Z">
-              <w:r>
-                <w:rPr>
-                  <w:rFonts w:ascii="맑은 고딕" w:eastAsia="맑은 고딕" w:hAnsi="맑은 고딕"/>
-                  <w:b/>
-                  <w:sz w:val="18"/>
-                </w:rPr>
-                <w:t>다음 단계 전이 조건</w:t>
-              </w:r>
-            </w:ins>
+            </w:pPr>
+            <w:r>
+              <w:rPr>
+                <w:rFonts w:ascii="맑은 고딕" w:eastAsia="맑은 고딕" w:hAnsi="맑은 고딕"/>
+                <w:b/>
+                <w:sz w:val="18"/>
+              </w:rPr>
+              <w:t>다음 단계 전이 조건</w:t>
+            </w:r>
           </w:p>
         </w:tc>
       </w:tr>
       <w:tr>
-        <w:trPr>
-          <w:ins w:id="93" w:author="Claude" w:date="2026-05-23T00:00:00Z"/>
-        </w:trPr>
         <w:tc>
           <w:tcPr>
             <w:tcW w:w="1600" w:type="dxa"/>
@@ -3078,19 +2894,14 @@
           <w:p>
             <w:pPr>
               <w:spacing w:line="252" w:lineRule="auto"/>
-              <w:rPr>
-                <w:ins w:id="94" w:author="Claude" w:date="2026-05-23T00:00:00Z"/>
-              </w:rPr>
-            </w:pPr>
-            <w:ins w:id="95" w:author="Claude" w:date="2026-05-23T00:00:00Z">
-              <w:r>
-                <w:rPr>
-                  <w:rFonts w:ascii="맑은 고딕" w:eastAsia="맑은 고딕" w:hAnsi="맑은 고딕"/>
-                  <w:sz w:val="18"/>
-                </w:rPr>
-                <w:t>발사 전 (PreFlight)</w:t>
-              </w:r>
-            </w:ins>
+            </w:pPr>
+            <w:r>
+              <w:rPr>
+                <w:rFonts w:ascii="맑은 고딕" w:eastAsia="맑은 고딕" w:hAnsi="맑은 고딕"/>
+                <w:sz w:val="18"/>
+              </w:rPr>
+              <w:t>발사 전 (PreFlight)</w:t>
+            </w:r>
           </w:p>
         </w:tc>
         <w:tc>
@@ -3107,19 +2918,14 @@
           <w:p>
             <w:pPr>
               <w:spacing w:line="252" w:lineRule="auto"/>
-              <w:rPr>
-                <w:ins w:id="96" w:author="Claude" w:date="2026-05-23T00:00:00Z"/>
-              </w:rPr>
-            </w:pPr>
-            <w:ins w:id="97" w:author="Claude" w:date="2026-05-23T00:00:00Z">
-              <w:r>
-                <w:rPr>
-                  <w:rFonts w:ascii="맑은 고딕" w:eastAsia="맑은 고딕" w:hAnsi="맑은 고딕"/>
-                  <w:sz w:val="18"/>
-                </w:rPr>
-                <w:t>START 명령 직후, 칼만 필터 정렬 완료</w:t>
-              </w:r>
-            </w:ins>
+            </w:pPr>
+            <w:r>
+              <w:rPr>
+                <w:rFonts w:ascii="맑은 고딕" w:eastAsia="맑은 고딕" w:hAnsi="맑은 고딕"/>
+                <w:sz w:val="18"/>
+              </w:rPr>
+              <w:t>START 명령 직후, 칼만 필터 정렬 완료</w:t>
+            </w:r>
           </w:p>
         </w:tc>
         <w:tc>
@@ -3136,19 +2942,14 @@
           <w:p>
             <w:pPr>
               <w:spacing w:line="252" w:lineRule="auto"/>
-              <w:rPr>
-                <w:ins w:id="98" w:author="Claude" w:date="2026-05-23T00:00:00Z"/>
-              </w:rPr>
-            </w:pPr>
-            <w:ins w:id="99" w:author="Claude" w:date="2026-05-23T00:00:00Z">
-              <w:r>
-                <w:rPr>
-                  <w:rFonts w:ascii="맑은 고딕" w:eastAsia="맑은 고딕" w:hAnsi="맑은 고딕"/>
-                  <w:sz w:val="18"/>
-                </w:rPr>
-                <w:t>10Hz 항법 갱신, 발사 감지 대기</w:t>
-              </w:r>
-            </w:ins>
+            </w:pPr>
+            <w:r>
+              <w:rPr>
+                <w:rFonts w:ascii="맑은 고딕" w:eastAsia="맑은 고딕" w:hAnsi="맑은 고딕"/>
+                <w:sz w:val="18"/>
+              </w:rPr>
+              <w:t>10Hz 항법 갱신, 발사 감지 대기</w:t>
+            </w:r>
           </w:p>
         </w:tc>
         <w:tc>
@@ -3165,26 +2966,18 @@
           <w:p>
             <w:pPr>
               <w:spacing w:line="252" w:lineRule="auto"/>
-              <w:rPr>
-                <w:ins w:id="100" w:author="Claude" w:date="2026-05-23T00:00:00Z"/>
-              </w:rPr>
-            </w:pPr>
-            <w:ins w:id="101" w:author="Claude" w:date="2026-05-23T00:00:00Z">
-              <w:r>
-                <w:rPr>
-                  <w:rFonts w:ascii="맑은 고딕" w:eastAsia="맑은 고딕" w:hAnsi="맑은 고딕"/>
-                  <w:sz w:val="18"/>
-                </w:rPr>
-                <w:t>고도 &gt; 5m 또는 상승속도 &gt; 5m/s, 3샘플(300ms) 연속 → 추력 비행</w:t>
-              </w:r>
-            </w:ins>
+            </w:pPr>
+            <w:r>
+              <w:rPr>
+                <w:rFonts w:ascii="맑은 고딕" w:eastAsia="맑은 고딕" w:hAnsi="맑은 고딕"/>
+                <w:sz w:val="18"/>
+              </w:rPr>
+              <w:t>고도 &gt; 5m 또는 상승속도 &gt; 5m/s, 3샘플(300ms) 연속 → 추력 비행</w:t>
+            </w:r>
           </w:p>
         </w:tc>
       </w:tr>
       <w:tr>
-        <w:trPr>
-          <w:ins w:id="102" w:author="Claude" w:date="2026-05-23T00:00:00Z"/>
-        </w:trPr>
         <w:tc>
           <w:tcPr>
             <w:tcW w:w="1600" w:type="dxa"/>
@@ -3199,19 +2992,14 @@
           <w:p>
             <w:pPr>
               <w:spacing w:line="252" w:lineRule="auto"/>
-              <w:rPr>
-                <w:ins w:id="103" w:author="Claude" w:date="2026-05-23T00:00:00Z"/>
-              </w:rPr>
-            </w:pPr>
-            <w:ins w:id="104" w:author="Claude" w:date="2026-05-23T00:00:00Z">
-              <w:r>
-                <w:rPr>
-                  <w:rFonts w:ascii="맑은 고딕" w:eastAsia="맑은 고딕" w:hAnsi="맑은 고딕"/>
-                  <w:sz w:val="18"/>
-                </w:rPr>
-                <w:t>추력 비행 (PoweredFlight)</w:t>
-              </w:r>
-            </w:ins>
+            </w:pPr>
+            <w:r>
+              <w:rPr>
+                <w:rFonts w:ascii="맑은 고딕" w:eastAsia="맑은 고딕" w:hAnsi="맑은 고딕"/>
+                <w:sz w:val="18"/>
+              </w:rPr>
+              <w:t>추력 비행 (PoweredFlight)</w:t>
+            </w:r>
           </w:p>
         </w:tc>
         <w:tc>
@@ -3228,19 +3016,14 @@
           <w:p>
             <w:pPr>
               <w:spacing w:line="252" w:lineRule="auto"/>
-              <w:rPr>
-                <w:ins w:id="105" w:author="Claude" w:date="2026-05-23T00:00:00Z"/>
-              </w:rPr>
-            </w:pPr>
-            <w:ins w:id="106" w:author="Claude" w:date="2026-05-23T00:00:00Z">
-              <w:r>
-                <w:rPr>
-                  <w:rFonts w:ascii="맑은 고딕" w:eastAsia="맑은 고딕" w:hAnsi="맑은 고딕"/>
-                  <w:sz w:val="18"/>
-                </w:rPr>
-                <w:t>발사 감지 (LAUNCH 송신)</w:t>
-              </w:r>
-            </w:ins>
+            </w:pPr>
+            <w:r>
+              <w:rPr>
+                <w:rFonts w:ascii="맑은 고딕" w:eastAsia="맑은 고딕" w:hAnsi="맑은 고딕"/>
+                <w:sz w:val="18"/>
+              </w:rPr>
+              <w:t>발사 감지 (LAUNCH 송신)</w:t>
+            </w:r>
           </w:p>
         </w:tc>
         <w:tc>
@@ -3257,19 +3040,14 @@
           <w:p>
             <w:pPr>
               <w:spacing w:line="252" w:lineRule="auto"/>
-              <w:rPr>
-                <w:ins w:id="107" w:author="Claude" w:date="2026-05-23T00:00:00Z"/>
-              </w:rPr>
-            </w:pPr>
-            <w:ins w:id="108" w:author="Claude" w:date="2026-05-23T00:00:00Z">
-              <w:r>
-                <w:rPr>
-                  <w:rFonts w:ascii="맑은 고딕" w:eastAsia="맑은 고딕" w:hAnsi="맑은 고딕"/>
-                  <w:sz w:val="18"/>
-                </w:rPr>
-                <w:t>1단 모터 추력 구간. 연소 종료(BurnOut) 감지 대기</w:t>
-              </w:r>
-            </w:ins>
+            </w:pPr>
+            <w:r>
+              <w:rPr>
+                <w:rFonts w:ascii="맑은 고딕" w:eastAsia="맑은 고딕" w:hAnsi="맑은 고딕"/>
+                <w:sz w:val="18"/>
+              </w:rPr>
+              <w:t>1단 모터 추력 구간. 연소 종료(BurnOut) 감지 대기</w:t>
+            </w:r>
           </w:p>
         </w:tc>
         <w:tc>
@@ -3286,26 +3064,18 @@
           <w:p>
             <w:pPr>
               <w:spacing w:line="252" w:lineRule="auto"/>
-              <w:rPr>
-                <w:ins w:id="109" w:author="Claude" w:date="2026-05-23T00:00:00Z"/>
-              </w:rPr>
-            </w:pPr>
-            <w:ins w:id="110" w:author="Claude" w:date="2026-05-23T00:00:00Z">
-              <w:r>
-                <w:rPr>
-                  <w:rFonts w:ascii="맑은 고딕" w:eastAsia="맑은 고딕" w:hAnsi="맑은 고딕"/>
-                  <w:sz w:val="18"/>
-                </w:rPr>
-                <w:t>|비력| &lt; 2.0g 그리고 상승속도 &gt; 10m/s → 관성 비행</w:t>
-              </w:r>
-            </w:ins>
+            </w:pPr>
+            <w:r>
+              <w:rPr>
+                <w:rFonts w:ascii="맑은 고딕" w:eastAsia="맑은 고딕" w:hAnsi="맑은 고딕"/>
+                <w:sz w:val="18"/>
+              </w:rPr>
+              <w:t>|비력| &lt; 2.0g 그리고 상승속도 &gt; 10m/s → 관성 비행</w:t>
+            </w:r>
           </w:p>
         </w:tc>
       </w:tr>
       <w:tr>
-        <w:trPr>
-          <w:ins w:id="111" w:author="Claude" w:date="2026-05-23T00:00:00Z"/>
-        </w:trPr>
         <w:tc>
           <w:tcPr>
             <w:tcW w:w="1600" w:type="dxa"/>
@@ -3320,19 +3090,14 @@
           <w:p>
             <w:pPr>
               <w:spacing w:line="252" w:lineRule="auto"/>
-              <w:rPr>
-                <w:ins w:id="112" w:author="Claude" w:date="2026-05-23T00:00:00Z"/>
-              </w:rPr>
-            </w:pPr>
-            <w:ins w:id="113" w:author="Claude" w:date="2026-05-23T00:00:00Z">
-              <w:r>
-                <w:rPr>
-                  <w:rFonts w:ascii="맑은 고딕" w:eastAsia="맑은 고딕" w:hAnsi="맑은 고딕"/>
-                  <w:sz w:val="18"/>
-                </w:rPr>
-                <w:t>관성 비행 (Coasting)</w:t>
-              </w:r>
-            </w:ins>
+            </w:pPr>
+            <w:r>
+              <w:rPr>
+                <w:rFonts w:ascii="맑은 고딕" w:eastAsia="맑은 고딕" w:hAnsi="맑은 고딕"/>
+                <w:sz w:val="18"/>
+              </w:rPr>
+              <w:t>관성 비행 (Coasting)</w:t>
+            </w:r>
           </w:p>
         </w:tc>
         <w:tc>
@@ -3349,19 +3114,14 @@
           <w:p>
             <w:pPr>
               <w:spacing w:line="252" w:lineRule="auto"/>
-              <w:rPr>
-                <w:ins w:id="114" w:author="Claude" w:date="2026-05-23T00:00:00Z"/>
-              </w:rPr>
-            </w:pPr>
-            <w:ins w:id="115" w:author="Claude" w:date="2026-05-23T00:00:00Z">
-              <w:r>
-                <w:rPr>
-                  <w:rFonts w:ascii="맑은 고딕" w:eastAsia="맑은 고딕" w:hAnsi="맑은 고딕"/>
-                  <w:sz w:val="18"/>
-                </w:rPr>
-                <w:t>1단 모터 연소 종료 (BurnOut 송신)</w:t>
-              </w:r>
-            </w:ins>
+            </w:pPr>
+            <w:r>
+              <w:rPr>
+                <w:rFonts w:ascii="맑은 고딕" w:eastAsia="맑은 고딕" w:hAnsi="맑은 고딕"/>
+                <w:sz w:val="18"/>
+              </w:rPr>
+              <w:t>1단 모터 연소 종료 (BurnOut 송신)</w:t>
+            </w:r>
           </w:p>
         </w:tc>
         <w:tc>
@@ -3378,19 +3138,14 @@
           <w:p>
             <w:pPr>
               <w:spacing w:line="252" w:lineRule="auto"/>
-              <w:rPr>
-                <w:ins w:id="116" w:author="Claude" w:date="2026-05-23T00:00:00Z"/>
-              </w:rPr>
-            </w:pPr>
-            <w:ins w:id="117" w:author="Claude" w:date="2026-05-23T00:00:00Z">
-              <w:r>
-                <w:rPr>
-                  <w:rFonts w:ascii="맑은 고딕" w:eastAsia="맑은 고딕" w:hAnsi="맑은 고딕"/>
-                  <w:sz w:val="18"/>
-                </w:rPr>
-                <w:t>단분리 신호 확인(IR 5샘플=0.5s) + 자세 한계 검사 → 2단 점화. 정점(Apogee) 감지 병행</w:t>
-              </w:r>
-            </w:ins>
+            </w:pPr>
+            <w:r>
+              <w:rPr>
+                <w:rFonts w:ascii="맑은 고딕" w:eastAsia="맑은 고딕" w:hAnsi="맑은 고딕"/>
+                <w:sz w:val="18"/>
+              </w:rPr>
+              <w:t>단분리 신호 확인(IR 5샘플=0.5s) + 자세 한계 검사 → 2단 점화. 정점(Apogee) 감지 병행</w:t>
+            </w:r>
           </w:p>
         </w:tc>
         <w:tc>
@@ -3407,26 +3162,18 @@
           <w:p>
             <w:pPr>
               <w:spacing w:line="252" w:lineRule="auto"/>
-              <w:rPr>
-                <w:ins w:id="118" w:author="Claude" w:date="2026-05-23T00:00:00Z"/>
-              </w:rPr>
-            </w:pPr>
-            <w:ins w:id="119" w:author="Claude" w:date="2026-05-23T00:00:00Z">
-              <w:r>
-                <w:rPr>
-                  <w:rFonts w:ascii="맑은 고딕" w:eastAsia="맑은 고딕" w:hAnsi="맑은 고딕"/>
-                  <w:sz w:val="18"/>
-                </w:rPr>
-                <w:t>상승속도 &lt; -0.5m/s 그리고 고도 &gt; 15m, 3샘플(300ms) 연속 → 하강</w:t>
-              </w:r>
-            </w:ins>
+            </w:pPr>
+            <w:r>
+              <w:rPr>
+                <w:rFonts w:ascii="맑은 고딕" w:eastAsia="맑은 고딕" w:hAnsi="맑은 고딕"/>
+                <w:sz w:val="18"/>
+              </w:rPr>
+              <w:t>상승속도 &lt; -0.5m/s 그리고 고도 &gt; 15m, 3샘플(300ms) 연속 → 하강</w:t>
+            </w:r>
           </w:p>
         </w:tc>
       </w:tr>
       <w:tr>
-        <w:trPr>
-          <w:ins w:id="120" w:author="Claude" w:date="2026-05-23T00:00:00Z"/>
-        </w:trPr>
         <w:tc>
           <w:tcPr>
             <w:tcW w:w="1600" w:type="dxa"/>
@@ -3441,19 +3188,14 @@
           <w:p>
             <w:pPr>
               <w:spacing w:line="252" w:lineRule="auto"/>
-              <w:rPr>
-                <w:ins w:id="121" w:author="Claude" w:date="2026-05-23T00:00:00Z"/>
-              </w:rPr>
-            </w:pPr>
-            <w:ins w:id="122" w:author="Claude" w:date="2026-05-23T00:00:00Z">
-              <w:r>
-                <w:rPr>
-                  <w:rFonts w:ascii="맑은 고딕" w:eastAsia="맑은 고딕" w:hAnsi="맑은 고딕"/>
-                  <w:sz w:val="18"/>
-                </w:rPr>
-                <w:t>하강 (Descent)</w:t>
-              </w:r>
-            </w:ins>
+            </w:pPr>
+            <w:r>
+              <w:rPr>
+                <w:rFonts w:ascii="맑은 고딕" w:eastAsia="맑은 고딕" w:hAnsi="맑은 고딕"/>
+                <w:sz w:val="18"/>
+              </w:rPr>
+              <w:t>하강 (Descent)</w:t>
+            </w:r>
           </w:p>
         </w:tc>
         <w:tc>
@@ -3470,19 +3212,14 @@
           <w:p>
             <w:pPr>
               <w:spacing w:line="252" w:lineRule="auto"/>
-              <w:rPr>
-                <w:ins w:id="123" w:author="Claude" w:date="2026-05-23T00:00:00Z"/>
-              </w:rPr>
-            </w:pPr>
-            <w:ins w:id="124" w:author="Claude" w:date="2026-05-23T00:00:00Z">
-              <w:r>
-                <w:rPr>
-                  <w:rFonts w:ascii="맑은 고딕" w:eastAsia="맑은 고딕" w:hAnsi="맑은 고딕"/>
-                  <w:sz w:val="18"/>
-                </w:rPr>
-                <w:t>정점 도달 (Apogee 송신, 드로그 슈트 사출)</w:t>
-              </w:r>
-            </w:ins>
+            </w:pPr>
+            <w:r>
+              <w:rPr>
+                <w:rFonts w:ascii="맑은 고딕" w:eastAsia="맑은 고딕" w:hAnsi="맑은 고딕"/>
+                <w:sz w:val="18"/>
+              </w:rPr>
+              <w:t>정점 도달 (Apogee 송신, 드로그 슈트 사출)</w:t>
+            </w:r>
           </w:p>
         </w:tc>
         <w:tc>
@@ -3499,19 +3236,14 @@
           <w:p>
             <w:pPr>
               <w:spacing w:line="252" w:lineRule="auto"/>
-              <w:rPr>
-                <w:ins w:id="125" w:author="Claude" w:date="2026-05-23T00:00:00Z"/>
-              </w:rPr>
-            </w:pPr>
-            <w:ins w:id="126" w:author="Claude" w:date="2026-05-23T00:00:00Z">
-              <w:r>
-                <w:rPr>
-                  <w:rFonts w:ascii="맑은 고딕" w:eastAsia="맑은 고딕" w:hAnsi="맑은 고딕"/>
-                  <w:sz w:val="18"/>
-                </w:rPr>
-                <w:t>고도 &lt; 메인 사출 고도 → 메인 슈트 사출(PYRO2 100ms 점화). 착륙 감지 대기</w:t>
-              </w:r>
-            </w:ins>
+            </w:pPr>
+            <w:r>
+              <w:rPr>
+                <w:rFonts w:ascii="맑은 고딕" w:eastAsia="맑은 고딕" w:hAnsi="맑은 고딕"/>
+                <w:sz w:val="18"/>
+              </w:rPr>
+              <w:t>고도 &lt; 메인 사출 고도 → 메인 슈트 사출(PYRO2 100ms 점화). 착륙 감지 대기</w:t>
+            </w:r>
           </w:p>
         </w:tc>
         <w:tc>
@@ -3528,26 +3260,18 @@
           <w:p>
             <w:pPr>
               <w:spacing w:line="252" w:lineRule="auto"/>
-              <w:rPr>
-                <w:ins w:id="127" w:author="Claude" w:date="2026-05-23T00:00:00Z"/>
-              </w:rPr>
-            </w:pPr>
-            <w:ins w:id="128" w:author="Claude" w:date="2026-05-23T00:00:00Z">
-              <w:r>
-                <w:rPr>
-                  <w:rFonts w:ascii="맑은 고딕" w:eastAsia="맑은 고딕" w:hAnsi="맑은 고딕"/>
-                  <w:sz w:val="18"/>
-                </w:rPr>
-                <w:t>고도 &lt; 10m 그리고 |속도| &lt; 1m/s, 10샘플(1s) 연속 → 착륙</w:t>
-              </w:r>
-            </w:ins>
+            </w:pPr>
+            <w:r>
+              <w:rPr>
+                <w:rFonts w:ascii="맑은 고딕" w:eastAsia="맑은 고딕" w:hAnsi="맑은 고딕"/>
+                <w:sz w:val="18"/>
+              </w:rPr>
+              <w:t>고도 &lt; 10m 그리고 |속도| &lt; 1m/s, 10샘플(1s) 연속 → 착륙</w:t>
+            </w:r>
           </w:p>
         </w:tc>
       </w:tr>
       <w:tr>
-        <w:trPr>
-          <w:ins w:id="129" w:author="Claude" w:date="2026-05-23T00:00:00Z"/>
-        </w:trPr>
         <w:tc>
           <w:tcPr>
             <w:tcW w:w="1600" w:type="dxa"/>
@@ -3562,19 +3286,14 @@
           <w:p>
             <w:pPr>
               <w:spacing w:line="252" w:lineRule="auto"/>
-              <w:rPr>
-                <w:ins w:id="130" w:author="Claude" w:date="2026-05-23T00:00:00Z"/>
-              </w:rPr>
-            </w:pPr>
-            <w:ins w:id="131" w:author="Claude" w:date="2026-05-23T00:00:00Z">
-              <w:r>
-                <w:rPr>
-                  <w:rFonts w:ascii="맑은 고딕" w:eastAsia="맑은 고딕" w:hAnsi="맑은 고딕"/>
-                  <w:sz w:val="18"/>
-                </w:rPr>
-                <w:t>착륙 (Landed)</w:t>
-              </w:r>
-            </w:ins>
+            </w:pPr>
+            <w:r>
+              <w:rPr>
+                <w:rFonts w:ascii="맑은 고딕" w:eastAsia="맑은 고딕" w:hAnsi="맑은 고딕"/>
+                <w:sz w:val="18"/>
+              </w:rPr>
+              <w:t>착륙 (Landed)</w:t>
+            </w:r>
           </w:p>
         </w:tc>
         <w:tc>
@@ -3591,19 +3310,14 @@
           <w:p>
             <w:pPr>
               <w:spacing w:line="252" w:lineRule="auto"/>
-              <w:rPr>
-                <w:ins w:id="132" w:author="Claude" w:date="2026-05-23T00:00:00Z"/>
-              </w:rPr>
-            </w:pPr>
-            <w:ins w:id="133" w:author="Claude" w:date="2026-05-23T00:00:00Z">
-              <w:r>
-                <w:rPr>
-                  <w:rFonts w:ascii="맑은 고딕" w:eastAsia="맑은 고딕" w:hAnsi="맑은 고딕"/>
-                  <w:sz w:val="18"/>
-                </w:rPr>
-                <w:t>착륙 감지 (LAND 송신, STOPPED. 송신)</w:t>
-              </w:r>
-            </w:ins>
+            </w:pPr>
+            <w:r>
+              <w:rPr>
+                <w:rFonts w:ascii="맑은 고딕" w:eastAsia="맑은 고딕" w:hAnsi="맑은 고딕"/>
+                <w:sz w:val="18"/>
+              </w:rPr>
+              <w:t>착륙 감지 (LAND 송신, STOPPED. 송신)</w:t>
+            </w:r>
           </w:p>
         </w:tc>
         <w:tc>
@@ -3620,19 +3334,14 @@
           <w:p>
             <w:pPr>
               <w:spacing w:line="252" w:lineRule="auto"/>
-              <w:rPr>
-                <w:ins w:id="134" w:author="Claude" w:date="2026-05-23T00:00:00Z"/>
-              </w:rPr>
-            </w:pPr>
-            <w:ins w:id="135" w:author="Claude" w:date="2026-05-23T00:00:00Z">
-              <w:r>
-                <w:rPr>
-                  <w:rFonts w:ascii="맑은 고딕" w:eastAsia="맑은 고딕" w:hAnsi="맑은 고딕"/>
-                  <w:sz w:val="18"/>
-                </w:rPr>
-                <w:t>로깅 자동 종료, 부저 3회. 비행 종료 상태 유지</w:t>
-              </w:r>
-            </w:ins>
+            </w:pPr>
+            <w:r>
+              <w:rPr>
+                <w:rFonts w:ascii="맑은 고딕" w:eastAsia="맑은 고딕" w:hAnsi="맑은 고딕"/>
+                <w:sz w:val="18"/>
+              </w:rPr>
+              <w:t>로깅 자동 종료, 부저 3회. 비행 종료 상태 유지</w:t>
+            </w:r>
           </w:p>
         </w:tc>
         <w:tc>
@@ -3649,19 +3358,14 @@
           <w:p>
             <w:pPr>
               <w:spacing w:line="252" w:lineRule="auto"/>
-              <w:rPr>
-                <w:ins w:id="136" w:author="Claude" w:date="2026-05-23T00:00:00Z"/>
-              </w:rPr>
-            </w:pPr>
-            <w:ins w:id="137" w:author="Claude" w:date="2026-05-23T00:00:00Z">
-              <w:r>
-                <w:rPr>
-                  <w:rFonts w:ascii="맑은 고딕" w:eastAsia="맑은 고딕" w:hAnsi="맑은 고딕"/>
-                  <w:sz w:val="18"/>
-                </w:rPr>
-                <w:t>(종료) — PARSE로 데이터 회수, REBOOT로 재시작</w:t>
-              </w:r>
-            </w:ins>
+            </w:pPr>
+            <w:r>
+              <w:rPr>
+                <w:rFonts w:ascii="맑은 고딕" w:eastAsia="맑은 고딕" w:hAnsi="맑은 고딕"/>
+                <w:sz w:val="18"/>
+              </w:rPr>
+              <w:t>(종료) — PARSE로 데이터 회수, REBOOT로 재시작</w:t>
+            </w:r>
           </w:p>
         </w:tc>
       </w:tr>
@@ -3669,20 +3373,15 @@
     <w:p>
       <w:pPr>
         <w:spacing w:after="80"/>
+      </w:pPr>
+      <w:r>
         <w:rPr>
-          <w:ins w:id="138" w:author="Claude" w:date="2026-05-23T00:00:00Z"/>
+          <w:rFonts w:ascii="맑은 고딕" w:eastAsia="맑은 고딕" w:hAnsi="맑은 고딕"/>
+          <w:i/>
+          <w:sz w:val="18"/>
         </w:rPr>
-      </w:pPr>
-      <w:ins w:id="139" w:author="Claude" w:date="2026-05-23T00:00:00Z">
-        <w:r>
-          <w:rPr>
-            <w:rFonts w:ascii="맑은 고딕" w:eastAsia="맑은 고딕" w:hAnsi="맑은 고딕"/>
-            <w:i/>
-            <w:sz w:val="18"/>
-          </w:rPr>
-          <w:t>※ 관성 비행 단계의 단분리 처리: 단분리 신호가 잡히고 자세가 한계 이내이면 2단 점화(STAGE2 IGN), 자세 초과면 점화 보류(NSC TILT). 단분리 미확인 상태에서 정점에 도달하면 2단 미점화로 회수 진행(NSC NOSEP).</w:t>
-        </w:r>
-      </w:ins>
+        <w:t>※ 관성 비행 단계의 단분리 처리: 단분리 신호가 잡히고 자세가 한계 이내이면 2단 점화(STAGE2 IGN), 자세 초과면 점화 보류(NSC TILT). 단분리 미확인 상태에서 정점에 도달하면 2단 미점화로 회수 진행(NSC NOSEP).</w:t>
+      </w:r>
     </w:p>
     <w:sectPr>
       <w:pgSz w:w="11906" w:h="16838"/>
